--- a/public/templates/TemplateA.docx
+++ b/public/templates/TemplateA.docx
@@ -66,31 +66,22 @@
           <w:sz w:val="28"/>
           <w:szCs w:val="28"/>
         </w:rPr>
-        <w:t>{</w:t>
-      </w:r>
-      <w:proofErr w:type="gramStart"/>
+        <w:t xml:space="preserve">{phone} </w:t>
+      </w:r>
       <w:r>
         <w:rPr>
           <w:sz w:val="28"/>
           <w:szCs w:val="28"/>
         </w:rPr>
-        <w:t xml:space="preserve">phone} </w:t>
+        <w:t xml:space="preserve"> </w:t>
       </w:r>
       <w:r>
         <w:rPr>
           <w:sz w:val="28"/>
           <w:szCs w:val="28"/>
         </w:rPr>
-        <w:t xml:space="preserve"> </w:t>
-      </w:r>
-      <w:r>
-        <w:rPr>
-          <w:sz w:val="28"/>
-          <w:szCs w:val="28"/>
-        </w:rPr>
         <w:t>|</w:t>
       </w:r>
-      <w:proofErr w:type="gramEnd"/>
       <w:r>
         <w:rPr>
           <w:sz w:val="28"/>
@@ -146,135 +137,47 @@
     </w:p>
     <w:p>
       <w:r>
-        <w:t>{</w:t>
-      </w:r>
-      <w:proofErr w:type="spellStart"/>
-      <w:r>
-        <w:t>professionalSummary</w:t>
-      </w:r>
-      <w:proofErr w:type="spellEnd"/>
-      <w:r>
-        <w:t>}</w:t>
-      </w:r>
-    </w:p>
-    <w:p>
-      <w:pPr>
-        <w:spacing w:after="0" w:line="240" w:lineRule="auto"/>
-      </w:pPr>
-      <w:r>
-        <w:t>{#summary</w:t>
-      </w:r>
-      <w:proofErr w:type="gramStart"/>
-      <w:r>
-        <w:t>1}•</w:t>
-      </w:r>
-      <w:proofErr w:type="gramEnd"/>
-      <w:r>
-        <w:t xml:space="preserve"> {summary</w:t>
-      </w:r>
-      <w:proofErr w:type="gramStart"/>
-      <w:r>
-        <w:t>1}{</w:t>
-      </w:r>
-      <w:proofErr w:type="gramEnd"/>
-      <w:r>
-        <w:t>/summary1}</w:t>
-      </w:r>
-    </w:p>
-    <w:p>
-      <w:pPr>
-        <w:spacing w:after="0" w:line="240" w:lineRule="auto"/>
-      </w:pPr>
-      <w:r>
-        <w:t>{#summary</w:t>
-      </w:r>
-      <w:proofErr w:type="gramStart"/>
-      <w:r>
-        <w:t>2}•</w:t>
-      </w:r>
-      <w:proofErr w:type="gramEnd"/>
-      <w:r>
-        <w:t xml:space="preserve"> {summary</w:t>
-      </w:r>
-      <w:proofErr w:type="gramStart"/>
-      <w:r>
-        <w:t>2}{</w:t>
-      </w:r>
-      <w:proofErr w:type="gramEnd"/>
-      <w:r>
-        <w:t>/summary2}</w:t>
-      </w:r>
-    </w:p>
-    <w:p>
-      <w:pPr>
-        <w:spacing w:after="0" w:line="240" w:lineRule="auto"/>
-      </w:pPr>
-      <w:r>
-        <w:t>{#summary</w:t>
-      </w:r>
-      <w:proofErr w:type="gramStart"/>
-      <w:r>
-        <w:t>3}•</w:t>
-      </w:r>
-      <w:proofErr w:type="gramEnd"/>
-      <w:r>
-        <w:t xml:space="preserve"> {summary</w:t>
-      </w:r>
-      <w:proofErr w:type="gramStart"/>
-      <w:r>
-        <w:t>3}{</w:t>
-      </w:r>
-      <w:proofErr w:type="gramEnd"/>
-      <w:r>
-        <w:t>/summary3}</w:t>
-      </w:r>
-    </w:p>
-    <w:p>
-      <w:pPr>
-        <w:spacing w:after="0" w:line="240" w:lineRule="auto"/>
-      </w:pPr>
-      <w:r>
-        <w:t>{#summary</w:t>
-      </w:r>
-      <w:proofErr w:type="gramStart"/>
-      <w:r>
-        <w:t>4}•</w:t>
-      </w:r>
-      <w:proofErr w:type="gramEnd"/>
-      <w:r>
-        <w:t xml:space="preserve"> {summary</w:t>
-      </w:r>
-      <w:proofErr w:type="gramStart"/>
-      <w:r>
-        <w:t>4}{</w:t>
-      </w:r>
-      <w:proofErr w:type="gramEnd"/>
-      <w:r>
-        <w:t>/summary4}</w:t>
-      </w:r>
-    </w:p>
-    <w:p>
-      <w:pPr>
-        <w:spacing w:after="0" w:line="240" w:lineRule="auto"/>
-      </w:pPr>
-      <w:r>
-        <w:t>{#summary</w:t>
-      </w:r>
-      <w:proofErr w:type="gramStart"/>
-      <w:r>
-        <w:t>5}•</w:t>
-      </w:r>
-      <w:proofErr w:type="gramEnd"/>
-      <w:r>
-        <w:t xml:space="preserve"> {summary</w:t>
-      </w:r>
-      <w:proofErr w:type="gramStart"/>
-      <w:r>
-        <w:t>5}{</w:t>
-      </w:r>
-      <w:proofErr w:type="gramEnd"/>
-      <w:r>
-        <w:t>/summary5}</w:t>
+        <w:t>{professionalSummary}</w:t>
+      </w:r>
+    </w:p>
+    <w:p>
+      <w:pPr>
+        <w:spacing w:after="0" w:line="240" w:lineRule="auto"/>
+      </w:pPr>
+      <w:r>
+        <w:t>{#summary1}• {summary1}{/summary1}</w:t>
+      </w:r>
+    </w:p>
+    <w:p>
+      <w:pPr>
+        <w:spacing w:after="0" w:line="240" w:lineRule="auto"/>
+      </w:pPr>
+      <w:r>
+        <w:t>{#summary2}• {summary2}{/summary2}</w:t>
+      </w:r>
+    </w:p>
+    <w:p>
+      <w:pPr>
+        <w:spacing w:after="0" w:line="240" w:lineRule="auto"/>
+      </w:pPr>
+      <w:r>
+        <w:t>{#summary3}• {summary3}{/summary3}</w:t>
+      </w:r>
+    </w:p>
+    <w:p>
+      <w:pPr>
+        <w:spacing w:after="0" w:line="240" w:lineRule="auto"/>
+      </w:pPr>
+      <w:r>
+        <w:t>{#summary4}• {summary4}{/summary4}</w:t>
+      </w:r>
+    </w:p>
+    <w:p>
+      <w:pPr>
+        <w:spacing w:after="0" w:line="240" w:lineRule="auto"/>
+      </w:pPr>
+      <w:r>
+        <w:t>{#summary5}• {summary5}{/summary5}</w:t>
       </w:r>
     </w:p>
     <w:p>
@@ -323,47 +226,13 @@
           <w:szCs w:val="28"/>
         </w:rPr>
       </w:pPr>
-      <w:proofErr w:type="gramStart"/>
       <w:r>
         <w:rPr>
           <w:sz w:val="28"/>
           <w:szCs w:val="28"/>
         </w:rPr>
-        <w:t>{title}, {employer} ({</w:t>
-      </w:r>
-      <w:proofErr w:type="spellStart"/>
-      <w:r>
-        <w:rPr>
-          <w:sz w:val="28"/>
-          <w:szCs w:val="28"/>
-        </w:rPr>
-        <w:t>employerCity</w:t>
-      </w:r>
-      <w:proofErr w:type="spellEnd"/>
-      <w:r>
-        <w:rPr>
-          <w:sz w:val="28"/>
-          <w:szCs w:val="28"/>
-        </w:rPr>
-        <w:t>}, {</w:t>
-      </w:r>
-      <w:proofErr w:type="spellStart"/>
-      <w:r>
-        <w:rPr>
-          <w:sz w:val="28"/>
-          <w:szCs w:val="28"/>
-        </w:rPr>
-        <w:t>employerState</w:t>
-      </w:r>
-      <w:proofErr w:type="spellEnd"/>
-      <w:r>
-        <w:rPr>
-          <w:sz w:val="28"/>
-          <w:szCs w:val="28"/>
-        </w:rPr>
-        <w:t>})</w:t>
-      </w:r>
-      <w:proofErr w:type="gramEnd"/>
+        <w:t>{title}, {employer} ({employerCity}, {employerState})</w:t>
+      </w:r>
     </w:p>
     <w:p>
       <w:pPr>
@@ -378,132 +247,44 @@
         <w:spacing w:after="0" w:line="240" w:lineRule="auto"/>
       </w:pPr>
       <w:r>
-        <w:t>{#task</w:t>
-      </w:r>
-      <w:proofErr w:type="gramStart"/>
-      <w:r>
-        <w:t>1}•</w:t>
-      </w:r>
-      <w:proofErr w:type="gramEnd"/>
-      <w:r>
-        <w:t xml:space="preserve"> {task</w:t>
-      </w:r>
-      <w:proofErr w:type="gramStart"/>
-      <w:r>
-        <w:t>1}{</w:t>
-      </w:r>
-      <w:proofErr w:type="gramEnd"/>
-      <w:r>
-        <w:t>/task1}</w:t>
-      </w:r>
-    </w:p>
-    <w:p>
-      <w:pPr>
-        <w:spacing w:after="0" w:line="240" w:lineRule="auto"/>
-      </w:pPr>
-      <w:r>
-        <w:t>{#task</w:t>
-      </w:r>
-      <w:proofErr w:type="gramStart"/>
-      <w:r>
-        <w:t>2}•</w:t>
-      </w:r>
-      <w:proofErr w:type="gramEnd"/>
-      <w:r>
-        <w:t xml:space="preserve"> {task</w:t>
-      </w:r>
-      <w:proofErr w:type="gramStart"/>
-      <w:r>
-        <w:t>2}{</w:t>
-      </w:r>
-      <w:proofErr w:type="gramEnd"/>
-      <w:r>
-        <w:t>/task2}</w:t>
-      </w:r>
-    </w:p>
-    <w:p>
-      <w:pPr>
-        <w:spacing w:after="0" w:line="240" w:lineRule="auto"/>
-      </w:pPr>
-      <w:r>
-        <w:t>{#task</w:t>
-      </w:r>
-      <w:proofErr w:type="gramStart"/>
-      <w:r>
-        <w:t>3}•</w:t>
-      </w:r>
-      <w:proofErr w:type="gramEnd"/>
-      <w:r>
-        <w:t xml:space="preserve"> {task</w:t>
-      </w:r>
-      <w:proofErr w:type="gramStart"/>
-      <w:r>
-        <w:t>3}{</w:t>
-      </w:r>
-      <w:proofErr w:type="gramEnd"/>
-      <w:r>
-        <w:t>/task3}</w:t>
-      </w:r>
-    </w:p>
-    <w:p>
-      <w:pPr>
-        <w:spacing w:after="0" w:line="240" w:lineRule="auto"/>
-      </w:pPr>
-      <w:r>
-        <w:t>{#task</w:t>
-      </w:r>
-      <w:proofErr w:type="gramStart"/>
-      <w:r>
-        <w:t>4}•</w:t>
-      </w:r>
-      <w:proofErr w:type="gramEnd"/>
-      <w:r>
-        <w:t xml:space="preserve"> {task</w:t>
-      </w:r>
-      <w:proofErr w:type="gramStart"/>
-      <w:r>
-        <w:t>4}{</w:t>
-      </w:r>
-      <w:proofErr w:type="gramEnd"/>
-      <w:r>
-        <w:t>/task4}</w:t>
-      </w:r>
-    </w:p>
-    <w:p>
-      <w:pPr>
-        <w:spacing w:after="0" w:line="240" w:lineRule="auto"/>
-      </w:pPr>
-      <w:r>
-        <w:t>{#task</w:t>
-      </w:r>
-      <w:proofErr w:type="gramStart"/>
-      <w:r>
-        <w:t>5}•</w:t>
-      </w:r>
-      <w:proofErr w:type="gramEnd"/>
-      <w:r>
-        <w:t xml:space="preserve"> {task</w:t>
-      </w:r>
-      <w:proofErr w:type="gramStart"/>
-      <w:r>
-        <w:t>5}{</w:t>
-      </w:r>
-      <w:proofErr w:type="gramEnd"/>
-      <w:r>
-        <w:t>/task5}</w:t>
-      </w:r>
-    </w:p>
-    <w:p>
-      <w:r>
-        <w:t>{/</w:t>
-      </w:r>
-      <w:proofErr w:type="spellStart"/>
-      <w:r>
-        <w:t>workExperience</w:t>
-      </w:r>
-      <w:proofErr w:type="spellEnd"/>
-      <w:r>
-        <w:t>}</w:t>
+        <w:t>{#task1}• {task1}{/task1}</w:t>
+      </w:r>
+    </w:p>
+    <w:p>
+      <w:pPr>
+        <w:spacing w:after="0" w:line="240" w:lineRule="auto"/>
+      </w:pPr>
+      <w:r>
+        <w:t>{#task2}• {task2}{/task2}</w:t>
+      </w:r>
+    </w:p>
+    <w:p>
+      <w:pPr>
+        <w:spacing w:after="0" w:line="240" w:lineRule="auto"/>
+      </w:pPr>
+      <w:r>
+        <w:t>{#task3}• {task3}{/task3}</w:t>
+      </w:r>
+    </w:p>
+    <w:p>
+      <w:pPr>
+        <w:spacing w:after="0" w:line="240" w:lineRule="auto"/>
+      </w:pPr>
+      <w:r>
+        <w:t>{#task4}• {task4}{/task4}</w:t>
+      </w:r>
+    </w:p>
+    <w:p>
+      <w:pPr>
+        <w:spacing w:after="0" w:line="240" w:lineRule="auto"/>
+      </w:pPr>
+      <w:r>
+        <w:t>{#task5}• {task5}{/task5}</w:t>
+      </w:r>
+    </w:p>
+    <w:p>
+      <w:r>
+        <w:t>{/workExperience}</w:t>
       </w:r>
     </w:p>
     <w:p>
@@ -513,15 +294,7 @@
         </w:pBdr>
       </w:pPr>
       <w:r>
-        <w:t>{/</w:t>
-      </w:r>
-      <w:proofErr w:type="spellStart"/>
-      <w:r>
-        <w:t>hasWorkExperience</w:t>
-      </w:r>
-      <w:proofErr w:type="spellEnd"/>
-      <w:r>
-        <w:t>}</w:t>
+        <w:t>{/hasWorkExperience}</w:t>
       </w:r>
     </w:p>
     <w:p>
@@ -545,34 +318,24 @@
     </w:p>
     <w:p>
       <w:r>
-        <w:t>{school}</w:t>
-      </w:r>
-    </w:p>
-    <w:p>
+        <w:t>school} — {city}, {state}</w:t>
+      </w:r>
+    </w:p>
+    <w:p>
+      <w:pPr>
+        <w:spacing w:line="278" w:lineRule="auto"/>
+      </w:pPr>
       <w:r>
         <w:lastRenderedPageBreak/>
         <w:t>{program}</w:t>
       </w:r>
-    </w:p>
-    <w:p>
-      <w:r>
-        <w:t>{</w:t>
-      </w:r>
-      <w:proofErr w:type="spellStart"/>
-      <w:r>
-        <w:t>startDate</w:t>
-      </w:r>
-      <w:proofErr w:type="spellEnd"/>
-      <w:r>
-        <w:t>} – {</w:t>
-      </w:r>
-      <w:proofErr w:type="spellStart"/>
-      <w:r>
-        <w:t>endDate</w:t>
-      </w:r>
-      <w:proofErr w:type="spellEnd"/>
-      <w:r>
-        <w:t>}</w:t>
+      <w:r>
+        <w:t xml:space="preserve"> </w:t>
+      </w:r>
+    </w:p>
+    <w:p>
+      <w:r>
+        <w:t>{startDate} – {endDate}</w:t>
       </w:r>
     </w:p>
     <w:p>
@@ -588,15 +351,7 @@
     </w:p>
     <w:p>
       <w:r>
-        <w:t>{/</w:t>
-      </w:r>
-      <w:proofErr w:type="spellStart"/>
-      <w:r>
-        <w:t>hasEducation</w:t>
-      </w:r>
-      <w:proofErr w:type="spellEnd"/>
-      <w:r>
-        <w:t>}</w:t>
+        <w:t>{/hasEducation}</w:t>
       </w:r>
     </w:p>
     <w:p>
@@ -651,225 +406,57 @@
           </w:p>
           <w:p>
             <w:r>
-              <w:t>{#cert</w:t>
-            </w:r>
-            <w:proofErr w:type="gramStart"/>
-            <w:r>
-              <w:t>1}•</w:t>
-            </w:r>
-            <w:proofErr w:type="gramEnd"/>
-            <w:r>
-              <w:t xml:space="preserve"> {cert</w:t>
-            </w:r>
-            <w:proofErr w:type="gramStart"/>
-            <w:r>
-              <w:t>1}{</w:t>
-            </w:r>
-            <w:proofErr w:type="gramEnd"/>
-            <w:r>
-              <w:t>/cert1}</w:t>
-            </w:r>
-          </w:p>
-          <w:p>
-            <w:r>
-              <w:t>{#cert</w:t>
-            </w:r>
-            <w:proofErr w:type="gramStart"/>
-            <w:r>
-              <w:t>2}•</w:t>
-            </w:r>
-            <w:proofErr w:type="gramEnd"/>
-            <w:r>
-              <w:t xml:space="preserve"> {cert</w:t>
-            </w:r>
-            <w:proofErr w:type="gramStart"/>
-            <w:r>
-              <w:t>2}{</w:t>
-            </w:r>
-            <w:proofErr w:type="gramEnd"/>
-            <w:r>
-              <w:t>/cert2}</w:t>
-            </w:r>
-          </w:p>
-          <w:p>
-            <w:r>
-              <w:t>{#cert</w:t>
-            </w:r>
-            <w:proofErr w:type="gramStart"/>
-            <w:r>
-              <w:t>3}•</w:t>
-            </w:r>
-            <w:proofErr w:type="gramEnd"/>
-            <w:r>
-              <w:t xml:space="preserve"> {cert</w:t>
-            </w:r>
-            <w:proofErr w:type="gramStart"/>
-            <w:r>
-              <w:t>3}{</w:t>
-            </w:r>
-            <w:proofErr w:type="gramEnd"/>
-            <w:r>
-              <w:t>/cert3}</w:t>
-            </w:r>
-          </w:p>
-          <w:p>
-            <w:r>
-              <w:t>{#cert</w:t>
-            </w:r>
-            <w:proofErr w:type="gramStart"/>
-            <w:r>
-              <w:t>4}•</w:t>
-            </w:r>
-            <w:proofErr w:type="gramEnd"/>
-            <w:r>
-              <w:t xml:space="preserve"> {cert</w:t>
-            </w:r>
-            <w:proofErr w:type="gramStart"/>
-            <w:r>
-              <w:t>4}{</w:t>
-            </w:r>
-            <w:proofErr w:type="gramEnd"/>
-            <w:r>
-              <w:t>/cert4}</w:t>
-            </w:r>
-          </w:p>
-          <w:p>
-            <w:r>
-              <w:t>{#cert</w:t>
-            </w:r>
-            <w:proofErr w:type="gramStart"/>
-            <w:r>
-              <w:t>5}•</w:t>
-            </w:r>
-            <w:proofErr w:type="gramEnd"/>
-            <w:r>
-              <w:t xml:space="preserve"> {cert</w:t>
-            </w:r>
-            <w:proofErr w:type="gramStart"/>
-            <w:r>
-              <w:t>5}{</w:t>
-            </w:r>
-            <w:proofErr w:type="gramEnd"/>
-            <w:r>
-              <w:t>/cert5}</w:t>
-            </w:r>
-          </w:p>
-          <w:p>
-            <w:r>
-              <w:t>{#cert</w:t>
-            </w:r>
-            <w:proofErr w:type="gramStart"/>
-            <w:r>
-              <w:t>6}•</w:t>
-            </w:r>
-            <w:proofErr w:type="gramEnd"/>
-            <w:r>
-              <w:t xml:space="preserve"> {cert</w:t>
-            </w:r>
-            <w:proofErr w:type="gramStart"/>
-            <w:r>
-              <w:t>6}{</w:t>
-            </w:r>
-            <w:proofErr w:type="gramEnd"/>
-            <w:r>
-              <w:t>/cert6}</w:t>
-            </w:r>
-          </w:p>
-          <w:p>
-            <w:r>
-              <w:t>{#cert</w:t>
-            </w:r>
-            <w:proofErr w:type="gramStart"/>
-            <w:r>
-              <w:t>7}•</w:t>
-            </w:r>
-            <w:proofErr w:type="gramEnd"/>
-            <w:r>
-              <w:t xml:space="preserve"> {cert</w:t>
-            </w:r>
-            <w:proofErr w:type="gramStart"/>
-            <w:r>
-              <w:t>7}{</w:t>
-            </w:r>
-            <w:proofErr w:type="gramEnd"/>
-            <w:r>
-              <w:t>/cert7}</w:t>
-            </w:r>
-          </w:p>
-          <w:p>
-            <w:r>
-              <w:t>{#cert</w:t>
-            </w:r>
-            <w:proofErr w:type="gramStart"/>
-            <w:r>
-              <w:t>8}•</w:t>
-            </w:r>
-            <w:proofErr w:type="gramEnd"/>
-            <w:r>
-              <w:t xml:space="preserve"> {cert</w:t>
-            </w:r>
-            <w:proofErr w:type="gramStart"/>
-            <w:r>
-              <w:t>8}{</w:t>
-            </w:r>
-            <w:proofErr w:type="gramEnd"/>
-            <w:r>
-              <w:t>/cert8}</w:t>
-            </w:r>
-          </w:p>
-          <w:p>
-            <w:r>
-              <w:t>{#cert</w:t>
-            </w:r>
-            <w:proofErr w:type="gramStart"/>
-            <w:r>
-              <w:t>9}•</w:t>
-            </w:r>
-            <w:proofErr w:type="gramEnd"/>
-            <w:r>
-              <w:t xml:space="preserve"> {cert</w:t>
-            </w:r>
-            <w:proofErr w:type="gramStart"/>
-            <w:r>
-              <w:t>9}{</w:t>
-            </w:r>
-            <w:proofErr w:type="gramEnd"/>
-            <w:r>
-              <w:t>/cert9}</w:t>
-            </w:r>
-          </w:p>
-          <w:p>
-            <w:r>
-              <w:t>{#cert</w:t>
-            </w:r>
-            <w:proofErr w:type="gramStart"/>
-            <w:r>
-              <w:t>10}•</w:t>
-            </w:r>
-            <w:proofErr w:type="gramEnd"/>
-            <w:r>
-              <w:t xml:space="preserve"> {cert</w:t>
-            </w:r>
-            <w:proofErr w:type="gramStart"/>
-            <w:r>
-              <w:t>10}{</w:t>
-            </w:r>
-            <w:proofErr w:type="gramEnd"/>
-            <w:r>
-              <w:t>/cert10}</w:t>
-            </w:r>
-          </w:p>
-          <w:p>
-            <w:r>
-              <w:t>{/</w:t>
-            </w:r>
-            <w:proofErr w:type="spellStart"/>
-            <w:r>
-              <w:t>hasProgramCerts</w:t>
-            </w:r>
-            <w:proofErr w:type="spellEnd"/>
-            <w:r>
-              <w:t>}</w:t>
+              <w:t>{#cert1}• {cert1}{/cert1}</w:t>
+            </w:r>
+          </w:p>
+          <w:p>
+            <w:r>
+              <w:t>{#cert2}• {cert2}{/cert2}</w:t>
+            </w:r>
+          </w:p>
+          <w:p>
+            <w:r>
+              <w:t>{#cert3}• {cert3}{/cert3}</w:t>
+            </w:r>
+          </w:p>
+          <w:p>
+            <w:r>
+              <w:t>{#cert4}• {cert4}{/cert4}</w:t>
+            </w:r>
+          </w:p>
+          <w:p>
+            <w:r>
+              <w:t>{#cert5}• {cert5}{/cert5}</w:t>
+            </w:r>
+          </w:p>
+          <w:p>
+            <w:r>
+              <w:t>{#cert6}• {cert6}{/cert6}</w:t>
+            </w:r>
+          </w:p>
+          <w:p>
+            <w:r>
+              <w:t>{#cert7}• {cert7}{/cert7}</w:t>
+            </w:r>
+          </w:p>
+          <w:p>
+            <w:r>
+              <w:t>{#cert8}• {cert8}{/cert8}</w:t>
+            </w:r>
+          </w:p>
+          <w:p>
+            <w:r>
+              <w:t>{#cert9}• {cert9}{/cert9}</w:t>
+            </w:r>
+          </w:p>
+          <w:p>
+            <w:r>
+              <w:t>{#cert10}• {cert10}{/cert10}</w:t>
+            </w:r>
+          </w:p>
+          <w:p>
+            <w:r>
+              <w:t>{/hasProgramCerts}</w:t>
             </w:r>
           </w:p>
           <w:p/>
@@ -900,225 +487,57 @@
           </w:p>
           <w:p>
             <w:r>
-              <w:t>{#skill</w:t>
-            </w:r>
-            <w:proofErr w:type="gramStart"/>
-            <w:r>
-              <w:t>1}•</w:t>
-            </w:r>
-            <w:proofErr w:type="gramEnd"/>
-            <w:r>
-              <w:t xml:space="preserve"> {skill</w:t>
-            </w:r>
-            <w:proofErr w:type="gramStart"/>
-            <w:r>
-              <w:t>1}{</w:t>
-            </w:r>
-            <w:proofErr w:type="gramEnd"/>
-            <w:r>
-              <w:t>/skill1}</w:t>
-            </w:r>
-          </w:p>
-          <w:p>
-            <w:r>
-              <w:t>{#skill</w:t>
-            </w:r>
-            <w:proofErr w:type="gramStart"/>
-            <w:r>
-              <w:t>2}•</w:t>
-            </w:r>
-            <w:proofErr w:type="gramEnd"/>
-            <w:r>
-              <w:t xml:space="preserve"> {skill</w:t>
-            </w:r>
-            <w:proofErr w:type="gramStart"/>
-            <w:r>
-              <w:t>2}{</w:t>
-            </w:r>
-            <w:proofErr w:type="gramEnd"/>
-            <w:r>
-              <w:t>/skill2}</w:t>
-            </w:r>
-          </w:p>
-          <w:p>
-            <w:r>
-              <w:t>{#skill</w:t>
-            </w:r>
-            <w:proofErr w:type="gramStart"/>
-            <w:r>
-              <w:t>3}•</w:t>
-            </w:r>
-            <w:proofErr w:type="gramEnd"/>
-            <w:r>
-              <w:t xml:space="preserve"> {skill</w:t>
-            </w:r>
-            <w:proofErr w:type="gramStart"/>
-            <w:r>
-              <w:t>3}{</w:t>
-            </w:r>
-            <w:proofErr w:type="gramEnd"/>
-            <w:r>
-              <w:t>/skill3}</w:t>
-            </w:r>
-          </w:p>
-          <w:p>
-            <w:r>
-              <w:t>{#skill</w:t>
-            </w:r>
-            <w:proofErr w:type="gramStart"/>
-            <w:r>
-              <w:t>4}•</w:t>
-            </w:r>
-            <w:proofErr w:type="gramEnd"/>
-            <w:r>
-              <w:t xml:space="preserve"> {skill</w:t>
-            </w:r>
-            <w:proofErr w:type="gramStart"/>
-            <w:r>
-              <w:t>4}{</w:t>
-            </w:r>
-            <w:proofErr w:type="gramEnd"/>
-            <w:r>
-              <w:t>/skill4}</w:t>
-            </w:r>
-          </w:p>
-          <w:p>
-            <w:r>
-              <w:t>{#skill</w:t>
-            </w:r>
-            <w:proofErr w:type="gramStart"/>
-            <w:r>
-              <w:t>5}•</w:t>
-            </w:r>
-            <w:proofErr w:type="gramEnd"/>
-            <w:r>
-              <w:t xml:space="preserve"> {skill</w:t>
-            </w:r>
-            <w:proofErr w:type="gramStart"/>
-            <w:r>
-              <w:t>5}{</w:t>
-            </w:r>
-            <w:proofErr w:type="gramEnd"/>
-            <w:r>
-              <w:t>/skill5}</w:t>
-            </w:r>
-          </w:p>
-          <w:p>
-            <w:r>
-              <w:t>{#skill</w:t>
-            </w:r>
-            <w:proofErr w:type="gramStart"/>
-            <w:r>
-              <w:t>6}•</w:t>
-            </w:r>
-            <w:proofErr w:type="gramEnd"/>
-            <w:r>
-              <w:t xml:space="preserve"> {skill</w:t>
-            </w:r>
-            <w:proofErr w:type="gramStart"/>
-            <w:r>
-              <w:t>6}{</w:t>
-            </w:r>
-            <w:proofErr w:type="gramEnd"/>
-            <w:r>
-              <w:t>/skill6}</w:t>
-            </w:r>
-          </w:p>
-          <w:p>
-            <w:r>
-              <w:t>{#skill</w:t>
-            </w:r>
-            <w:proofErr w:type="gramStart"/>
-            <w:r>
-              <w:t>7}•</w:t>
-            </w:r>
-            <w:proofErr w:type="gramEnd"/>
-            <w:r>
-              <w:t xml:space="preserve"> {skill</w:t>
-            </w:r>
-            <w:proofErr w:type="gramStart"/>
-            <w:r>
-              <w:t>7}{</w:t>
-            </w:r>
-            <w:proofErr w:type="gramEnd"/>
-            <w:r>
-              <w:t>/skill7}</w:t>
-            </w:r>
-          </w:p>
-          <w:p>
-            <w:r>
-              <w:t>{#skill</w:t>
-            </w:r>
-            <w:proofErr w:type="gramStart"/>
-            <w:r>
-              <w:t>8}•</w:t>
-            </w:r>
-            <w:proofErr w:type="gramEnd"/>
-            <w:r>
-              <w:t xml:space="preserve"> {skill</w:t>
-            </w:r>
-            <w:proofErr w:type="gramStart"/>
-            <w:r>
-              <w:t>8}{</w:t>
-            </w:r>
-            <w:proofErr w:type="gramEnd"/>
-            <w:r>
-              <w:t>/skill8}</w:t>
-            </w:r>
-          </w:p>
-          <w:p>
-            <w:r>
-              <w:t>{#skill</w:t>
-            </w:r>
-            <w:proofErr w:type="gramStart"/>
-            <w:r>
-              <w:t>9}•</w:t>
-            </w:r>
-            <w:proofErr w:type="gramEnd"/>
-            <w:r>
-              <w:t xml:space="preserve"> {skill</w:t>
-            </w:r>
-            <w:proofErr w:type="gramStart"/>
-            <w:r>
-              <w:t>9}{</w:t>
-            </w:r>
-            <w:proofErr w:type="gramEnd"/>
-            <w:r>
-              <w:t>/skill9}</w:t>
-            </w:r>
-          </w:p>
-          <w:p>
-            <w:r>
-              <w:t>{#skill</w:t>
-            </w:r>
-            <w:proofErr w:type="gramStart"/>
-            <w:r>
-              <w:t>10}•</w:t>
-            </w:r>
-            <w:proofErr w:type="gramEnd"/>
-            <w:r>
-              <w:t xml:space="preserve"> {skill</w:t>
-            </w:r>
-            <w:proofErr w:type="gramStart"/>
-            <w:r>
-              <w:t>10}{</w:t>
-            </w:r>
-            <w:proofErr w:type="gramEnd"/>
-            <w:r>
-              <w:t>/skill10}</w:t>
-            </w:r>
-          </w:p>
-          <w:p>
-            <w:r>
-              <w:t>{/</w:t>
-            </w:r>
-            <w:proofErr w:type="spellStart"/>
-            <w:r>
-              <w:t>hasExtraSkills</w:t>
-            </w:r>
-            <w:proofErr w:type="spellEnd"/>
-            <w:r>
-              <w:t>}</w:t>
+              <w:t>{#skill1}• {skill1}{/skill1}</w:t>
+            </w:r>
+          </w:p>
+          <w:p>
+            <w:r>
+              <w:t>{#skill2}• {skill2}{/skill2}</w:t>
+            </w:r>
+          </w:p>
+          <w:p>
+            <w:r>
+              <w:t>{#skill3}• {skill3}{/skill3}</w:t>
+            </w:r>
+          </w:p>
+          <w:p>
+            <w:r>
+              <w:t>{#skill4}• {skill4}{/skill4}</w:t>
+            </w:r>
+          </w:p>
+          <w:p>
+            <w:r>
+              <w:t>{#skill5}• {skill5}{/skill5}</w:t>
+            </w:r>
+          </w:p>
+          <w:p>
+            <w:r>
+              <w:t>{#skill6}• {skill6}{/skill6}</w:t>
+            </w:r>
+          </w:p>
+          <w:p>
+            <w:r>
+              <w:t>{#skill7}• {skill7}{/skill7}</w:t>
+            </w:r>
+          </w:p>
+          <w:p>
+            <w:r>
+              <w:t>{#skill8}• {skill8}{/skill8}</w:t>
+            </w:r>
+          </w:p>
+          <w:p>
+            <w:r>
+              <w:t>{#skill9}• {skill9}{/skill9}</w:t>
+            </w:r>
+          </w:p>
+          <w:p>
+            <w:r>
+              <w:t>{#skill10}• {skill10}{/skill10}</w:t>
+            </w:r>
+          </w:p>
+          <w:p>
+            <w:r>
+              <w:t>{/hasExtraSkills}</w:t>
             </w:r>
           </w:p>
           <w:p/>

--- a/public/templates/TemplateA.docx
+++ b/public/templates/TemplateA.docx
@@ -66,62 +66,38 @@
           <w:sz w:val="28"/>
           <w:szCs w:val="28"/>
         </w:rPr>
-        <w:t xml:space="preserve">{phone} </w:t>
-      </w:r>
+        <w:t>{</w:t>
+      </w:r>
+      <w:proofErr w:type="gramStart"/>
       <w:r>
         <w:rPr>
           <w:sz w:val="28"/>
           <w:szCs w:val="28"/>
         </w:rPr>
-        <w:t xml:space="preserve"> </w:t>
-      </w:r>
+        <w:t>phone}  |</w:t>
+      </w:r>
+      <w:proofErr w:type="gramEnd"/>
       <w:r>
         <w:rPr>
           <w:sz w:val="28"/>
           <w:szCs w:val="28"/>
         </w:rPr>
-        <w:t>|</w:t>
-      </w:r>
-      <w:r>
+        <w:t xml:space="preserve">  {email}</w:t>
+      </w:r>
+    </w:p>
+    <w:p>
+      <w:pPr>
         <w:rPr>
           <w:sz w:val="28"/>
           <w:szCs w:val="28"/>
         </w:rPr>
-        <w:t xml:space="preserve"> </w:t>
-      </w:r>
-      <w:r>
-        <w:rPr>
-          <w:sz w:val="28"/>
-          <w:szCs w:val="28"/>
-        </w:rPr>
-        <w:t xml:space="preserve"> {email}</w:t>
-      </w:r>
+      </w:pPr>
     </w:p>
     <w:p>
       <w:pPr>
         <w:pBdr>
           <w:bottom w:val="single" w:sz="12" w:space="1" w:color="auto"/>
         </w:pBdr>
-        <w:spacing w:after="0" w:line="240" w:lineRule="auto"/>
-        <w:jc w:val="center"/>
-        <w:rPr>
-          <w:sz w:val="28"/>
-          <w:szCs w:val="28"/>
-        </w:rPr>
-      </w:pPr>
-    </w:p>
-    <w:p>
-      <w:pPr>
-        <w:spacing w:after="0" w:line="240" w:lineRule="auto"/>
-        <w:jc w:val="center"/>
-        <w:rPr>
-          <w:sz w:val="28"/>
-          <w:szCs w:val="28"/>
-        </w:rPr>
-      </w:pPr>
-    </w:p>
-    <w:p>
-      <w:pPr>
         <w:rPr>
           <w:sz w:val="48"/>
           <w:szCs w:val="48"/>
@@ -137,7 +113,15 @@
     </w:p>
     <w:p>
       <w:r>
-        <w:t>{professionalSummary}</w:t>
+        <w:t>{</w:t>
+      </w:r>
+      <w:proofErr w:type="spellStart"/>
+      <w:r>
+        <w:t>professionalSummary</w:t>
+      </w:r>
+      <w:proofErr w:type="spellEnd"/>
+      <w:r>
+        <w:t>}</w:t>
       </w:r>
     </w:p>
     <w:p>
@@ -145,7 +129,23 @@
         <w:spacing w:after="0" w:line="240" w:lineRule="auto"/>
       </w:pPr>
       <w:r>
-        <w:t>{#summary1}• {summary1}{/summary1}</w:t>
+        <w:t>{#summary</w:t>
+      </w:r>
+      <w:proofErr w:type="gramStart"/>
+      <w:r>
+        <w:t>1}•</w:t>
+      </w:r>
+      <w:proofErr w:type="gramEnd"/>
+      <w:r>
+        <w:t xml:space="preserve"> {summary</w:t>
+      </w:r>
+      <w:proofErr w:type="gramStart"/>
+      <w:r>
+        <w:t>1}{</w:t>
+      </w:r>
+      <w:proofErr w:type="gramEnd"/>
+      <w:r>
+        <w:t>/summary1}</w:t>
       </w:r>
     </w:p>
     <w:p>
@@ -153,7 +153,23 @@
         <w:spacing w:after="0" w:line="240" w:lineRule="auto"/>
       </w:pPr>
       <w:r>
-        <w:t>{#summary2}• {summary2}{/summary2}</w:t>
+        <w:t>{#summary</w:t>
+      </w:r>
+      <w:proofErr w:type="gramStart"/>
+      <w:r>
+        <w:t>2}•</w:t>
+      </w:r>
+      <w:proofErr w:type="gramEnd"/>
+      <w:r>
+        <w:t xml:space="preserve"> {summary</w:t>
+      </w:r>
+      <w:proofErr w:type="gramStart"/>
+      <w:r>
+        <w:t>2}{</w:t>
+      </w:r>
+      <w:proofErr w:type="gramEnd"/>
+      <w:r>
+        <w:t>/summary2}</w:t>
       </w:r>
     </w:p>
     <w:p>
@@ -161,7 +177,23 @@
         <w:spacing w:after="0" w:line="240" w:lineRule="auto"/>
       </w:pPr>
       <w:r>
-        <w:t>{#summary3}• {summary3}{/summary3}</w:t>
+        <w:t>{#summary</w:t>
+      </w:r>
+      <w:proofErr w:type="gramStart"/>
+      <w:r>
+        <w:t>3}•</w:t>
+      </w:r>
+      <w:proofErr w:type="gramEnd"/>
+      <w:r>
+        <w:t xml:space="preserve"> {summary</w:t>
+      </w:r>
+      <w:proofErr w:type="gramStart"/>
+      <w:r>
+        <w:t>3}{</w:t>
+      </w:r>
+      <w:proofErr w:type="gramEnd"/>
+      <w:r>
+        <w:t>/summary3}</w:t>
       </w:r>
     </w:p>
     <w:p>
@@ -169,7 +201,23 @@
         <w:spacing w:after="0" w:line="240" w:lineRule="auto"/>
       </w:pPr>
       <w:r>
-        <w:t>{#summary4}• {summary4}{/summary4}</w:t>
+        <w:t>{#summary</w:t>
+      </w:r>
+      <w:proofErr w:type="gramStart"/>
+      <w:r>
+        <w:t>4}•</w:t>
+      </w:r>
+      <w:proofErr w:type="gramEnd"/>
+      <w:r>
+        <w:t xml:space="preserve"> {summary</w:t>
+      </w:r>
+      <w:proofErr w:type="gramStart"/>
+      <w:r>
+        <w:t>4}{</w:t>
+      </w:r>
+      <w:proofErr w:type="gramEnd"/>
+      <w:r>
+        <w:t>/summary4}</w:t>
       </w:r>
     </w:p>
     <w:p>
@@ -177,7 +225,23 @@
         <w:spacing w:after="0" w:line="240" w:lineRule="auto"/>
       </w:pPr>
       <w:r>
-        <w:t>{#summary5}• {summary5}{/summary5}</w:t>
+        <w:t>{#summary</w:t>
+      </w:r>
+      <w:proofErr w:type="gramStart"/>
+      <w:r>
+        <w:t>5}•</w:t>
+      </w:r>
+      <w:proofErr w:type="gramEnd"/>
+      <w:r>
+        <w:t xml:space="preserve"> {summary</w:t>
+      </w:r>
+      <w:proofErr w:type="gramStart"/>
+      <w:r>
+        <w:t>5}{</w:t>
+      </w:r>
+      <w:proofErr w:type="gramEnd"/>
+      <w:r>
+        <w:t>/summary5}</w:t>
       </w:r>
     </w:p>
     <w:p>
@@ -197,13 +261,11 @@
         </w:pBdr>
       </w:pPr>
     </w:p>
-    <w:p/>
-    <w:p>
-      <w:pPr>
-        <w:rPr>
-          <w:sz w:val="56"/>
-          <w:szCs w:val="56"/>
-        </w:rPr>
+    <w:p>
+      <w:pPr>
+        <w:pBdr>
+          <w:bottom w:val="single" w:sz="12" w:space="1" w:color="auto"/>
+        </w:pBdr>
       </w:pPr>
       <w:r>
         <w:rPr>
@@ -226,13 +288,47 @@
           <w:szCs w:val="28"/>
         </w:rPr>
       </w:pPr>
+      <w:proofErr w:type="gramStart"/>
       <w:r>
         <w:rPr>
           <w:sz w:val="28"/>
           <w:szCs w:val="28"/>
         </w:rPr>
-        <w:t>{title}, {employer} ({employerCity}, {employerState})</w:t>
-      </w:r>
+        <w:t>{title}, {employer} ({</w:t>
+      </w:r>
+      <w:proofErr w:type="spellStart"/>
+      <w:r>
+        <w:rPr>
+          <w:sz w:val="28"/>
+          <w:szCs w:val="28"/>
+        </w:rPr>
+        <w:t>employerCity</w:t>
+      </w:r>
+      <w:proofErr w:type="spellEnd"/>
+      <w:r>
+        <w:rPr>
+          <w:sz w:val="28"/>
+          <w:szCs w:val="28"/>
+        </w:rPr>
+        <w:t>}, {</w:t>
+      </w:r>
+      <w:proofErr w:type="spellStart"/>
+      <w:r>
+        <w:rPr>
+          <w:sz w:val="28"/>
+          <w:szCs w:val="28"/>
+        </w:rPr>
+        <w:t>employerState</w:t>
+      </w:r>
+      <w:proofErr w:type="spellEnd"/>
+      <w:r>
+        <w:rPr>
+          <w:sz w:val="28"/>
+          <w:szCs w:val="28"/>
+        </w:rPr>
+        <w:t>})</w:t>
+      </w:r>
+      <w:proofErr w:type="gramEnd"/>
     </w:p>
     <w:p>
       <w:pPr>
@@ -247,7 +343,23 @@
         <w:spacing w:after="0" w:line="240" w:lineRule="auto"/>
       </w:pPr>
       <w:r>
-        <w:t>{#task1}• {task1}{/task1}</w:t>
+        <w:t>{#task</w:t>
+      </w:r>
+      <w:proofErr w:type="gramStart"/>
+      <w:r>
+        <w:t>1}•</w:t>
+      </w:r>
+      <w:proofErr w:type="gramEnd"/>
+      <w:r>
+        <w:t xml:space="preserve"> {task</w:t>
+      </w:r>
+      <w:proofErr w:type="gramStart"/>
+      <w:r>
+        <w:t>1}{</w:t>
+      </w:r>
+      <w:proofErr w:type="gramEnd"/>
+      <w:r>
+        <w:t>/task1}</w:t>
       </w:r>
     </w:p>
     <w:p>
@@ -255,7 +367,23 @@
         <w:spacing w:after="0" w:line="240" w:lineRule="auto"/>
       </w:pPr>
       <w:r>
-        <w:t>{#task2}• {task2}{/task2}</w:t>
+        <w:t>{#task</w:t>
+      </w:r>
+      <w:proofErr w:type="gramStart"/>
+      <w:r>
+        <w:t>2}•</w:t>
+      </w:r>
+      <w:proofErr w:type="gramEnd"/>
+      <w:r>
+        <w:t xml:space="preserve"> {task</w:t>
+      </w:r>
+      <w:proofErr w:type="gramStart"/>
+      <w:r>
+        <w:t>2}{</w:t>
+      </w:r>
+      <w:proofErr w:type="gramEnd"/>
+      <w:r>
+        <w:t>/task2}</w:t>
       </w:r>
     </w:p>
     <w:p>
@@ -263,7 +391,23 @@
         <w:spacing w:after="0" w:line="240" w:lineRule="auto"/>
       </w:pPr>
       <w:r>
-        <w:t>{#task3}• {task3}{/task3}</w:t>
+        <w:t>{#task</w:t>
+      </w:r>
+      <w:proofErr w:type="gramStart"/>
+      <w:r>
+        <w:t>3}•</w:t>
+      </w:r>
+      <w:proofErr w:type="gramEnd"/>
+      <w:r>
+        <w:t xml:space="preserve"> {task</w:t>
+      </w:r>
+      <w:proofErr w:type="gramStart"/>
+      <w:r>
+        <w:t>3}{</w:t>
+      </w:r>
+      <w:proofErr w:type="gramEnd"/>
+      <w:r>
+        <w:t>/task3}</w:t>
       </w:r>
     </w:p>
     <w:p>
@@ -271,7 +415,23 @@
         <w:spacing w:after="0" w:line="240" w:lineRule="auto"/>
       </w:pPr>
       <w:r>
-        <w:t>{#task4}• {task4}{/task4}</w:t>
+        <w:t>{#task</w:t>
+      </w:r>
+      <w:proofErr w:type="gramStart"/>
+      <w:r>
+        <w:t>4}•</w:t>
+      </w:r>
+      <w:proofErr w:type="gramEnd"/>
+      <w:r>
+        <w:t xml:space="preserve"> {task</w:t>
+      </w:r>
+      <w:proofErr w:type="gramStart"/>
+      <w:r>
+        <w:t>4}{</w:t>
+      </w:r>
+      <w:proofErr w:type="gramEnd"/>
+      <w:r>
+        <w:t>/task4}</w:t>
       </w:r>
     </w:p>
     <w:p>
@@ -279,12 +439,36 @@
         <w:spacing w:after="0" w:line="240" w:lineRule="auto"/>
       </w:pPr>
       <w:r>
-        <w:t>{#task5}• {task5}{/task5}</w:t>
-      </w:r>
-    </w:p>
-    <w:p>
-      <w:r>
-        <w:t>{/workExperience}</w:t>
+        <w:t>{#task</w:t>
+      </w:r>
+      <w:proofErr w:type="gramStart"/>
+      <w:r>
+        <w:t>5}•</w:t>
+      </w:r>
+      <w:proofErr w:type="gramEnd"/>
+      <w:r>
+        <w:t xml:space="preserve"> {task</w:t>
+      </w:r>
+      <w:proofErr w:type="gramStart"/>
+      <w:r>
+        <w:t>5}{</w:t>
+      </w:r>
+      <w:proofErr w:type="gramEnd"/>
+      <w:r>
+        <w:t>/task5}</w:t>
+      </w:r>
+    </w:p>
+    <w:p>
+      <w:r>
+        <w:t>{/</w:t>
+      </w:r>
+      <w:proofErr w:type="spellStart"/>
+      <w:r>
+        <w:t>workExperience</w:t>
+      </w:r>
+      <w:proofErr w:type="spellEnd"/>
+      <w:r>
+        <w:t>}</w:t>
       </w:r>
     </w:p>
     <w:p>
@@ -294,7 +478,15 @@
         </w:pBdr>
       </w:pPr>
       <w:r>
-        <w:t>{/hasWorkExperience}</w:t>
+        <w:t>{/</w:t>
+      </w:r>
+      <w:proofErr w:type="spellStart"/>
+      <w:r>
+        <w:t>hasWorkExperience</w:t>
+      </w:r>
+      <w:proofErr w:type="spellEnd"/>
+      <w:r>
+        <w:t>}</w:t>
       </w:r>
     </w:p>
     <w:p>
@@ -303,6 +495,15 @@
       </w:r>
     </w:p>
     <w:p>
+      <w:pPr>
+        <w:pBdr>
+          <w:bottom w:val="single" w:sz="12" w:space="1" w:color="auto"/>
+        </w:pBdr>
+        <w:rPr>
+          <w:sz w:val="56"/>
+          <w:szCs w:val="56"/>
+        </w:rPr>
+      </w:pPr>
       <w:r>
         <w:rPr>
           <w:sz w:val="56"/>
@@ -318,7 +519,32 @@
     </w:p>
     <w:p>
       <w:r>
-        <w:t>school} — {city}, {state}</w:t>
+        <w:t xml:space="preserve">school} — </w:t>
+      </w:r>
+      <w:r>
+        <w:t>{</w:t>
+      </w:r>
+      <w:proofErr w:type="spellStart"/>
+      <w:r>
+        <w:t>eduC</w:t>
+      </w:r>
+      <w:r>
+        <w:t>ity</w:t>
+      </w:r>
+      <w:proofErr w:type="spellEnd"/>
+      <w:r>
+        <w:t>}, {</w:t>
+      </w:r>
+      <w:proofErr w:type="spellStart"/>
+      <w:r>
+        <w:t>eduS</w:t>
+      </w:r>
+      <w:r>
+        <w:t>tate</w:t>
+      </w:r>
+      <w:proofErr w:type="spellEnd"/>
+      <w:r>
+        <w:t>}</w:t>
       </w:r>
     </w:p>
     <w:p>
@@ -326,16 +552,32 @@
         <w:spacing w:line="278" w:lineRule="auto"/>
       </w:pPr>
       <w:r>
+        <w:t>{program}</w:t>
+      </w:r>
+      <w:r>
+        <w:t xml:space="preserve"> </w:t>
+      </w:r>
+    </w:p>
+    <w:p>
+      <w:r>
         <w:lastRenderedPageBreak/>
-        <w:t>{program}</w:t>
-      </w:r>
-      <w:r>
-        <w:t xml:space="preserve"> </w:t>
-      </w:r>
-    </w:p>
-    <w:p>
-      <w:r>
-        <w:t>{startDate} – {endDate}</w:t>
+        <w:t>{</w:t>
+      </w:r>
+      <w:proofErr w:type="spellStart"/>
+      <w:r>
+        <w:t>startDate</w:t>
+      </w:r>
+      <w:proofErr w:type="spellEnd"/>
+      <w:r>
+        <w:t>} – {</w:t>
+      </w:r>
+      <w:proofErr w:type="spellStart"/>
+      <w:r>
+        <w:t>endDate</w:t>
+      </w:r>
+      <w:proofErr w:type="spellEnd"/>
+      <w:r>
+        <w:t>}</w:t>
       </w:r>
     </w:p>
     <w:p>
@@ -351,16 +593,19 @@
     </w:p>
     <w:p>
       <w:r>
-        <w:t>{/hasEducation}</w:t>
-      </w:r>
-    </w:p>
-    <w:p>
-      <w:pPr>
-        <w:pBdr>
-          <w:bottom w:val="single" w:sz="12" w:space="1" w:color="auto"/>
-        </w:pBdr>
-      </w:pPr>
-    </w:p>
+        <w:t>{/</w:t>
+      </w:r>
+      <w:proofErr w:type="spellStart"/>
+      <w:r>
+        <w:t>hasEducation</w:t>
+      </w:r>
+      <w:proofErr w:type="spellEnd"/>
+      <w:r>
+        <w:t>}</w:t>
+      </w:r>
+    </w:p>
+    <w:p/>
+    <w:p/>
     <w:tbl>
       <w:tblPr>
         <w:tblStyle w:val="TableGrid"/>
@@ -394,69 +639,239 @@
               <w:rPr>
                 <w:sz w:val="56"/>
                 <w:szCs w:val="56"/>
+                <w:u w:val="single"/>
               </w:rPr>
             </w:pPr>
             <w:r>
               <w:rPr>
                 <w:sz w:val="56"/>
                 <w:szCs w:val="56"/>
+                <w:u w:val="single"/>
               </w:rPr>
               <w:t>CERTIFICATIONS</w:t>
             </w:r>
           </w:p>
           <w:p>
             <w:r>
-              <w:t>{#cert1}• {cert1}{/cert1}</w:t>
-            </w:r>
-          </w:p>
-          <w:p>
-            <w:r>
-              <w:t>{#cert2}• {cert2}{/cert2}</w:t>
-            </w:r>
-          </w:p>
-          <w:p>
-            <w:r>
-              <w:t>{#cert3}• {cert3}{/cert3}</w:t>
-            </w:r>
-          </w:p>
-          <w:p>
-            <w:r>
-              <w:t>{#cert4}• {cert4}{/cert4}</w:t>
-            </w:r>
-          </w:p>
-          <w:p>
-            <w:r>
-              <w:t>{#cert5}• {cert5}{/cert5}</w:t>
-            </w:r>
-          </w:p>
-          <w:p>
-            <w:r>
-              <w:t>{#cert6}• {cert6}{/cert6}</w:t>
-            </w:r>
-          </w:p>
-          <w:p>
-            <w:r>
-              <w:t>{#cert7}• {cert7}{/cert7}</w:t>
-            </w:r>
-          </w:p>
-          <w:p>
-            <w:r>
-              <w:t>{#cert8}• {cert8}{/cert8}</w:t>
-            </w:r>
-          </w:p>
-          <w:p>
-            <w:r>
-              <w:t>{#cert9}• {cert9}{/cert9}</w:t>
-            </w:r>
-          </w:p>
-          <w:p>
-            <w:r>
-              <w:t>{#cert10}• {cert10}{/cert10}</w:t>
-            </w:r>
-          </w:p>
-          <w:p>
-            <w:r>
-              <w:t>{/hasProgramCerts}</w:t>
+              <w:t>{#cert</w:t>
+            </w:r>
+            <w:proofErr w:type="gramStart"/>
+            <w:r>
+              <w:t>1}•</w:t>
+            </w:r>
+            <w:proofErr w:type="gramEnd"/>
+            <w:r>
+              <w:t xml:space="preserve"> {cert</w:t>
+            </w:r>
+            <w:proofErr w:type="gramStart"/>
+            <w:r>
+              <w:t>1}{</w:t>
+            </w:r>
+            <w:proofErr w:type="gramEnd"/>
+            <w:r>
+              <w:t>/cert1}</w:t>
+            </w:r>
+          </w:p>
+          <w:p>
+            <w:r>
+              <w:t>{#cert</w:t>
+            </w:r>
+            <w:proofErr w:type="gramStart"/>
+            <w:r>
+              <w:t>2}•</w:t>
+            </w:r>
+            <w:proofErr w:type="gramEnd"/>
+            <w:r>
+              <w:t xml:space="preserve"> {cert</w:t>
+            </w:r>
+            <w:proofErr w:type="gramStart"/>
+            <w:r>
+              <w:t>2}{</w:t>
+            </w:r>
+            <w:proofErr w:type="gramEnd"/>
+            <w:r>
+              <w:t>/cert2}</w:t>
+            </w:r>
+          </w:p>
+          <w:p>
+            <w:r>
+              <w:t>{#cert</w:t>
+            </w:r>
+            <w:proofErr w:type="gramStart"/>
+            <w:r>
+              <w:t>3}•</w:t>
+            </w:r>
+            <w:proofErr w:type="gramEnd"/>
+            <w:r>
+              <w:t xml:space="preserve"> {cert</w:t>
+            </w:r>
+            <w:proofErr w:type="gramStart"/>
+            <w:r>
+              <w:t>3}{</w:t>
+            </w:r>
+            <w:proofErr w:type="gramEnd"/>
+            <w:r>
+              <w:t>/cert3}</w:t>
+            </w:r>
+          </w:p>
+          <w:p>
+            <w:r>
+              <w:t>{#cert</w:t>
+            </w:r>
+            <w:proofErr w:type="gramStart"/>
+            <w:r>
+              <w:t>4}•</w:t>
+            </w:r>
+            <w:proofErr w:type="gramEnd"/>
+            <w:r>
+              <w:t xml:space="preserve"> {cert</w:t>
+            </w:r>
+            <w:proofErr w:type="gramStart"/>
+            <w:r>
+              <w:t>4}{</w:t>
+            </w:r>
+            <w:proofErr w:type="gramEnd"/>
+            <w:r>
+              <w:t>/cert4}</w:t>
+            </w:r>
+          </w:p>
+          <w:p>
+            <w:r>
+              <w:t>{#cert</w:t>
+            </w:r>
+            <w:proofErr w:type="gramStart"/>
+            <w:r>
+              <w:t>5}•</w:t>
+            </w:r>
+            <w:proofErr w:type="gramEnd"/>
+            <w:r>
+              <w:t xml:space="preserve"> {cert</w:t>
+            </w:r>
+            <w:proofErr w:type="gramStart"/>
+            <w:r>
+              <w:t>5}{</w:t>
+            </w:r>
+            <w:proofErr w:type="gramEnd"/>
+            <w:r>
+              <w:t>/cert5}</w:t>
+            </w:r>
+          </w:p>
+          <w:p>
+            <w:r>
+              <w:t>{#cert</w:t>
+            </w:r>
+            <w:proofErr w:type="gramStart"/>
+            <w:r>
+              <w:t>6}•</w:t>
+            </w:r>
+            <w:proofErr w:type="gramEnd"/>
+            <w:r>
+              <w:t xml:space="preserve"> {cert</w:t>
+            </w:r>
+            <w:proofErr w:type="gramStart"/>
+            <w:r>
+              <w:t>6}{</w:t>
+            </w:r>
+            <w:proofErr w:type="gramEnd"/>
+            <w:r>
+              <w:t>/cert6}</w:t>
+            </w:r>
+          </w:p>
+          <w:p>
+            <w:r>
+              <w:t>{#cert</w:t>
+            </w:r>
+            <w:proofErr w:type="gramStart"/>
+            <w:r>
+              <w:t>7}•</w:t>
+            </w:r>
+            <w:proofErr w:type="gramEnd"/>
+            <w:r>
+              <w:t xml:space="preserve"> {cert</w:t>
+            </w:r>
+            <w:proofErr w:type="gramStart"/>
+            <w:r>
+              <w:t>7}{</w:t>
+            </w:r>
+            <w:proofErr w:type="gramEnd"/>
+            <w:r>
+              <w:t>/cert7}</w:t>
+            </w:r>
+          </w:p>
+          <w:p>
+            <w:r>
+              <w:t>{#cert</w:t>
+            </w:r>
+            <w:proofErr w:type="gramStart"/>
+            <w:r>
+              <w:t>8}•</w:t>
+            </w:r>
+            <w:proofErr w:type="gramEnd"/>
+            <w:r>
+              <w:t xml:space="preserve"> {cert</w:t>
+            </w:r>
+            <w:proofErr w:type="gramStart"/>
+            <w:r>
+              <w:t>8}{</w:t>
+            </w:r>
+            <w:proofErr w:type="gramEnd"/>
+            <w:r>
+              <w:t>/cert8}</w:t>
+            </w:r>
+          </w:p>
+          <w:p>
+            <w:r>
+              <w:t>{#cert</w:t>
+            </w:r>
+            <w:proofErr w:type="gramStart"/>
+            <w:r>
+              <w:t>9}•</w:t>
+            </w:r>
+            <w:proofErr w:type="gramEnd"/>
+            <w:r>
+              <w:t xml:space="preserve"> {cert</w:t>
+            </w:r>
+            <w:proofErr w:type="gramStart"/>
+            <w:r>
+              <w:t>9}{</w:t>
+            </w:r>
+            <w:proofErr w:type="gramEnd"/>
+            <w:r>
+              <w:t>/cert9}</w:t>
+            </w:r>
+          </w:p>
+          <w:p>
+            <w:r>
+              <w:t>{#cert</w:t>
+            </w:r>
+            <w:proofErr w:type="gramStart"/>
+            <w:r>
+              <w:t>10}•</w:t>
+            </w:r>
+            <w:proofErr w:type="gramEnd"/>
+            <w:r>
+              <w:t xml:space="preserve"> {cert</w:t>
+            </w:r>
+            <w:proofErr w:type="gramStart"/>
+            <w:r>
+              <w:t>10}{</w:t>
+            </w:r>
+            <w:proofErr w:type="gramEnd"/>
+            <w:r>
+              <w:t>/cert10}</w:t>
+            </w:r>
+          </w:p>
+          <w:p>
+            <w:r>
+              <w:t>{/</w:t>
+            </w:r>
+            <w:proofErr w:type="spellStart"/>
+            <w:r>
+              <w:t>hasProgramCerts</w:t>
+            </w:r>
+            <w:proofErr w:type="spellEnd"/>
+            <w:r>
+              <w:t>}</w:t>
             </w:r>
           </w:p>
           <w:p/>
@@ -475,69 +890,239 @@
               <w:rPr>
                 <w:sz w:val="56"/>
                 <w:szCs w:val="56"/>
+                <w:u w:val="single"/>
               </w:rPr>
             </w:pPr>
             <w:r>
               <w:rPr>
                 <w:sz w:val="56"/>
                 <w:szCs w:val="56"/>
+                <w:u w:val="single"/>
               </w:rPr>
               <w:t>SKILLS</w:t>
             </w:r>
           </w:p>
           <w:p>
             <w:r>
-              <w:t>{#skill1}• {skill1}{/skill1}</w:t>
-            </w:r>
-          </w:p>
-          <w:p>
-            <w:r>
-              <w:t>{#skill2}• {skill2}{/skill2}</w:t>
-            </w:r>
-          </w:p>
-          <w:p>
-            <w:r>
-              <w:t>{#skill3}• {skill3}{/skill3}</w:t>
-            </w:r>
-          </w:p>
-          <w:p>
-            <w:r>
-              <w:t>{#skill4}• {skill4}{/skill4}</w:t>
-            </w:r>
-          </w:p>
-          <w:p>
-            <w:r>
-              <w:t>{#skill5}• {skill5}{/skill5}</w:t>
-            </w:r>
-          </w:p>
-          <w:p>
-            <w:r>
-              <w:t>{#skill6}• {skill6}{/skill6}</w:t>
-            </w:r>
-          </w:p>
-          <w:p>
-            <w:r>
-              <w:t>{#skill7}• {skill7}{/skill7}</w:t>
-            </w:r>
-          </w:p>
-          <w:p>
-            <w:r>
-              <w:t>{#skill8}• {skill8}{/skill8}</w:t>
-            </w:r>
-          </w:p>
-          <w:p>
-            <w:r>
-              <w:t>{#skill9}• {skill9}{/skill9}</w:t>
-            </w:r>
-          </w:p>
-          <w:p>
-            <w:r>
-              <w:t>{#skill10}• {skill10}{/skill10}</w:t>
-            </w:r>
-          </w:p>
-          <w:p>
-            <w:r>
-              <w:t>{/hasExtraSkills}</w:t>
+              <w:t>{#skill</w:t>
+            </w:r>
+            <w:proofErr w:type="gramStart"/>
+            <w:r>
+              <w:t>1}•</w:t>
+            </w:r>
+            <w:proofErr w:type="gramEnd"/>
+            <w:r>
+              <w:t xml:space="preserve"> {skill</w:t>
+            </w:r>
+            <w:proofErr w:type="gramStart"/>
+            <w:r>
+              <w:t>1}{</w:t>
+            </w:r>
+            <w:proofErr w:type="gramEnd"/>
+            <w:r>
+              <w:t>/skill1}</w:t>
+            </w:r>
+          </w:p>
+          <w:p>
+            <w:r>
+              <w:t>{#skill</w:t>
+            </w:r>
+            <w:proofErr w:type="gramStart"/>
+            <w:r>
+              <w:t>2}•</w:t>
+            </w:r>
+            <w:proofErr w:type="gramEnd"/>
+            <w:r>
+              <w:t xml:space="preserve"> {skill</w:t>
+            </w:r>
+            <w:proofErr w:type="gramStart"/>
+            <w:r>
+              <w:t>2}{</w:t>
+            </w:r>
+            <w:proofErr w:type="gramEnd"/>
+            <w:r>
+              <w:t>/skill2}</w:t>
+            </w:r>
+          </w:p>
+          <w:p>
+            <w:r>
+              <w:t>{#skill</w:t>
+            </w:r>
+            <w:proofErr w:type="gramStart"/>
+            <w:r>
+              <w:t>3}•</w:t>
+            </w:r>
+            <w:proofErr w:type="gramEnd"/>
+            <w:r>
+              <w:t xml:space="preserve"> {skill</w:t>
+            </w:r>
+            <w:proofErr w:type="gramStart"/>
+            <w:r>
+              <w:t>3}{</w:t>
+            </w:r>
+            <w:proofErr w:type="gramEnd"/>
+            <w:r>
+              <w:t>/skill3}</w:t>
+            </w:r>
+          </w:p>
+          <w:p>
+            <w:r>
+              <w:t>{#skill</w:t>
+            </w:r>
+            <w:proofErr w:type="gramStart"/>
+            <w:r>
+              <w:t>4}•</w:t>
+            </w:r>
+            <w:proofErr w:type="gramEnd"/>
+            <w:r>
+              <w:t xml:space="preserve"> {skill</w:t>
+            </w:r>
+            <w:proofErr w:type="gramStart"/>
+            <w:r>
+              <w:t>4}{</w:t>
+            </w:r>
+            <w:proofErr w:type="gramEnd"/>
+            <w:r>
+              <w:t>/skill4}</w:t>
+            </w:r>
+          </w:p>
+          <w:p>
+            <w:r>
+              <w:t>{#skill</w:t>
+            </w:r>
+            <w:proofErr w:type="gramStart"/>
+            <w:r>
+              <w:t>5}•</w:t>
+            </w:r>
+            <w:proofErr w:type="gramEnd"/>
+            <w:r>
+              <w:t xml:space="preserve"> {skill</w:t>
+            </w:r>
+            <w:proofErr w:type="gramStart"/>
+            <w:r>
+              <w:t>5}{</w:t>
+            </w:r>
+            <w:proofErr w:type="gramEnd"/>
+            <w:r>
+              <w:t>/skill5}</w:t>
+            </w:r>
+          </w:p>
+          <w:p>
+            <w:r>
+              <w:t>{#skill</w:t>
+            </w:r>
+            <w:proofErr w:type="gramStart"/>
+            <w:r>
+              <w:t>6}•</w:t>
+            </w:r>
+            <w:proofErr w:type="gramEnd"/>
+            <w:r>
+              <w:t xml:space="preserve"> {skill</w:t>
+            </w:r>
+            <w:proofErr w:type="gramStart"/>
+            <w:r>
+              <w:t>6}{</w:t>
+            </w:r>
+            <w:proofErr w:type="gramEnd"/>
+            <w:r>
+              <w:t>/skill6}</w:t>
+            </w:r>
+          </w:p>
+          <w:p>
+            <w:r>
+              <w:t>{#skill</w:t>
+            </w:r>
+            <w:proofErr w:type="gramStart"/>
+            <w:r>
+              <w:t>7}•</w:t>
+            </w:r>
+            <w:proofErr w:type="gramEnd"/>
+            <w:r>
+              <w:t xml:space="preserve"> {skill</w:t>
+            </w:r>
+            <w:proofErr w:type="gramStart"/>
+            <w:r>
+              <w:t>7}{</w:t>
+            </w:r>
+            <w:proofErr w:type="gramEnd"/>
+            <w:r>
+              <w:t>/skill7}</w:t>
+            </w:r>
+          </w:p>
+          <w:p>
+            <w:r>
+              <w:t>{#skill</w:t>
+            </w:r>
+            <w:proofErr w:type="gramStart"/>
+            <w:r>
+              <w:t>8}•</w:t>
+            </w:r>
+            <w:proofErr w:type="gramEnd"/>
+            <w:r>
+              <w:t xml:space="preserve"> {skill</w:t>
+            </w:r>
+            <w:proofErr w:type="gramStart"/>
+            <w:r>
+              <w:t>8}{</w:t>
+            </w:r>
+            <w:proofErr w:type="gramEnd"/>
+            <w:r>
+              <w:t>/skill8}</w:t>
+            </w:r>
+          </w:p>
+          <w:p>
+            <w:r>
+              <w:t>{#skill</w:t>
+            </w:r>
+            <w:proofErr w:type="gramStart"/>
+            <w:r>
+              <w:t>9}•</w:t>
+            </w:r>
+            <w:proofErr w:type="gramEnd"/>
+            <w:r>
+              <w:t xml:space="preserve"> {skill</w:t>
+            </w:r>
+            <w:proofErr w:type="gramStart"/>
+            <w:r>
+              <w:t>9}{</w:t>
+            </w:r>
+            <w:proofErr w:type="gramEnd"/>
+            <w:r>
+              <w:t>/skill9}</w:t>
+            </w:r>
+          </w:p>
+          <w:p>
+            <w:r>
+              <w:t>{#skill</w:t>
+            </w:r>
+            <w:proofErr w:type="gramStart"/>
+            <w:r>
+              <w:t>10}•</w:t>
+            </w:r>
+            <w:proofErr w:type="gramEnd"/>
+            <w:r>
+              <w:t xml:space="preserve"> {skill</w:t>
+            </w:r>
+            <w:proofErr w:type="gramStart"/>
+            <w:r>
+              <w:t>10}{</w:t>
+            </w:r>
+            <w:proofErr w:type="gramEnd"/>
+            <w:r>
+              <w:t>/skill10}</w:t>
+            </w:r>
+          </w:p>
+          <w:p>
+            <w:r>
+              <w:t>{/</w:t>
+            </w:r>
+            <w:proofErr w:type="spellStart"/>
+            <w:r>
+              <w:t>hasExtraSkills</w:t>
+            </w:r>
+            <w:proofErr w:type="spellEnd"/>
+            <w:r>
+              <w:t>}</w:t>
             </w:r>
           </w:p>
           <w:p/>

--- a/public/templates/TemplateA.docx
+++ b/public/templates/TemplateA.docx
@@ -66,23 +66,7 @@
           <w:sz w:val="28"/>
           <w:szCs w:val="28"/>
         </w:rPr>
-        <w:t>{</w:t>
-      </w:r>
-      <w:proofErr w:type="gramStart"/>
-      <w:r>
-        <w:rPr>
-          <w:sz w:val="28"/>
-          <w:szCs w:val="28"/>
-        </w:rPr>
-        <w:t>phone}  |</w:t>
-      </w:r>
-      <w:proofErr w:type="gramEnd"/>
-      <w:r>
-        <w:rPr>
-          <w:sz w:val="28"/>
-          <w:szCs w:val="28"/>
-        </w:rPr>
-        <w:t xml:space="preserve">  {email}</w:t>
+        <w:t>{phone}  |  {email}</w:t>
       </w:r>
     </w:p>
     <w:p>
@@ -113,15 +97,7 @@
     </w:p>
     <w:p>
       <w:r>
-        <w:t>{</w:t>
-      </w:r>
-      <w:proofErr w:type="spellStart"/>
-      <w:r>
-        <w:t>professionalSummary</w:t>
-      </w:r>
-      <w:proofErr w:type="spellEnd"/>
-      <w:r>
-        <w:t>}</w:t>
+        <w:t>{professionalSummary}</w:t>
       </w:r>
     </w:p>
     <w:p>
@@ -129,23 +105,7 @@
         <w:spacing w:after="0" w:line="240" w:lineRule="auto"/>
       </w:pPr>
       <w:r>
-        <w:t>{#summary</w:t>
-      </w:r>
-      <w:proofErr w:type="gramStart"/>
-      <w:r>
-        <w:t>1}•</w:t>
-      </w:r>
-      <w:proofErr w:type="gramEnd"/>
-      <w:r>
-        <w:t xml:space="preserve"> {summary</w:t>
-      </w:r>
-      <w:proofErr w:type="gramStart"/>
-      <w:r>
-        <w:t>1}{</w:t>
-      </w:r>
-      <w:proofErr w:type="gramEnd"/>
-      <w:r>
-        <w:t>/summary1}</w:t>
+        <w:t>{#summary1}• {summary1}{/summary1}</w:t>
       </w:r>
     </w:p>
     <w:p>
@@ -153,23 +113,7 @@
         <w:spacing w:after="0" w:line="240" w:lineRule="auto"/>
       </w:pPr>
       <w:r>
-        <w:t>{#summary</w:t>
-      </w:r>
-      <w:proofErr w:type="gramStart"/>
-      <w:r>
-        <w:t>2}•</w:t>
-      </w:r>
-      <w:proofErr w:type="gramEnd"/>
-      <w:r>
-        <w:t xml:space="preserve"> {summary</w:t>
-      </w:r>
-      <w:proofErr w:type="gramStart"/>
-      <w:r>
-        <w:t>2}{</w:t>
-      </w:r>
-      <w:proofErr w:type="gramEnd"/>
-      <w:r>
-        <w:t>/summary2}</w:t>
+        <w:t>{#summary2}• {summary2}{/summary2}</w:t>
       </w:r>
     </w:p>
     <w:p>
@@ -177,23 +121,7 @@
         <w:spacing w:after="0" w:line="240" w:lineRule="auto"/>
       </w:pPr>
       <w:r>
-        <w:t>{#summary</w:t>
-      </w:r>
-      <w:proofErr w:type="gramStart"/>
-      <w:r>
-        <w:t>3}•</w:t>
-      </w:r>
-      <w:proofErr w:type="gramEnd"/>
-      <w:r>
-        <w:t xml:space="preserve"> {summary</w:t>
-      </w:r>
-      <w:proofErr w:type="gramStart"/>
-      <w:r>
-        <w:t>3}{</w:t>
-      </w:r>
-      <w:proofErr w:type="gramEnd"/>
-      <w:r>
-        <w:t>/summary3}</w:t>
+        <w:t>{#summary3}• {summary3}{/summary3}</w:t>
       </w:r>
     </w:p>
     <w:p>
@@ -201,23 +129,7 @@
         <w:spacing w:after="0" w:line="240" w:lineRule="auto"/>
       </w:pPr>
       <w:r>
-        <w:t>{#summary</w:t>
-      </w:r>
-      <w:proofErr w:type="gramStart"/>
-      <w:r>
-        <w:t>4}•</w:t>
-      </w:r>
-      <w:proofErr w:type="gramEnd"/>
-      <w:r>
-        <w:t xml:space="preserve"> {summary</w:t>
-      </w:r>
-      <w:proofErr w:type="gramStart"/>
-      <w:r>
-        <w:t>4}{</w:t>
-      </w:r>
-      <w:proofErr w:type="gramEnd"/>
-      <w:r>
-        <w:t>/summary4}</w:t>
+        <w:t>{#summary4}• {summary4}{/summary4}</w:t>
       </w:r>
     </w:p>
     <w:p>
@@ -225,23 +137,7 @@
         <w:spacing w:after="0" w:line="240" w:lineRule="auto"/>
       </w:pPr>
       <w:r>
-        <w:t>{#summary</w:t>
-      </w:r>
-      <w:proofErr w:type="gramStart"/>
-      <w:r>
-        <w:t>5}•</w:t>
-      </w:r>
-      <w:proofErr w:type="gramEnd"/>
-      <w:r>
-        <w:t xml:space="preserve"> {summary</w:t>
-      </w:r>
-      <w:proofErr w:type="gramStart"/>
-      <w:r>
-        <w:t>5}{</w:t>
-      </w:r>
-      <w:proofErr w:type="gramEnd"/>
-      <w:r>
-        <w:t>/summary5}</w:t>
+        <w:t>{#summary5}• {summary5}{/summary5}</w:t>
       </w:r>
     </w:p>
     <w:p>
@@ -288,47 +184,13 @@
           <w:szCs w:val="28"/>
         </w:rPr>
       </w:pPr>
-      <w:proofErr w:type="gramStart"/>
       <w:r>
         <w:rPr>
           <w:sz w:val="28"/>
           <w:szCs w:val="28"/>
         </w:rPr>
-        <w:t>{title}, {employer} ({</w:t>
-      </w:r>
-      <w:proofErr w:type="spellStart"/>
-      <w:r>
-        <w:rPr>
-          <w:sz w:val="28"/>
-          <w:szCs w:val="28"/>
-        </w:rPr>
-        <w:t>employerCity</w:t>
-      </w:r>
-      <w:proofErr w:type="spellEnd"/>
-      <w:r>
-        <w:rPr>
-          <w:sz w:val="28"/>
-          <w:szCs w:val="28"/>
-        </w:rPr>
-        <w:t>}, {</w:t>
-      </w:r>
-      <w:proofErr w:type="spellStart"/>
-      <w:r>
-        <w:rPr>
-          <w:sz w:val="28"/>
-          <w:szCs w:val="28"/>
-        </w:rPr>
-        <w:t>employerState</w:t>
-      </w:r>
-      <w:proofErr w:type="spellEnd"/>
-      <w:r>
-        <w:rPr>
-          <w:sz w:val="28"/>
-          <w:szCs w:val="28"/>
-        </w:rPr>
-        <w:t>})</w:t>
-      </w:r>
-      <w:proofErr w:type="gramEnd"/>
+        <w:t>{title}, {employer} ({employerCity}, {employerState})</w:t>
+      </w:r>
     </w:p>
     <w:p>
       <w:pPr>
@@ -343,23 +205,7 @@
         <w:spacing w:after="0" w:line="240" w:lineRule="auto"/>
       </w:pPr>
       <w:r>
-        <w:t>{#task</w:t>
-      </w:r>
-      <w:proofErr w:type="gramStart"/>
-      <w:r>
-        <w:t>1}•</w:t>
-      </w:r>
-      <w:proofErr w:type="gramEnd"/>
-      <w:r>
-        <w:t xml:space="preserve"> {task</w:t>
-      </w:r>
-      <w:proofErr w:type="gramStart"/>
-      <w:r>
-        <w:t>1}{</w:t>
-      </w:r>
-      <w:proofErr w:type="gramEnd"/>
-      <w:r>
-        <w:t>/task1}</w:t>
+        <w:t>{#task1}• {task1}{/task1}</w:t>
       </w:r>
     </w:p>
     <w:p>
@@ -367,23 +213,7 @@
         <w:spacing w:after="0" w:line="240" w:lineRule="auto"/>
       </w:pPr>
       <w:r>
-        <w:t>{#task</w:t>
-      </w:r>
-      <w:proofErr w:type="gramStart"/>
-      <w:r>
-        <w:t>2}•</w:t>
-      </w:r>
-      <w:proofErr w:type="gramEnd"/>
-      <w:r>
-        <w:t xml:space="preserve"> {task</w:t>
-      </w:r>
-      <w:proofErr w:type="gramStart"/>
-      <w:r>
-        <w:t>2}{</w:t>
-      </w:r>
-      <w:proofErr w:type="gramEnd"/>
-      <w:r>
-        <w:t>/task2}</w:t>
+        <w:t>{#task2}• {task2}{/task2}</w:t>
       </w:r>
     </w:p>
     <w:p>
@@ -391,23 +221,7 @@
         <w:spacing w:after="0" w:line="240" w:lineRule="auto"/>
       </w:pPr>
       <w:r>
-        <w:t>{#task</w:t>
-      </w:r>
-      <w:proofErr w:type="gramStart"/>
-      <w:r>
-        <w:t>3}•</w:t>
-      </w:r>
-      <w:proofErr w:type="gramEnd"/>
-      <w:r>
-        <w:t xml:space="preserve"> {task</w:t>
-      </w:r>
-      <w:proofErr w:type="gramStart"/>
-      <w:r>
-        <w:t>3}{</w:t>
-      </w:r>
-      <w:proofErr w:type="gramEnd"/>
-      <w:r>
-        <w:t>/task3}</w:t>
+        <w:t>{#task3}• {task3}{/task3}</w:t>
       </w:r>
     </w:p>
     <w:p>
@@ -415,23 +229,7 @@
         <w:spacing w:after="0" w:line="240" w:lineRule="auto"/>
       </w:pPr>
       <w:r>
-        <w:t>{#task</w:t>
-      </w:r>
-      <w:proofErr w:type="gramStart"/>
-      <w:r>
-        <w:t>4}•</w:t>
-      </w:r>
-      <w:proofErr w:type="gramEnd"/>
-      <w:r>
-        <w:t xml:space="preserve"> {task</w:t>
-      </w:r>
-      <w:proofErr w:type="gramStart"/>
-      <w:r>
-        <w:t>4}{</w:t>
-      </w:r>
-      <w:proofErr w:type="gramEnd"/>
-      <w:r>
-        <w:t>/task4}</w:t>
+        <w:t>{#task4}• {task4}{/task4}</w:t>
       </w:r>
     </w:p>
     <w:p>
@@ -439,36 +237,12 @@
         <w:spacing w:after="0" w:line="240" w:lineRule="auto"/>
       </w:pPr>
       <w:r>
-        <w:t>{#task</w:t>
-      </w:r>
-      <w:proofErr w:type="gramStart"/>
-      <w:r>
-        <w:t>5}•</w:t>
-      </w:r>
-      <w:proofErr w:type="gramEnd"/>
-      <w:r>
-        <w:t xml:space="preserve"> {task</w:t>
-      </w:r>
-      <w:proofErr w:type="gramStart"/>
-      <w:r>
-        <w:t>5}{</w:t>
-      </w:r>
-      <w:proofErr w:type="gramEnd"/>
-      <w:r>
-        <w:t>/task5}</w:t>
-      </w:r>
-    </w:p>
-    <w:p>
-      <w:r>
-        <w:t>{/</w:t>
-      </w:r>
-      <w:proofErr w:type="spellStart"/>
-      <w:r>
-        <w:t>workExperience</w:t>
-      </w:r>
-      <w:proofErr w:type="spellEnd"/>
-      <w:r>
-        <w:t>}</w:t>
+        <w:t>{#task5}• {task5}{/task5}</w:t>
+      </w:r>
+    </w:p>
+    <w:p>
+      <w:r>
+        <w:t>{/workExperience}</w:t>
       </w:r>
     </w:p>
     <w:p>
@@ -478,15 +252,7 @@
         </w:pBdr>
       </w:pPr>
       <w:r>
-        <w:t>{/</w:t>
-      </w:r>
-      <w:proofErr w:type="spellStart"/>
-      <w:r>
-        <w:t>hasWorkExperience</w:t>
-      </w:r>
-      <w:proofErr w:type="spellEnd"/>
-      <w:r>
-        <w:t>}</w:t>
+        <w:t>{/hasWorkExperience}</w:t>
       </w:r>
     </w:p>
     <w:p>
@@ -519,32 +285,25 @@
     </w:p>
     <w:p>
       <w:r>
+        <w:t>{</w:t>
+      </w:r>
+      <w:r>
         <w:t xml:space="preserve">school} — </w:t>
       </w:r>
       <w:r>
         <w:t>{</w:t>
       </w:r>
-      <w:proofErr w:type="spellStart"/>
       <w:r>
         <w:t>eduC</w:t>
       </w:r>
       <w:r>
-        <w:t>ity</w:t>
-      </w:r>
-      <w:proofErr w:type="spellEnd"/>
-      <w:r>
-        <w:t>}, {</w:t>
-      </w:r>
-      <w:proofErr w:type="spellStart"/>
+        <w:t>ity}, {</w:t>
+      </w:r>
       <w:r>
         <w:t>eduS</w:t>
       </w:r>
       <w:r>
-        <w:t>tate</w:t>
-      </w:r>
-      <w:proofErr w:type="spellEnd"/>
-      <w:r>
-        <w:t>}</w:t>
+        <w:t>tate}</w:t>
       </w:r>
     </w:p>
     <w:p>
@@ -561,23 +320,7 @@
     <w:p>
       <w:r>
         <w:lastRenderedPageBreak/>
-        <w:t>{</w:t>
-      </w:r>
-      <w:proofErr w:type="spellStart"/>
-      <w:r>
-        <w:t>startDate</w:t>
-      </w:r>
-      <w:proofErr w:type="spellEnd"/>
-      <w:r>
-        <w:t>} – {</w:t>
-      </w:r>
-      <w:proofErr w:type="spellStart"/>
-      <w:r>
-        <w:t>endDate</w:t>
-      </w:r>
-      <w:proofErr w:type="spellEnd"/>
-      <w:r>
-        <w:t>}</w:t>
+        <w:t>{startDate} – {endDate}</w:t>
       </w:r>
     </w:p>
     <w:p>
@@ -593,15 +336,7 @@
     </w:p>
     <w:p>
       <w:r>
-        <w:t>{/</w:t>
-      </w:r>
-      <w:proofErr w:type="spellStart"/>
-      <w:r>
-        <w:t>hasEducation</w:t>
-      </w:r>
-      <w:proofErr w:type="spellEnd"/>
-      <w:r>
-        <w:t>}</w:t>
+        <w:t>{/hasEducation}</w:t>
       </w:r>
     </w:p>
     <w:p/>
@@ -653,225 +388,57 @@
           </w:p>
           <w:p>
             <w:r>
-              <w:t>{#cert</w:t>
-            </w:r>
-            <w:proofErr w:type="gramStart"/>
-            <w:r>
-              <w:t>1}•</w:t>
-            </w:r>
-            <w:proofErr w:type="gramEnd"/>
-            <w:r>
-              <w:t xml:space="preserve"> {cert</w:t>
-            </w:r>
-            <w:proofErr w:type="gramStart"/>
-            <w:r>
-              <w:t>1}{</w:t>
-            </w:r>
-            <w:proofErr w:type="gramEnd"/>
-            <w:r>
-              <w:t>/cert1}</w:t>
-            </w:r>
-          </w:p>
-          <w:p>
-            <w:r>
-              <w:t>{#cert</w:t>
-            </w:r>
-            <w:proofErr w:type="gramStart"/>
-            <w:r>
-              <w:t>2}•</w:t>
-            </w:r>
-            <w:proofErr w:type="gramEnd"/>
-            <w:r>
-              <w:t xml:space="preserve"> {cert</w:t>
-            </w:r>
-            <w:proofErr w:type="gramStart"/>
-            <w:r>
-              <w:t>2}{</w:t>
-            </w:r>
-            <w:proofErr w:type="gramEnd"/>
-            <w:r>
-              <w:t>/cert2}</w:t>
-            </w:r>
-          </w:p>
-          <w:p>
-            <w:r>
-              <w:t>{#cert</w:t>
-            </w:r>
-            <w:proofErr w:type="gramStart"/>
-            <w:r>
-              <w:t>3}•</w:t>
-            </w:r>
-            <w:proofErr w:type="gramEnd"/>
-            <w:r>
-              <w:t xml:space="preserve"> {cert</w:t>
-            </w:r>
-            <w:proofErr w:type="gramStart"/>
-            <w:r>
-              <w:t>3}{</w:t>
-            </w:r>
-            <w:proofErr w:type="gramEnd"/>
-            <w:r>
-              <w:t>/cert3}</w:t>
-            </w:r>
-          </w:p>
-          <w:p>
-            <w:r>
-              <w:t>{#cert</w:t>
-            </w:r>
-            <w:proofErr w:type="gramStart"/>
-            <w:r>
-              <w:t>4}•</w:t>
-            </w:r>
-            <w:proofErr w:type="gramEnd"/>
-            <w:r>
-              <w:t xml:space="preserve"> {cert</w:t>
-            </w:r>
-            <w:proofErr w:type="gramStart"/>
-            <w:r>
-              <w:t>4}{</w:t>
-            </w:r>
-            <w:proofErr w:type="gramEnd"/>
-            <w:r>
-              <w:t>/cert4}</w:t>
-            </w:r>
-          </w:p>
-          <w:p>
-            <w:r>
-              <w:t>{#cert</w:t>
-            </w:r>
-            <w:proofErr w:type="gramStart"/>
-            <w:r>
-              <w:t>5}•</w:t>
-            </w:r>
-            <w:proofErr w:type="gramEnd"/>
-            <w:r>
-              <w:t xml:space="preserve"> {cert</w:t>
-            </w:r>
-            <w:proofErr w:type="gramStart"/>
-            <w:r>
-              <w:t>5}{</w:t>
-            </w:r>
-            <w:proofErr w:type="gramEnd"/>
-            <w:r>
-              <w:t>/cert5}</w:t>
-            </w:r>
-          </w:p>
-          <w:p>
-            <w:r>
-              <w:t>{#cert</w:t>
-            </w:r>
-            <w:proofErr w:type="gramStart"/>
-            <w:r>
-              <w:t>6}•</w:t>
-            </w:r>
-            <w:proofErr w:type="gramEnd"/>
-            <w:r>
-              <w:t xml:space="preserve"> {cert</w:t>
-            </w:r>
-            <w:proofErr w:type="gramStart"/>
-            <w:r>
-              <w:t>6}{</w:t>
-            </w:r>
-            <w:proofErr w:type="gramEnd"/>
-            <w:r>
-              <w:t>/cert6}</w:t>
-            </w:r>
-          </w:p>
-          <w:p>
-            <w:r>
-              <w:t>{#cert</w:t>
-            </w:r>
-            <w:proofErr w:type="gramStart"/>
-            <w:r>
-              <w:t>7}•</w:t>
-            </w:r>
-            <w:proofErr w:type="gramEnd"/>
-            <w:r>
-              <w:t xml:space="preserve"> {cert</w:t>
-            </w:r>
-            <w:proofErr w:type="gramStart"/>
-            <w:r>
-              <w:t>7}{</w:t>
-            </w:r>
-            <w:proofErr w:type="gramEnd"/>
-            <w:r>
-              <w:t>/cert7}</w:t>
-            </w:r>
-          </w:p>
-          <w:p>
-            <w:r>
-              <w:t>{#cert</w:t>
-            </w:r>
-            <w:proofErr w:type="gramStart"/>
-            <w:r>
-              <w:t>8}•</w:t>
-            </w:r>
-            <w:proofErr w:type="gramEnd"/>
-            <w:r>
-              <w:t xml:space="preserve"> {cert</w:t>
-            </w:r>
-            <w:proofErr w:type="gramStart"/>
-            <w:r>
-              <w:t>8}{</w:t>
-            </w:r>
-            <w:proofErr w:type="gramEnd"/>
-            <w:r>
-              <w:t>/cert8}</w:t>
-            </w:r>
-          </w:p>
-          <w:p>
-            <w:r>
-              <w:t>{#cert</w:t>
-            </w:r>
-            <w:proofErr w:type="gramStart"/>
-            <w:r>
-              <w:t>9}•</w:t>
-            </w:r>
-            <w:proofErr w:type="gramEnd"/>
-            <w:r>
-              <w:t xml:space="preserve"> {cert</w:t>
-            </w:r>
-            <w:proofErr w:type="gramStart"/>
-            <w:r>
-              <w:t>9}{</w:t>
-            </w:r>
-            <w:proofErr w:type="gramEnd"/>
-            <w:r>
-              <w:t>/cert9}</w:t>
-            </w:r>
-          </w:p>
-          <w:p>
-            <w:r>
-              <w:t>{#cert</w:t>
-            </w:r>
-            <w:proofErr w:type="gramStart"/>
-            <w:r>
-              <w:t>10}•</w:t>
-            </w:r>
-            <w:proofErr w:type="gramEnd"/>
-            <w:r>
-              <w:t xml:space="preserve"> {cert</w:t>
-            </w:r>
-            <w:proofErr w:type="gramStart"/>
-            <w:r>
-              <w:t>10}{</w:t>
-            </w:r>
-            <w:proofErr w:type="gramEnd"/>
-            <w:r>
-              <w:t>/cert10}</w:t>
-            </w:r>
-          </w:p>
-          <w:p>
-            <w:r>
-              <w:t>{/</w:t>
-            </w:r>
-            <w:proofErr w:type="spellStart"/>
-            <w:r>
-              <w:t>hasProgramCerts</w:t>
-            </w:r>
-            <w:proofErr w:type="spellEnd"/>
-            <w:r>
-              <w:t>}</w:t>
+              <w:t>{#cert1}• {cert1}{/cert1}</w:t>
+            </w:r>
+          </w:p>
+          <w:p>
+            <w:r>
+              <w:t>{#cert2}• {cert2}{/cert2}</w:t>
+            </w:r>
+          </w:p>
+          <w:p>
+            <w:r>
+              <w:t>{#cert3}• {cert3}{/cert3}</w:t>
+            </w:r>
+          </w:p>
+          <w:p>
+            <w:r>
+              <w:t>{#cert4}• {cert4}{/cert4}</w:t>
+            </w:r>
+          </w:p>
+          <w:p>
+            <w:r>
+              <w:t>{#cert5}• {cert5}{/cert5}</w:t>
+            </w:r>
+          </w:p>
+          <w:p>
+            <w:r>
+              <w:t>{#cert6}• {cert6}{/cert6}</w:t>
+            </w:r>
+          </w:p>
+          <w:p>
+            <w:r>
+              <w:t>{#cert7}• {cert7}{/cert7}</w:t>
+            </w:r>
+          </w:p>
+          <w:p>
+            <w:r>
+              <w:t>{#cert8}• {cert8}{/cert8}</w:t>
+            </w:r>
+          </w:p>
+          <w:p>
+            <w:r>
+              <w:t>{#cert9}• {cert9}{/cert9}</w:t>
+            </w:r>
+          </w:p>
+          <w:p>
+            <w:r>
+              <w:t>{#cert10}• {cert10}{/cert10}</w:t>
+            </w:r>
+          </w:p>
+          <w:p>
+            <w:r>
+              <w:t>{/hasProgramCerts}</w:t>
             </w:r>
           </w:p>
           <w:p/>
@@ -904,225 +471,57 @@
           </w:p>
           <w:p>
             <w:r>
-              <w:t>{#skill</w:t>
-            </w:r>
-            <w:proofErr w:type="gramStart"/>
-            <w:r>
-              <w:t>1}•</w:t>
-            </w:r>
-            <w:proofErr w:type="gramEnd"/>
-            <w:r>
-              <w:t xml:space="preserve"> {skill</w:t>
-            </w:r>
-            <w:proofErr w:type="gramStart"/>
-            <w:r>
-              <w:t>1}{</w:t>
-            </w:r>
-            <w:proofErr w:type="gramEnd"/>
-            <w:r>
-              <w:t>/skill1}</w:t>
-            </w:r>
-          </w:p>
-          <w:p>
-            <w:r>
-              <w:t>{#skill</w:t>
-            </w:r>
-            <w:proofErr w:type="gramStart"/>
-            <w:r>
-              <w:t>2}•</w:t>
-            </w:r>
-            <w:proofErr w:type="gramEnd"/>
-            <w:r>
-              <w:t xml:space="preserve"> {skill</w:t>
-            </w:r>
-            <w:proofErr w:type="gramStart"/>
-            <w:r>
-              <w:t>2}{</w:t>
-            </w:r>
-            <w:proofErr w:type="gramEnd"/>
-            <w:r>
-              <w:t>/skill2}</w:t>
-            </w:r>
-          </w:p>
-          <w:p>
-            <w:r>
-              <w:t>{#skill</w:t>
-            </w:r>
-            <w:proofErr w:type="gramStart"/>
-            <w:r>
-              <w:t>3}•</w:t>
-            </w:r>
-            <w:proofErr w:type="gramEnd"/>
-            <w:r>
-              <w:t xml:space="preserve"> {skill</w:t>
-            </w:r>
-            <w:proofErr w:type="gramStart"/>
-            <w:r>
-              <w:t>3}{</w:t>
-            </w:r>
-            <w:proofErr w:type="gramEnd"/>
-            <w:r>
-              <w:t>/skill3}</w:t>
-            </w:r>
-          </w:p>
-          <w:p>
-            <w:r>
-              <w:t>{#skill</w:t>
-            </w:r>
-            <w:proofErr w:type="gramStart"/>
-            <w:r>
-              <w:t>4}•</w:t>
-            </w:r>
-            <w:proofErr w:type="gramEnd"/>
-            <w:r>
-              <w:t xml:space="preserve"> {skill</w:t>
-            </w:r>
-            <w:proofErr w:type="gramStart"/>
-            <w:r>
-              <w:t>4}{</w:t>
-            </w:r>
-            <w:proofErr w:type="gramEnd"/>
-            <w:r>
-              <w:t>/skill4}</w:t>
-            </w:r>
-          </w:p>
-          <w:p>
-            <w:r>
-              <w:t>{#skill</w:t>
-            </w:r>
-            <w:proofErr w:type="gramStart"/>
-            <w:r>
-              <w:t>5}•</w:t>
-            </w:r>
-            <w:proofErr w:type="gramEnd"/>
-            <w:r>
-              <w:t xml:space="preserve"> {skill</w:t>
-            </w:r>
-            <w:proofErr w:type="gramStart"/>
-            <w:r>
-              <w:t>5}{</w:t>
-            </w:r>
-            <w:proofErr w:type="gramEnd"/>
-            <w:r>
-              <w:t>/skill5}</w:t>
-            </w:r>
-          </w:p>
-          <w:p>
-            <w:r>
-              <w:t>{#skill</w:t>
-            </w:r>
-            <w:proofErr w:type="gramStart"/>
-            <w:r>
-              <w:t>6}•</w:t>
-            </w:r>
-            <w:proofErr w:type="gramEnd"/>
-            <w:r>
-              <w:t xml:space="preserve"> {skill</w:t>
-            </w:r>
-            <w:proofErr w:type="gramStart"/>
-            <w:r>
-              <w:t>6}{</w:t>
-            </w:r>
-            <w:proofErr w:type="gramEnd"/>
-            <w:r>
-              <w:t>/skill6}</w:t>
-            </w:r>
-          </w:p>
-          <w:p>
-            <w:r>
-              <w:t>{#skill</w:t>
-            </w:r>
-            <w:proofErr w:type="gramStart"/>
-            <w:r>
-              <w:t>7}•</w:t>
-            </w:r>
-            <w:proofErr w:type="gramEnd"/>
-            <w:r>
-              <w:t xml:space="preserve"> {skill</w:t>
-            </w:r>
-            <w:proofErr w:type="gramStart"/>
-            <w:r>
-              <w:t>7}{</w:t>
-            </w:r>
-            <w:proofErr w:type="gramEnd"/>
-            <w:r>
-              <w:t>/skill7}</w:t>
-            </w:r>
-          </w:p>
-          <w:p>
-            <w:r>
-              <w:t>{#skill</w:t>
-            </w:r>
-            <w:proofErr w:type="gramStart"/>
-            <w:r>
-              <w:t>8}•</w:t>
-            </w:r>
-            <w:proofErr w:type="gramEnd"/>
-            <w:r>
-              <w:t xml:space="preserve"> {skill</w:t>
-            </w:r>
-            <w:proofErr w:type="gramStart"/>
-            <w:r>
-              <w:t>8}{</w:t>
-            </w:r>
-            <w:proofErr w:type="gramEnd"/>
-            <w:r>
-              <w:t>/skill8}</w:t>
-            </w:r>
-          </w:p>
-          <w:p>
-            <w:r>
-              <w:t>{#skill</w:t>
-            </w:r>
-            <w:proofErr w:type="gramStart"/>
-            <w:r>
-              <w:t>9}•</w:t>
-            </w:r>
-            <w:proofErr w:type="gramEnd"/>
-            <w:r>
-              <w:t xml:space="preserve"> {skill</w:t>
-            </w:r>
-            <w:proofErr w:type="gramStart"/>
-            <w:r>
-              <w:t>9}{</w:t>
-            </w:r>
-            <w:proofErr w:type="gramEnd"/>
-            <w:r>
-              <w:t>/skill9}</w:t>
-            </w:r>
-          </w:p>
-          <w:p>
-            <w:r>
-              <w:t>{#skill</w:t>
-            </w:r>
-            <w:proofErr w:type="gramStart"/>
-            <w:r>
-              <w:t>10}•</w:t>
-            </w:r>
-            <w:proofErr w:type="gramEnd"/>
-            <w:r>
-              <w:t xml:space="preserve"> {skill</w:t>
-            </w:r>
-            <w:proofErr w:type="gramStart"/>
-            <w:r>
-              <w:t>10}{</w:t>
-            </w:r>
-            <w:proofErr w:type="gramEnd"/>
-            <w:r>
-              <w:t>/skill10}</w:t>
-            </w:r>
-          </w:p>
-          <w:p>
-            <w:r>
-              <w:t>{/</w:t>
-            </w:r>
-            <w:proofErr w:type="spellStart"/>
-            <w:r>
-              <w:t>hasExtraSkills</w:t>
-            </w:r>
-            <w:proofErr w:type="spellEnd"/>
-            <w:r>
-              <w:t>}</w:t>
+              <w:t>{#skill1}• {skill1}{/skill1}</w:t>
+            </w:r>
+          </w:p>
+          <w:p>
+            <w:r>
+              <w:t>{#skill2}• {skill2}{/skill2}</w:t>
+            </w:r>
+          </w:p>
+          <w:p>
+            <w:r>
+              <w:t>{#skill3}• {skill3}{/skill3}</w:t>
+            </w:r>
+          </w:p>
+          <w:p>
+            <w:r>
+              <w:t>{#skill4}• {skill4}{/skill4}</w:t>
+            </w:r>
+          </w:p>
+          <w:p>
+            <w:r>
+              <w:t>{#skill5}• {skill5}{/skill5}</w:t>
+            </w:r>
+          </w:p>
+          <w:p>
+            <w:r>
+              <w:t>{#skill6}• {skill6}{/skill6}</w:t>
+            </w:r>
+          </w:p>
+          <w:p>
+            <w:r>
+              <w:t>{#skill7}• {skill7}{/skill7}</w:t>
+            </w:r>
+          </w:p>
+          <w:p>
+            <w:r>
+              <w:t>{#skill8}• {skill8}{/skill8}</w:t>
+            </w:r>
+          </w:p>
+          <w:p>
+            <w:r>
+              <w:t>{#skill9}• {skill9}{/skill9}</w:t>
+            </w:r>
+          </w:p>
+          <w:p>
+            <w:r>
+              <w:t>{#skill10}• {skill10}{/skill10}</w:t>
+            </w:r>
+          </w:p>
+          <w:p>
+            <w:r>
+              <w:t>{/hasExtraSkills}</w:t>
             </w:r>
           </w:p>
           <w:p/>

--- a/public/templates/TemplateA.docx
+++ b/public/templates/TemplateA.docx
@@ -66,22 +66,35 @@
           <w:sz w:val="28"/>
           <w:szCs w:val="28"/>
         </w:rPr>
-        <w:t>{phone}  |  {email}</w:t>
-      </w:r>
-    </w:p>
-    <w:p>
-      <w:pPr>
+        <w:t>{</w:t>
+      </w:r>
+      <w:proofErr w:type="gramStart"/>
+      <w:r>
         <w:rPr>
           <w:sz w:val="28"/>
           <w:szCs w:val="28"/>
         </w:rPr>
-      </w:pPr>
-    </w:p>
-    <w:p>
-      <w:pPr>
-        <w:pBdr>
-          <w:bottom w:val="single" w:sz="12" w:space="1" w:color="auto"/>
-        </w:pBdr>
+        <w:t>phone}  |</w:t>
+      </w:r>
+      <w:proofErr w:type="gramEnd"/>
+      <w:r>
+        <w:rPr>
+          <w:sz w:val="28"/>
+          <w:szCs w:val="28"/>
+        </w:rPr>
+        <w:t xml:space="preserve">  {email}</w:t>
+      </w:r>
+    </w:p>
+    <w:p>
+      <w:pPr>
+        <w:rPr>
+          <w:sz w:val="28"/>
+          <w:szCs w:val="28"/>
+        </w:rPr>
+      </w:pPr>
+    </w:p>
+    <w:p>
+      <w:pPr>
         <w:rPr>
           <w:sz w:val="48"/>
           <w:szCs w:val="48"/>
@@ -97,7 +110,15 @@
     </w:p>
     <w:p>
       <w:r>
-        <w:t>{professionalSummary}</w:t>
+        <w:t>{</w:t>
+      </w:r>
+      <w:proofErr w:type="spellStart"/>
+      <w:r>
+        <w:t>professionalSummary</w:t>
+      </w:r>
+      <w:proofErr w:type="spellEnd"/>
+      <w:r>
+        <w:t>}</w:t>
       </w:r>
     </w:p>
     <w:p>
@@ -105,7 +126,23 @@
         <w:spacing w:after="0" w:line="240" w:lineRule="auto"/>
       </w:pPr>
       <w:r>
-        <w:t>{#summary1}• {summary1}{/summary1}</w:t>
+        <w:t>{#summary</w:t>
+      </w:r>
+      <w:proofErr w:type="gramStart"/>
+      <w:r>
+        <w:t>1}•</w:t>
+      </w:r>
+      <w:proofErr w:type="gramEnd"/>
+      <w:r>
+        <w:t xml:space="preserve"> {summary</w:t>
+      </w:r>
+      <w:proofErr w:type="gramStart"/>
+      <w:r>
+        <w:t>1}{</w:t>
+      </w:r>
+      <w:proofErr w:type="gramEnd"/>
+      <w:r>
+        <w:t>/summary1}</w:t>
       </w:r>
     </w:p>
     <w:p>
@@ -113,7 +150,23 @@
         <w:spacing w:after="0" w:line="240" w:lineRule="auto"/>
       </w:pPr>
       <w:r>
-        <w:t>{#summary2}• {summary2}{/summary2}</w:t>
+        <w:t>{#summary</w:t>
+      </w:r>
+      <w:proofErr w:type="gramStart"/>
+      <w:r>
+        <w:t>2}•</w:t>
+      </w:r>
+      <w:proofErr w:type="gramEnd"/>
+      <w:r>
+        <w:t xml:space="preserve"> {summary</w:t>
+      </w:r>
+      <w:proofErr w:type="gramStart"/>
+      <w:r>
+        <w:t>2}{</w:t>
+      </w:r>
+      <w:proofErr w:type="gramEnd"/>
+      <w:r>
+        <w:t>/summary2}</w:t>
       </w:r>
     </w:p>
     <w:p>
@@ -121,7 +174,23 @@
         <w:spacing w:after="0" w:line="240" w:lineRule="auto"/>
       </w:pPr>
       <w:r>
-        <w:t>{#summary3}• {summary3}{/summary3}</w:t>
+        <w:t>{#summary</w:t>
+      </w:r>
+      <w:proofErr w:type="gramStart"/>
+      <w:r>
+        <w:t>3}•</w:t>
+      </w:r>
+      <w:proofErr w:type="gramEnd"/>
+      <w:r>
+        <w:t xml:space="preserve"> {summary</w:t>
+      </w:r>
+      <w:proofErr w:type="gramStart"/>
+      <w:r>
+        <w:t>3}{</w:t>
+      </w:r>
+      <w:proofErr w:type="gramEnd"/>
+      <w:r>
+        <w:t>/summary3}</w:t>
       </w:r>
     </w:p>
     <w:p>
@@ -129,7 +198,23 @@
         <w:spacing w:after="0" w:line="240" w:lineRule="auto"/>
       </w:pPr>
       <w:r>
-        <w:t>{#summary4}• {summary4}{/summary4}</w:t>
+        <w:t>{#summary</w:t>
+      </w:r>
+      <w:proofErr w:type="gramStart"/>
+      <w:r>
+        <w:t>4}•</w:t>
+      </w:r>
+      <w:proofErr w:type="gramEnd"/>
+      <w:r>
+        <w:t xml:space="preserve"> {summary</w:t>
+      </w:r>
+      <w:proofErr w:type="gramStart"/>
+      <w:r>
+        <w:t>4}{</w:t>
+      </w:r>
+      <w:proofErr w:type="gramEnd"/>
+      <w:r>
+        <w:t>/summary4}</w:t>
       </w:r>
     </w:p>
     <w:p>
@@ -137,32 +222,38 @@
         <w:spacing w:after="0" w:line="240" w:lineRule="auto"/>
       </w:pPr>
       <w:r>
-        <w:t>{#summary5}• {summary5}{/summary5}</w:t>
-      </w:r>
-    </w:p>
-    <w:p>
-      <w:pPr>
-        <w:pBdr>
-          <w:bottom w:val="single" w:sz="12" w:space="1" w:color="auto"/>
-        </w:pBdr>
-      </w:pPr>
+        <w:t>{#summary</w:t>
+      </w:r>
+      <w:proofErr w:type="gramStart"/>
+      <w:r>
+        <w:t>5}•</w:t>
+      </w:r>
+      <w:proofErr w:type="gramEnd"/>
+      <w:r>
+        <w:t xml:space="preserve"> {summary</w:t>
+      </w:r>
+      <w:proofErr w:type="gramStart"/>
+      <w:r>
+        <w:t>5}{</w:t>
+      </w:r>
+      <w:proofErr w:type="gramEnd"/>
+      <w:r>
+        <w:t>/summary5}</w:t>
+      </w:r>
+    </w:p>
+    <w:p>
       <w:r>
         <w:t>{#hasWorkExperience}</w:t>
       </w:r>
     </w:p>
-    <w:p>
-      <w:pPr>
-        <w:pBdr>
-          <w:bottom w:val="single" w:sz="12" w:space="1" w:color="auto"/>
-        </w:pBdr>
-      </w:pPr>
-    </w:p>
-    <w:p>
-      <w:pPr>
-        <w:pBdr>
-          <w:bottom w:val="single" w:sz="12" w:space="1" w:color="auto"/>
-        </w:pBdr>
-      </w:pPr>
+    <w:p/>
+    <w:p/>
+    <w:p>
+      <w:r>
+        <w:t>{#workExperience}</w:t>
+      </w:r>
+    </w:p>
+    <w:p>
       <w:r>
         <w:rPr>
           <w:sz w:val="56"/>
@@ -172,11 +263,6 @@
       </w:r>
     </w:p>
     <w:p>
-      <w:r>
-        <w:t>{#workExperience}</w:t>
-      </w:r>
-    </w:p>
-    <w:p>
       <w:pPr>
         <w:spacing w:after="0" w:line="240" w:lineRule="auto"/>
         <w:rPr>
@@ -184,13 +270,47 @@
           <w:szCs w:val="28"/>
         </w:rPr>
       </w:pPr>
+      <w:proofErr w:type="gramStart"/>
       <w:r>
         <w:rPr>
           <w:sz w:val="28"/>
           <w:szCs w:val="28"/>
         </w:rPr>
-        <w:t>{title}, {employer} ({employerCity}, {employerState})</w:t>
-      </w:r>
+        <w:t>{title}, {employer} ({</w:t>
+      </w:r>
+      <w:proofErr w:type="spellStart"/>
+      <w:r>
+        <w:rPr>
+          <w:sz w:val="28"/>
+          <w:szCs w:val="28"/>
+        </w:rPr>
+        <w:t>employerCity</w:t>
+      </w:r>
+      <w:proofErr w:type="spellEnd"/>
+      <w:r>
+        <w:rPr>
+          <w:sz w:val="28"/>
+          <w:szCs w:val="28"/>
+        </w:rPr>
+        <w:t>}, {</w:t>
+      </w:r>
+      <w:proofErr w:type="spellStart"/>
+      <w:r>
+        <w:rPr>
+          <w:sz w:val="28"/>
+          <w:szCs w:val="28"/>
+        </w:rPr>
+        <w:t>employerState</w:t>
+      </w:r>
+      <w:proofErr w:type="spellEnd"/>
+      <w:r>
+        <w:rPr>
+          <w:sz w:val="28"/>
+          <w:szCs w:val="28"/>
+        </w:rPr>
+        <w:t>})</w:t>
+      </w:r>
+      <w:proofErr w:type="gramEnd"/>
     </w:p>
     <w:p>
       <w:pPr>
@@ -205,7 +325,23 @@
         <w:spacing w:after="0" w:line="240" w:lineRule="auto"/>
       </w:pPr>
       <w:r>
-        <w:t>{#task1}• {task1}{/task1}</w:t>
+        <w:t>{#task</w:t>
+      </w:r>
+      <w:proofErr w:type="gramStart"/>
+      <w:r>
+        <w:t>1}•</w:t>
+      </w:r>
+      <w:proofErr w:type="gramEnd"/>
+      <w:r>
+        <w:t xml:space="preserve"> {task</w:t>
+      </w:r>
+      <w:proofErr w:type="gramStart"/>
+      <w:r>
+        <w:t>1}{</w:t>
+      </w:r>
+      <w:proofErr w:type="gramEnd"/>
+      <w:r>
+        <w:t>/task1}</w:t>
       </w:r>
     </w:p>
     <w:p>
@@ -213,7 +349,23 @@
         <w:spacing w:after="0" w:line="240" w:lineRule="auto"/>
       </w:pPr>
       <w:r>
-        <w:t>{#task2}• {task2}{/task2}</w:t>
+        <w:t>{#task</w:t>
+      </w:r>
+      <w:proofErr w:type="gramStart"/>
+      <w:r>
+        <w:t>2}•</w:t>
+      </w:r>
+      <w:proofErr w:type="gramEnd"/>
+      <w:r>
+        <w:t xml:space="preserve"> {task</w:t>
+      </w:r>
+      <w:proofErr w:type="gramStart"/>
+      <w:r>
+        <w:t>2}{</w:t>
+      </w:r>
+      <w:proofErr w:type="gramEnd"/>
+      <w:r>
+        <w:t>/task2}</w:t>
       </w:r>
     </w:p>
     <w:p>
@@ -221,7 +373,23 @@
         <w:spacing w:after="0" w:line="240" w:lineRule="auto"/>
       </w:pPr>
       <w:r>
-        <w:t>{#task3}• {task3}{/task3}</w:t>
+        <w:t>{#task</w:t>
+      </w:r>
+      <w:proofErr w:type="gramStart"/>
+      <w:r>
+        <w:t>3}•</w:t>
+      </w:r>
+      <w:proofErr w:type="gramEnd"/>
+      <w:r>
+        <w:t xml:space="preserve"> {task</w:t>
+      </w:r>
+      <w:proofErr w:type="gramStart"/>
+      <w:r>
+        <w:t>3}{</w:t>
+      </w:r>
+      <w:proofErr w:type="gramEnd"/>
+      <w:r>
+        <w:t>/task3}</w:t>
       </w:r>
     </w:p>
     <w:p>
@@ -229,7 +397,23 @@
         <w:spacing w:after="0" w:line="240" w:lineRule="auto"/>
       </w:pPr>
       <w:r>
-        <w:t>{#task4}• {task4}{/task4}</w:t>
+        <w:t>{#task</w:t>
+      </w:r>
+      <w:proofErr w:type="gramStart"/>
+      <w:r>
+        <w:t>4}•</w:t>
+      </w:r>
+      <w:proofErr w:type="gramEnd"/>
+      <w:r>
+        <w:t xml:space="preserve"> {task</w:t>
+      </w:r>
+      <w:proofErr w:type="gramStart"/>
+      <w:r>
+        <w:t>4}{</w:t>
+      </w:r>
+      <w:proofErr w:type="gramEnd"/>
+      <w:r>
+        <w:t>/task4}</w:t>
       </w:r>
     </w:p>
     <w:p>
@@ -237,22 +421,49 @@
         <w:spacing w:after="0" w:line="240" w:lineRule="auto"/>
       </w:pPr>
       <w:r>
-        <w:t>{#task5}• {task5}{/task5}</w:t>
-      </w:r>
-    </w:p>
-    <w:p>
-      <w:r>
-        <w:t>{/workExperience}</w:t>
-      </w:r>
-    </w:p>
-    <w:p>
-      <w:pPr>
-        <w:pBdr>
-          <w:bottom w:val="single" w:sz="12" w:space="1" w:color="auto"/>
-        </w:pBdr>
-      </w:pPr>
-      <w:r>
-        <w:t>{/hasWorkExperience}</w:t>
+        <w:t>{#task</w:t>
+      </w:r>
+      <w:proofErr w:type="gramStart"/>
+      <w:r>
+        <w:t>5}•</w:t>
+      </w:r>
+      <w:proofErr w:type="gramEnd"/>
+      <w:r>
+        <w:t xml:space="preserve"> {task</w:t>
+      </w:r>
+      <w:proofErr w:type="gramStart"/>
+      <w:r>
+        <w:t>5}{</w:t>
+      </w:r>
+      <w:proofErr w:type="gramEnd"/>
+      <w:r>
+        <w:t>/task5}</w:t>
+      </w:r>
+    </w:p>
+    <w:p>
+      <w:r>
+        <w:t>{/</w:t>
+      </w:r>
+      <w:proofErr w:type="spellStart"/>
+      <w:r>
+        <w:t>workExperience</w:t>
+      </w:r>
+      <w:proofErr w:type="spellEnd"/>
+      <w:r>
+        <w:t>}</w:t>
+      </w:r>
+    </w:p>
+    <w:p>
+      <w:r>
+        <w:t>{/</w:t>
+      </w:r>
+      <w:proofErr w:type="spellStart"/>
+      <w:r>
+        <w:t>hasWorkExperience</w:t>
+      </w:r>
+      <w:proofErr w:type="spellEnd"/>
+      <w:r>
+        <w:t>}</w:t>
       </w:r>
     </w:p>
     <w:p>
@@ -262,9 +473,6 @@
     </w:p>
     <w:p>
       <w:pPr>
-        <w:pBdr>
-          <w:bottom w:val="single" w:sz="12" w:space="1" w:color="auto"/>
-        </w:pBdr>
         <w:rPr>
           <w:sz w:val="56"/>
           <w:szCs w:val="56"/>
@@ -293,17 +501,27 @@
       <w:r>
         <w:t>{</w:t>
       </w:r>
+      <w:proofErr w:type="spellStart"/>
       <w:r>
         <w:t>eduC</w:t>
       </w:r>
       <w:r>
-        <w:t>ity}, {</w:t>
-      </w:r>
+        <w:t>ity</w:t>
+      </w:r>
+      <w:proofErr w:type="spellEnd"/>
+      <w:r>
+        <w:t>}, {</w:t>
+      </w:r>
+      <w:proofErr w:type="spellStart"/>
       <w:r>
         <w:t>eduS</w:t>
       </w:r>
       <w:r>
-        <w:t>tate}</w:t>
+        <w:t>tate</w:t>
+      </w:r>
+      <w:proofErr w:type="spellEnd"/>
+      <w:r>
+        <w:t>}</w:t>
       </w:r>
     </w:p>
     <w:p>
@@ -311,6 +529,7 @@
         <w:spacing w:line="278" w:lineRule="auto"/>
       </w:pPr>
       <w:r>
+        <w:lastRenderedPageBreak/>
         <w:t>{program}</w:t>
       </w:r>
       <w:r>
@@ -319,8 +538,23 @@
     </w:p>
     <w:p>
       <w:r>
-        <w:lastRenderedPageBreak/>
-        <w:t>{startDate} – {endDate}</w:t>
+        <w:t>{</w:t>
+      </w:r>
+      <w:proofErr w:type="spellStart"/>
+      <w:r>
+        <w:t>startDate</w:t>
+      </w:r>
+      <w:proofErr w:type="spellEnd"/>
+      <w:r>
+        <w:t>} – {</w:t>
+      </w:r>
+      <w:proofErr w:type="spellStart"/>
+      <w:r>
+        <w:t>endDate</w:t>
+      </w:r>
+      <w:proofErr w:type="spellEnd"/>
+      <w:r>
+        <w:t>}</w:t>
       </w:r>
     </w:p>
     <w:p>
@@ -336,7 +570,15 @@
     </w:p>
     <w:p>
       <w:r>
-        <w:t>{/hasEducation}</w:t>
+        <w:t>{/</w:t>
+      </w:r>
+      <w:proofErr w:type="spellStart"/>
+      <w:r>
+        <w:t>hasEducation</w:t>
+      </w:r>
+      <w:proofErr w:type="spellEnd"/>
+      <w:r>
+        <w:t>}</w:t>
       </w:r>
     </w:p>
     <w:p/>
@@ -374,71 +616,237 @@
               <w:rPr>
                 <w:sz w:val="56"/>
                 <w:szCs w:val="56"/>
-                <w:u w:val="single"/>
               </w:rPr>
             </w:pPr>
             <w:r>
               <w:rPr>
                 <w:sz w:val="56"/>
                 <w:szCs w:val="56"/>
-                <w:u w:val="single"/>
               </w:rPr>
               <w:t>CERTIFICATIONS</w:t>
             </w:r>
           </w:p>
           <w:p>
             <w:r>
-              <w:t>{#cert1}• {cert1}{/cert1}</w:t>
-            </w:r>
-          </w:p>
-          <w:p>
-            <w:r>
-              <w:t>{#cert2}• {cert2}{/cert2}</w:t>
-            </w:r>
-          </w:p>
-          <w:p>
-            <w:r>
-              <w:t>{#cert3}• {cert3}{/cert3}</w:t>
-            </w:r>
-          </w:p>
-          <w:p>
-            <w:r>
-              <w:t>{#cert4}• {cert4}{/cert4}</w:t>
-            </w:r>
-          </w:p>
-          <w:p>
-            <w:r>
-              <w:t>{#cert5}• {cert5}{/cert5}</w:t>
-            </w:r>
-          </w:p>
-          <w:p>
-            <w:r>
-              <w:t>{#cert6}• {cert6}{/cert6}</w:t>
-            </w:r>
-          </w:p>
-          <w:p>
-            <w:r>
-              <w:t>{#cert7}• {cert7}{/cert7}</w:t>
-            </w:r>
-          </w:p>
-          <w:p>
-            <w:r>
-              <w:t>{#cert8}• {cert8}{/cert8}</w:t>
-            </w:r>
-          </w:p>
-          <w:p>
-            <w:r>
-              <w:t>{#cert9}• {cert9}{/cert9}</w:t>
-            </w:r>
-          </w:p>
-          <w:p>
-            <w:r>
-              <w:t>{#cert10}• {cert10}{/cert10}</w:t>
-            </w:r>
-          </w:p>
-          <w:p>
-            <w:r>
-              <w:t>{/hasProgramCerts}</w:t>
+              <w:t>{#cert</w:t>
+            </w:r>
+            <w:proofErr w:type="gramStart"/>
+            <w:r>
+              <w:t>1}•</w:t>
+            </w:r>
+            <w:proofErr w:type="gramEnd"/>
+            <w:r>
+              <w:t xml:space="preserve"> {cert</w:t>
+            </w:r>
+            <w:proofErr w:type="gramStart"/>
+            <w:r>
+              <w:t>1}{</w:t>
+            </w:r>
+            <w:proofErr w:type="gramEnd"/>
+            <w:r>
+              <w:t>/cert1}</w:t>
+            </w:r>
+          </w:p>
+          <w:p>
+            <w:r>
+              <w:t>{#cert</w:t>
+            </w:r>
+            <w:proofErr w:type="gramStart"/>
+            <w:r>
+              <w:t>2}•</w:t>
+            </w:r>
+            <w:proofErr w:type="gramEnd"/>
+            <w:r>
+              <w:t xml:space="preserve"> {cert</w:t>
+            </w:r>
+            <w:proofErr w:type="gramStart"/>
+            <w:r>
+              <w:t>2}{</w:t>
+            </w:r>
+            <w:proofErr w:type="gramEnd"/>
+            <w:r>
+              <w:t>/cert2}</w:t>
+            </w:r>
+          </w:p>
+          <w:p>
+            <w:r>
+              <w:t>{#cert</w:t>
+            </w:r>
+            <w:proofErr w:type="gramStart"/>
+            <w:r>
+              <w:t>3}•</w:t>
+            </w:r>
+            <w:proofErr w:type="gramEnd"/>
+            <w:r>
+              <w:t xml:space="preserve"> {cert</w:t>
+            </w:r>
+            <w:proofErr w:type="gramStart"/>
+            <w:r>
+              <w:t>3}{</w:t>
+            </w:r>
+            <w:proofErr w:type="gramEnd"/>
+            <w:r>
+              <w:t>/cert3}</w:t>
+            </w:r>
+          </w:p>
+          <w:p>
+            <w:r>
+              <w:t>{#cert</w:t>
+            </w:r>
+            <w:proofErr w:type="gramStart"/>
+            <w:r>
+              <w:t>4}•</w:t>
+            </w:r>
+            <w:proofErr w:type="gramEnd"/>
+            <w:r>
+              <w:t xml:space="preserve"> {cert</w:t>
+            </w:r>
+            <w:proofErr w:type="gramStart"/>
+            <w:r>
+              <w:t>4}{</w:t>
+            </w:r>
+            <w:proofErr w:type="gramEnd"/>
+            <w:r>
+              <w:t>/cert4}</w:t>
+            </w:r>
+          </w:p>
+          <w:p>
+            <w:r>
+              <w:t>{#cert</w:t>
+            </w:r>
+            <w:proofErr w:type="gramStart"/>
+            <w:r>
+              <w:t>5}•</w:t>
+            </w:r>
+            <w:proofErr w:type="gramEnd"/>
+            <w:r>
+              <w:t xml:space="preserve"> {cert</w:t>
+            </w:r>
+            <w:proofErr w:type="gramStart"/>
+            <w:r>
+              <w:t>5}{</w:t>
+            </w:r>
+            <w:proofErr w:type="gramEnd"/>
+            <w:r>
+              <w:t>/cert5}</w:t>
+            </w:r>
+          </w:p>
+          <w:p>
+            <w:r>
+              <w:t>{#cert</w:t>
+            </w:r>
+            <w:proofErr w:type="gramStart"/>
+            <w:r>
+              <w:t>6}•</w:t>
+            </w:r>
+            <w:proofErr w:type="gramEnd"/>
+            <w:r>
+              <w:t xml:space="preserve"> {cert</w:t>
+            </w:r>
+            <w:proofErr w:type="gramStart"/>
+            <w:r>
+              <w:t>6}{</w:t>
+            </w:r>
+            <w:proofErr w:type="gramEnd"/>
+            <w:r>
+              <w:t>/cert6}</w:t>
+            </w:r>
+          </w:p>
+          <w:p>
+            <w:r>
+              <w:t>{#cert</w:t>
+            </w:r>
+            <w:proofErr w:type="gramStart"/>
+            <w:r>
+              <w:t>7}•</w:t>
+            </w:r>
+            <w:proofErr w:type="gramEnd"/>
+            <w:r>
+              <w:t xml:space="preserve"> {cert</w:t>
+            </w:r>
+            <w:proofErr w:type="gramStart"/>
+            <w:r>
+              <w:t>7}{</w:t>
+            </w:r>
+            <w:proofErr w:type="gramEnd"/>
+            <w:r>
+              <w:t>/cert7}</w:t>
+            </w:r>
+          </w:p>
+          <w:p>
+            <w:r>
+              <w:t>{#cert</w:t>
+            </w:r>
+            <w:proofErr w:type="gramStart"/>
+            <w:r>
+              <w:t>8}•</w:t>
+            </w:r>
+            <w:proofErr w:type="gramEnd"/>
+            <w:r>
+              <w:t xml:space="preserve"> {cert</w:t>
+            </w:r>
+            <w:proofErr w:type="gramStart"/>
+            <w:r>
+              <w:t>8}{</w:t>
+            </w:r>
+            <w:proofErr w:type="gramEnd"/>
+            <w:r>
+              <w:t>/cert8}</w:t>
+            </w:r>
+          </w:p>
+          <w:p>
+            <w:r>
+              <w:t>{#cert</w:t>
+            </w:r>
+            <w:proofErr w:type="gramStart"/>
+            <w:r>
+              <w:t>9}•</w:t>
+            </w:r>
+            <w:proofErr w:type="gramEnd"/>
+            <w:r>
+              <w:t xml:space="preserve"> {cert</w:t>
+            </w:r>
+            <w:proofErr w:type="gramStart"/>
+            <w:r>
+              <w:t>9}{</w:t>
+            </w:r>
+            <w:proofErr w:type="gramEnd"/>
+            <w:r>
+              <w:t>/cert9}</w:t>
+            </w:r>
+          </w:p>
+          <w:p>
+            <w:r>
+              <w:t>{#cert</w:t>
+            </w:r>
+            <w:proofErr w:type="gramStart"/>
+            <w:r>
+              <w:t>10}•</w:t>
+            </w:r>
+            <w:proofErr w:type="gramEnd"/>
+            <w:r>
+              <w:t xml:space="preserve"> {cert</w:t>
+            </w:r>
+            <w:proofErr w:type="gramStart"/>
+            <w:r>
+              <w:t>10}{</w:t>
+            </w:r>
+            <w:proofErr w:type="gramEnd"/>
+            <w:r>
+              <w:t>/cert10}</w:t>
+            </w:r>
+          </w:p>
+          <w:p>
+            <w:r>
+              <w:t>{/</w:t>
+            </w:r>
+            <w:proofErr w:type="spellStart"/>
+            <w:r>
+              <w:t>hasProgramCerts</w:t>
+            </w:r>
+            <w:proofErr w:type="spellEnd"/>
+            <w:r>
+              <w:t>}</w:t>
             </w:r>
           </w:p>
           <w:p/>
@@ -457,71 +865,237 @@
               <w:rPr>
                 <w:sz w:val="56"/>
                 <w:szCs w:val="56"/>
-                <w:u w:val="single"/>
               </w:rPr>
             </w:pPr>
             <w:r>
               <w:rPr>
                 <w:sz w:val="56"/>
                 <w:szCs w:val="56"/>
-                <w:u w:val="single"/>
               </w:rPr>
               <w:t>SKILLS</w:t>
             </w:r>
           </w:p>
           <w:p>
             <w:r>
-              <w:t>{#skill1}• {skill1}{/skill1}</w:t>
-            </w:r>
-          </w:p>
-          <w:p>
-            <w:r>
-              <w:t>{#skill2}• {skill2}{/skill2}</w:t>
-            </w:r>
-          </w:p>
-          <w:p>
-            <w:r>
-              <w:t>{#skill3}• {skill3}{/skill3}</w:t>
-            </w:r>
-          </w:p>
-          <w:p>
-            <w:r>
-              <w:t>{#skill4}• {skill4}{/skill4}</w:t>
-            </w:r>
-          </w:p>
-          <w:p>
-            <w:r>
-              <w:t>{#skill5}• {skill5}{/skill5}</w:t>
-            </w:r>
-          </w:p>
-          <w:p>
-            <w:r>
-              <w:t>{#skill6}• {skill6}{/skill6}</w:t>
-            </w:r>
-          </w:p>
-          <w:p>
-            <w:r>
-              <w:t>{#skill7}• {skill7}{/skill7}</w:t>
-            </w:r>
-          </w:p>
-          <w:p>
-            <w:r>
-              <w:t>{#skill8}• {skill8}{/skill8}</w:t>
-            </w:r>
-          </w:p>
-          <w:p>
-            <w:r>
-              <w:t>{#skill9}• {skill9}{/skill9}</w:t>
-            </w:r>
-          </w:p>
-          <w:p>
-            <w:r>
-              <w:t>{#skill10}• {skill10}{/skill10}</w:t>
-            </w:r>
-          </w:p>
-          <w:p>
-            <w:r>
-              <w:t>{/hasExtraSkills}</w:t>
+              <w:t>{#skill</w:t>
+            </w:r>
+            <w:proofErr w:type="gramStart"/>
+            <w:r>
+              <w:t>1}•</w:t>
+            </w:r>
+            <w:proofErr w:type="gramEnd"/>
+            <w:r>
+              <w:t xml:space="preserve"> {skill</w:t>
+            </w:r>
+            <w:proofErr w:type="gramStart"/>
+            <w:r>
+              <w:t>1}{</w:t>
+            </w:r>
+            <w:proofErr w:type="gramEnd"/>
+            <w:r>
+              <w:t>/skill1}</w:t>
+            </w:r>
+          </w:p>
+          <w:p>
+            <w:r>
+              <w:t>{#skill</w:t>
+            </w:r>
+            <w:proofErr w:type="gramStart"/>
+            <w:r>
+              <w:t>2}•</w:t>
+            </w:r>
+            <w:proofErr w:type="gramEnd"/>
+            <w:r>
+              <w:t xml:space="preserve"> {skill</w:t>
+            </w:r>
+            <w:proofErr w:type="gramStart"/>
+            <w:r>
+              <w:t>2}{</w:t>
+            </w:r>
+            <w:proofErr w:type="gramEnd"/>
+            <w:r>
+              <w:t>/skill2}</w:t>
+            </w:r>
+          </w:p>
+          <w:p>
+            <w:r>
+              <w:t>{#skill</w:t>
+            </w:r>
+            <w:proofErr w:type="gramStart"/>
+            <w:r>
+              <w:t>3}•</w:t>
+            </w:r>
+            <w:proofErr w:type="gramEnd"/>
+            <w:r>
+              <w:t xml:space="preserve"> {skill</w:t>
+            </w:r>
+            <w:proofErr w:type="gramStart"/>
+            <w:r>
+              <w:t>3}{</w:t>
+            </w:r>
+            <w:proofErr w:type="gramEnd"/>
+            <w:r>
+              <w:t>/skill3}</w:t>
+            </w:r>
+          </w:p>
+          <w:p>
+            <w:r>
+              <w:t>{#skill</w:t>
+            </w:r>
+            <w:proofErr w:type="gramStart"/>
+            <w:r>
+              <w:t>4}•</w:t>
+            </w:r>
+            <w:proofErr w:type="gramEnd"/>
+            <w:r>
+              <w:t xml:space="preserve"> {skill</w:t>
+            </w:r>
+            <w:proofErr w:type="gramStart"/>
+            <w:r>
+              <w:t>4}{</w:t>
+            </w:r>
+            <w:proofErr w:type="gramEnd"/>
+            <w:r>
+              <w:t>/skill4}</w:t>
+            </w:r>
+          </w:p>
+          <w:p>
+            <w:r>
+              <w:t>{#skill</w:t>
+            </w:r>
+            <w:proofErr w:type="gramStart"/>
+            <w:r>
+              <w:t>5}•</w:t>
+            </w:r>
+            <w:proofErr w:type="gramEnd"/>
+            <w:r>
+              <w:t xml:space="preserve"> {skill</w:t>
+            </w:r>
+            <w:proofErr w:type="gramStart"/>
+            <w:r>
+              <w:t>5}{</w:t>
+            </w:r>
+            <w:proofErr w:type="gramEnd"/>
+            <w:r>
+              <w:t>/skill5}</w:t>
+            </w:r>
+          </w:p>
+          <w:p>
+            <w:r>
+              <w:t>{#skill</w:t>
+            </w:r>
+            <w:proofErr w:type="gramStart"/>
+            <w:r>
+              <w:t>6}•</w:t>
+            </w:r>
+            <w:proofErr w:type="gramEnd"/>
+            <w:r>
+              <w:t xml:space="preserve"> {skill</w:t>
+            </w:r>
+            <w:proofErr w:type="gramStart"/>
+            <w:r>
+              <w:t>6}{</w:t>
+            </w:r>
+            <w:proofErr w:type="gramEnd"/>
+            <w:r>
+              <w:t>/skill6}</w:t>
+            </w:r>
+          </w:p>
+          <w:p>
+            <w:r>
+              <w:t>{#skill</w:t>
+            </w:r>
+            <w:proofErr w:type="gramStart"/>
+            <w:r>
+              <w:t>7}•</w:t>
+            </w:r>
+            <w:proofErr w:type="gramEnd"/>
+            <w:r>
+              <w:t xml:space="preserve"> {skill</w:t>
+            </w:r>
+            <w:proofErr w:type="gramStart"/>
+            <w:r>
+              <w:t>7}{</w:t>
+            </w:r>
+            <w:proofErr w:type="gramEnd"/>
+            <w:r>
+              <w:t>/skill7}</w:t>
+            </w:r>
+          </w:p>
+          <w:p>
+            <w:r>
+              <w:t>{#skill</w:t>
+            </w:r>
+            <w:proofErr w:type="gramStart"/>
+            <w:r>
+              <w:t>8}•</w:t>
+            </w:r>
+            <w:proofErr w:type="gramEnd"/>
+            <w:r>
+              <w:t xml:space="preserve"> {skill</w:t>
+            </w:r>
+            <w:proofErr w:type="gramStart"/>
+            <w:r>
+              <w:t>8}{</w:t>
+            </w:r>
+            <w:proofErr w:type="gramEnd"/>
+            <w:r>
+              <w:t>/skill8}</w:t>
+            </w:r>
+          </w:p>
+          <w:p>
+            <w:r>
+              <w:t>{#skill</w:t>
+            </w:r>
+            <w:proofErr w:type="gramStart"/>
+            <w:r>
+              <w:t>9}•</w:t>
+            </w:r>
+            <w:proofErr w:type="gramEnd"/>
+            <w:r>
+              <w:t xml:space="preserve"> {skill</w:t>
+            </w:r>
+            <w:proofErr w:type="gramStart"/>
+            <w:r>
+              <w:t>9}{</w:t>
+            </w:r>
+            <w:proofErr w:type="gramEnd"/>
+            <w:r>
+              <w:t>/skill9}</w:t>
+            </w:r>
+          </w:p>
+          <w:p>
+            <w:r>
+              <w:t>{#skill</w:t>
+            </w:r>
+            <w:proofErr w:type="gramStart"/>
+            <w:r>
+              <w:t>10}•</w:t>
+            </w:r>
+            <w:proofErr w:type="gramEnd"/>
+            <w:r>
+              <w:t xml:space="preserve"> {skill</w:t>
+            </w:r>
+            <w:proofErr w:type="gramStart"/>
+            <w:r>
+              <w:t>10}{</w:t>
+            </w:r>
+            <w:proofErr w:type="gramEnd"/>
+            <w:r>
+              <w:t>/skill10}</w:t>
+            </w:r>
+          </w:p>
+          <w:p>
+            <w:r>
+              <w:t>{/</w:t>
+            </w:r>
+            <w:proofErr w:type="spellStart"/>
+            <w:r>
+              <w:t>hasExtraSkills</w:t>
+            </w:r>
+            <w:proofErr w:type="spellEnd"/>
+            <w:r>
+              <w:t>}</w:t>
             </w:r>
           </w:p>
           <w:p/>

--- a/public/templates/TemplateA.docx
+++ b/public/templates/TemplateA.docx
@@ -2,591 +2,10 @@
 <file path=word/document.xml><?xml version="1.0" encoding="utf-8"?>
 <w:document xmlns:wpc="http://schemas.microsoft.com/office/word/2010/wordprocessingCanvas" xmlns:cx="http://schemas.microsoft.com/office/drawing/2014/chartex" xmlns:cx1="http://schemas.microsoft.com/office/drawing/2015/9/8/chartex" xmlns:cx2="http://schemas.microsoft.com/office/drawing/2015/10/21/chartex" xmlns:cx3="http://schemas.microsoft.com/office/drawing/2016/5/9/chartex" xmlns:cx4="http://schemas.microsoft.com/office/drawing/2016/5/10/chartex" xmlns:cx5="http://schemas.microsoft.com/office/drawing/2016/5/11/chartex" xmlns:cx6="http://schemas.microsoft.com/office/drawing/2016/5/12/chartex" xmlns:cx7="http://schemas.microsoft.com/office/drawing/2016/5/13/chartex" xmlns:cx8="http://schemas.microsoft.com/office/drawing/2016/5/14/chartex" xmlns:mc="http://schemas.openxmlformats.org/markup-compatibility/2006" xmlns:aink="http://schemas.microsoft.com/office/drawing/2016/ink" xmlns:am3d="http://schemas.microsoft.com/office/drawing/2017/model3d" xmlns:o="urn:schemas-microsoft-com:office:office" xmlns:oel="http://schemas.microsoft.com/office/2019/extlst" xmlns:r="http://schemas.openxmlformats.org/officeDocument/2006/relationships" xmlns:m="http://schemas.openxmlformats.org/officeDocument/2006/math" xmlns:v="urn:schemas-microsoft-com:vml" xmlns:wp14="http://schemas.microsoft.com/office/word/2010/wordprocessingDrawing" xmlns:wp="http://schemas.openxmlformats.org/drawingml/2006/wordprocessingDrawing" xmlns:w10="urn:schemas-microsoft-com:office:word" xmlns:w="http://schemas.openxmlformats.org/wordprocessingml/2006/main" xmlns:w14="http://schemas.microsoft.com/office/word/2010/wordml" xmlns:w15="http://schemas.microsoft.com/office/word/2012/wordml" xmlns:w16cex="http://schemas.microsoft.com/office/word/2018/wordml/cex" xmlns:w16cid="http://schemas.microsoft.com/office/word/2016/wordml/cid" xmlns:w16="http://schemas.microsoft.com/office/word/2018/wordml" xmlns:w16du="http://schemas.microsoft.com/office/word/2023/wordml/word16du" xmlns:w16sdtdh="http://schemas.microsoft.com/office/word/2020/wordml/sdtdatahash" xmlns:w16sdtfl="http://schemas.microsoft.com/office/word/2024/wordml/sdtformatlock" xmlns:w16se="http://schemas.microsoft.com/office/word/2015/wordml/symex" xmlns:wpg="http://schemas.microsoft.com/office/word/2010/wordprocessingGroup" xmlns:wpi="http://schemas.microsoft.com/office/word/2010/wordprocessingInk" xmlns:wne="http://schemas.microsoft.com/office/word/2006/wordml" xmlns:wps="http://schemas.microsoft.com/office/word/2010/wordprocessingShape" mc:Ignorable="w14 w15 w16se w16cid w16 w16cex w16sdtdh w16sdtfl w16du wp14">
   <w:body>
-    <w:p>
-      <w:pPr>
-        <w:jc w:val="center"/>
-        <w:rPr>
-          <w:sz w:val="56"/>
-          <w:szCs w:val="56"/>
-        </w:rPr>
-      </w:pPr>
-      <w:r>
-        <w:rPr>
-          <w:sz w:val="56"/>
-          <w:szCs w:val="56"/>
-        </w:rPr>
-        <w:t>{name}</w:t>
-      </w:r>
-    </w:p>
-    <w:p>
-      <w:pPr>
-        <w:spacing w:after="0" w:line="240" w:lineRule="auto"/>
-        <w:jc w:val="center"/>
-        <w:rPr>
-          <w:sz w:val="28"/>
-          <w:szCs w:val="28"/>
-        </w:rPr>
-      </w:pPr>
-      <w:r>
-        <w:rPr>
-          <w:sz w:val="28"/>
-          <w:szCs w:val="28"/>
-        </w:rPr>
-        <w:t>{address}</w:t>
-      </w:r>
-    </w:p>
-    <w:p>
-      <w:pPr>
-        <w:spacing w:after="0" w:line="240" w:lineRule="auto"/>
-        <w:jc w:val="center"/>
-        <w:rPr>
-          <w:sz w:val="28"/>
-          <w:szCs w:val="28"/>
-        </w:rPr>
-      </w:pPr>
-      <w:r>
-        <w:rPr>
-          <w:sz w:val="28"/>
-          <w:szCs w:val="28"/>
-        </w:rPr>
-        <w:t>{city}, {state} {zip}</w:t>
-      </w:r>
-    </w:p>
-    <w:p>
-      <w:pPr>
-        <w:spacing w:after="0" w:line="240" w:lineRule="auto"/>
-        <w:jc w:val="center"/>
-        <w:rPr>
-          <w:sz w:val="28"/>
-          <w:szCs w:val="28"/>
-        </w:rPr>
-      </w:pPr>
-      <w:r>
-        <w:rPr>
-          <w:sz w:val="28"/>
-          <w:szCs w:val="28"/>
-        </w:rPr>
-        <w:t>{</w:t>
-      </w:r>
-      <w:proofErr w:type="gramStart"/>
-      <w:r>
-        <w:rPr>
-          <w:sz w:val="28"/>
-          <w:szCs w:val="28"/>
-        </w:rPr>
-        <w:t>phone}  |</w:t>
-      </w:r>
-      <w:proofErr w:type="gramEnd"/>
-      <w:r>
-        <w:rPr>
-          <w:sz w:val="28"/>
-          <w:szCs w:val="28"/>
-        </w:rPr>
-        <w:t xml:space="preserve">  {email}</w:t>
-      </w:r>
-    </w:p>
-    <w:p>
-      <w:pPr>
-        <w:rPr>
-          <w:sz w:val="28"/>
-          <w:szCs w:val="28"/>
-        </w:rPr>
-      </w:pPr>
-    </w:p>
-    <w:p>
-      <w:pPr>
-        <w:rPr>
-          <w:sz w:val="48"/>
-          <w:szCs w:val="48"/>
-        </w:rPr>
-      </w:pPr>
-      <w:r>
-        <w:rPr>
-          <w:sz w:val="48"/>
-          <w:szCs w:val="48"/>
-        </w:rPr>
-        <w:t>PROFESSIONAL SUMMARY</w:t>
-      </w:r>
-    </w:p>
-    <w:p>
-      <w:r>
-        <w:t>{</w:t>
-      </w:r>
-      <w:proofErr w:type="spellStart"/>
-      <w:r>
-        <w:t>professionalSummary</w:t>
-      </w:r>
-      <w:proofErr w:type="spellEnd"/>
-      <w:r>
-        <w:t>}</w:t>
-      </w:r>
-    </w:p>
-    <w:p>
-      <w:pPr>
-        <w:spacing w:after="0" w:line="240" w:lineRule="auto"/>
-      </w:pPr>
-      <w:r>
-        <w:t>{#summary</w:t>
-      </w:r>
-      <w:proofErr w:type="gramStart"/>
-      <w:r>
-        <w:t>1}•</w:t>
-      </w:r>
-      <w:proofErr w:type="gramEnd"/>
-      <w:r>
-        <w:t xml:space="preserve"> {summary</w:t>
-      </w:r>
-      <w:proofErr w:type="gramStart"/>
-      <w:r>
-        <w:t>1}{</w:t>
-      </w:r>
-      <w:proofErr w:type="gramEnd"/>
-      <w:r>
-        <w:t>/summary1}</w:t>
-      </w:r>
-    </w:p>
-    <w:p>
-      <w:pPr>
-        <w:spacing w:after="0" w:line="240" w:lineRule="auto"/>
-      </w:pPr>
-      <w:r>
-        <w:t>{#summary</w:t>
-      </w:r>
-      <w:proofErr w:type="gramStart"/>
-      <w:r>
-        <w:t>2}•</w:t>
-      </w:r>
-      <w:proofErr w:type="gramEnd"/>
-      <w:r>
-        <w:t xml:space="preserve"> {summary</w:t>
-      </w:r>
-      <w:proofErr w:type="gramStart"/>
-      <w:r>
-        <w:t>2}{</w:t>
-      </w:r>
-      <w:proofErr w:type="gramEnd"/>
-      <w:r>
-        <w:t>/summary2}</w:t>
-      </w:r>
-    </w:p>
-    <w:p>
-      <w:pPr>
-        <w:spacing w:after="0" w:line="240" w:lineRule="auto"/>
-      </w:pPr>
-      <w:r>
-        <w:t>{#summary</w:t>
-      </w:r>
-      <w:proofErr w:type="gramStart"/>
-      <w:r>
-        <w:t>3}•</w:t>
-      </w:r>
-      <w:proofErr w:type="gramEnd"/>
-      <w:r>
-        <w:t xml:space="preserve"> {summary</w:t>
-      </w:r>
-      <w:proofErr w:type="gramStart"/>
-      <w:r>
-        <w:t>3}{</w:t>
-      </w:r>
-      <w:proofErr w:type="gramEnd"/>
-      <w:r>
-        <w:t>/summary3}</w:t>
-      </w:r>
-    </w:p>
-    <w:p>
-      <w:pPr>
-        <w:spacing w:after="0" w:line="240" w:lineRule="auto"/>
-      </w:pPr>
-      <w:r>
-        <w:t>{#summary</w:t>
-      </w:r>
-      <w:proofErr w:type="gramStart"/>
-      <w:r>
-        <w:t>4}•</w:t>
-      </w:r>
-      <w:proofErr w:type="gramEnd"/>
-      <w:r>
-        <w:t xml:space="preserve"> {summary</w:t>
-      </w:r>
-      <w:proofErr w:type="gramStart"/>
-      <w:r>
-        <w:t>4}{</w:t>
-      </w:r>
-      <w:proofErr w:type="gramEnd"/>
-      <w:r>
-        <w:t>/summary4}</w:t>
-      </w:r>
-    </w:p>
-    <w:p>
-      <w:pPr>
-        <w:spacing w:after="0" w:line="240" w:lineRule="auto"/>
-      </w:pPr>
-      <w:r>
-        <w:t>{#summary</w:t>
-      </w:r>
-      <w:proofErr w:type="gramStart"/>
-      <w:r>
-        <w:t>5}•</w:t>
-      </w:r>
-      <w:proofErr w:type="gramEnd"/>
-      <w:r>
-        <w:t xml:space="preserve"> {summary</w:t>
-      </w:r>
-      <w:proofErr w:type="gramStart"/>
-      <w:r>
-        <w:t>5}{</w:t>
-      </w:r>
-      <w:proofErr w:type="gramEnd"/>
-      <w:r>
-        <w:t>/summary5}</w:t>
-      </w:r>
-    </w:p>
-    <w:p>
-      <w:r>
-        <w:t>{#hasWorkExperience}</w:t>
-      </w:r>
-    </w:p>
-    <w:p/>
-    <w:p/>
-    <w:p>
-      <w:r>
-        <w:t>{#workExperience}</w:t>
-      </w:r>
-    </w:p>
-    <w:p>
-      <w:r>
-        <w:rPr>
-          <w:sz w:val="56"/>
-          <w:szCs w:val="56"/>
-        </w:rPr>
-        <w:t>WORK EXPERIENCE</w:t>
-      </w:r>
-    </w:p>
-    <w:p>
-      <w:pPr>
-        <w:spacing w:after="0" w:line="240" w:lineRule="auto"/>
-        <w:rPr>
-          <w:sz w:val="28"/>
-          <w:szCs w:val="28"/>
-        </w:rPr>
-      </w:pPr>
-      <w:proofErr w:type="gramStart"/>
-      <w:r>
-        <w:rPr>
-          <w:sz w:val="28"/>
-          <w:szCs w:val="28"/>
-        </w:rPr>
-        <w:t>{title}, {employer} ({</w:t>
-      </w:r>
-      <w:proofErr w:type="spellStart"/>
-      <w:r>
-        <w:rPr>
-          <w:sz w:val="28"/>
-          <w:szCs w:val="28"/>
-        </w:rPr>
-        <w:t>employerCity</w:t>
-      </w:r>
-      <w:proofErr w:type="spellEnd"/>
-      <w:r>
-        <w:rPr>
-          <w:sz w:val="28"/>
-          <w:szCs w:val="28"/>
-        </w:rPr>
-        <w:t>}, {</w:t>
-      </w:r>
-      <w:proofErr w:type="spellStart"/>
-      <w:r>
-        <w:rPr>
-          <w:sz w:val="28"/>
-          <w:szCs w:val="28"/>
-        </w:rPr>
-        <w:t>employerState</w:t>
-      </w:r>
-      <w:proofErr w:type="spellEnd"/>
-      <w:r>
-        <w:rPr>
-          <w:sz w:val="28"/>
-          <w:szCs w:val="28"/>
-        </w:rPr>
-        <w:t>})</w:t>
-      </w:r>
-      <w:proofErr w:type="gramEnd"/>
-    </w:p>
-    <w:p>
-      <w:pPr>
-        <w:spacing w:after="0" w:line="240" w:lineRule="auto"/>
-      </w:pPr>
-      <w:r>
-        <w:t>{start} – {end}</w:t>
-      </w:r>
-    </w:p>
-    <w:p>
-      <w:pPr>
-        <w:spacing w:after="0" w:line="240" w:lineRule="auto"/>
-      </w:pPr>
-      <w:r>
-        <w:t>{#task</w:t>
-      </w:r>
-      <w:proofErr w:type="gramStart"/>
-      <w:r>
-        <w:t>1}•</w:t>
-      </w:r>
-      <w:proofErr w:type="gramEnd"/>
-      <w:r>
-        <w:t xml:space="preserve"> {task</w:t>
-      </w:r>
-      <w:proofErr w:type="gramStart"/>
-      <w:r>
-        <w:t>1}{</w:t>
-      </w:r>
-      <w:proofErr w:type="gramEnd"/>
-      <w:r>
-        <w:t>/task1}</w:t>
-      </w:r>
-    </w:p>
-    <w:p>
-      <w:pPr>
-        <w:spacing w:after="0" w:line="240" w:lineRule="auto"/>
-      </w:pPr>
-      <w:r>
-        <w:t>{#task</w:t>
-      </w:r>
-      <w:proofErr w:type="gramStart"/>
-      <w:r>
-        <w:t>2}•</w:t>
-      </w:r>
-      <w:proofErr w:type="gramEnd"/>
-      <w:r>
-        <w:t xml:space="preserve"> {task</w:t>
-      </w:r>
-      <w:proofErr w:type="gramStart"/>
-      <w:r>
-        <w:t>2}{</w:t>
-      </w:r>
-      <w:proofErr w:type="gramEnd"/>
-      <w:r>
-        <w:t>/task2}</w:t>
-      </w:r>
-    </w:p>
-    <w:p>
-      <w:pPr>
-        <w:spacing w:after="0" w:line="240" w:lineRule="auto"/>
-      </w:pPr>
-      <w:r>
-        <w:t>{#task</w:t>
-      </w:r>
-      <w:proofErr w:type="gramStart"/>
-      <w:r>
-        <w:t>3}•</w:t>
-      </w:r>
-      <w:proofErr w:type="gramEnd"/>
-      <w:r>
-        <w:t xml:space="preserve"> {task</w:t>
-      </w:r>
-      <w:proofErr w:type="gramStart"/>
-      <w:r>
-        <w:t>3}{</w:t>
-      </w:r>
-      <w:proofErr w:type="gramEnd"/>
-      <w:r>
-        <w:t>/task3}</w:t>
-      </w:r>
-    </w:p>
-    <w:p>
-      <w:pPr>
-        <w:spacing w:after="0" w:line="240" w:lineRule="auto"/>
-      </w:pPr>
-      <w:r>
-        <w:t>{#task</w:t>
-      </w:r>
-      <w:proofErr w:type="gramStart"/>
-      <w:r>
-        <w:t>4}•</w:t>
-      </w:r>
-      <w:proofErr w:type="gramEnd"/>
-      <w:r>
-        <w:t xml:space="preserve"> {task</w:t>
-      </w:r>
-      <w:proofErr w:type="gramStart"/>
-      <w:r>
-        <w:t>4}{</w:t>
-      </w:r>
-      <w:proofErr w:type="gramEnd"/>
-      <w:r>
-        <w:t>/task4}</w:t>
-      </w:r>
-    </w:p>
-    <w:p>
-      <w:pPr>
-        <w:spacing w:after="0" w:line="240" w:lineRule="auto"/>
-      </w:pPr>
-      <w:r>
-        <w:t>{#task</w:t>
-      </w:r>
-      <w:proofErr w:type="gramStart"/>
-      <w:r>
-        <w:t>5}•</w:t>
-      </w:r>
-      <w:proofErr w:type="gramEnd"/>
-      <w:r>
-        <w:t xml:space="preserve"> {task</w:t>
-      </w:r>
-      <w:proofErr w:type="gramStart"/>
-      <w:r>
-        <w:t>5}{</w:t>
-      </w:r>
-      <w:proofErr w:type="gramEnd"/>
-      <w:r>
-        <w:t>/task5}</w:t>
-      </w:r>
-    </w:p>
-    <w:p>
-      <w:r>
-        <w:t>{/</w:t>
-      </w:r>
-      <w:proofErr w:type="spellStart"/>
-      <w:r>
-        <w:t>workExperience</w:t>
-      </w:r>
-      <w:proofErr w:type="spellEnd"/>
-      <w:r>
-        <w:t>}</w:t>
-      </w:r>
-    </w:p>
-    <w:p>
-      <w:r>
-        <w:t>{/</w:t>
-      </w:r>
-      <w:proofErr w:type="spellStart"/>
-      <w:r>
-        <w:t>hasWorkExperience</w:t>
-      </w:r>
-      <w:proofErr w:type="spellEnd"/>
-      <w:r>
-        <w:t>}</w:t>
-      </w:r>
-    </w:p>
-    <w:p>
-      <w:r>
-        <w:t>{#hasEducation}</w:t>
-      </w:r>
-    </w:p>
-    <w:p>
-      <w:pPr>
-        <w:rPr>
-          <w:sz w:val="56"/>
-          <w:szCs w:val="56"/>
-        </w:rPr>
-      </w:pPr>
-      <w:r>
-        <w:rPr>
-          <w:sz w:val="56"/>
-          <w:szCs w:val="56"/>
-        </w:rPr>
-        <w:t>EDUCATION</w:t>
-      </w:r>
-    </w:p>
-    <w:p>
-      <w:r>
-        <w:t>{#education}</w:t>
-      </w:r>
-    </w:p>
-    <w:p>
-      <w:r>
-        <w:t>{</w:t>
-      </w:r>
-      <w:r>
-        <w:t xml:space="preserve">school} — </w:t>
-      </w:r>
-      <w:r>
-        <w:t>{</w:t>
-      </w:r>
-      <w:proofErr w:type="spellStart"/>
-      <w:r>
-        <w:t>eduC</w:t>
-      </w:r>
-      <w:r>
-        <w:t>ity</w:t>
-      </w:r>
-      <w:proofErr w:type="spellEnd"/>
-      <w:r>
-        <w:t>}, {</w:t>
-      </w:r>
-      <w:proofErr w:type="spellStart"/>
-      <w:r>
-        <w:t>eduS</w:t>
-      </w:r>
-      <w:r>
-        <w:t>tate</w:t>
-      </w:r>
-      <w:proofErr w:type="spellEnd"/>
-      <w:r>
-        <w:t>}</w:t>
-      </w:r>
-    </w:p>
-    <w:p>
-      <w:pPr>
-        <w:spacing w:line="278" w:lineRule="auto"/>
-      </w:pPr>
-      <w:r>
-        <w:lastRenderedPageBreak/>
-        <w:t>{program}</w:t>
-      </w:r>
-      <w:r>
-        <w:t xml:space="preserve"> </w:t>
-      </w:r>
-    </w:p>
-    <w:p>
-      <w:r>
-        <w:t>{</w:t>
-      </w:r>
-      <w:proofErr w:type="spellStart"/>
-      <w:r>
-        <w:t>startDate</w:t>
-      </w:r>
-      <w:proofErr w:type="spellEnd"/>
-      <w:r>
-        <w:t>} – {</w:t>
-      </w:r>
-      <w:proofErr w:type="spellStart"/>
-      <w:r>
-        <w:t>endDate</w:t>
-      </w:r>
-      <w:proofErr w:type="spellEnd"/>
-      <w:r>
-        <w:t>}</w:t>
-      </w:r>
-    </w:p>
-    <w:p>
-      <w:r>
-        <w:t>{notes}</w:t>
-      </w:r>
-    </w:p>
-    <w:p/>
-    <w:p>
-      <w:r>
-        <w:t>{/education}</w:t>
-      </w:r>
-    </w:p>
-    <w:p>
-      <w:r>
-        <w:t>{/</w:t>
-      </w:r>
-      <w:proofErr w:type="spellStart"/>
-      <w:r>
-        <w:t>hasEducation</w:t>
-      </w:r>
-      <w:proofErr w:type="spellEnd"/>
-      <w:r>
-        <w:t>}</w:t>
-      </w:r>
-    </w:p>
-    <w:p/>
-    <w:p/>
     <w:tbl>
       <w:tblPr>
         <w:tblStyle w:val="TableGrid"/>
-        <w:tblW w:w="0" w:type="auto"/>
+        <w:tblW w:w="9895" w:type="dxa"/>
         <w:tblBorders>
           <w:top w:val="none" w:sz="0" w:space="0" w:color="auto"/>
           <w:left w:val="none" w:sz="0" w:space="0" w:color="auto"/>
@@ -598,45 +17,161 @@
         <w:tblLook w:val="04A0" w:firstRow="1" w:lastRow="0" w:firstColumn="1" w:lastColumn="0" w:noHBand="0" w:noVBand="1"/>
       </w:tblPr>
       <w:tblGrid>
-        <w:gridCol w:w="4675"/>
-        <w:gridCol w:w="4675"/>
+        <w:gridCol w:w="9895"/>
       </w:tblGrid>
       <w:tr>
         <w:tc>
           <w:tcPr>
-            <w:tcW w:w="4675" w:type="dxa"/>
+            <w:tcW w:w="9895" w:type="dxa"/>
           </w:tcPr>
           <w:p>
-            <w:r>
-              <w:t>{#hasProgramCerts}</w:t>
-            </w:r>
-          </w:p>
-          <w:p>
-            <w:pPr>
+            <w:pPr>
+              <w:keepNext/>
+              <w:keepLines/>
+              <w:spacing w:before="240"/>
               <w:rPr>
+                <w:rFonts w:ascii="Georgia Pro Black" w:hAnsi="Georgia Pro Black"/>
+                <w:b/>
+                <w:bCs/>
                 <w:sz w:val="56"/>
                 <w:szCs w:val="56"/>
               </w:rPr>
             </w:pPr>
             <w:r>
               <w:rPr>
+                <w:rFonts w:ascii="Georgia Pro Black" w:hAnsi="Georgia Pro Black"/>
+                <w:b/>
+                <w:bCs/>
                 <w:sz w:val="56"/>
                 <w:szCs w:val="56"/>
               </w:rPr>
-              <w:t>CERTIFICATIONS</w:t>
-            </w:r>
-          </w:p>
-          <w:p>
-            <w:r>
-              <w:t>{#cert</w:t>
+              <w:t>{name}</w:t>
+            </w:r>
+          </w:p>
+          <w:p>
+            <w:pPr>
+              <w:keepNext/>
+              <w:keepLines/>
+              <w:rPr>
+                <w:sz w:val="28"/>
+                <w:szCs w:val="28"/>
+              </w:rPr>
+            </w:pPr>
+            <w:r>
+              <w:rPr>
+                <w:sz w:val="28"/>
+                <w:szCs w:val="28"/>
+              </w:rPr>
+              <w:t>{address}</w:t>
+            </w:r>
+          </w:p>
+          <w:p>
+            <w:pPr>
+              <w:keepNext/>
+              <w:keepLines/>
+              <w:rPr>
+                <w:sz w:val="28"/>
+                <w:szCs w:val="28"/>
+              </w:rPr>
+            </w:pPr>
+            <w:r>
+              <w:rPr>
+                <w:sz w:val="28"/>
+                <w:szCs w:val="28"/>
+              </w:rPr>
+              <w:t>{city}, {state} {zip}</w:t>
+            </w:r>
+          </w:p>
+          <w:p>
+            <w:pPr>
+              <w:keepNext/>
+              <w:keepLines/>
+              <w:rPr>
+                <w:sz w:val="28"/>
+                <w:szCs w:val="28"/>
+              </w:rPr>
+            </w:pPr>
+            <w:r>
+              <w:rPr>
+                <w:sz w:val="28"/>
+                <w:szCs w:val="28"/>
+              </w:rPr>
+              <w:t>{</w:t>
             </w:r>
             <w:proofErr w:type="gramStart"/>
             <w:r>
+              <w:rPr>
+                <w:sz w:val="28"/>
+                <w:szCs w:val="28"/>
+              </w:rPr>
+              <w:t>phone}  |</w:t>
+            </w:r>
+            <w:proofErr w:type="gramEnd"/>
+            <w:r>
+              <w:rPr>
+                <w:sz w:val="28"/>
+                <w:szCs w:val="28"/>
+              </w:rPr>
+              <w:t xml:space="preserve">  {email}</w:t>
+            </w:r>
+          </w:p>
+          <w:p>
+            <w:pPr>
+              <w:keepNext/>
+              <w:keepLines/>
+              <w:rPr>
+                <w:sz w:val="28"/>
+                <w:szCs w:val="28"/>
+              </w:rPr>
+            </w:pPr>
+          </w:p>
+          <w:p>
+            <w:pPr>
+              <w:keepNext/>
+              <w:keepLines/>
+              <w:rPr>
+                <w:sz w:val="28"/>
+                <w:szCs w:val="28"/>
+              </w:rPr>
+            </w:pPr>
+          </w:p>
+          <w:p>
+            <w:pPr>
+              <w:keepNext/>
+              <w:keepLines/>
+              <w:pBdr>
+                <w:bottom w:val="single" w:sz="12" w:space="1" w:color="auto"/>
+              </w:pBdr>
+              <w:rPr>
+                <w:sz w:val="48"/>
+                <w:szCs w:val="48"/>
+              </w:rPr>
+            </w:pPr>
+            <w:r>
+              <w:rPr>
+                <w:sz w:val="48"/>
+                <w:szCs w:val="48"/>
+              </w:rPr>
+              <w:t>PROFESSIONAL SUMMARY</w:t>
+            </w:r>
+          </w:p>
+          <w:p>
+            <w:pPr>
+              <w:keepNext/>
+              <w:keepLines/>
+              <w:spacing w:before="120"/>
+              <w:ind w:left="187"/>
+            </w:pPr>
+            <w:r>
+              <w:t>{#summary</w:t>
+            </w:r>
+            <w:proofErr w:type="gramStart"/>
+            <w:r>
               <w:t>1}•</w:t>
             </w:r>
             <w:proofErr w:type="gramEnd"/>
             <w:r>
-              <w:t xml:space="preserve"> {cert</w:t>
+              <w:t xml:space="preserve"> {summary</w:t>
             </w:r>
             <w:proofErr w:type="gramStart"/>
             <w:r>
@@ -644,12 +179,17 @@
             </w:r>
             <w:proofErr w:type="gramEnd"/>
             <w:r>
-              <w:t>/cert1}</w:t>
-            </w:r>
-          </w:p>
-          <w:p>
-            <w:r>
-              <w:t>{#cert</w:t>
+              <w:t>/summary1}</w:t>
+            </w:r>
+          </w:p>
+          <w:p>
+            <w:pPr>
+              <w:keepNext/>
+              <w:keepLines/>
+              <w:ind w:left="180"/>
+            </w:pPr>
+            <w:r>
+              <w:t>{#summary</w:t>
             </w:r>
             <w:proofErr w:type="gramStart"/>
             <w:r>
@@ -657,7 +197,7 @@
             </w:r>
             <w:proofErr w:type="gramEnd"/>
             <w:r>
-              <w:t xml:space="preserve"> {cert</w:t>
+              <w:t xml:space="preserve"> {summary</w:t>
             </w:r>
             <w:proofErr w:type="gramStart"/>
             <w:r>
@@ -665,12 +205,17 @@
             </w:r>
             <w:proofErr w:type="gramEnd"/>
             <w:r>
-              <w:t>/cert2}</w:t>
-            </w:r>
-          </w:p>
-          <w:p>
-            <w:r>
-              <w:t>{#cert</w:t>
+              <w:t>/summary2}</w:t>
+            </w:r>
+          </w:p>
+          <w:p>
+            <w:pPr>
+              <w:keepNext/>
+              <w:keepLines/>
+              <w:ind w:left="180"/>
+            </w:pPr>
+            <w:r>
+              <w:t>{#summary</w:t>
             </w:r>
             <w:proofErr w:type="gramStart"/>
             <w:r>
@@ -678,7 +223,7 @@
             </w:r>
             <w:proofErr w:type="gramEnd"/>
             <w:r>
-              <w:t xml:space="preserve"> {cert</w:t>
+              <w:t xml:space="preserve"> {summary</w:t>
             </w:r>
             <w:proofErr w:type="gramStart"/>
             <w:r>
@@ -686,12 +231,17 @@
             </w:r>
             <w:proofErr w:type="gramEnd"/>
             <w:r>
-              <w:t>/cert3}</w:t>
-            </w:r>
-          </w:p>
-          <w:p>
-            <w:r>
-              <w:t>{#cert</w:t>
+              <w:t>/summary3}</w:t>
+            </w:r>
+          </w:p>
+          <w:p>
+            <w:pPr>
+              <w:keepNext/>
+              <w:keepLines/>
+              <w:ind w:left="180"/>
+            </w:pPr>
+            <w:r>
+              <w:t>{#summary</w:t>
             </w:r>
             <w:proofErr w:type="gramStart"/>
             <w:r>
@@ -699,7 +249,7 @@
             </w:r>
             <w:proofErr w:type="gramEnd"/>
             <w:r>
-              <w:t xml:space="preserve"> {cert</w:t>
+              <w:t xml:space="preserve"> {summary</w:t>
             </w:r>
             <w:proofErr w:type="gramStart"/>
             <w:r>
@@ -707,12 +257,17 @@
             </w:r>
             <w:proofErr w:type="gramEnd"/>
             <w:r>
-              <w:t>/cert4}</w:t>
-            </w:r>
-          </w:p>
-          <w:p>
-            <w:r>
-              <w:t>{#cert</w:t>
+              <w:t>/summary4}</w:t>
+            </w:r>
+          </w:p>
+          <w:p>
+            <w:pPr>
+              <w:keepNext/>
+              <w:keepLines/>
+              <w:ind w:left="180"/>
+            </w:pPr>
+            <w:r>
+              <w:t>{#summary</w:t>
             </w:r>
             <w:proofErr w:type="gramStart"/>
             <w:r>
@@ -720,7 +275,7 @@
             </w:r>
             <w:proofErr w:type="gramEnd"/>
             <w:r>
-              <w:t xml:space="preserve"> {cert</w:t>
+              <w:t xml:space="preserve"> {summary</w:t>
             </w:r>
             <w:proofErr w:type="gramStart"/>
             <w:r>
@@ -728,387 +283,2041 @@
             </w:r>
             <w:proofErr w:type="gramEnd"/>
             <w:r>
-              <w:t>/cert5}</w:t>
-            </w:r>
-          </w:p>
-          <w:p>
-            <w:r>
-              <w:t>{#cert</w:t>
-            </w:r>
-            <w:proofErr w:type="gramStart"/>
-            <w:r>
-              <w:t>6}•</w:t>
-            </w:r>
-            <w:proofErr w:type="gramEnd"/>
-            <w:r>
-              <w:t xml:space="preserve"> {cert</w:t>
-            </w:r>
-            <w:proofErr w:type="gramStart"/>
-            <w:r>
-              <w:t>6}{</w:t>
-            </w:r>
-            <w:proofErr w:type="gramEnd"/>
-            <w:r>
-              <w:t>/cert6}</w:t>
-            </w:r>
-          </w:p>
-          <w:p>
-            <w:r>
-              <w:t>{#cert</w:t>
-            </w:r>
-            <w:proofErr w:type="gramStart"/>
-            <w:r>
-              <w:t>7}•</w:t>
-            </w:r>
-            <w:proofErr w:type="gramEnd"/>
-            <w:r>
-              <w:t xml:space="preserve"> {cert</w:t>
-            </w:r>
-            <w:proofErr w:type="gramStart"/>
-            <w:r>
-              <w:t>7}{</w:t>
-            </w:r>
-            <w:proofErr w:type="gramEnd"/>
-            <w:r>
-              <w:t>/cert7}</w:t>
-            </w:r>
-          </w:p>
-          <w:p>
-            <w:r>
-              <w:t>{#cert</w:t>
-            </w:r>
-            <w:proofErr w:type="gramStart"/>
-            <w:r>
-              <w:t>8}•</w:t>
-            </w:r>
-            <w:proofErr w:type="gramEnd"/>
-            <w:r>
-              <w:t xml:space="preserve"> {cert</w:t>
-            </w:r>
-            <w:proofErr w:type="gramStart"/>
-            <w:r>
-              <w:t>8}{</w:t>
-            </w:r>
-            <w:proofErr w:type="gramEnd"/>
-            <w:r>
-              <w:t>/cert8}</w:t>
-            </w:r>
-          </w:p>
-          <w:p>
-            <w:r>
-              <w:t>{#cert</w:t>
-            </w:r>
-            <w:proofErr w:type="gramStart"/>
-            <w:r>
-              <w:t>9}•</w:t>
-            </w:r>
-            <w:proofErr w:type="gramEnd"/>
-            <w:r>
-              <w:t xml:space="preserve"> {cert</w:t>
-            </w:r>
-            <w:proofErr w:type="gramStart"/>
-            <w:r>
-              <w:t>9}{</w:t>
-            </w:r>
-            <w:proofErr w:type="gramEnd"/>
-            <w:r>
-              <w:t>/cert9}</w:t>
-            </w:r>
-          </w:p>
-          <w:p>
-            <w:r>
-              <w:t>{#cert</w:t>
-            </w:r>
-            <w:proofErr w:type="gramStart"/>
-            <w:r>
-              <w:t>10}•</w:t>
-            </w:r>
-            <w:proofErr w:type="gramEnd"/>
-            <w:r>
-              <w:t xml:space="preserve"> {cert</w:t>
-            </w:r>
-            <w:proofErr w:type="gramStart"/>
-            <w:r>
-              <w:t>10}{</w:t>
-            </w:r>
-            <w:proofErr w:type="gramEnd"/>
-            <w:r>
-              <w:t>/cert10}</w:t>
-            </w:r>
-          </w:p>
-          <w:p>
-            <w:r>
-              <w:t>{/</w:t>
-            </w:r>
-            <w:proofErr w:type="spellStart"/>
-            <w:r>
-              <w:t>hasProgramCerts</w:t>
-            </w:r>
-            <w:proofErr w:type="spellEnd"/>
-            <w:r>
-              <w:t>}</w:t>
-            </w:r>
-          </w:p>
-          <w:p/>
+              <w:t>/summary5}</w:t>
+            </w:r>
+          </w:p>
         </w:tc>
+      </w:tr>
+    </w:tbl>
+    <w:p>
+      <w:pPr>
+        <w:keepNext/>
+        <w:keepLines/>
+        <w:rPr>
+          <w:rFonts w:ascii="Georgia Pro Black" w:hAnsi="Georgia Pro Black"/>
+          <w:b/>
+          <w:bCs/>
+          <w:sz w:val="56"/>
+          <w:szCs w:val="56"/>
+        </w:rPr>
+      </w:pPr>
+    </w:p>
+    <w:tbl>
+      <w:tblPr>
+        <w:tblStyle w:val="TableGrid"/>
+        <w:tblW w:w="0" w:type="auto"/>
+        <w:tblLook w:val="04A0" w:firstRow="1" w:lastRow="0" w:firstColumn="1" w:lastColumn="0" w:noHBand="0" w:noVBand="1"/>
+      </w:tblPr>
+      <w:tblGrid>
+        <w:gridCol w:w="9926"/>
+      </w:tblGrid>
+      <w:tr>
         <w:tc>
           <w:tcPr>
-            <w:tcW w:w="4675" w:type="dxa"/>
+            <w:tcW w:w="9926" w:type="dxa"/>
+            <w:tcBorders>
+              <w:top w:val="nil"/>
+              <w:left w:val="nil"/>
+              <w:bottom w:val="nil"/>
+              <w:right w:val="nil"/>
+            </w:tcBorders>
           </w:tcPr>
           <w:p>
-            <w:r>
-              <w:t>{#hasExtraSkills}</w:t>
-            </w:r>
-          </w:p>
-          <w:p>
-            <w:pPr>
+            <w:pPr>
+              <w:keepNext/>
+              <w:keepLines/>
+              <w:pBdr>
+                <w:bottom w:val="single" w:sz="12" w:space="1" w:color="auto"/>
+              </w:pBdr>
+            </w:pPr>
+            <w:r>
+              <w:t>{#hasWorkExperience}</w:t>
+            </w:r>
+          </w:p>
+          <w:p>
+            <w:pPr>
+              <w:keepNext/>
+              <w:keepLines/>
+              <w:pBdr>
+                <w:bottom w:val="single" w:sz="12" w:space="1" w:color="auto"/>
+              </w:pBdr>
               <w:rPr>
+                <w:sz w:val="48"/>
+                <w:szCs w:val="48"/>
+              </w:rPr>
+            </w:pPr>
+            <w:r>
+              <w:rPr>
+                <w:sz w:val="48"/>
+                <w:szCs w:val="48"/>
+              </w:rPr>
+              <w:t>WORK EXPERIENCE</w:t>
+            </w:r>
+          </w:p>
+          <w:p>
+            <w:pPr>
+              <w:keepNext/>
+              <w:keepLines/>
+            </w:pPr>
+            <w:r>
+              <w:t>{#workExperience}</w:t>
+            </w:r>
+          </w:p>
+          <w:tbl>
+            <w:tblPr>
+              <w:tblStyle w:val="TableGrid"/>
+              <w:tblW w:w="9310" w:type="dxa"/>
+              <w:tblBorders>
+                <w:top w:val="none" w:sz="0" w:space="0" w:color="auto"/>
+                <w:left w:val="none" w:sz="0" w:space="0" w:color="auto"/>
+                <w:bottom w:val="none" w:sz="0" w:space="0" w:color="auto"/>
+                <w:right w:val="none" w:sz="0" w:space="0" w:color="auto"/>
+                <w:insideH w:val="none" w:sz="0" w:space="0" w:color="auto"/>
+                <w:insideV w:val="none" w:sz="0" w:space="0" w:color="auto"/>
+              </w:tblBorders>
+              <w:tblLook w:val="04A0" w:firstRow="1" w:lastRow="0" w:firstColumn="1" w:lastColumn="0" w:noHBand="0" w:noVBand="1"/>
+            </w:tblPr>
+            <w:tblGrid>
+              <w:gridCol w:w="5881"/>
+              <w:gridCol w:w="3429"/>
+            </w:tblGrid>
+            <w:tr>
+              <w:trPr>
+                <w:trHeight w:val="426"/>
+              </w:trPr>
+              <w:tc>
+                <w:tcPr>
+                  <w:tcW w:w="5881" w:type="dxa"/>
+                </w:tcPr>
+                <w:p>
+                  <w:pPr>
+                    <w:keepNext/>
+                    <w:keepLines/>
+                    <w:spacing w:before="120"/>
+                    <w:rPr>
+                      <w:sz w:val="24"/>
+                      <w:szCs w:val="24"/>
+                    </w:rPr>
+                  </w:pPr>
+                  <w:proofErr w:type="gramStart"/>
+                  <w:r>
+                    <w:rPr>
+                      <w:sz w:val="24"/>
+                      <w:szCs w:val="24"/>
+                    </w:rPr>
+                    <w:t>{title}, {</w:t>
+                  </w:r>
+                  <w:proofErr w:type="gramEnd"/>
+                  <w:r>
+                    <w:rPr>
+                      <w:sz w:val="24"/>
+                      <w:szCs w:val="24"/>
+                    </w:rPr>
+                    <w:t xml:space="preserve">employer} </w:t>
+                  </w:r>
+                </w:p>
+                <w:p>
+                  <w:pPr>
+                    <w:keepNext/>
+                    <w:keepLines/>
+                    <w:rPr>
+                      <w:i/>
+                      <w:iCs/>
+                    </w:rPr>
+                  </w:pPr>
+                  <w:r>
+                    <w:rPr>
+                      <w:i/>
+                      <w:iCs/>
+                    </w:rPr>
+                    <w:t>({</w:t>
+                  </w:r>
+                  <w:proofErr w:type="spellStart"/>
+                  <w:r>
+                    <w:rPr>
+                      <w:i/>
+                      <w:iCs/>
+                      <w:sz w:val="24"/>
+                      <w:szCs w:val="24"/>
+                    </w:rPr>
+                    <w:t>employerCity</w:t>
+                  </w:r>
+                  <w:proofErr w:type="spellEnd"/>
+                  <w:r>
+                    <w:rPr>
+                      <w:i/>
+                      <w:iCs/>
+                      <w:sz w:val="24"/>
+                      <w:szCs w:val="24"/>
+                    </w:rPr>
+                    <w:t>}, {</w:t>
+                  </w:r>
+                  <w:proofErr w:type="spellStart"/>
+                  <w:r>
+                    <w:rPr>
+                      <w:i/>
+                      <w:iCs/>
+                      <w:sz w:val="24"/>
+                      <w:szCs w:val="24"/>
+                    </w:rPr>
+                    <w:t>employerState</w:t>
+                  </w:r>
+                  <w:proofErr w:type="spellEnd"/>
+                  <w:r>
+                    <w:rPr>
+                      <w:i/>
+                      <w:iCs/>
+                      <w:sz w:val="24"/>
+                      <w:szCs w:val="24"/>
+                    </w:rPr>
+                    <w:t>})</w:t>
+                  </w:r>
+                </w:p>
+              </w:tc>
+              <w:tc>
+                <w:tcPr>
+                  <w:tcW w:w="3429" w:type="dxa"/>
+                </w:tcPr>
+                <w:p>
+                  <w:pPr>
+                    <w:keepNext/>
+                    <w:keepLines/>
+                    <w:jc w:val="right"/>
+                    <w:rPr>
+                      <w:sz w:val="24"/>
+                      <w:szCs w:val="24"/>
+                    </w:rPr>
+                  </w:pPr>
+                  <w:r>
+                    <w:rPr>
+                      <w:sz w:val="24"/>
+                      <w:szCs w:val="24"/>
+                    </w:rPr>
+                    <w:t>{start} – {end}</w:t>
+                  </w:r>
+                </w:p>
+              </w:tc>
+            </w:tr>
+          </w:tbl>
+          <w:p>
+            <w:pPr>
+              <w:keepNext/>
+              <w:keepLines/>
+              <w:ind w:left="180"/>
+            </w:pPr>
+            <w:r>
+              <w:t>{#task</w:t>
+            </w:r>
+            <w:proofErr w:type="gramStart"/>
+            <w:r>
+              <w:t>1}•</w:t>
+            </w:r>
+            <w:proofErr w:type="gramEnd"/>
+            <w:r>
+              <w:t xml:space="preserve"> {task</w:t>
+            </w:r>
+            <w:proofErr w:type="gramStart"/>
+            <w:r>
+              <w:t>1}{</w:t>
+            </w:r>
+            <w:proofErr w:type="gramEnd"/>
+            <w:r>
+              <w:t>/task1}</w:t>
+            </w:r>
+          </w:p>
+          <w:p>
+            <w:pPr>
+              <w:keepNext/>
+              <w:keepLines/>
+              <w:ind w:left="180"/>
+            </w:pPr>
+            <w:r>
+              <w:t>{#task</w:t>
+            </w:r>
+            <w:proofErr w:type="gramStart"/>
+            <w:r>
+              <w:t>2}•</w:t>
+            </w:r>
+            <w:proofErr w:type="gramEnd"/>
+            <w:r>
+              <w:t xml:space="preserve"> {task</w:t>
+            </w:r>
+            <w:proofErr w:type="gramStart"/>
+            <w:r>
+              <w:t>2}{</w:t>
+            </w:r>
+            <w:proofErr w:type="gramEnd"/>
+            <w:r>
+              <w:t>/task2}</w:t>
+            </w:r>
+          </w:p>
+          <w:p>
+            <w:pPr>
+              <w:keepNext/>
+              <w:keepLines/>
+              <w:ind w:left="180"/>
+            </w:pPr>
+            <w:r>
+              <w:t>{#task</w:t>
+            </w:r>
+            <w:proofErr w:type="gramStart"/>
+            <w:r>
+              <w:t>3}•</w:t>
+            </w:r>
+            <w:proofErr w:type="gramEnd"/>
+            <w:r>
+              <w:t xml:space="preserve"> {task</w:t>
+            </w:r>
+            <w:proofErr w:type="gramStart"/>
+            <w:r>
+              <w:t>3}{</w:t>
+            </w:r>
+            <w:proofErr w:type="gramEnd"/>
+            <w:r>
+              <w:t>/task3}</w:t>
+            </w:r>
+          </w:p>
+          <w:p>
+            <w:pPr>
+              <w:keepNext/>
+              <w:keepLines/>
+              <w:ind w:left="180"/>
+            </w:pPr>
+            <w:r>
+              <w:t>{#task</w:t>
+            </w:r>
+            <w:proofErr w:type="gramStart"/>
+            <w:r>
+              <w:t>4}•</w:t>
+            </w:r>
+            <w:proofErr w:type="gramEnd"/>
+            <w:r>
+              <w:t xml:space="preserve"> {task</w:t>
+            </w:r>
+            <w:proofErr w:type="gramStart"/>
+            <w:r>
+              <w:t>4}{</w:t>
+            </w:r>
+            <w:proofErr w:type="gramEnd"/>
+            <w:r>
+              <w:t>/task4}</w:t>
+            </w:r>
+          </w:p>
+          <w:p>
+            <w:pPr>
+              <w:keepNext/>
+              <w:keepLines/>
+              <w:ind w:left="180"/>
+            </w:pPr>
+            <w:r>
+              <w:t>{#task</w:t>
+            </w:r>
+            <w:proofErr w:type="gramStart"/>
+            <w:r>
+              <w:t>5}•</w:t>
+            </w:r>
+            <w:proofErr w:type="gramEnd"/>
+            <w:r>
+              <w:t xml:space="preserve"> {task</w:t>
+            </w:r>
+            <w:proofErr w:type="gramStart"/>
+            <w:r>
+              <w:t>5}{</w:t>
+            </w:r>
+            <w:proofErr w:type="gramEnd"/>
+            <w:r>
+              <w:t>/task5}</w:t>
+            </w:r>
+          </w:p>
+          <w:p>
+            <w:pPr>
+              <w:keepNext/>
+              <w:keepLines/>
+              <w:rPr>
+                <w:i/>
+                <w:iCs/>
+                <w:sz w:val="28"/>
+                <w:szCs w:val="28"/>
+              </w:rPr>
+            </w:pPr>
+            <w:r>
+              <w:rPr>
+                <w:i/>
+                <w:iCs/>
+                <w:sz w:val="28"/>
+                <w:szCs w:val="28"/>
+              </w:rPr>
+              <w:t>{/</w:t>
+            </w:r>
+            <w:proofErr w:type="spellStart"/>
+            <w:r>
+              <w:rPr>
+                <w:i/>
+                <w:iCs/>
+                <w:sz w:val="28"/>
+                <w:szCs w:val="28"/>
+              </w:rPr>
+              <w:t>workExperience</w:t>
+            </w:r>
+            <w:proofErr w:type="spellEnd"/>
+            <w:r>
+              <w:rPr>
+                <w:i/>
+                <w:iCs/>
+                <w:sz w:val="28"/>
+                <w:szCs w:val="28"/>
+              </w:rPr>
+              <w:t>}</w:t>
+            </w:r>
+          </w:p>
+          <w:p>
+            <w:pPr>
+              <w:keepNext/>
+              <w:keepLines/>
+              <w:rPr>
+                <w:rFonts w:ascii="Georgia Pro Black" w:hAnsi="Georgia Pro Black"/>
+                <w:b/>
+                <w:bCs/>
                 <w:sz w:val="56"/>
                 <w:szCs w:val="56"/>
               </w:rPr>
             </w:pPr>
             <w:r>
+              <w:t>{/</w:t>
+            </w:r>
+            <w:proofErr w:type="spellStart"/>
+            <w:r>
+              <w:t>hasWorkExperience</w:t>
+            </w:r>
+            <w:proofErr w:type="spellEnd"/>
+            <w:r>
+              <w:t>}</w:t>
+            </w:r>
+            <w:r>
               <w:rPr>
+                <w:rFonts w:ascii="Georgia Pro Black" w:hAnsi="Georgia Pro Black"/>
+                <w:b/>
+                <w:bCs/>
                 <w:sz w:val="56"/>
                 <w:szCs w:val="56"/>
               </w:rPr>
-              <w:t>SKILLS</w:t>
-            </w:r>
-          </w:p>
-          <w:p>
-            <w:r>
-              <w:t>{#skill</w:t>
-            </w:r>
-            <w:proofErr w:type="gramStart"/>
-            <w:r>
-              <w:t>1}•</w:t>
-            </w:r>
-            <w:proofErr w:type="gramEnd"/>
-            <w:r>
-              <w:t xml:space="preserve"> {skill</w:t>
-            </w:r>
-            <w:proofErr w:type="gramStart"/>
-            <w:r>
-              <w:t>1}{</w:t>
-            </w:r>
-            <w:proofErr w:type="gramEnd"/>
-            <w:r>
-              <w:t>/skill1}</w:t>
-            </w:r>
-          </w:p>
-          <w:p>
-            <w:r>
-              <w:t>{#skill</w:t>
-            </w:r>
-            <w:proofErr w:type="gramStart"/>
-            <w:r>
-              <w:t>2}•</w:t>
-            </w:r>
-            <w:proofErr w:type="gramEnd"/>
-            <w:r>
-              <w:t xml:space="preserve"> {skill</w:t>
-            </w:r>
-            <w:proofErr w:type="gramStart"/>
-            <w:r>
-              <w:t>2}{</w:t>
-            </w:r>
-            <w:proofErr w:type="gramEnd"/>
-            <w:r>
-              <w:t>/skill2}</w:t>
-            </w:r>
-          </w:p>
-          <w:p>
-            <w:r>
-              <w:t>{#skill</w:t>
-            </w:r>
-            <w:proofErr w:type="gramStart"/>
-            <w:r>
-              <w:t>3}•</w:t>
-            </w:r>
-            <w:proofErr w:type="gramEnd"/>
-            <w:r>
-              <w:t xml:space="preserve"> {skill</w:t>
-            </w:r>
-            <w:proofErr w:type="gramStart"/>
-            <w:r>
-              <w:t>3}{</w:t>
-            </w:r>
-            <w:proofErr w:type="gramEnd"/>
-            <w:r>
-              <w:t>/skill3}</w:t>
-            </w:r>
-          </w:p>
-          <w:p>
-            <w:r>
-              <w:t>{#skill</w:t>
-            </w:r>
-            <w:proofErr w:type="gramStart"/>
-            <w:r>
-              <w:t>4}•</w:t>
-            </w:r>
-            <w:proofErr w:type="gramEnd"/>
-            <w:r>
-              <w:t xml:space="preserve"> {skill</w:t>
-            </w:r>
-            <w:proofErr w:type="gramStart"/>
-            <w:r>
-              <w:t>4}{</w:t>
-            </w:r>
-            <w:proofErr w:type="gramEnd"/>
-            <w:r>
-              <w:t>/skill4}</w:t>
-            </w:r>
-          </w:p>
-          <w:p>
-            <w:r>
-              <w:t>{#skill</w:t>
-            </w:r>
-            <w:proofErr w:type="gramStart"/>
-            <w:r>
-              <w:t>5}•</w:t>
-            </w:r>
-            <w:proofErr w:type="gramEnd"/>
-            <w:r>
-              <w:t xml:space="preserve"> {skill</w:t>
-            </w:r>
-            <w:proofErr w:type="gramStart"/>
-            <w:r>
-              <w:t>5}{</w:t>
-            </w:r>
-            <w:proofErr w:type="gramEnd"/>
-            <w:r>
-              <w:t>/skill5}</w:t>
-            </w:r>
-          </w:p>
-          <w:p>
-            <w:r>
-              <w:t>{#skill</w:t>
-            </w:r>
-            <w:proofErr w:type="gramStart"/>
-            <w:r>
-              <w:t>6}•</w:t>
-            </w:r>
-            <w:proofErr w:type="gramEnd"/>
-            <w:r>
-              <w:t xml:space="preserve"> {skill</w:t>
-            </w:r>
-            <w:proofErr w:type="gramStart"/>
-            <w:r>
-              <w:t>6}{</w:t>
-            </w:r>
-            <w:proofErr w:type="gramEnd"/>
-            <w:r>
-              <w:t>/skill6}</w:t>
-            </w:r>
-          </w:p>
-          <w:p>
-            <w:r>
-              <w:t>{#skill</w:t>
-            </w:r>
-            <w:proofErr w:type="gramStart"/>
-            <w:r>
-              <w:t>7}•</w:t>
-            </w:r>
-            <w:proofErr w:type="gramEnd"/>
-            <w:r>
-              <w:t xml:space="preserve"> {skill</w:t>
-            </w:r>
-            <w:proofErr w:type="gramStart"/>
-            <w:r>
-              <w:t>7}{</w:t>
-            </w:r>
-            <w:proofErr w:type="gramEnd"/>
-            <w:r>
-              <w:t>/skill7}</w:t>
-            </w:r>
-          </w:p>
-          <w:p>
-            <w:r>
-              <w:t>{#skill</w:t>
-            </w:r>
-            <w:proofErr w:type="gramStart"/>
-            <w:r>
-              <w:t>8}•</w:t>
-            </w:r>
-            <w:proofErr w:type="gramEnd"/>
-            <w:r>
-              <w:t xml:space="preserve"> {skill</w:t>
-            </w:r>
-            <w:proofErr w:type="gramStart"/>
-            <w:r>
-              <w:t>8}{</w:t>
-            </w:r>
-            <w:proofErr w:type="gramEnd"/>
-            <w:r>
-              <w:t>/skill8}</w:t>
-            </w:r>
-          </w:p>
-          <w:p>
-            <w:r>
-              <w:t>{#skill</w:t>
-            </w:r>
-            <w:proofErr w:type="gramStart"/>
-            <w:r>
-              <w:t>9}•</w:t>
-            </w:r>
-            <w:proofErr w:type="gramEnd"/>
-            <w:r>
-              <w:t xml:space="preserve"> {skill</w:t>
-            </w:r>
-            <w:proofErr w:type="gramStart"/>
-            <w:r>
-              <w:t>9}{</w:t>
-            </w:r>
-            <w:proofErr w:type="gramEnd"/>
-            <w:r>
-              <w:t>/skill9}</w:t>
-            </w:r>
-          </w:p>
-          <w:p>
-            <w:r>
-              <w:t>{#skill</w:t>
-            </w:r>
-            <w:proofErr w:type="gramStart"/>
-            <w:r>
-              <w:t>10}•</w:t>
-            </w:r>
-            <w:proofErr w:type="gramEnd"/>
-            <w:r>
-              <w:t xml:space="preserve"> {skill</w:t>
-            </w:r>
-            <w:proofErr w:type="gramStart"/>
-            <w:r>
-              <w:t>10}{</w:t>
-            </w:r>
-            <w:proofErr w:type="gramEnd"/>
-            <w:r>
-              <w:t>/skill10}</w:t>
-            </w:r>
-          </w:p>
-          <w:p>
-            <w:r>
-              <w:t>{/</w:t>
-            </w:r>
-            <w:proofErr w:type="spellStart"/>
-            <w:r>
-              <w:t>hasExtraSkills</w:t>
-            </w:r>
-            <w:proofErr w:type="spellEnd"/>
-            <w:r>
-              <w:t>}</w:t>
-            </w:r>
-          </w:p>
-          <w:p/>
+              <w:br/>
+            </w:r>
+          </w:p>
         </w:tc>
       </w:tr>
     </w:tbl>
-    <w:p/>
-    <w:p/>
-    <w:p/>
-    <w:p/>
+    <w:p>
+      <w:pPr>
+        <w:keepNext/>
+        <w:keepLines/>
+        <w:rPr>
+          <w:rFonts w:ascii="Georgia Pro Black" w:hAnsi="Georgia Pro Black"/>
+          <w:b/>
+          <w:bCs/>
+          <w:sz w:val="56"/>
+          <w:szCs w:val="56"/>
+        </w:rPr>
+      </w:pPr>
+    </w:p>
+    <w:tbl>
+      <w:tblPr>
+        <w:tblStyle w:val="TableGrid"/>
+        <w:tblpPr w:leftFromText="180" w:rightFromText="180" w:vertAnchor="text" w:horzAnchor="margin" w:tblpY="-9"/>
+        <w:tblOverlap w:val="never"/>
+        <w:tblW w:w="9895" w:type="dxa"/>
+        <w:tblLook w:val="04A0" w:firstRow="1" w:lastRow="0" w:firstColumn="1" w:lastColumn="0" w:noHBand="0" w:noVBand="1"/>
+      </w:tblPr>
+      <w:tblGrid>
+        <w:gridCol w:w="9895"/>
+      </w:tblGrid>
+      <w:tr>
+        <w:tc>
+          <w:tcPr>
+            <w:tcW w:w="9895" w:type="dxa"/>
+            <w:tcBorders>
+              <w:top w:val="nil"/>
+              <w:left w:val="nil"/>
+              <w:bottom w:val="nil"/>
+              <w:right w:val="nil"/>
+            </w:tcBorders>
+          </w:tcPr>
+          <w:p>
+            <w:pPr>
+              <w:keepNext/>
+              <w:keepLines/>
+              <w:pBdr>
+                <w:bottom w:val="single" w:sz="12" w:space="1" w:color="auto"/>
+              </w:pBdr>
+              <w:rPr>
+                <w:sz w:val="48"/>
+                <w:szCs w:val="48"/>
+              </w:rPr>
+            </w:pPr>
+            <w:r>
+              <w:rPr>
+                <w:sz w:val="48"/>
+                <w:szCs w:val="48"/>
+              </w:rPr>
+              <w:t>SPECIALIZED TRAINING</w:t>
+            </w:r>
+          </w:p>
+          <w:p>
+            <w:pPr>
+              <w:keepNext/>
+              <w:keepLines/>
+              <w:rPr>
+                <w:i/>
+                <w:iCs/>
+                <w:sz w:val="28"/>
+                <w:szCs w:val="28"/>
+              </w:rPr>
+            </w:pPr>
+            <w:r>
+              <w:rPr>
+                <w:i/>
+                <w:iCs/>
+                <w:sz w:val="28"/>
+                <w:szCs w:val="28"/>
+              </w:rPr>
+              <w:br/>
+            </w:r>
+            <w:r>
+              <w:rPr>
+                <w:i/>
+                <w:iCs/>
+                <w:sz w:val="28"/>
+                <w:szCs w:val="28"/>
+              </w:rPr>
+              <w:t>PROGRAM STUDY DESCRIPTION</w:t>
+            </w:r>
+          </w:p>
+          <w:p>
+            <w:pPr>
+              <w:keepNext/>
+              <w:keepLines/>
+            </w:pPr>
+            <w:r>
+              <w:t>{</w:t>
+            </w:r>
+            <w:proofErr w:type="spellStart"/>
+            <w:r>
+              <w:t>programDescription</w:t>
+            </w:r>
+            <w:proofErr w:type="spellEnd"/>
+            <w:r>
+              <w:t>}</w:t>
+            </w:r>
+          </w:p>
+          <w:p>
+            <w:pPr>
+              <w:keepNext/>
+              <w:keepLines/>
+              <w:rPr>
+                <w:i/>
+                <w:iCs/>
+                <w:sz w:val="28"/>
+                <w:szCs w:val="28"/>
+              </w:rPr>
+            </w:pPr>
+            <w:r>
+              <w:rPr>
+                <w:i/>
+                <w:iCs/>
+                <w:sz w:val="28"/>
+                <w:szCs w:val="28"/>
+              </w:rPr>
+              <w:br/>
+            </w:r>
+            <w:r>
+              <w:rPr>
+                <w:i/>
+                <w:iCs/>
+                <w:sz w:val="28"/>
+                <w:szCs w:val="28"/>
+              </w:rPr>
+              <w:t xml:space="preserve">TOOLS </w:t>
+            </w:r>
+          </w:p>
+          <w:p>
+            <w:pPr>
+              <w:keepNext/>
+              <w:keepLines/>
+            </w:pPr>
+            <w:r>
+              <w:t>{</w:t>
+            </w:r>
+            <w:proofErr w:type="spellStart"/>
+            <w:r>
+              <w:t>programTools</w:t>
+            </w:r>
+            <w:proofErr w:type="spellEnd"/>
+            <w:r>
+              <w:t>}</w:t>
+            </w:r>
+          </w:p>
+          <w:p>
+            <w:pPr>
+              <w:keepNext/>
+              <w:keepLines/>
+            </w:pPr>
+          </w:p>
+        </w:tc>
+      </w:tr>
+    </w:tbl>
+    <w:p>
+      <w:pPr>
+        <w:keepNext/>
+        <w:keepLines/>
+      </w:pPr>
+    </w:p>
+    <w:tbl>
+      <w:tblPr>
+        <w:tblStyle w:val="TableGrid"/>
+        <w:tblW w:w="0" w:type="auto"/>
+        <w:tblLook w:val="04A0" w:firstRow="1" w:lastRow="0" w:firstColumn="1" w:lastColumn="0" w:noHBand="0" w:noVBand="1"/>
+      </w:tblPr>
+      <w:tblGrid>
+        <w:gridCol w:w="9926"/>
+      </w:tblGrid>
+      <w:tr>
+        <w:trPr>
+          <w:cantSplit/>
+        </w:trPr>
+        <w:tc>
+          <w:tcPr>
+            <w:tcW w:w="9926" w:type="dxa"/>
+            <w:tcBorders>
+              <w:top w:val="nil"/>
+              <w:left w:val="nil"/>
+              <w:bottom w:val="nil"/>
+              <w:right w:val="nil"/>
+            </w:tcBorders>
+          </w:tcPr>
+          <w:p>
+            <w:pPr>
+              <w:keepNext/>
+              <w:keepLines/>
+            </w:pPr>
+            <w:r>
+              <w:t>{#hasEducation}</w:t>
+            </w:r>
+          </w:p>
+          <w:p>
+            <w:pPr>
+              <w:keepNext/>
+              <w:keepLines/>
+              <w:pBdr>
+                <w:bottom w:val="single" w:sz="12" w:space="1" w:color="auto"/>
+              </w:pBdr>
+              <w:rPr>
+                <w:sz w:val="48"/>
+                <w:szCs w:val="48"/>
+              </w:rPr>
+            </w:pPr>
+            <w:r>
+              <w:rPr>
+                <w:sz w:val="48"/>
+                <w:szCs w:val="48"/>
+              </w:rPr>
+              <w:t>EDUCATION</w:t>
+            </w:r>
+          </w:p>
+          <w:p>
+            <w:pPr>
+              <w:keepNext/>
+              <w:keepLines/>
+            </w:pPr>
+            <w:r>
+              <w:t>{#education}</w:t>
+            </w:r>
+          </w:p>
+          <w:tbl>
+            <w:tblPr>
+              <w:tblStyle w:val="TableGrid"/>
+              <w:tblW w:w="0" w:type="auto"/>
+              <w:tblBorders>
+                <w:top w:val="none" w:sz="0" w:space="0" w:color="auto"/>
+                <w:left w:val="none" w:sz="0" w:space="0" w:color="auto"/>
+                <w:bottom w:val="none" w:sz="0" w:space="0" w:color="auto"/>
+                <w:right w:val="none" w:sz="0" w:space="0" w:color="auto"/>
+                <w:insideH w:val="none" w:sz="0" w:space="0" w:color="auto"/>
+                <w:insideV w:val="none" w:sz="0" w:space="0" w:color="auto"/>
+              </w:tblBorders>
+              <w:tblLook w:val="04A0" w:firstRow="1" w:lastRow="0" w:firstColumn="1" w:lastColumn="0" w:noHBand="0" w:noVBand="1"/>
+            </w:tblPr>
+            <w:tblGrid>
+              <w:gridCol w:w="5040"/>
+              <w:gridCol w:w="4310"/>
+            </w:tblGrid>
+            <w:tr>
+              <w:tc>
+                <w:tcPr>
+                  <w:tcW w:w="5040" w:type="dxa"/>
+                </w:tcPr>
+                <w:p>
+                  <w:pPr>
+                    <w:keepNext/>
+                    <w:keepLines/>
+                    <w:spacing w:before="120"/>
+                    <w:rPr>
+                      <w:sz w:val="24"/>
+                      <w:szCs w:val="24"/>
+                    </w:rPr>
+                  </w:pPr>
+                  <w:r>
+                    <w:rPr>
+                      <w:sz w:val="24"/>
+                      <w:szCs w:val="24"/>
+                    </w:rPr>
+                    <w:t>{school} | {</w:t>
+                  </w:r>
+                  <w:proofErr w:type="spellStart"/>
+                  <w:r>
+                    <w:rPr>
+                      <w:sz w:val="24"/>
+                      <w:szCs w:val="24"/>
+                    </w:rPr>
+                    <w:t>eduCity</w:t>
+                  </w:r>
+                  <w:proofErr w:type="spellEnd"/>
+                  <w:r>
+                    <w:rPr>
+                      <w:sz w:val="24"/>
+                      <w:szCs w:val="24"/>
+                    </w:rPr>
+                    <w:t>}, {</w:t>
+                  </w:r>
+                  <w:proofErr w:type="spellStart"/>
+                  <w:r>
+                    <w:rPr>
+                      <w:sz w:val="24"/>
+                      <w:szCs w:val="24"/>
+                    </w:rPr>
+                    <w:t>eduState</w:t>
+                  </w:r>
+                  <w:proofErr w:type="spellEnd"/>
+                  <w:r>
+                    <w:rPr>
+                      <w:sz w:val="24"/>
+                      <w:szCs w:val="24"/>
+                    </w:rPr>
+                    <w:t>}</w:t>
+                  </w:r>
+                </w:p>
+                <w:p>
+                  <w:pPr>
+                    <w:keepNext/>
+                    <w:keepLines/>
+                    <w:spacing w:before="120" w:line="278" w:lineRule="auto"/>
+                    <w:rPr>
+                      <w:i/>
+                      <w:iCs/>
+                    </w:rPr>
+                  </w:pPr>
+                  <w:r>
+                    <w:rPr>
+                      <w:i/>
+                      <w:iCs/>
+                    </w:rPr>
+                    <w:t xml:space="preserve">{program} </w:t>
+                  </w:r>
+                </w:p>
+                <w:p>
+                  <w:pPr>
+                    <w:keepNext/>
+                    <w:keepLines/>
+                    <w:spacing w:before="120"/>
+                  </w:pPr>
+                  <w:r>
+                    <w:t>{notes}</w:t>
+                  </w:r>
+                </w:p>
+              </w:tc>
+              <w:tc>
+                <w:tcPr>
+                  <w:tcW w:w="4310" w:type="dxa"/>
+                </w:tcPr>
+                <w:p>
+                  <w:pPr>
+                    <w:keepNext/>
+                    <w:keepLines/>
+                    <w:jc w:val="right"/>
+                    <w:rPr>
+                      <w:sz w:val="24"/>
+                      <w:szCs w:val="24"/>
+                    </w:rPr>
+                  </w:pPr>
+                  <w:r>
+                    <w:rPr>
+                      <w:sz w:val="24"/>
+                      <w:szCs w:val="24"/>
+                    </w:rPr>
+                    <w:t>{</w:t>
+                  </w:r>
+                  <w:proofErr w:type="spellStart"/>
+                  <w:r>
+                    <w:rPr>
+                      <w:sz w:val="24"/>
+                      <w:szCs w:val="24"/>
+                    </w:rPr>
+                    <w:t>startDate</w:t>
+                  </w:r>
+                  <w:proofErr w:type="spellEnd"/>
+                  <w:r>
+                    <w:rPr>
+                      <w:sz w:val="24"/>
+                      <w:szCs w:val="24"/>
+                    </w:rPr>
+                    <w:t>} – {</w:t>
+                  </w:r>
+                  <w:proofErr w:type="spellStart"/>
+                  <w:r>
+                    <w:rPr>
+                      <w:sz w:val="24"/>
+                      <w:szCs w:val="24"/>
+                    </w:rPr>
+                    <w:t>endDate</w:t>
+                  </w:r>
+                  <w:proofErr w:type="spellEnd"/>
+                  <w:r>
+                    <w:rPr>
+                      <w:sz w:val="24"/>
+                      <w:szCs w:val="24"/>
+                    </w:rPr>
+                    <w:t>}</w:t>
+                  </w:r>
+                </w:p>
+                <w:p>
+                  <w:pPr>
+                    <w:keepNext/>
+                    <w:keepLines/>
+                    <w:rPr>
+                      <w:sz w:val="28"/>
+                      <w:szCs w:val="28"/>
+                    </w:rPr>
+                  </w:pPr>
+                </w:p>
+              </w:tc>
+            </w:tr>
+          </w:tbl>
+          <w:p>
+            <w:pPr>
+              <w:keepNext/>
+              <w:keepLines/>
+            </w:pPr>
+            <w:r>
+              <w:t>{/education}</w:t>
+            </w:r>
+          </w:p>
+          <w:p>
+            <w:pPr>
+              <w:keepNext/>
+              <w:keepLines/>
+            </w:pPr>
+            <w:r>
+              <w:t>{/hasEducation}</w:t>
+            </w:r>
+          </w:p>
+          <w:p>
+            <w:pPr>
+              <w:keepNext/>
+              <w:keepLines/>
+            </w:pPr>
+          </w:p>
+          <w:p>
+            <w:pPr>
+              <w:keepNext/>
+              <w:keepLines/>
+            </w:pPr>
+          </w:p>
+          <w:p>
+            <w:pPr>
+              <w:keepNext/>
+              <w:keepLines/>
+            </w:pPr>
+          </w:p>
+        </w:tc>
+      </w:tr>
+      <w:tr>
+        <w:tblPrEx>
+          <w:tblBorders>
+            <w:top w:val="none" w:sz="0" w:space="0" w:color="auto"/>
+            <w:left w:val="none" w:sz="0" w:space="0" w:color="auto"/>
+            <w:bottom w:val="none" w:sz="0" w:space="0" w:color="auto"/>
+            <w:right w:val="none" w:sz="0" w:space="0" w:color="auto"/>
+            <w:insideH w:val="none" w:sz="0" w:space="0" w:color="auto"/>
+            <w:insideV w:val="none" w:sz="0" w:space="0" w:color="auto"/>
+          </w:tblBorders>
+        </w:tblPrEx>
+        <w:tc>
+          <w:tcPr>
+            <w:tcW w:w="9926" w:type="dxa"/>
+          </w:tcPr>
+          <w:p>
+            <w:pPr>
+              <w:keepNext/>
+              <w:keepLines/>
+              <w:pBdr>
+                <w:bottom w:val="single" w:sz="12" w:space="1" w:color="auto"/>
+              </w:pBdr>
+              <w:spacing w:after="120"/>
+              <w:rPr>
+                <w:sz w:val="48"/>
+                <w:szCs w:val="48"/>
+              </w:rPr>
+            </w:pPr>
+            <w:r>
+              <w:rPr>
+                <w:sz w:val="48"/>
+                <w:szCs w:val="48"/>
+              </w:rPr>
+              <w:t xml:space="preserve">CERTIFICATIONS </w:t>
+            </w:r>
+            <w:r>
+              <w:rPr>
+                <w:sz w:val="48"/>
+                <w:szCs w:val="48"/>
+              </w:rPr>
+              <w:t>AND SKILLS</w:t>
+            </w:r>
+          </w:p>
+          <w:tbl>
+            <w:tblPr>
+              <w:tblStyle w:val="TableGrid"/>
+              <w:tblW w:w="0" w:type="auto"/>
+              <w:tblBorders>
+                <w:top w:val="none" w:sz="0" w:space="0" w:color="auto"/>
+                <w:left w:val="none" w:sz="0" w:space="0" w:color="auto"/>
+                <w:bottom w:val="none" w:sz="0" w:space="0" w:color="auto"/>
+                <w:right w:val="none" w:sz="0" w:space="0" w:color="auto"/>
+                <w:insideH w:val="none" w:sz="0" w:space="0" w:color="auto"/>
+                <w:insideV w:val="none" w:sz="0" w:space="0" w:color="auto"/>
+              </w:tblBorders>
+              <w:tblLook w:val="04A0" w:firstRow="1" w:lastRow="0" w:firstColumn="1" w:lastColumn="0" w:noHBand="0" w:noVBand="1"/>
+            </w:tblPr>
+            <w:tblGrid>
+              <w:gridCol w:w="4675"/>
+              <w:gridCol w:w="4675"/>
+            </w:tblGrid>
+            <w:tr>
+              <w:trPr>
+                <w:cantSplit/>
+              </w:trPr>
+              <w:tc>
+                <w:tcPr>
+                  <w:tcW w:w="4675" w:type="dxa"/>
+                </w:tcPr>
+                <w:p>
+                  <w:pPr>
+                    <w:keepNext/>
+                    <w:keepLines/>
+                  </w:pPr>
+                  <w:r>
+                    <w:t>{#hasProgramCerts}</w:t>
+                  </w:r>
+                </w:p>
+                <w:p>
+                  <w:pPr>
+                    <w:keepNext/>
+                    <w:keepLines/>
+                    <w:rPr>
+                      <w:i/>
+                      <w:iCs/>
+                      <w:sz w:val="28"/>
+                      <w:szCs w:val="28"/>
+                    </w:rPr>
+                  </w:pPr>
+                  <w:r>
+                    <w:rPr>
+                      <w:i/>
+                      <w:iCs/>
+                      <w:sz w:val="28"/>
+                      <w:szCs w:val="28"/>
+                    </w:rPr>
+                    <w:t>CERTIFICATIONS</w:t>
+                  </w:r>
+                </w:p>
+                <w:p>
+                  <w:pPr>
+                    <w:keepNext/>
+                    <w:keepLines/>
+                    <w:rPr>
+                      <w:sz w:val="24"/>
+                      <w:szCs w:val="24"/>
+                    </w:rPr>
+                  </w:pPr>
+                  <w:r>
+                    <w:rPr>
+                      <w:sz w:val="24"/>
+                      <w:szCs w:val="24"/>
+                    </w:rPr>
+                    <w:t>{#cert</w:t>
+                  </w:r>
+                  <w:proofErr w:type="gramStart"/>
+                  <w:r>
+                    <w:rPr>
+                      <w:sz w:val="24"/>
+                      <w:szCs w:val="24"/>
+                    </w:rPr>
+                    <w:t>1}•</w:t>
+                  </w:r>
+                  <w:proofErr w:type="gramEnd"/>
+                  <w:r>
+                    <w:rPr>
+                      <w:sz w:val="24"/>
+                      <w:szCs w:val="24"/>
+                    </w:rPr>
+                    <w:t xml:space="preserve"> {cert</w:t>
+                  </w:r>
+                  <w:proofErr w:type="gramStart"/>
+                  <w:r>
+                    <w:rPr>
+                      <w:sz w:val="24"/>
+                      <w:szCs w:val="24"/>
+                    </w:rPr>
+                    <w:t>1}{</w:t>
+                  </w:r>
+                  <w:proofErr w:type="gramEnd"/>
+                  <w:r>
+                    <w:rPr>
+                      <w:sz w:val="24"/>
+                      <w:szCs w:val="24"/>
+                    </w:rPr>
+                    <w:t>/cert1}</w:t>
+                  </w:r>
+                </w:p>
+                <w:p>
+                  <w:pPr>
+                    <w:keepNext/>
+                    <w:keepLines/>
+                    <w:rPr>
+                      <w:sz w:val="24"/>
+                      <w:szCs w:val="24"/>
+                    </w:rPr>
+                  </w:pPr>
+                  <w:r>
+                    <w:rPr>
+                      <w:sz w:val="24"/>
+                      <w:szCs w:val="24"/>
+                    </w:rPr>
+                    <w:t>{#cert</w:t>
+                  </w:r>
+                  <w:proofErr w:type="gramStart"/>
+                  <w:r>
+                    <w:rPr>
+                      <w:sz w:val="24"/>
+                      <w:szCs w:val="24"/>
+                    </w:rPr>
+                    <w:t>2}•</w:t>
+                  </w:r>
+                  <w:proofErr w:type="gramEnd"/>
+                  <w:r>
+                    <w:rPr>
+                      <w:sz w:val="24"/>
+                      <w:szCs w:val="24"/>
+                    </w:rPr>
+                    <w:t xml:space="preserve"> {cert</w:t>
+                  </w:r>
+                  <w:proofErr w:type="gramStart"/>
+                  <w:r>
+                    <w:rPr>
+                      <w:sz w:val="24"/>
+                      <w:szCs w:val="24"/>
+                    </w:rPr>
+                    <w:t>2}{</w:t>
+                  </w:r>
+                  <w:proofErr w:type="gramEnd"/>
+                  <w:r>
+                    <w:rPr>
+                      <w:sz w:val="24"/>
+                      <w:szCs w:val="24"/>
+                    </w:rPr>
+                    <w:t>/cert2}</w:t>
+                  </w:r>
+                </w:p>
+                <w:p>
+                  <w:pPr>
+                    <w:keepNext/>
+                    <w:keepLines/>
+                    <w:rPr>
+                      <w:sz w:val="24"/>
+                      <w:szCs w:val="24"/>
+                    </w:rPr>
+                  </w:pPr>
+                  <w:r>
+                    <w:rPr>
+                      <w:sz w:val="24"/>
+                      <w:szCs w:val="24"/>
+                    </w:rPr>
+                    <w:t>{#cert</w:t>
+                  </w:r>
+                  <w:proofErr w:type="gramStart"/>
+                  <w:r>
+                    <w:rPr>
+                      <w:sz w:val="24"/>
+                      <w:szCs w:val="24"/>
+                    </w:rPr>
+                    <w:t>3}•</w:t>
+                  </w:r>
+                  <w:proofErr w:type="gramEnd"/>
+                  <w:r>
+                    <w:rPr>
+                      <w:sz w:val="24"/>
+                      <w:szCs w:val="24"/>
+                    </w:rPr>
+                    <w:t xml:space="preserve"> {cert</w:t>
+                  </w:r>
+                  <w:proofErr w:type="gramStart"/>
+                  <w:r>
+                    <w:rPr>
+                      <w:sz w:val="24"/>
+                      <w:szCs w:val="24"/>
+                    </w:rPr>
+                    <w:t>3}{</w:t>
+                  </w:r>
+                  <w:proofErr w:type="gramEnd"/>
+                  <w:r>
+                    <w:rPr>
+                      <w:sz w:val="24"/>
+                      <w:szCs w:val="24"/>
+                    </w:rPr>
+                    <w:t>/cert3}</w:t>
+                  </w:r>
+                </w:p>
+                <w:p>
+                  <w:pPr>
+                    <w:keepNext/>
+                    <w:keepLines/>
+                    <w:rPr>
+                      <w:sz w:val="24"/>
+                      <w:szCs w:val="24"/>
+                    </w:rPr>
+                  </w:pPr>
+                  <w:r>
+                    <w:rPr>
+                      <w:sz w:val="24"/>
+                      <w:szCs w:val="24"/>
+                    </w:rPr>
+                    <w:t>{#cert</w:t>
+                  </w:r>
+                  <w:proofErr w:type="gramStart"/>
+                  <w:r>
+                    <w:rPr>
+                      <w:sz w:val="24"/>
+                      <w:szCs w:val="24"/>
+                    </w:rPr>
+                    <w:t>4}•</w:t>
+                  </w:r>
+                  <w:proofErr w:type="gramEnd"/>
+                  <w:r>
+                    <w:rPr>
+                      <w:sz w:val="24"/>
+                      <w:szCs w:val="24"/>
+                    </w:rPr>
+                    <w:t xml:space="preserve"> {cert</w:t>
+                  </w:r>
+                  <w:proofErr w:type="gramStart"/>
+                  <w:r>
+                    <w:rPr>
+                      <w:sz w:val="24"/>
+                      <w:szCs w:val="24"/>
+                    </w:rPr>
+                    <w:t>4}{</w:t>
+                  </w:r>
+                  <w:proofErr w:type="gramEnd"/>
+                  <w:r>
+                    <w:rPr>
+                      <w:sz w:val="24"/>
+                      <w:szCs w:val="24"/>
+                    </w:rPr>
+                    <w:t>/cert4}</w:t>
+                  </w:r>
+                </w:p>
+                <w:p>
+                  <w:pPr>
+                    <w:keepNext/>
+                    <w:keepLines/>
+                    <w:rPr>
+                      <w:sz w:val="24"/>
+                      <w:szCs w:val="24"/>
+                    </w:rPr>
+                  </w:pPr>
+                  <w:r>
+                    <w:rPr>
+                      <w:sz w:val="24"/>
+                      <w:szCs w:val="24"/>
+                    </w:rPr>
+                    <w:t>{#cert</w:t>
+                  </w:r>
+                  <w:proofErr w:type="gramStart"/>
+                  <w:r>
+                    <w:rPr>
+                      <w:sz w:val="24"/>
+                      <w:szCs w:val="24"/>
+                    </w:rPr>
+                    <w:t>5}•</w:t>
+                  </w:r>
+                  <w:proofErr w:type="gramEnd"/>
+                  <w:r>
+                    <w:rPr>
+                      <w:sz w:val="24"/>
+                      <w:szCs w:val="24"/>
+                    </w:rPr>
+                    <w:t xml:space="preserve"> {cert</w:t>
+                  </w:r>
+                  <w:proofErr w:type="gramStart"/>
+                  <w:r>
+                    <w:rPr>
+                      <w:sz w:val="24"/>
+                      <w:szCs w:val="24"/>
+                    </w:rPr>
+                    <w:t>5}{</w:t>
+                  </w:r>
+                  <w:proofErr w:type="gramEnd"/>
+                  <w:r>
+                    <w:rPr>
+                      <w:sz w:val="24"/>
+                      <w:szCs w:val="24"/>
+                    </w:rPr>
+                    <w:t>/cert5}</w:t>
+                  </w:r>
+                </w:p>
+                <w:p>
+                  <w:pPr>
+                    <w:keepNext/>
+                    <w:keepLines/>
+                    <w:rPr>
+                      <w:sz w:val="24"/>
+                      <w:szCs w:val="24"/>
+                    </w:rPr>
+                  </w:pPr>
+                  <w:r>
+                    <w:rPr>
+                      <w:sz w:val="24"/>
+                      <w:szCs w:val="24"/>
+                    </w:rPr>
+                    <w:t>{#cert</w:t>
+                  </w:r>
+                  <w:proofErr w:type="gramStart"/>
+                  <w:r>
+                    <w:rPr>
+                      <w:sz w:val="24"/>
+                      <w:szCs w:val="24"/>
+                    </w:rPr>
+                    <w:t>6}•</w:t>
+                  </w:r>
+                  <w:proofErr w:type="gramEnd"/>
+                  <w:r>
+                    <w:rPr>
+                      <w:sz w:val="24"/>
+                      <w:szCs w:val="24"/>
+                    </w:rPr>
+                    <w:t xml:space="preserve"> {cert</w:t>
+                  </w:r>
+                  <w:proofErr w:type="gramStart"/>
+                  <w:r>
+                    <w:rPr>
+                      <w:sz w:val="24"/>
+                      <w:szCs w:val="24"/>
+                    </w:rPr>
+                    <w:t>6}{</w:t>
+                  </w:r>
+                  <w:proofErr w:type="gramEnd"/>
+                  <w:r>
+                    <w:rPr>
+                      <w:sz w:val="24"/>
+                      <w:szCs w:val="24"/>
+                    </w:rPr>
+                    <w:t>/cert6}</w:t>
+                  </w:r>
+                </w:p>
+                <w:p>
+                  <w:pPr>
+                    <w:keepNext/>
+                    <w:keepLines/>
+                    <w:rPr>
+                      <w:sz w:val="24"/>
+                      <w:szCs w:val="24"/>
+                    </w:rPr>
+                  </w:pPr>
+                  <w:r>
+                    <w:rPr>
+                      <w:sz w:val="24"/>
+                      <w:szCs w:val="24"/>
+                    </w:rPr>
+                    <w:t>{#cert</w:t>
+                  </w:r>
+                  <w:proofErr w:type="gramStart"/>
+                  <w:r>
+                    <w:rPr>
+                      <w:sz w:val="24"/>
+                      <w:szCs w:val="24"/>
+                    </w:rPr>
+                    <w:t>7}•</w:t>
+                  </w:r>
+                  <w:proofErr w:type="gramEnd"/>
+                  <w:r>
+                    <w:rPr>
+                      <w:sz w:val="24"/>
+                      <w:szCs w:val="24"/>
+                    </w:rPr>
+                    <w:t xml:space="preserve"> {cert</w:t>
+                  </w:r>
+                  <w:proofErr w:type="gramStart"/>
+                  <w:r>
+                    <w:rPr>
+                      <w:sz w:val="24"/>
+                      <w:szCs w:val="24"/>
+                    </w:rPr>
+                    <w:t>7}{</w:t>
+                  </w:r>
+                  <w:proofErr w:type="gramEnd"/>
+                  <w:r>
+                    <w:rPr>
+                      <w:sz w:val="24"/>
+                      <w:szCs w:val="24"/>
+                    </w:rPr>
+                    <w:t>/cert7}</w:t>
+                  </w:r>
+                </w:p>
+                <w:p>
+                  <w:pPr>
+                    <w:keepNext/>
+                    <w:keepLines/>
+                    <w:rPr>
+                      <w:sz w:val="24"/>
+                      <w:szCs w:val="24"/>
+                    </w:rPr>
+                  </w:pPr>
+                  <w:r>
+                    <w:rPr>
+                      <w:sz w:val="24"/>
+                      <w:szCs w:val="24"/>
+                    </w:rPr>
+                    <w:t>{#cert</w:t>
+                  </w:r>
+                  <w:proofErr w:type="gramStart"/>
+                  <w:r>
+                    <w:rPr>
+                      <w:sz w:val="24"/>
+                      <w:szCs w:val="24"/>
+                    </w:rPr>
+                    <w:t>8}•</w:t>
+                  </w:r>
+                  <w:proofErr w:type="gramEnd"/>
+                  <w:r>
+                    <w:rPr>
+                      <w:sz w:val="24"/>
+                      <w:szCs w:val="24"/>
+                    </w:rPr>
+                    <w:t xml:space="preserve"> {cert</w:t>
+                  </w:r>
+                  <w:proofErr w:type="gramStart"/>
+                  <w:r>
+                    <w:rPr>
+                      <w:sz w:val="24"/>
+                      <w:szCs w:val="24"/>
+                    </w:rPr>
+                    <w:t>8}{</w:t>
+                  </w:r>
+                  <w:proofErr w:type="gramEnd"/>
+                  <w:r>
+                    <w:rPr>
+                      <w:sz w:val="24"/>
+                      <w:szCs w:val="24"/>
+                    </w:rPr>
+                    <w:t>/cert8}</w:t>
+                  </w:r>
+                </w:p>
+                <w:p>
+                  <w:pPr>
+                    <w:keepNext/>
+                    <w:keepLines/>
+                    <w:rPr>
+                      <w:sz w:val="24"/>
+                      <w:szCs w:val="24"/>
+                    </w:rPr>
+                  </w:pPr>
+                  <w:r>
+                    <w:rPr>
+                      <w:sz w:val="24"/>
+                      <w:szCs w:val="24"/>
+                    </w:rPr>
+                    <w:t>{#cert</w:t>
+                  </w:r>
+                  <w:proofErr w:type="gramStart"/>
+                  <w:r>
+                    <w:rPr>
+                      <w:sz w:val="24"/>
+                      <w:szCs w:val="24"/>
+                    </w:rPr>
+                    <w:t>9}•</w:t>
+                  </w:r>
+                  <w:proofErr w:type="gramEnd"/>
+                  <w:r>
+                    <w:rPr>
+                      <w:sz w:val="24"/>
+                      <w:szCs w:val="24"/>
+                    </w:rPr>
+                    <w:t xml:space="preserve"> {cert</w:t>
+                  </w:r>
+                  <w:proofErr w:type="gramStart"/>
+                  <w:r>
+                    <w:rPr>
+                      <w:sz w:val="24"/>
+                      <w:szCs w:val="24"/>
+                    </w:rPr>
+                    <w:t>9}{</w:t>
+                  </w:r>
+                  <w:proofErr w:type="gramEnd"/>
+                  <w:r>
+                    <w:rPr>
+                      <w:sz w:val="24"/>
+                      <w:szCs w:val="24"/>
+                    </w:rPr>
+                    <w:t>/cert9}</w:t>
+                  </w:r>
+                </w:p>
+                <w:p>
+                  <w:pPr>
+                    <w:keepNext/>
+                    <w:keepLines/>
+                    <w:rPr>
+                      <w:sz w:val="24"/>
+                      <w:szCs w:val="24"/>
+                    </w:rPr>
+                  </w:pPr>
+                  <w:r>
+                    <w:rPr>
+                      <w:sz w:val="24"/>
+                      <w:szCs w:val="24"/>
+                    </w:rPr>
+                    <w:t>{#cert</w:t>
+                  </w:r>
+                  <w:proofErr w:type="gramStart"/>
+                  <w:r>
+                    <w:rPr>
+                      <w:sz w:val="24"/>
+                      <w:szCs w:val="24"/>
+                    </w:rPr>
+                    <w:t>10}•</w:t>
+                  </w:r>
+                  <w:proofErr w:type="gramEnd"/>
+                  <w:r>
+                    <w:rPr>
+                      <w:sz w:val="24"/>
+                      <w:szCs w:val="24"/>
+                    </w:rPr>
+                    <w:t xml:space="preserve"> {cert</w:t>
+                  </w:r>
+                  <w:proofErr w:type="gramStart"/>
+                  <w:r>
+                    <w:rPr>
+                      <w:sz w:val="24"/>
+                      <w:szCs w:val="24"/>
+                    </w:rPr>
+                    <w:t>10}{</w:t>
+                  </w:r>
+                  <w:proofErr w:type="gramEnd"/>
+                  <w:r>
+                    <w:rPr>
+                      <w:sz w:val="24"/>
+                      <w:szCs w:val="24"/>
+                    </w:rPr>
+                    <w:t>/cert10}</w:t>
+                  </w:r>
+                </w:p>
+                <w:p>
+                  <w:pPr>
+                    <w:keepNext/>
+                    <w:keepLines/>
+                  </w:pPr>
+                  <w:r>
+                    <w:t>{/</w:t>
+                  </w:r>
+                  <w:proofErr w:type="spellStart"/>
+                  <w:r>
+                    <w:t>hasProgramCerts</w:t>
+                  </w:r>
+                  <w:proofErr w:type="spellEnd"/>
+                  <w:r>
+                    <w:t>}</w:t>
+                  </w:r>
+                </w:p>
+                <w:p>
+                  <w:pPr>
+                    <w:keepNext/>
+                    <w:keepLines/>
+                  </w:pPr>
+                </w:p>
+              </w:tc>
+              <w:tc>
+                <w:tcPr>
+                  <w:tcW w:w="4675" w:type="dxa"/>
+                </w:tcPr>
+                <w:p>
+                  <w:pPr>
+                    <w:keepNext/>
+                    <w:keepLines/>
+                  </w:pPr>
+                  <w:r>
+                    <w:t>{#hasExtraSkills}</w:t>
+                  </w:r>
+                </w:p>
+                <w:p>
+                  <w:pPr>
+                    <w:keepNext/>
+                    <w:keepLines/>
+                    <w:rPr>
+                      <w:i/>
+                      <w:iCs/>
+                      <w:sz w:val="28"/>
+                      <w:szCs w:val="28"/>
+                    </w:rPr>
+                  </w:pPr>
+                  <w:r>
+                    <w:rPr>
+                      <w:i/>
+                      <w:iCs/>
+                      <w:sz w:val="28"/>
+                      <w:szCs w:val="28"/>
+                    </w:rPr>
+                    <w:t>SKILLS</w:t>
+                  </w:r>
+                </w:p>
+                <w:p>
+                  <w:pPr>
+                    <w:keepNext/>
+                    <w:keepLines/>
+                    <w:rPr>
+                      <w:sz w:val="24"/>
+                      <w:szCs w:val="24"/>
+                    </w:rPr>
+                  </w:pPr>
+                  <w:r>
+                    <w:rPr>
+                      <w:sz w:val="24"/>
+                      <w:szCs w:val="24"/>
+                    </w:rPr>
+                    <w:t>{#skill</w:t>
+                  </w:r>
+                  <w:proofErr w:type="gramStart"/>
+                  <w:r>
+                    <w:rPr>
+                      <w:sz w:val="24"/>
+                      <w:szCs w:val="24"/>
+                    </w:rPr>
+                    <w:t>1}•</w:t>
+                  </w:r>
+                  <w:proofErr w:type="gramEnd"/>
+                  <w:r>
+                    <w:rPr>
+                      <w:sz w:val="24"/>
+                      <w:szCs w:val="24"/>
+                    </w:rPr>
+                    <w:t xml:space="preserve"> {skill</w:t>
+                  </w:r>
+                  <w:proofErr w:type="gramStart"/>
+                  <w:r>
+                    <w:rPr>
+                      <w:sz w:val="24"/>
+                      <w:szCs w:val="24"/>
+                    </w:rPr>
+                    <w:t>1}{</w:t>
+                  </w:r>
+                  <w:proofErr w:type="gramEnd"/>
+                  <w:r>
+                    <w:rPr>
+                      <w:sz w:val="24"/>
+                      <w:szCs w:val="24"/>
+                    </w:rPr>
+                    <w:t>/skill1}</w:t>
+                  </w:r>
+                </w:p>
+                <w:p>
+                  <w:pPr>
+                    <w:keepNext/>
+                    <w:keepLines/>
+                    <w:rPr>
+                      <w:sz w:val="24"/>
+                      <w:szCs w:val="24"/>
+                    </w:rPr>
+                  </w:pPr>
+                  <w:r>
+                    <w:rPr>
+                      <w:sz w:val="24"/>
+                      <w:szCs w:val="24"/>
+                    </w:rPr>
+                    <w:t>{#skill</w:t>
+                  </w:r>
+                  <w:proofErr w:type="gramStart"/>
+                  <w:r>
+                    <w:rPr>
+                      <w:sz w:val="24"/>
+                      <w:szCs w:val="24"/>
+                    </w:rPr>
+                    <w:t>2}•</w:t>
+                  </w:r>
+                  <w:proofErr w:type="gramEnd"/>
+                  <w:r>
+                    <w:rPr>
+                      <w:sz w:val="24"/>
+                      <w:szCs w:val="24"/>
+                    </w:rPr>
+                    <w:t xml:space="preserve"> {skill</w:t>
+                  </w:r>
+                  <w:proofErr w:type="gramStart"/>
+                  <w:r>
+                    <w:rPr>
+                      <w:sz w:val="24"/>
+                      <w:szCs w:val="24"/>
+                    </w:rPr>
+                    <w:t>2}{</w:t>
+                  </w:r>
+                  <w:proofErr w:type="gramEnd"/>
+                  <w:r>
+                    <w:rPr>
+                      <w:sz w:val="24"/>
+                      <w:szCs w:val="24"/>
+                    </w:rPr>
+                    <w:t>/skill2}</w:t>
+                  </w:r>
+                </w:p>
+                <w:p>
+                  <w:pPr>
+                    <w:keepNext/>
+                    <w:keepLines/>
+                    <w:rPr>
+                      <w:sz w:val="24"/>
+                      <w:szCs w:val="24"/>
+                    </w:rPr>
+                  </w:pPr>
+                  <w:r>
+                    <w:rPr>
+                      <w:sz w:val="24"/>
+                      <w:szCs w:val="24"/>
+                    </w:rPr>
+                    <w:t>{#skill</w:t>
+                  </w:r>
+                  <w:proofErr w:type="gramStart"/>
+                  <w:r>
+                    <w:rPr>
+                      <w:sz w:val="24"/>
+                      <w:szCs w:val="24"/>
+                    </w:rPr>
+                    <w:t>3}•</w:t>
+                  </w:r>
+                  <w:proofErr w:type="gramEnd"/>
+                  <w:r>
+                    <w:rPr>
+                      <w:sz w:val="24"/>
+                      <w:szCs w:val="24"/>
+                    </w:rPr>
+                    <w:t xml:space="preserve"> {skill</w:t>
+                  </w:r>
+                  <w:proofErr w:type="gramStart"/>
+                  <w:r>
+                    <w:rPr>
+                      <w:sz w:val="24"/>
+                      <w:szCs w:val="24"/>
+                    </w:rPr>
+                    <w:t>3}{</w:t>
+                  </w:r>
+                  <w:proofErr w:type="gramEnd"/>
+                  <w:r>
+                    <w:rPr>
+                      <w:sz w:val="24"/>
+                      <w:szCs w:val="24"/>
+                    </w:rPr>
+                    <w:t>/skill3}</w:t>
+                  </w:r>
+                </w:p>
+                <w:p>
+                  <w:pPr>
+                    <w:keepNext/>
+                    <w:keepLines/>
+                    <w:rPr>
+                      <w:sz w:val="24"/>
+                      <w:szCs w:val="24"/>
+                    </w:rPr>
+                  </w:pPr>
+                  <w:r>
+                    <w:rPr>
+                      <w:sz w:val="24"/>
+                      <w:szCs w:val="24"/>
+                    </w:rPr>
+                    <w:t>{#skill</w:t>
+                  </w:r>
+                  <w:proofErr w:type="gramStart"/>
+                  <w:r>
+                    <w:rPr>
+                      <w:sz w:val="24"/>
+                      <w:szCs w:val="24"/>
+                    </w:rPr>
+                    <w:t>4}•</w:t>
+                  </w:r>
+                  <w:proofErr w:type="gramEnd"/>
+                  <w:r>
+                    <w:rPr>
+                      <w:sz w:val="24"/>
+                      <w:szCs w:val="24"/>
+                    </w:rPr>
+                    <w:t xml:space="preserve"> {skill</w:t>
+                  </w:r>
+                  <w:proofErr w:type="gramStart"/>
+                  <w:r>
+                    <w:rPr>
+                      <w:sz w:val="24"/>
+                      <w:szCs w:val="24"/>
+                    </w:rPr>
+                    <w:t>4}{</w:t>
+                  </w:r>
+                  <w:proofErr w:type="gramEnd"/>
+                  <w:r>
+                    <w:rPr>
+                      <w:sz w:val="24"/>
+                      <w:szCs w:val="24"/>
+                    </w:rPr>
+                    <w:t>/skill4}</w:t>
+                  </w:r>
+                </w:p>
+                <w:p>
+                  <w:pPr>
+                    <w:keepNext/>
+                    <w:keepLines/>
+                    <w:rPr>
+                      <w:sz w:val="24"/>
+                      <w:szCs w:val="24"/>
+                    </w:rPr>
+                  </w:pPr>
+                  <w:r>
+                    <w:rPr>
+                      <w:sz w:val="24"/>
+                      <w:szCs w:val="24"/>
+                    </w:rPr>
+                    <w:t>{#skill</w:t>
+                  </w:r>
+                  <w:proofErr w:type="gramStart"/>
+                  <w:r>
+                    <w:rPr>
+                      <w:sz w:val="24"/>
+                      <w:szCs w:val="24"/>
+                    </w:rPr>
+                    <w:t>5}•</w:t>
+                  </w:r>
+                  <w:proofErr w:type="gramEnd"/>
+                  <w:r>
+                    <w:rPr>
+                      <w:sz w:val="24"/>
+                      <w:szCs w:val="24"/>
+                    </w:rPr>
+                    <w:t xml:space="preserve"> {skill</w:t>
+                  </w:r>
+                  <w:proofErr w:type="gramStart"/>
+                  <w:r>
+                    <w:rPr>
+                      <w:sz w:val="24"/>
+                      <w:szCs w:val="24"/>
+                    </w:rPr>
+                    <w:t>5}{</w:t>
+                  </w:r>
+                  <w:proofErr w:type="gramEnd"/>
+                  <w:r>
+                    <w:rPr>
+                      <w:sz w:val="24"/>
+                      <w:szCs w:val="24"/>
+                    </w:rPr>
+                    <w:t>/skill5}</w:t>
+                  </w:r>
+                </w:p>
+                <w:p>
+                  <w:pPr>
+                    <w:keepNext/>
+                    <w:keepLines/>
+                    <w:rPr>
+                      <w:sz w:val="24"/>
+                      <w:szCs w:val="24"/>
+                    </w:rPr>
+                  </w:pPr>
+                  <w:r>
+                    <w:rPr>
+                      <w:sz w:val="24"/>
+                      <w:szCs w:val="24"/>
+                    </w:rPr>
+                    <w:t>{#skill</w:t>
+                  </w:r>
+                  <w:proofErr w:type="gramStart"/>
+                  <w:r>
+                    <w:rPr>
+                      <w:sz w:val="24"/>
+                      <w:szCs w:val="24"/>
+                    </w:rPr>
+                    <w:t>6}•</w:t>
+                  </w:r>
+                  <w:proofErr w:type="gramEnd"/>
+                  <w:r>
+                    <w:rPr>
+                      <w:sz w:val="24"/>
+                      <w:szCs w:val="24"/>
+                    </w:rPr>
+                    <w:t xml:space="preserve"> {skill</w:t>
+                  </w:r>
+                  <w:proofErr w:type="gramStart"/>
+                  <w:r>
+                    <w:rPr>
+                      <w:sz w:val="24"/>
+                      <w:szCs w:val="24"/>
+                    </w:rPr>
+                    <w:t>6}{</w:t>
+                  </w:r>
+                  <w:proofErr w:type="gramEnd"/>
+                  <w:r>
+                    <w:rPr>
+                      <w:sz w:val="24"/>
+                      <w:szCs w:val="24"/>
+                    </w:rPr>
+                    <w:t>/skill6}</w:t>
+                  </w:r>
+                </w:p>
+                <w:p>
+                  <w:pPr>
+                    <w:keepNext/>
+                    <w:keepLines/>
+                    <w:rPr>
+                      <w:sz w:val="24"/>
+                      <w:szCs w:val="24"/>
+                    </w:rPr>
+                  </w:pPr>
+                  <w:r>
+                    <w:rPr>
+                      <w:sz w:val="24"/>
+                      <w:szCs w:val="24"/>
+                    </w:rPr>
+                    <w:t>{#skill</w:t>
+                  </w:r>
+                  <w:proofErr w:type="gramStart"/>
+                  <w:r>
+                    <w:rPr>
+                      <w:sz w:val="24"/>
+                      <w:szCs w:val="24"/>
+                    </w:rPr>
+                    <w:t>7}•</w:t>
+                  </w:r>
+                  <w:proofErr w:type="gramEnd"/>
+                  <w:r>
+                    <w:rPr>
+                      <w:sz w:val="24"/>
+                      <w:szCs w:val="24"/>
+                    </w:rPr>
+                    <w:t xml:space="preserve"> {skill</w:t>
+                  </w:r>
+                  <w:proofErr w:type="gramStart"/>
+                  <w:r>
+                    <w:rPr>
+                      <w:sz w:val="24"/>
+                      <w:szCs w:val="24"/>
+                    </w:rPr>
+                    <w:t>7}{</w:t>
+                  </w:r>
+                  <w:proofErr w:type="gramEnd"/>
+                  <w:r>
+                    <w:rPr>
+                      <w:sz w:val="24"/>
+                      <w:szCs w:val="24"/>
+                    </w:rPr>
+                    <w:t>/skill7}</w:t>
+                  </w:r>
+                </w:p>
+                <w:p>
+                  <w:pPr>
+                    <w:keepNext/>
+                    <w:keepLines/>
+                    <w:rPr>
+                      <w:sz w:val="24"/>
+                      <w:szCs w:val="24"/>
+                    </w:rPr>
+                  </w:pPr>
+                  <w:r>
+                    <w:rPr>
+                      <w:sz w:val="24"/>
+                      <w:szCs w:val="24"/>
+                    </w:rPr>
+                    <w:t>{#skill</w:t>
+                  </w:r>
+                  <w:proofErr w:type="gramStart"/>
+                  <w:r>
+                    <w:rPr>
+                      <w:sz w:val="24"/>
+                      <w:szCs w:val="24"/>
+                    </w:rPr>
+                    <w:t>8}•</w:t>
+                  </w:r>
+                  <w:proofErr w:type="gramEnd"/>
+                  <w:r>
+                    <w:rPr>
+                      <w:sz w:val="24"/>
+                      <w:szCs w:val="24"/>
+                    </w:rPr>
+                    <w:t xml:space="preserve"> {skill</w:t>
+                  </w:r>
+                  <w:proofErr w:type="gramStart"/>
+                  <w:r>
+                    <w:rPr>
+                      <w:sz w:val="24"/>
+                      <w:szCs w:val="24"/>
+                    </w:rPr>
+                    <w:t>8}{</w:t>
+                  </w:r>
+                  <w:proofErr w:type="gramEnd"/>
+                  <w:r>
+                    <w:rPr>
+                      <w:sz w:val="24"/>
+                      <w:szCs w:val="24"/>
+                    </w:rPr>
+                    <w:t>/skill8}</w:t>
+                  </w:r>
+                </w:p>
+                <w:p>
+                  <w:pPr>
+                    <w:keepNext/>
+                    <w:keepLines/>
+                    <w:rPr>
+                      <w:sz w:val="24"/>
+                      <w:szCs w:val="24"/>
+                    </w:rPr>
+                  </w:pPr>
+                  <w:r>
+                    <w:rPr>
+                      <w:sz w:val="24"/>
+                      <w:szCs w:val="24"/>
+                    </w:rPr>
+                    <w:t>{#skill</w:t>
+                  </w:r>
+                  <w:proofErr w:type="gramStart"/>
+                  <w:r>
+                    <w:rPr>
+                      <w:sz w:val="24"/>
+                      <w:szCs w:val="24"/>
+                    </w:rPr>
+                    <w:t>9}•</w:t>
+                  </w:r>
+                  <w:proofErr w:type="gramEnd"/>
+                  <w:r>
+                    <w:rPr>
+                      <w:sz w:val="24"/>
+                      <w:szCs w:val="24"/>
+                    </w:rPr>
+                    <w:t xml:space="preserve"> {skill</w:t>
+                  </w:r>
+                  <w:proofErr w:type="gramStart"/>
+                  <w:r>
+                    <w:rPr>
+                      <w:sz w:val="24"/>
+                      <w:szCs w:val="24"/>
+                    </w:rPr>
+                    <w:t>9}{</w:t>
+                  </w:r>
+                  <w:proofErr w:type="gramEnd"/>
+                  <w:r>
+                    <w:rPr>
+                      <w:sz w:val="24"/>
+                      <w:szCs w:val="24"/>
+                    </w:rPr>
+                    <w:t>/skill9}</w:t>
+                  </w:r>
+                </w:p>
+                <w:p>
+                  <w:pPr>
+                    <w:keepNext/>
+                    <w:keepLines/>
+                    <w:rPr>
+                      <w:sz w:val="24"/>
+                      <w:szCs w:val="24"/>
+                    </w:rPr>
+                  </w:pPr>
+                  <w:r>
+                    <w:rPr>
+                      <w:sz w:val="24"/>
+                      <w:szCs w:val="24"/>
+                    </w:rPr>
+                    <w:t>{#skill</w:t>
+                  </w:r>
+                  <w:proofErr w:type="gramStart"/>
+                  <w:r>
+                    <w:rPr>
+                      <w:sz w:val="24"/>
+                      <w:szCs w:val="24"/>
+                    </w:rPr>
+                    <w:t>10}•</w:t>
+                  </w:r>
+                  <w:proofErr w:type="gramEnd"/>
+                  <w:r>
+                    <w:rPr>
+                      <w:sz w:val="24"/>
+                      <w:szCs w:val="24"/>
+                    </w:rPr>
+                    <w:t xml:space="preserve"> {skill</w:t>
+                  </w:r>
+                  <w:proofErr w:type="gramStart"/>
+                  <w:r>
+                    <w:rPr>
+                      <w:sz w:val="24"/>
+                      <w:szCs w:val="24"/>
+                    </w:rPr>
+                    <w:t>10}{</w:t>
+                  </w:r>
+                  <w:proofErr w:type="gramEnd"/>
+                  <w:r>
+                    <w:rPr>
+                      <w:sz w:val="24"/>
+                      <w:szCs w:val="24"/>
+                    </w:rPr>
+                    <w:t>/skill10}</w:t>
+                  </w:r>
+                </w:p>
+                <w:p>
+                  <w:pPr>
+                    <w:keepNext/>
+                    <w:keepLines/>
+                  </w:pPr>
+                  <w:r>
+                    <w:t>{/</w:t>
+                  </w:r>
+                  <w:proofErr w:type="spellStart"/>
+                  <w:r>
+                    <w:t>hasExtraSkills</w:t>
+                  </w:r>
+                  <w:proofErr w:type="spellEnd"/>
+                  <w:r>
+                    <w:t>}</w:t>
+                  </w:r>
+                </w:p>
+                <w:p>
+                  <w:pPr>
+                    <w:keepNext/>
+                    <w:keepLines/>
+                  </w:pPr>
+                </w:p>
+              </w:tc>
+            </w:tr>
+          </w:tbl>
+          <w:p>
+            <w:pPr>
+              <w:keepNext/>
+            </w:pPr>
+          </w:p>
+        </w:tc>
+      </w:tr>
+    </w:tbl>
+    <w:p>
+      <w:pPr>
+        <w:keepNext/>
+      </w:pPr>
+    </w:p>
     <w:sectPr>
       <w:pgSz w:w="12240" w:h="15840"/>
-      <w:pgMar w:top="1440" w:right="1440" w:bottom="1440" w:left="1440" w:header="720" w:footer="720" w:gutter="0"/>
+      <w:pgMar w:top="864" w:right="1152" w:bottom="576" w:left="1152" w:header="720" w:footer="720" w:gutter="0"/>
       <w:cols w:space="720"/>
       <w:docGrid w:linePitch="360"/>
     </w:sectPr>

--- a/public/templates/TemplateA.docx
+++ b/public/templates/TemplateA.docx
@@ -1,6 +1,11 @@
 
 <file path=word/document.xml><?xml version="1.0" encoding="utf-8"?>
 <w:document xmlns:wpc="http://schemas.microsoft.com/office/word/2010/wordprocessingCanvas" xmlns:cx="http://schemas.microsoft.com/office/drawing/2014/chartex" xmlns:cx1="http://schemas.microsoft.com/office/drawing/2015/9/8/chartex" xmlns:cx2="http://schemas.microsoft.com/office/drawing/2015/10/21/chartex" xmlns:cx3="http://schemas.microsoft.com/office/drawing/2016/5/9/chartex" xmlns:cx4="http://schemas.microsoft.com/office/drawing/2016/5/10/chartex" xmlns:cx5="http://schemas.microsoft.com/office/drawing/2016/5/11/chartex" xmlns:cx6="http://schemas.microsoft.com/office/drawing/2016/5/12/chartex" xmlns:cx7="http://schemas.microsoft.com/office/drawing/2016/5/13/chartex" xmlns:cx8="http://schemas.microsoft.com/office/drawing/2016/5/14/chartex" xmlns:mc="http://schemas.openxmlformats.org/markup-compatibility/2006" xmlns:aink="http://schemas.microsoft.com/office/drawing/2016/ink" xmlns:am3d="http://schemas.microsoft.com/office/drawing/2017/model3d" xmlns:o="urn:schemas-microsoft-com:office:office" xmlns:oel="http://schemas.microsoft.com/office/2019/extlst" xmlns:r="http://schemas.openxmlformats.org/officeDocument/2006/relationships" xmlns:m="http://schemas.openxmlformats.org/officeDocument/2006/math" xmlns:v="urn:schemas-microsoft-com:vml" xmlns:wp14="http://schemas.microsoft.com/office/word/2010/wordprocessingDrawing" xmlns:wp="http://schemas.openxmlformats.org/drawingml/2006/wordprocessingDrawing" xmlns:w10="urn:schemas-microsoft-com:office:word" xmlns:w="http://schemas.openxmlformats.org/wordprocessingml/2006/main" xmlns:w14="http://schemas.microsoft.com/office/word/2010/wordml" xmlns:w15="http://schemas.microsoft.com/office/word/2012/wordml" xmlns:w16cex="http://schemas.microsoft.com/office/word/2018/wordml/cex" xmlns:w16cid="http://schemas.microsoft.com/office/word/2016/wordml/cid" xmlns:w16="http://schemas.microsoft.com/office/word/2018/wordml" xmlns:w16du="http://schemas.microsoft.com/office/word/2023/wordml/word16du" xmlns:w16sdtdh="http://schemas.microsoft.com/office/word/2020/wordml/sdtdatahash" xmlns:w16sdtfl="http://schemas.microsoft.com/office/word/2024/wordml/sdtformatlock" xmlns:w16se="http://schemas.microsoft.com/office/word/2015/wordml/symex" xmlns:wpg="http://schemas.microsoft.com/office/word/2010/wordprocessingGroup" xmlns:wpi="http://schemas.microsoft.com/office/word/2010/wordprocessingInk" xmlns:wne="http://schemas.microsoft.com/office/word/2006/wordml" xmlns:wps="http://schemas.microsoft.com/office/word/2010/wordprocessingShape" mc:Ignorable="w14 w15 w16se w16cid w16 w16cex w16sdtdh w16sdtfl w16du wp14">
+  <w:background w:color="FFFFFF">
+    <v:background id="_x0000_s2049" o:bwmode="white" o:targetscreensize="1024,768">
+      <v:fill r:id="rId3" o:title="maxresdefault" recolor="t" type="frame"/>
+    </v:background>
+  </w:background>
   <w:body>
     <w:tbl>
       <w:tblPr>

--- a/public/templates/TemplateA.docx
+++ b/public/templates/TemplateA.docx
@@ -1,11 +1,7 @@
 
 <file path=word/document.xml><?xml version="1.0" encoding="utf-8"?>
 <w:document xmlns:wpc="http://schemas.microsoft.com/office/word/2010/wordprocessingCanvas" xmlns:cx="http://schemas.microsoft.com/office/drawing/2014/chartex" xmlns:cx1="http://schemas.microsoft.com/office/drawing/2015/9/8/chartex" xmlns:cx2="http://schemas.microsoft.com/office/drawing/2015/10/21/chartex" xmlns:cx3="http://schemas.microsoft.com/office/drawing/2016/5/9/chartex" xmlns:cx4="http://schemas.microsoft.com/office/drawing/2016/5/10/chartex" xmlns:cx5="http://schemas.microsoft.com/office/drawing/2016/5/11/chartex" xmlns:cx6="http://schemas.microsoft.com/office/drawing/2016/5/12/chartex" xmlns:cx7="http://schemas.microsoft.com/office/drawing/2016/5/13/chartex" xmlns:cx8="http://schemas.microsoft.com/office/drawing/2016/5/14/chartex" xmlns:mc="http://schemas.openxmlformats.org/markup-compatibility/2006" xmlns:aink="http://schemas.microsoft.com/office/drawing/2016/ink" xmlns:am3d="http://schemas.microsoft.com/office/drawing/2017/model3d" xmlns:o="urn:schemas-microsoft-com:office:office" xmlns:oel="http://schemas.microsoft.com/office/2019/extlst" xmlns:r="http://schemas.openxmlformats.org/officeDocument/2006/relationships" xmlns:m="http://schemas.openxmlformats.org/officeDocument/2006/math" xmlns:v="urn:schemas-microsoft-com:vml" xmlns:wp14="http://schemas.microsoft.com/office/word/2010/wordprocessingDrawing" xmlns:wp="http://schemas.openxmlformats.org/drawingml/2006/wordprocessingDrawing" xmlns:w10="urn:schemas-microsoft-com:office:word" xmlns:w="http://schemas.openxmlformats.org/wordprocessingml/2006/main" xmlns:w14="http://schemas.microsoft.com/office/word/2010/wordml" xmlns:w15="http://schemas.microsoft.com/office/word/2012/wordml" xmlns:w16cex="http://schemas.microsoft.com/office/word/2018/wordml/cex" xmlns:w16cid="http://schemas.microsoft.com/office/word/2016/wordml/cid" xmlns:w16="http://schemas.microsoft.com/office/word/2018/wordml" xmlns:w16du="http://schemas.microsoft.com/office/word/2023/wordml/word16du" xmlns:w16sdtdh="http://schemas.microsoft.com/office/word/2020/wordml/sdtdatahash" xmlns:w16sdtfl="http://schemas.microsoft.com/office/word/2024/wordml/sdtformatlock" xmlns:w16se="http://schemas.microsoft.com/office/word/2015/wordml/symex" xmlns:wpg="http://schemas.microsoft.com/office/word/2010/wordprocessingGroup" xmlns:wpi="http://schemas.microsoft.com/office/word/2010/wordprocessingInk" xmlns:wne="http://schemas.microsoft.com/office/word/2006/wordml" xmlns:wps="http://schemas.microsoft.com/office/word/2010/wordprocessingShape" mc:Ignorable="w14 w15 w16se w16cid w16 w16cex w16sdtdh w16sdtfl w16du wp14">
-  <w:background w:color="FFFFFF">
-    <v:background id="_x0000_s2049" o:bwmode="white" o:targetscreensize="1024,768">
-      <v:fill r:id="rId3" o:title="maxresdefault" recolor="t" type="frame"/>
-    </v:background>
-  </w:background>
+  <w:background w:color="FFFFFF" w:themeColor="background1"/>
   <w:body>
     <w:tbl>
       <w:tblPr>
@@ -47,10 +43,111 @@
                 <w:rFonts w:ascii="Georgia Pro Black" w:hAnsi="Georgia Pro Black"/>
                 <w:b/>
                 <w:bCs/>
+                <w:noProof/>
+                <w:sz w:val="56"/>
+                <w:szCs w:val="56"/>
+              </w:rPr>
+              <mc:AlternateContent>
+                <mc:Choice Requires="wps">
+                  <w:drawing>
+                    <wp:anchor distT="0" distB="0" distL="114300" distR="114300" simplePos="0" relativeHeight="251659264" behindDoc="1" locked="0" layoutInCell="1" allowOverlap="1" wp14:anchorId="3DB5DEBA" wp14:editId="496A2572">
+                      <wp:simplePos x="0" y="0"/>
+                      <wp:positionH relativeFrom="column">
+                        <wp:posOffset>-800100</wp:posOffset>
+                      </wp:positionH>
+                      <wp:positionV relativeFrom="paragraph">
+                        <wp:posOffset>-548641</wp:posOffset>
+                      </wp:positionV>
+                      <wp:extent cx="7753350" cy="1952625"/>
+                      <wp:effectExtent l="57150" t="57150" r="76200" b="1152525"/>
+                      <wp:wrapNone/>
+                      <wp:docPr id="1181160408" name="Rectangle 1"/>
+                      <wp:cNvGraphicFramePr/>
+                      <a:graphic xmlns:a="http://schemas.openxmlformats.org/drawingml/2006/main">
+                        <a:graphicData uri="http://schemas.microsoft.com/office/word/2010/wordprocessingShape">
+                          <wps:wsp>
+                            <wps:cNvSpPr/>
+                            <wps:spPr>
+                              <a:xfrm>
+                                <a:off x="0" y="0"/>
+                                <a:ext cx="7753350" cy="1952625"/>
+                              </a:xfrm>
+                              <a:prstGeom prst="rect">
+                                <a:avLst/>
+                              </a:prstGeom>
+                              <a:effectLst>
+                                <a:reflection blurRad="6350" stA="50000" endA="300" endPos="55000" dir="5400000" sy="-100000" algn="bl" rotWithShape="0"/>
+                              </a:effectLst>
+                              <a:scene3d>
+                                <a:camera prst="orthographicFront"/>
+                                <a:lightRig rig="threePt" dir="t"/>
+                              </a:scene3d>
+                              <a:sp3d>
+                                <a:bevelT w="101600" prst="riblet"/>
+                              </a:sp3d>
+                            </wps:spPr>
+                            <wps:style>
+                              <a:lnRef idx="1">
+                                <a:schemeClr val="accent1"/>
+                              </a:lnRef>
+                              <a:fillRef idx="2">
+                                <a:schemeClr val="accent1"/>
+                              </a:fillRef>
+                              <a:effectRef idx="1">
+                                <a:schemeClr val="accent1"/>
+                              </a:effectRef>
+                              <a:fontRef idx="minor">
+                                <a:schemeClr val="dk1"/>
+                              </a:fontRef>
+                            </wps:style>
+                            <wps:bodyPr rot="0" spcFirstLastPara="0" vertOverflow="overflow" horzOverflow="overflow" vert="horz" wrap="square" lIns="91440" tIns="45720" rIns="91440" bIns="45720" numCol="1" spcCol="0" rtlCol="0" fromWordArt="0" anchor="ctr" anchorCtr="0" forceAA="0" compatLnSpc="1">
+                              <a:prstTxWarp prst="textNoShape">
+                                <a:avLst/>
+                              </a:prstTxWarp>
+                              <a:noAutofit/>
+                            </wps:bodyPr>
+                          </wps:wsp>
+                        </a:graphicData>
+                      </a:graphic>
+                      <wp14:sizeRelH relativeFrom="margin">
+                        <wp14:pctWidth>0</wp14:pctWidth>
+                      </wp14:sizeRelH>
+                      <wp14:sizeRelV relativeFrom="margin">
+                        <wp14:pctHeight>0</wp14:pctHeight>
+                      </wp14:sizeRelV>
+                    </wp:anchor>
+                  </w:drawing>
+                </mc:Choice>
+                <mc:Fallback>
+                  <w:pict>
+                    <v:rect w14:anchorId="2686DC82" id="Rectangle 1" o:spid="_x0000_s1026" style="position:absolute;margin-left:-63pt;margin-top:-43.2pt;width:610.5pt;height:153.75pt;z-index:-251657216;visibility:visible;mso-wrap-style:square;mso-width-percent:0;mso-height-percent:0;mso-wrap-distance-left:9pt;mso-wrap-distance-top:0;mso-wrap-distance-right:9pt;mso-wrap-distance-bottom:0;mso-position-horizontal:absolute;mso-position-horizontal-relative:text;mso-position-vertical:absolute;mso-position-vertical-relative:text;mso-width-percent:0;mso-height-percent:0;mso-width-relative:margin;mso-height-relative:margin;v-text-anchor:middle" o:gfxdata="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" fillcolor="#82a0d7 [2164]" strokecolor="#4472c4 [3204]" strokeweight=".5pt">
+                      <v:fill color2="#678ccf [2612]" rotate="t" colors="0 #a8b7df;.5 #9aabd9;1 #879ed7" focus="100%" type="gradient">
+                        <o:fill v:ext="view" type="gradientUnscaled"/>
+                      </v:fill>
+                    </v:rect>
+                  </w:pict>
+                </mc:Fallback>
+              </mc:AlternateContent>
+            </w:r>
+            <w:r>
+              <w:rPr>
+                <w:rFonts w:ascii="Georgia Pro Black" w:hAnsi="Georgia Pro Black"/>
+                <w:b/>
+                <w:bCs/>
                 <w:sz w:val="56"/>
                 <w:szCs w:val="56"/>
               </w:rPr>
               <w:t>{name}</w:t>
+            </w:r>
+            <w:r>
+              <w:rPr>
+                <w:rFonts w:ascii="Georgia Pro Black" w:hAnsi="Georgia Pro Black"/>
+                <w:b/>
+                <w:bCs/>
+                <w:sz w:val="56"/>
+                <w:szCs w:val="56"/>
+              </w:rPr>
+              <w:t xml:space="preserve">                        </w:t>
             </w:r>
           </w:p>
           <w:p>
@@ -290,6 +387,28 @@
             <w:r>
               <w:t>/summary5}</w:t>
             </w:r>
+          </w:p>
+        </w:tc>
+      </w:tr>
+      <w:tr>
+        <w:tc>
+          <w:tcPr>
+            <w:tcW w:w="9895" w:type="dxa"/>
+          </w:tcPr>
+          <w:p>
+            <w:pPr>
+              <w:keepNext/>
+              <w:keepLines/>
+              <w:spacing w:before="240"/>
+              <w:rPr>
+                <w:rFonts w:ascii="Georgia Pro Black" w:hAnsi="Georgia Pro Black"/>
+                <w:b/>
+                <w:bCs/>
+                <w:noProof/>
+                <w:sz w:val="56"/>
+                <w:szCs w:val="56"/>
+              </w:rPr>
+            </w:pPr>
           </w:p>
         </w:tc>
       </w:tr>

--- a/public/templates/TemplateA.docx
+++ b/public/templates/TemplateA.docx
@@ -1,7 +1,7 @@
 
 <file path=word/document.xml><?xml version="1.0" encoding="utf-8"?>
 <w:document xmlns:wpc="http://schemas.microsoft.com/office/word/2010/wordprocessingCanvas" xmlns:cx="http://schemas.microsoft.com/office/drawing/2014/chartex" xmlns:cx1="http://schemas.microsoft.com/office/drawing/2015/9/8/chartex" xmlns:cx2="http://schemas.microsoft.com/office/drawing/2015/10/21/chartex" xmlns:cx3="http://schemas.microsoft.com/office/drawing/2016/5/9/chartex" xmlns:cx4="http://schemas.microsoft.com/office/drawing/2016/5/10/chartex" xmlns:cx5="http://schemas.microsoft.com/office/drawing/2016/5/11/chartex" xmlns:cx6="http://schemas.microsoft.com/office/drawing/2016/5/12/chartex" xmlns:cx7="http://schemas.microsoft.com/office/drawing/2016/5/13/chartex" xmlns:cx8="http://schemas.microsoft.com/office/drawing/2016/5/14/chartex" xmlns:mc="http://schemas.openxmlformats.org/markup-compatibility/2006" xmlns:aink="http://schemas.microsoft.com/office/drawing/2016/ink" xmlns:am3d="http://schemas.microsoft.com/office/drawing/2017/model3d" xmlns:o="urn:schemas-microsoft-com:office:office" xmlns:oel="http://schemas.microsoft.com/office/2019/extlst" xmlns:r="http://schemas.openxmlformats.org/officeDocument/2006/relationships" xmlns:m="http://schemas.openxmlformats.org/officeDocument/2006/math" xmlns:v="urn:schemas-microsoft-com:vml" xmlns:wp14="http://schemas.microsoft.com/office/word/2010/wordprocessingDrawing" xmlns:wp="http://schemas.openxmlformats.org/drawingml/2006/wordprocessingDrawing" xmlns:w10="urn:schemas-microsoft-com:office:word" xmlns:w="http://schemas.openxmlformats.org/wordprocessingml/2006/main" xmlns:w14="http://schemas.microsoft.com/office/word/2010/wordml" xmlns:w15="http://schemas.microsoft.com/office/word/2012/wordml" xmlns:w16cex="http://schemas.microsoft.com/office/word/2018/wordml/cex" xmlns:w16cid="http://schemas.microsoft.com/office/word/2016/wordml/cid" xmlns:w16="http://schemas.microsoft.com/office/word/2018/wordml" xmlns:w16du="http://schemas.microsoft.com/office/word/2023/wordml/word16du" xmlns:w16sdtdh="http://schemas.microsoft.com/office/word/2020/wordml/sdtdatahash" xmlns:w16sdtfl="http://schemas.microsoft.com/office/word/2024/wordml/sdtformatlock" xmlns:w16se="http://schemas.microsoft.com/office/word/2015/wordml/symex" xmlns:wpg="http://schemas.microsoft.com/office/word/2010/wordprocessingGroup" xmlns:wpi="http://schemas.microsoft.com/office/word/2010/wordprocessingInk" xmlns:wne="http://schemas.microsoft.com/office/word/2006/wordml" xmlns:wps="http://schemas.microsoft.com/office/word/2010/wordprocessingShape" mc:Ignorable="w14 w15 w16se w16cid w16 w16cex w16sdtdh w16sdtfl w16du wp14">
-  <w:background w:color="FFFFFF" w:themeColor="background1"/>
+  <w:background w:color="F2F2F2" w:themeColor="background1" w:themeShade="F2"/>
   <w:body>
     <w:tbl>
       <w:tblPr>
@@ -18,7 +18,7 @@
         <w:tblLook w:val="04A0" w:firstRow="1" w:lastRow="0" w:firstColumn="1" w:lastColumn="0" w:noHBand="0" w:noVBand="1"/>
       </w:tblPr>
       <w:tblGrid>
-        <w:gridCol w:w="9895"/>
+        <w:gridCol w:w="9936"/>
       </w:tblGrid>
       <w:tr>
         <w:tc>
@@ -31,16 +31,13 @@
               <w:keepLines/>
               <w:spacing w:before="240"/>
               <w:rPr>
-                <w:rFonts w:ascii="Georgia Pro Black" w:hAnsi="Georgia Pro Black"/>
-                <w:b/>
-                <w:bCs/>
-                <w:sz w:val="56"/>
-                <w:szCs w:val="56"/>
+                <w:sz w:val="28"/>
+                <w:szCs w:val="28"/>
               </w:rPr>
             </w:pPr>
             <w:r>
               <w:rPr>
-                <w:rFonts w:ascii="Georgia Pro Black" w:hAnsi="Georgia Pro Black"/>
+                <w:rFonts w:ascii="Castellar" w:hAnsi="Castellar"/>
                 <w:b/>
                 <w:bCs/>
                 <w:noProof/>
@@ -50,61 +47,133 @@
               <mc:AlternateContent>
                 <mc:Choice Requires="wps">
                   <w:drawing>
-                    <wp:anchor distT="0" distB="0" distL="114300" distR="114300" simplePos="0" relativeHeight="251659264" behindDoc="1" locked="0" layoutInCell="1" allowOverlap="1" wp14:anchorId="3DB5DEBA" wp14:editId="496A2572">
+                    <wp:anchor distT="91440" distB="91440" distL="114300" distR="114300" simplePos="0" relativeHeight="251659264" behindDoc="0" locked="0" layoutInCell="1" allowOverlap="1" wp14:anchorId="34ECDD62" wp14:editId="54405559">
                       <wp:simplePos x="0" y="0"/>
-                      <wp:positionH relativeFrom="column">
-                        <wp:posOffset>-800100</wp:posOffset>
+                      <wp:positionH relativeFrom="page">
+                        <wp:posOffset>3810</wp:posOffset>
                       </wp:positionH>
                       <wp:positionV relativeFrom="paragraph">
-                        <wp:posOffset>-548641</wp:posOffset>
+                        <wp:posOffset>270510</wp:posOffset>
                       </wp:positionV>
-                      <wp:extent cx="7753350" cy="1952625"/>
-                      <wp:effectExtent l="57150" t="57150" r="76200" b="1152525"/>
-                      <wp:wrapNone/>
-                      <wp:docPr id="1181160408" name="Rectangle 1"/>
-                      <wp:cNvGraphicFramePr/>
+                      <wp:extent cx="6305550" cy="1403985"/>
+                      <wp:effectExtent l="0" t="0" r="0" b="0"/>
+                      <wp:wrapTopAndBottom/>
+                      <wp:docPr id="307" name="Text Box 2"/>
+                      <wp:cNvGraphicFramePr>
+                        <a:graphicFrameLocks xmlns:a="http://schemas.openxmlformats.org/drawingml/2006/main"/>
+                      </wp:cNvGraphicFramePr>
                       <a:graphic xmlns:a="http://schemas.openxmlformats.org/drawingml/2006/main">
                         <a:graphicData uri="http://schemas.microsoft.com/office/word/2010/wordprocessingShape">
                           <wps:wsp>
-                            <wps:cNvSpPr/>
-                            <wps:spPr>
+                            <wps:cNvSpPr txBox="1">
+                              <a:spLocks noChangeArrowheads="1"/>
+                            </wps:cNvSpPr>
+                            <wps:spPr bwMode="auto">
                               <a:xfrm>
                                 <a:off x="0" y="0"/>
-                                <a:ext cx="7753350" cy="1952625"/>
+                                <a:ext cx="6305550" cy="1403985"/>
                               </a:xfrm>
                               <a:prstGeom prst="rect">
                                 <a:avLst/>
                               </a:prstGeom>
-                              <a:effectLst>
-                                <a:reflection blurRad="6350" stA="50000" endA="300" endPos="55000" dir="5400000" sy="-100000" algn="bl" rotWithShape="0"/>
-                              </a:effectLst>
-                              <a:scene3d>
-                                <a:camera prst="orthographicFront"/>
-                                <a:lightRig rig="threePt" dir="t"/>
-                              </a:scene3d>
-                              <a:sp3d>
-                                <a:bevelT w="101600" prst="riblet"/>
-                              </a:sp3d>
+                              <a:noFill/>
+                              <a:ln w="9525">
+                                <a:noFill/>
+                                <a:miter lim="800000"/>
+                                <a:headEnd/>
+                                <a:tailEnd/>
+                              </a:ln>
                             </wps:spPr>
-                            <wps:style>
-                              <a:lnRef idx="1">
-                                <a:schemeClr val="accent1"/>
-                              </a:lnRef>
-                              <a:fillRef idx="2">
-                                <a:schemeClr val="accent1"/>
-                              </a:fillRef>
-                              <a:effectRef idx="1">
-                                <a:schemeClr val="accent1"/>
-                              </a:effectRef>
-                              <a:fontRef idx="minor">
-                                <a:schemeClr val="dk1"/>
-                              </a:fontRef>
-                            </wps:style>
-                            <wps:bodyPr rot="0" spcFirstLastPara="0" vertOverflow="overflow" horzOverflow="overflow" vert="horz" wrap="square" lIns="91440" tIns="45720" rIns="91440" bIns="45720" numCol="1" spcCol="0" rtlCol="0" fromWordArt="0" anchor="ctr" anchorCtr="0" forceAA="0" compatLnSpc="1">
-                              <a:prstTxWarp prst="textNoShape">
-                                <a:avLst/>
-                              </a:prstTxWarp>
-                              <a:noAutofit/>
+                            <wps:txbx>
+                              <w:txbxContent>
+                                <w:p>
+                                  <w:pPr>
+                                    <w:pBdr>
+                                      <w:top w:val="single" w:sz="24" w:space="8" w:color="4472C4" w:themeColor="accent1"/>
+                                      <w:bottom w:val="single" w:sz="24" w:space="8" w:color="4472C4" w:themeColor="accent1"/>
+                                    </w:pBdr>
+                                    <w:spacing w:after="0"/>
+                                    <w:jc w:val="center"/>
+                                    <w:rPr>
+                                      <w:rFonts w:ascii="Castellar" w:hAnsi="Castellar"/>
+                                      <w:b/>
+                                      <w:bCs/>
+                                      <w:sz w:val="48"/>
+                                      <w:szCs w:val="48"/>
+                                    </w:rPr>
+                                  </w:pPr>
+                                  <w:r>
+                                    <w:rPr>
+                                      <w:rFonts w:ascii="Castellar" w:hAnsi="Castellar"/>
+                                      <w:b/>
+                                      <w:bCs/>
+                                      <w:sz w:val="48"/>
+                                      <w:szCs w:val="48"/>
+                                    </w:rPr>
+                                    <w:t>{NAME}</w:t>
+                                  </w:r>
+                                </w:p>
+                                <w:p>
+                                  <w:pPr>
+                                    <w:pBdr>
+                                      <w:top w:val="single" w:sz="24" w:space="8" w:color="4472C4" w:themeColor="accent1"/>
+                                      <w:bottom w:val="single" w:sz="24" w:space="8" w:color="4472C4" w:themeColor="accent1"/>
+                                    </w:pBdr>
+                                    <w:spacing w:after="0"/>
+                                    <w:jc w:val="center"/>
+                                    <w:rPr>
+                                      <w:sz w:val="24"/>
+                                    </w:rPr>
+                                  </w:pPr>
+                                  <w:r>
+                                    <w:rPr>
+                                      <w:sz w:val="24"/>
+                                    </w:rPr>
+                                    <w:t>{address}</w:t>
+                                  </w:r>
+                                </w:p>
+                                <w:p>
+                                  <w:pPr>
+                                    <w:pBdr>
+                                      <w:top w:val="single" w:sz="24" w:space="8" w:color="4472C4" w:themeColor="accent1"/>
+                                      <w:bottom w:val="single" w:sz="24" w:space="8" w:color="4472C4" w:themeColor="accent1"/>
+                                    </w:pBdr>
+                                    <w:spacing w:after="0"/>
+                                    <w:jc w:val="center"/>
+                                    <w:rPr>
+                                      <w:sz w:val="24"/>
+                                    </w:rPr>
+                                  </w:pPr>
+                                  <w:r>
+                                    <w:rPr>
+                                      <w:sz w:val="24"/>
+                                    </w:rPr>
+                                    <w:t>{city}, {state} {zip}</w:t>
+                                  </w:r>
+                                </w:p>
+                                <w:p>
+                                  <w:pPr>
+                                    <w:pBdr>
+                                      <w:top w:val="single" w:sz="24" w:space="8" w:color="4472C4" w:themeColor="accent1"/>
+                                      <w:bottom w:val="single" w:sz="24" w:space="8" w:color="4472C4" w:themeColor="accent1"/>
+                                    </w:pBdr>
+                                    <w:spacing w:after="0"/>
+                                    <w:jc w:val="center"/>
+                                    <w:rPr>
+                                      <w:sz w:val="24"/>
+                                    </w:rPr>
+                                  </w:pPr>
+                                  <w:r>
+                                    <w:rPr>
+                                      <w:sz w:val="24"/>
+                                    </w:rPr>
+                                    <w:t>{phone} | {email}</w:t>
+                                  </w:r>
+                                </w:p>
+                              </w:txbxContent>
+                            </wps:txbx>
+                            <wps:bodyPr rot="0" vert="horz" wrap="square" lIns="91440" tIns="45720" rIns="91440" bIns="45720" anchor="t" anchorCtr="0">
+                              <a:spAutoFit/>
                             </wps:bodyPr>
                           </wps:wsp>
                         </a:graphicData>
@@ -113,129 +182,112 @@
                         <wp14:pctWidth>0</wp14:pctWidth>
                       </wp14:sizeRelH>
                       <wp14:sizeRelV relativeFrom="margin">
-                        <wp14:pctHeight>0</wp14:pctHeight>
+                        <wp14:pctHeight>20000</wp14:pctHeight>
                       </wp14:sizeRelV>
                     </wp:anchor>
                   </w:drawing>
                 </mc:Choice>
                 <mc:Fallback>
                   <w:pict>
-                    <v:rect w14:anchorId="2686DC82" id="Rectangle 1" o:spid="_x0000_s1026" style="position:absolute;margin-left:-63pt;margin-top:-43.2pt;width:610.5pt;height:153.75pt;z-index:-251657216;visibility:visible;mso-wrap-style:square;mso-width-percent:0;mso-height-percent:0;mso-wrap-distance-left:9pt;mso-wrap-distance-top:0;mso-wrap-distance-right:9pt;mso-wrap-distance-bottom:0;mso-position-horizontal:absolute;mso-position-horizontal-relative:text;mso-position-vertical:absolute;mso-position-vertical-relative:text;mso-width-percent:0;mso-height-percent:0;mso-width-relative:margin;mso-height-relative:margin;v-text-anchor:middle" o:gfxdata="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" fillcolor="#82a0d7 [2164]" strokecolor="#4472c4 [3204]" strokeweight=".5pt">
-                      <v:fill color2="#678ccf [2612]" rotate="t" colors="0 #a8b7df;.5 #9aabd9;1 #879ed7" focus="100%" type="gradient">
-                        <o:fill v:ext="view" type="gradientUnscaled"/>
-                      </v:fill>
-                    </v:rect>
+                    <v:shapetype w14:anchorId="34ECDD62" id="_x0000_t202" coordsize="21600,21600" o:spt="202" path="m,l,21600r21600,l21600,xe">
+                      <v:stroke joinstyle="miter"/>
+                      <v:path gradientshapeok="t" o:connecttype="rect"/>
+                    </v:shapetype>
+                    <v:shape id="Text Box 2" o:spid="_x0000_s1026" type="#_x0000_t202" style="position:absolute;margin-left:.3pt;margin-top:21.3pt;width:496.5pt;height:110.55pt;z-index:251659264;visibility:visible;mso-wrap-style:square;mso-width-percent:0;mso-height-percent:200;mso-wrap-distance-left:9pt;mso-wrap-distance-top:7.2pt;mso-wrap-distance-right:9pt;mso-wrap-distance-bottom:7.2pt;mso-position-horizontal:absolute;mso-position-horizontal-relative:page;mso-position-vertical:absolute;mso-position-vertical-relative:text;mso-width-percent:0;mso-height-percent:200;mso-width-relative:margin;mso-height-relative:margin;v-text-anchor:top" o:gfxdata="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" filled="f" stroked="f">
+                      <v:textbox style="mso-fit-shape-to-text:t">
+                        <w:txbxContent>
+                          <w:p>
+                            <w:pPr>
+                              <w:pBdr>
+                                <w:top w:val="single" w:sz="24" w:space="8" w:color="4472C4" w:themeColor="accent1"/>
+                                <w:bottom w:val="single" w:sz="24" w:space="8" w:color="4472C4" w:themeColor="accent1"/>
+                              </w:pBdr>
+                              <w:spacing w:after="0"/>
+                              <w:jc w:val="center"/>
+                              <w:rPr>
+                                <w:rFonts w:ascii="Castellar" w:hAnsi="Castellar"/>
+                                <w:b/>
+                                <w:bCs/>
+                                <w:sz w:val="48"/>
+                                <w:szCs w:val="48"/>
+                              </w:rPr>
+                            </w:pPr>
+                            <w:r>
+                              <w:rPr>
+                                <w:rFonts w:ascii="Castellar" w:hAnsi="Castellar"/>
+                                <w:b/>
+                                <w:bCs/>
+                                <w:sz w:val="48"/>
+                                <w:szCs w:val="48"/>
+                              </w:rPr>
+                              <w:t>{NAME}</w:t>
+                            </w:r>
+                          </w:p>
+                          <w:p>
+                            <w:pPr>
+                              <w:pBdr>
+                                <w:top w:val="single" w:sz="24" w:space="8" w:color="4472C4" w:themeColor="accent1"/>
+                                <w:bottom w:val="single" w:sz="24" w:space="8" w:color="4472C4" w:themeColor="accent1"/>
+                              </w:pBdr>
+                              <w:spacing w:after="0"/>
+                              <w:jc w:val="center"/>
+                              <w:rPr>
+                                <w:sz w:val="24"/>
+                              </w:rPr>
+                            </w:pPr>
+                            <w:r>
+                              <w:rPr>
+                                <w:sz w:val="24"/>
+                              </w:rPr>
+                              <w:t>{address}</w:t>
+                            </w:r>
+                          </w:p>
+                          <w:p>
+                            <w:pPr>
+                              <w:pBdr>
+                                <w:top w:val="single" w:sz="24" w:space="8" w:color="4472C4" w:themeColor="accent1"/>
+                                <w:bottom w:val="single" w:sz="24" w:space="8" w:color="4472C4" w:themeColor="accent1"/>
+                              </w:pBdr>
+                              <w:spacing w:after="0"/>
+                              <w:jc w:val="center"/>
+                              <w:rPr>
+                                <w:sz w:val="24"/>
+                              </w:rPr>
+                            </w:pPr>
+                            <w:r>
+                              <w:rPr>
+                                <w:sz w:val="24"/>
+                              </w:rPr>
+                              <w:t>{city}, {state} {zip}</w:t>
+                            </w:r>
+                          </w:p>
+                          <w:p>
+                            <w:pPr>
+                              <w:pBdr>
+                                <w:top w:val="single" w:sz="24" w:space="8" w:color="4472C4" w:themeColor="accent1"/>
+                                <w:bottom w:val="single" w:sz="24" w:space="8" w:color="4472C4" w:themeColor="accent1"/>
+                              </w:pBdr>
+                              <w:spacing w:after="0"/>
+                              <w:jc w:val="center"/>
+                              <w:rPr>
+                                <w:sz w:val="24"/>
+                              </w:rPr>
+                            </w:pPr>
+                            <w:r>
+                              <w:rPr>
+                                <w:sz w:val="24"/>
+                              </w:rPr>
+                              <w:t>{phone} | {email}</w:t>
+                            </w:r>
+                          </w:p>
+                        </w:txbxContent>
+                      </v:textbox>
+                      <w10:wrap type="topAndBottom" anchorx="page"/>
+                    </v:shape>
                   </w:pict>
                 </mc:Fallback>
               </mc:AlternateContent>
             </w:r>
-            <w:r>
-              <w:rPr>
-                <w:rFonts w:ascii="Georgia Pro Black" w:hAnsi="Georgia Pro Black"/>
-                <w:b/>
-                <w:bCs/>
-                <w:sz w:val="56"/>
-                <w:szCs w:val="56"/>
-              </w:rPr>
-              <w:t>{name}</w:t>
-            </w:r>
-            <w:r>
-              <w:rPr>
-                <w:rFonts w:ascii="Georgia Pro Black" w:hAnsi="Georgia Pro Black"/>
-                <w:b/>
-                <w:bCs/>
-                <w:sz w:val="56"/>
-                <w:szCs w:val="56"/>
-              </w:rPr>
-              <w:t xml:space="preserve">                        </w:t>
-            </w:r>
-          </w:p>
-          <w:p>
-            <w:pPr>
-              <w:keepNext/>
-              <w:keepLines/>
-              <w:rPr>
-                <w:sz w:val="28"/>
-                <w:szCs w:val="28"/>
-              </w:rPr>
-            </w:pPr>
-            <w:r>
-              <w:rPr>
-                <w:sz w:val="28"/>
-                <w:szCs w:val="28"/>
-              </w:rPr>
-              <w:t>{address}</w:t>
-            </w:r>
-          </w:p>
-          <w:p>
-            <w:pPr>
-              <w:keepNext/>
-              <w:keepLines/>
-              <w:rPr>
-                <w:sz w:val="28"/>
-                <w:szCs w:val="28"/>
-              </w:rPr>
-            </w:pPr>
-            <w:r>
-              <w:rPr>
-                <w:sz w:val="28"/>
-                <w:szCs w:val="28"/>
-              </w:rPr>
-              <w:t>{city}, {state} {zip}</w:t>
-            </w:r>
-          </w:p>
-          <w:p>
-            <w:pPr>
-              <w:keepNext/>
-              <w:keepLines/>
-              <w:rPr>
-                <w:sz w:val="28"/>
-                <w:szCs w:val="28"/>
-              </w:rPr>
-            </w:pPr>
-            <w:r>
-              <w:rPr>
-                <w:sz w:val="28"/>
-                <w:szCs w:val="28"/>
-              </w:rPr>
-              <w:t>{</w:t>
-            </w:r>
-            <w:proofErr w:type="gramStart"/>
-            <w:r>
-              <w:rPr>
-                <w:sz w:val="28"/>
-                <w:szCs w:val="28"/>
-              </w:rPr>
-              <w:t>phone}  |</w:t>
-            </w:r>
-            <w:proofErr w:type="gramEnd"/>
-            <w:r>
-              <w:rPr>
-                <w:sz w:val="28"/>
-                <w:szCs w:val="28"/>
-              </w:rPr>
-              <w:t xml:space="preserve">  {email}</w:t>
-            </w:r>
-          </w:p>
-          <w:p>
-            <w:pPr>
-              <w:keepNext/>
-              <w:keepLines/>
-              <w:rPr>
-                <w:sz w:val="28"/>
-                <w:szCs w:val="28"/>
-              </w:rPr>
-            </w:pPr>
-          </w:p>
-          <w:p>
-            <w:pPr>
-              <w:keepNext/>
-              <w:keepLines/>
-              <w:rPr>
-                <w:sz w:val="28"/>
-                <w:szCs w:val="28"/>
-              </w:rPr>
-            </w:pPr>
           </w:p>
           <w:p>
             <w:pPr>
@@ -254,7 +306,28 @@
                 <w:sz w:val="48"/>
                 <w:szCs w:val="48"/>
               </w:rPr>
-              <w:t>PROFESSIONAL SUMMARY</w:t>
+              <w:t>P</w:t>
+            </w:r>
+            <w:r>
+              <w:rPr>
+                <w:sz w:val="32"/>
+                <w:szCs w:val="32"/>
+              </w:rPr>
+              <w:t>ROFESSIONAL</w:t>
+            </w:r>
+            <w:r>
+              <w:rPr>
+                <w:sz w:val="48"/>
+                <w:szCs w:val="48"/>
+              </w:rPr>
+              <w:t xml:space="preserve"> S</w:t>
+            </w:r>
+            <w:r>
+              <w:rPr>
+                <w:sz w:val="32"/>
+                <w:szCs w:val="32"/>
+              </w:rPr>
+              <w:t>UMMARY</w:t>
             </w:r>
           </w:p>
           <w:p>
@@ -288,6 +361,7 @@
             <w:pPr>
               <w:keepNext/>
               <w:keepLines/>
+              <w:spacing w:before="120"/>
               <w:ind w:left="180"/>
             </w:pPr>
             <w:r>
@@ -314,6 +388,7 @@
             <w:pPr>
               <w:keepNext/>
               <w:keepLines/>
+              <w:spacing w:before="120"/>
               <w:ind w:left="180"/>
             </w:pPr>
             <w:r>
@@ -340,6 +415,7 @@
             <w:pPr>
               <w:keepNext/>
               <w:keepLines/>
+              <w:spacing w:before="120"/>
               <w:ind w:left="180"/>
             </w:pPr>
             <w:r>
@@ -366,6 +442,7 @@
             <w:pPr>
               <w:keepNext/>
               <w:keepLines/>
+              <w:spacing w:before="120"/>
               <w:ind w:left="180"/>
             </w:pPr>
             <w:r>
@@ -405,8 +482,8 @@
                 <w:b/>
                 <w:bCs/>
                 <w:noProof/>
-                <w:sz w:val="56"/>
-                <w:szCs w:val="56"/>
+                <w:sz w:val="4"/>
+                <w:szCs w:val="4"/>
               </w:rPr>
             </w:pPr>
           </w:p>
@@ -421,426 +498,8 @@
           <w:rFonts w:ascii="Georgia Pro Black" w:hAnsi="Georgia Pro Black"/>
           <w:b/>
           <w:bCs/>
-          <w:sz w:val="56"/>
-          <w:szCs w:val="56"/>
-        </w:rPr>
-      </w:pPr>
-    </w:p>
-    <w:tbl>
-      <w:tblPr>
-        <w:tblStyle w:val="TableGrid"/>
-        <w:tblW w:w="0" w:type="auto"/>
-        <w:tblLook w:val="04A0" w:firstRow="1" w:lastRow="0" w:firstColumn="1" w:lastColumn="0" w:noHBand="0" w:noVBand="1"/>
-      </w:tblPr>
-      <w:tblGrid>
-        <w:gridCol w:w="9926"/>
-      </w:tblGrid>
-      <w:tr>
-        <w:tc>
-          <w:tcPr>
-            <w:tcW w:w="9926" w:type="dxa"/>
-            <w:tcBorders>
-              <w:top w:val="nil"/>
-              <w:left w:val="nil"/>
-              <w:bottom w:val="nil"/>
-              <w:right w:val="nil"/>
-            </w:tcBorders>
-          </w:tcPr>
-          <w:p>
-            <w:pPr>
-              <w:keepNext/>
-              <w:keepLines/>
-              <w:pBdr>
-                <w:bottom w:val="single" w:sz="12" w:space="1" w:color="auto"/>
-              </w:pBdr>
-            </w:pPr>
-            <w:r>
-              <w:t>{#hasWorkExperience}</w:t>
-            </w:r>
-          </w:p>
-          <w:p>
-            <w:pPr>
-              <w:keepNext/>
-              <w:keepLines/>
-              <w:pBdr>
-                <w:bottom w:val="single" w:sz="12" w:space="1" w:color="auto"/>
-              </w:pBdr>
-              <w:rPr>
-                <w:sz w:val="48"/>
-                <w:szCs w:val="48"/>
-              </w:rPr>
-            </w:pPr>
-            <w:r>
-              <w:rPr>
-                <w:sz w:val="48"/>
-                <w:szCs w:val="48"/>
-              </w:rPr>
-              <w:t>WORK EXPERIENCE</w:t>
-            </w:r>
-          </w:p>
-          <w:p>
-            <w:pPr>
-              <w:keepNext/>
-              <w:keepLines/>
-            </w:pPr>
-            <w:r>
-              <w:t>{#workExperience}</w:t>
-            </w:r>
-          </w:p>
-          <w:tbl>
-            <w:tblPr>
-              <w:tblStyle w:val="TableGrid"/>
-              <w:tblW w:w="9310" w:type="dxa"/>
-              <w:tblBorders>
-                <w:top w:val="none" w:sz="0" w:space="0" w:color="auto"/>
-                <w:left w:val="none" w:sz="0" w:space="0" w:color="auto"/>
-                <w:bottom w:val="none" w:sz="0" w:space="0" w:color="auto"/>
-                <w:right w:val="none" w:sz="0" w:space="0" w:color="auto"/>
-                <w:insideH w:val="none" w:sz="0" w:space="0" w:color="auto"/>
-                <w:insideV w:val="none" w:sz="0" w:space="0" w:color="auto"/>
-              </w:tblBorders>
-              <w:tblLook w:val="04A0" w:firstRow="1" w:lastRow="0" w:firstColumn="1" w:lastColumn="0" w:noHBand="0" w:noVBand="1"/>
-            </w:tblPr>
-            <w:tblGrid>
-              <w:gridCol w:w="5881"/>
-              <w:gridCol w:w="3429"/>
-            </w:tblGrid>
-            <w:tr>
-              <w:trPr>
-                <w:trHeight w:val="426"/>
-              </w:trPr>
-              <w:tc>
-                <w:tcPr>
-                  <w:tcW w:w="5881" w:type="dxa"/>
-                </w:tcPr>
-                <w:p>
-                  <w:pPr>
-                    <w:keepNext/>
-                    <w:keepLines/>
-                    <w:spacing w:before="120"/>
-                    <w:rPr>
-                      <w:sz w:val="24"/>
-                      <w:szCs w:val="24"/>
-                    </w:rPr>
-                  </w:pPr>
-                  <w:proofErr w:type="gramStart"/>
-                  <w:r>
-                    <w:rPr>
-                      <w:sz w:val="24"/>
-                      <w:szCs w:val="24"/>
-                    </w:rPr>
-                    <w:t>{title}, {</w:t>
-                  </w:r>
-                  <w:proofErr w:type="gramEnd"/>
-                  <w:r>
-                    <w:rPr>
-                      <w:sz w:val="24"/>
-                      <w:szCs w:val="24"/>
-                    </w:rPr>
-                    <w:t xml:space="preserve">employer} </w:t>
-                  </w:r>
-                </w:p>
-                <w:p>
-                  <w:pPr>
-                    <w:keepNext/>
-                    <w:keepLines/>
-                    <w:rPr>
-                      <w:i/>
-                      <w:iCs/>
-                    </w:rPr>
-                  </w:pPr>
-                  <w:r>
-                    <w:rPr>
-                      <w:i/>
-                      <w:iCs/>
-                    </w:rPr>
-                    <w:t>({</w:t>
-                  </w:r>
-                  <w:proofErr w:type="spellStart"/>
-                  <w:r>
-                    <w:rPr>
-                      <w:i/>
-                      <w:iCs/>
-                      <w:sz w:val="24"/>
-                      <w:szCs w:val="24"/>
-                    </w:rPr>
-                    <w:t>employerCity</w:t>
-                  </w:r>
-                  <w:proofErr w:type="spellEnd"/>
-                  <w:r>
-                    <w:rPr>
-                      <w:i/>
-                      <w:iCs/>
-                      <w:sz w:val="24"/>
-                      <w:szCs w:val="24"/>
-                    </w:rPr>
-                    <w:t>}, {</w:t>
-                  </w:r>
-                  <w:proofErr w:type="spellStart"/>
-                  <w:r>
-                    <w:rPr>
-                      <w:i/>
-                      <w:iCs/>
-                      <w:sz w:val="24"/>
-                      <w:szCs w:val="24"/>
-                    </w:rPr>
-                    <w:t>employerState</w:t>
-                  </w:r>
-                  <w:proofErr w:type="spellEnd"/>
-                  <w:r>
-                    <w:rPr>
-                      <w:i/>
-                      <w:iCs/>
-                      <w:sz w:val="24"/>
-                      <w:szCs w:val="24"/>
-                    </w:rPr>
-                    <w:t>})</w:t>
-                  </w:r>
-                </w:p>
-              </w:tc>
-              <w:tc>
-                <w:tcPr>
-                  <w:tcW w:w="3429" w:type="dxa"/>
-                </w:tcPr>
-                <w:p>
-                  <w:pPr>
-                    <w:keepNext/>
-                    <w:keepLines/>
-                    <w:jc w:val="right"/>
-                    <w:rPr>
-                      <w:sz w:val="24"/>
-                      <w:szCs w:val="24"/>
-                    </w:rPr>
-                  </w:pPr>
-                  <w:r>
-                    <w:rPr>
-                      <w:sz w:val="24"/>
-                      <w:szCs w:val="24"/>
-                    </w:rPr>
-                    <w:t>{start} – {end}</w:t>
-                  </w:r>
-                </w:p>
-              </w:tc>
-            </w:tr>
-          </w:tbl>
-          <w:p>
-            <w:pPr>
-              <w:keepNext/>
-              <w:keepLines/>
-              <w:ind w:left="180"/>
-            </w:pPr>
-            <w:r>
-              <w:t>{#task</w:t>
-            </w:r>
-            <w:proofErr w:type="gramStart"/>
-            <w:r>
-              <w:t>1}•</w:t>
-            </w:r>
-            <w:proofErr w:type="gramEnd"/>
-            <w:r>
-              <w:t xml:space="preserve"> {task</w:t>
-            </w:r>
-            <w:proofErr w:type="gramStart"/>
-            <w:r>
-              <w:t>1}{</w:t>
-            </w:r>
-            <w:proofErr w:type="gramEnd"/>
-            <w:r>
-              <w:t>/task1}</w:t>
-            </w:r>
-          </w:p>
-          <w:p>
-            <w:pPr>
-              <w:keepNext/>
-              <w:keepLines/>
-              <w:ind w:left="180"/>
-            </w:pPr>
-            <w:r>
-              <w:t>{#task</w:t>
-            </w:r>
-            <w:proofErr w:type="gramStart"/>
-            <w:r>
-              <w:t>2}•</w:t>
-            </w:r>
-            <w:proofErr w:type="gramEnd"/>
-            <w:r>
-              <w:t xml:space="preserve"> {task</w:t>
-            </w:r>
-            <w:proofErr w:type="gramStart"/>
-            <w:r>
-              <w:t>2}{</w:t>
-            </w:r>
-            <w:proofErr w:type="gramEnd"/>
-            <w:r>
-              <w:t>/task2}</w:t>
-            </w:r>
-          </w:p>
-          <w:p>
-            <w:pPr>
-              <w:keepNext/>
-              <w:keepLines/>
-              <w:ind w:left="180"/>
-            </w:pPr>
-            <w:r>
-              <w:t>{#task</w:t>
-            </w:r>
-            <w:proofErr w:type="gramStart"/>
-            <w:r>
-              <w:t>3}•</w:t>
-            </w:r>
-            <w:proofErr w:type="gramEnd"/>
-            <w:r>
-              <w:t xml:space="preserve"> {task</w:t>
-            </w:r>
-            <w:proofErr w:type="gramStart"/>
-            <w:r>
-              <w:t>3}{</w:t>
-            </w:r>
-            <w:proofErr w:type="gramEnd"/>
-            <w:r>
-              <w:t>/task3}</w:t>
-            </w:r>
-          </w:p>
-          <w:p>
-            <w:pPr>
-              <w:keepNext/>
-              <w:keepLines/>
-              <w:ind w:left="180"/>
-            </w:pPr>
-            <w:r>
-              <w:t>{#task</w:t>
-            </w:r>
-            <w:proofErr w:type="gramStart"/>
-            <w:r>
-              <w:t>4}•</w:t>
-            </w:r>
-            <w:proofErr w:type="gramEnd"/>
-            <w:r>
-              <w:t xml:space="preserve"> {task</w:t>
-            </w:r>
-            <w:proofErr w:type="gramStart"/>
-            <w:r>
-              <w:t>4}{</w:t>
-            </w:r>
-            <w:proofErr w:type="gramEnd"/>
-            <w:r>
-              <w:t>/task4}</w:t>
-            </w:r>
-          </w:p>
-          <w:p>
-            <w:pPr>
-              <w:keepNext/>
-              <w:keepLines/>
-              <w:ind w:left="180"/>
-            </w:pPr>
-            <w:r>
-              <w:t>{#task</w:t>
-            </w:r>
-            <w:proofErr w:type="gramStart"/>
-            <w:r>
-              <w:t>5}•</w:t>
-            </w:r>
-            <w:proofErr w:type="gramEnd"/>
-            <w:r>
-              <w:t xml:space="preserve"> {task</w:t>
-            </w:r>
-            <w:proofErr w:type="gramStart"/>
-            <w:r>
-              <w:t>5}{</w:t>
-            </w:r>
-            <w:proofErr w:type="gramEnd"/>
-            <w:r>
-              <w:t>/task5}</w:t>
-            </w:r>
-          </w:p>
-          <w:p>
-            <w:pPr>
-              <w:keepNext/>
-              <w:keepLines/>
-              <w:rPr>
-                <w:i/>
-                <w:iCs/>
-                <w:sz w:val="28"/>
-                <w:szCs w:val="28"/>
-              </w:rPr>
-            </w:pPr>
-            <w:r>
-              <w:rPr>
-                <w:i/>
-                <w:iCs/>
-                <w:sz w:val="28"/>
-                <w:szCs w:val="28"/>
-              </w:rPr>
-              <w:t>{/</w:t>
-            </w:r>
-            <w:proofErr w:type="spellStart"/>
-            <w:r>
-              <w:rPr>
-                <w:i/>
-                <w:iCs/>
-                <w:sz w:val="28"/>
-                <w:szCs w:val="28"/>
-              </w:rPr>
-              <w:t>workExperience</w:t>
-            </w:r>
-            <w:proofErr w:type="spellEnd"/>
-            <w:r>
-              <w:rPr>
-                <w:i/>
-                <w:iCs/>
-                <w:sz w:val="28"/>
-                <w:szCs w:val="28"/>
-              </w:rPr>
-              <w:t>}</w:t>
-            </w:r>
-          </w:p>
-          <w:p>
-            <w:pPr>
-              <w:keepNext/>
-              <w:keepLines/>
-              <w:rPr>
-                <w:rFonts w:ascii="Georgia Pro Black" w:hAnsi="Georgia Pro Black"/>
-                <w:b/>
-                <w:bCs/>
-                <w:sz w:val="56"/>
-                <w:szCs w:val="56"/>
-              </w:rPr>
-            </w:pPr>
-            <w:r>
-              <w:t>{/</w:t>
-            </w:r>
-            <w:proofErr w:type="spellStart"/>
-            <w:r>
-              <w:t>hasWorkExperience</w:t>
-            </w:r>
-            <w:proofErr w:type="spellEnd"/>
-            <w:r>
-              <w:t>}</w:t>
-            </w:r>
-            <w:r>
-              <w:rPr>
-                <w:rFonts w:ascii="Georgia Pro Black" w:hAnsi="Georgia Pro Black"/>
-                <w:b/>
-                <w:bCs/>
-                <w:sz w:val="56"/>
-                <w:szCs w:val="56"/>
-              </w:rPr>
-              <w:br/>
-            </w:r>
-          </w:p>
-        </w:tc>
-      </w:tr>
-    </w:tbl>
-    <w:p>
-      <w:pPr>
-        <w:keepNext/>
-        <w:keepLines/>
-        <w:rPr>
-          <w:rFonts w:ascii="Georgia Pro Black" w:hAnsi="Georgia Pro Black"/>
-          <w:b/>
-          <w:bCs/>
-          <w:sz w:val="56"/>
-          <w:szCs w:val="56"/>
+          <w:sz w:val="16"/>
+          <w:szCs w:val="16"/>
         </w:rPr>
       </w:pPr>
     </w:p>
@@ -883,7 +542,28 @@
                 <w:sz w:val="48"/>
                 <w:szCs w:val="48"/>
               </w:rPr>
-              <w:t>SPECIALIZED TRAINING</w:t>
+              <w:t>S</w:t>
+            </w:r>
+            <w:r>
+              <w:rPr>
+                <w:sz w:val="32"/>
+                <w:szCs w:val="32"/>
+              </w:rPr>
+              <w:t>PECIALIZED</w:t>
+            </w:r>
+            <w:r>
+              <w:rPr>
+                <w:sz w:val="48"/>
+                <w:szCs w:val="48"/>
+              </w:rPr>
+              <w:t xml:space="preserve"> T</w:t>
+            </w:r>
+            <w:r>
+              <w:rPr>
+                <w:sz w:val="32"/>
+                <w:szCs w:val="32"/>
+              </w:rPr>
+              <w:t>RAINING</w:t>
             </w:r>
           </w:p>
           <w:p>
@@ -905,14 +585,6 @@
                 <w:szCs w:val="28"/>
               </w:rPr>
               <w:br/>
-            </w:r>
-            <w:r>
-              <w:rPr>
-                <w:i/>
-                <w:iCs/>
-                <w:sz w:val="28"/>
-                <w:szCs w:val="28"/>
-              </w:rPr>
               <w:t>PROGRAM STUDY DESCRIPTION</w:t>
             </w:r>
           </w:p>
@@ -920,6 +592,7 @@
             <w:pPr>
               <w:keepNext/>
               <w:keepLines/>
+              <w:spacing w:before="120"/>
             </w:pPr>
             <w:r>
               <w:t>{</w:t>
@@ -952,14 +625,6 @@
                 <w:szCs w:val="28"/>
               </w:rPr>
               <w:br/>
-            </w:r>
-            <w:r>
-              <w:rPr>
-                <w:i/>
-                <w:iCs/>
-                <w:sz w:val="28"/>
-                <w:szCs w:val="28"/>
-              </w:rPr>
               <w:t xml:space="preserve">TOOLS </w:t>
             </w:r>
           </w:p>
@@ -993,6 +658,445 @@
       <w:pPr>
         <w:keepNext/>
         <w:keepLines/>
+        <w:rPr>
+          <w:rFonts w:ascii="Georgia Pro Black" w:hAnsi="Georgia Pro Black"/>
+          <w:b/>
+          <w:bCs/>
+          <w:sz w:val="56"/>
+          <w:szCs w:val="56"/>
+        </w:rPr>
+      </w:pPr>
+    </w:p>
+    <w:tbl>
+      <w:tblPr>
+        <w:tblStyle w:val="TableGrid"/>
+        <w:tblW w:w="0" w:type="auto"/>
+        <w:tblLook w:val="04A0" w:firstRow="1" w:lastRow="0" w:firstColumn="1" w:lastColumn="0" w:noHBand="0" w:noVBand="1"/>
+      </w:tblPr>
+      <w:tblGrid>
+        <w:gridCol w:w="9936"/>
+      </w:tblGrid>
+      <w:tr>
+        <w:trPr>
+          <w:trHeight w:val="4364"/>
+        </w:trPr>
+        <w:tc>
+          <w:tcPr>
+            <w:tcW w:w="9936" w:type="dxa"/>
+            <w:tcBorders>
+              <w:top w:val="nil"/>
+              <w:left w:val="nil"/>
+              <w:bottom w:val="nil"/>
+              <w:right w:val="nil"/>
+            </w:tcBorders>
+          </w:tcPr>
+          <w:p>
+            <w:pPr>
+              <w:keepNext/>
+              <w:keepLines/>
+              <w:pBdr>
+                <w:bottom w:val="single" w:sz="12" w:space="1" w:color="auto"/>
+              </w:pBdr>
+            </w:pPr>
+            <w:r>
+              <w:t>{#hasWorkExperience}</w:t>
+            </w:r>
+          </w:p>
+          <w:p>
+            <w:pPr>
+              <w:keepNext/>
+              <w:keepLines/>
+              <w:pBdr>
+                <w:bottom w:val="single" w:sz="12" w:space="1" w:color="auto"/>
+              </w:pBdr>
+              <w:rPr>
+                <w:sz w:val="48"/>
+                <w:szCs w:val="48"/>
+              </w:rPr>
+            </w:pPr>
+            <w:r>
+              <w:rPr>
+                <w:sz w:val="48"/>
+                <w:szCs w:val="48"/>
+              </w:rPr>
+              <w:t>W</w:t>
+            </w:r>
+            <w:r>
+              <w:rPr>
+                <w:sz w:val="32"/>
+                <w:szCs w:val="32"/>
+              </w:rPr>
+              <w:t xml:space="preserve">ORK </w:t>
+            </w:r>
+            <w:r>
+              <w:rPr>
+                <w:sz w:val="48"/>
+                <w:szCs w:val="48"/>
+              </w:rPr>
+              <w:t>E</w:t>
+            </w:r>
+            <w:r>
+              <w:rPr>
+                <w:sz w:val="32"/>
+                <w:szCs w:val="32"/>
+              </w:rPr>
+              <w:t>XPERIENCE</w:t>
+            </w:r>
+          </w:p>
+          <w:p>
+            <w:pPr>
+              <w:keepNext/>
+              <w:keepLines/>
+            </w:pPr>
+            <w:r>
+              <w:t>{#workExperience}</w:t>
+            </w:r>
+          </w:p>
+          <w:tbl>
+            <w:tblPr>
+              <w:tblStyle w:val="TableGrid"/>
+              <w:tblW w:w="9577" w:type="dxa"/>
+              <w:tblInd w:w="3" w:type="dxa"/>
+              <w:tblBorders>
+                <w:top w:val="none" w:sz="0" w:space="0" w:color="auto"/>
+                <w:left w:val="none" w:sz="0" w:space="0" w:color="auto"/>
+                <w:bottom w:val="none" w:sz="0" w:space="0" w:color="auto"/>
+                <w:right w:val="none" w:sz="0" w:space="0" w:color="auto"/>
+                <w:insideH w:val="none" w:sz="0" w:space="0" w:color="auto"/>
+                <w:insideV w:val="none" w:sz="0" w:space="0" w:color="auto"/>
+              </w:tblBorders>
+              <w:tblLook w:val="04A0" w:firstRow="1" w:lastRow="0" w:firstColumn="1" w:lastColumn="0" w:noHBand="0" w:noVBand="1"/>
+            </w:tblPr>
+            <w:tblGrid>
+              <w:gridCol w:w="6050"/>
+              <w:gridCol w:w="3527"/>
+            </w:tblGrid>
+            <w:tr>
+              <w:trPr>
+                <w:trHeight w:val="424"/>
+              </w:trPr>
+              <w:tc>
+                <w:tcPr>
+                  <w:tcW w:w="6050" w:type="dxa"/>
+                </w:tcPr>
+                <w:p>
+                  <w:pPr>
+                    <w:keepNext/>
+                    <w:keepLines/>
+                    <w:spacing w:before="120"/>
+                    <w:rPr>
+                      <w:sz w:val="24"/>
+                      <w:szCs w:val="24"/>
+                    </w:rPr>
+                  </w:pPr>
+                  <w:proofErr w:type="gramStart"/>
+                  <w:r>
+                    <w:rPr>
+                      <w:sz w:val="24"/>
+                      <w:szCs w:val="24"/>
+                    </w:rPr>
+                    <w:t>{title}, {</w:t>
+                  </w:r>
+                  <w:proofErr w:type="gramEnd"/>
+                  <w:r>
+                    <w:rPr>
+                      <w:sz w:val="24"/>
+                      <w:szCs w:val="24"/>
+                    </w:rPr>
+                    <w:t xml:space="preserve">employer} </w:t>
+                  </w:r>
+                </w:p>
+                <w:p>
+                  <w:pPr>
+                    <w:keepNext/>
+                    <w:keepLines/>
+                    <w:spacing w:after="120"/>
+                    <w:rPr>
+                      <w:i/>
+                      <w:iCs/>
+                    </w:rPr>
+                  </w:pPr>
+                  <w:r>
+                    <w:rPr>
+                      <w:i/>
+                      <w:iCs/>
+                    </w:rPr>
+                    <w:t>({</w:t>
+                  </w:r>
+                  <w:proofErr w:type="spellStart"/>
+                  <w:r>
+                    <w:rPr>
+                      <w:i/>
+                      <w:iCs/>
+                      <w:sz w:val="24"/>
+                      <w:szCs w:val="24"/>
+                    </w:rPr>
+                    <w:t>employerCity</w:t>
+                  </w:r>
+                  <w:proofErr w:type="spellEnd"/>
+                  <w:r>
+                    <w:rPr>
+                      <w:i/>
+                      <w:iCs/>
+                      <w:sz w:val="24"/>
+                      <w:szCs w:val="24"/>
+                    </w:rPr>
+                    <w:t>}, {</w:t>
+                  </w:r>
+                  <w:proofErr w:type="spellStart"/>
+                  <w:r>
+                    <w:rPr>
+                      <w:i/>
+                      <w:iCs/>
+                      <w:sz w:val="24"/>
+                      <w:szCs w:val="24"/>
+                    </w:rPr>
+                    <w:t>employerState</w:t>
+                  </w:r>
+                  <w:proofErr w:type="spellEnd"/>
+                  <w:r>
+                    <w:rPr>
+                      <w:i/>
+                      <w:iCs/>
+                      <w:sz w:val="24"/>
+                      <w:szCs w:val="24"/>
+                    </w:rPr>
+                    <w:t>})</w:t>
+                  </w:r>
+                </w:p>
+              </w:tc>
+              <w:tc>
+                <w:tcPr>
+                  <w:tcW w:w="3527" w:type="dxa"/>
+                </w:tcPr>
+                <w:p>
+                  <w:pPr>
+                    <w:keepNext/>
+                    <w:keepLines/>
+                    <w:spacing w:before="120"/>
+                    <w:jc w:val="right"/>
+                    <w:rPr>
+                      <w:sz w:val="24"/>
+                      <w:szCs w:val="24"/>
+                    </w:rPr>
+                  </w:pPr>
+                  <w:r>
+                    <w:rPr>
+                      <w:sz w:val="24"/>
+                      <w:szCs w:val="24"/>
+                    </w:rPr>
+                    <w:t>{start} – {end}</w:t>
+                  </w:r>
+                </w:p>
+              </w:tc>
+            </w:tr>
+          </w:tbl>
+          <w:p>
+            <w:pPr>
+              <w:keepNext/>
+              <w:keepLines/>
+              <w:ind w:left="180"/>
+            </w:pPr>
+            <w:r>
+              <w:t>{#task</w:t>
+            </w:r>
+            <w:proofErr w:type="gramStart"/>
+            <w:r>
+              <w:t>1}•</w:t>
+            </w:r>
+            <w:proofErr w:type="gramEnd"/>
+            <w:r>
+              <w:t xml:space="preserve"> {task</w:t>
+            </w:r>
+            <w:proofErr w:type="gramStart"/>
+            <w:r>
+              <w:t>1}{</w:t>
+            </w:r>
+            <w:proofErr w:type="gramEnd"/>
+            <w:r>
+              <w:t>/task1}</w:t>
+            </w:r>
+          </w:p>
+          <w:p>
+            <w:pPr>
+              <w:keepNext/>
+              <w:keepLines/>
+              <w:ind w:left="180"/>
+            </w:pPr>
+            <w:r>
+              <w:t>{#task</w:t>
+            </w:r>
+            <w:proofErr w:type="gramStart"/>
+            <w:r>
+              <w:t>2}•</w:t>
+            </w:r>
+            <w:proofErr w:type="gramEnd"/>
+            <w:r>
+              <w:t xml:space="preserve"> {task</w:t>
+            </w:r>
+            <w:proofErr w:type="gramStart"/>
+            <w:r>
+              <w:t>2}{</w:t>
+            </w:r>
+            <w:proofErr w:type="gramEnd"/>
+            <w:r>
+              <w:t>/task2}</w:t>
+            </w:r>
+          </w:p>
+          <w:p>
+            <w:pPr>
+              <w:keepNext/>
+              <w:keepLines/>
+              <w:ind w:left="180"/>
+            </w:pPr>
+            <w:r>
+              <w:t>{#task</w:t>
+            </w:r>
+            <w:proofErr w:type="gramStart"/>
+            <w:r>
+              <w:t>3}•</w:t>
+            </w:r>
+            <w:proofErr w:type="gramEnd"/>
+            <w:r>
+              <w:t xml:space="preserve"> {task</w:t>
+            </w:r>
+            <w:proofErr w:type="gramStart"/>
+            <w:r>
+              <w:t>3}{</w:t>
+            </w:r>
+            <w:proofErr w:type="gramEnd"/>
+            <w:r>
+              <w:t>/task3}</w:t>
+            </w:r>
+          </w:p>
+          <w:p>
+            <w:pPr>
+              <w:keepNext/>
+              <w:keepLines/>
+              <w:ind w:left="180"/>
+            </w:pPr>
+            <w:r>
+              <w:t>{#task</w:t>
+            </w:r>
+            <w:proofErr w:type="gramStart"/>
+            <w:r>
+              <w:t>4}•</w:t>
+            </w:r>
+            <w:proofErr w:type="gramEnd"/>
+            <w:r>
+              <w:t xml:space="preserve"> {task</w:t>
+            </w:r>
+            <w:proofErr w:type="gramStart"/>
+            <w:r>
+              <w:t>4}{</w:t>
+            </w:r>
+            <w:proofErr w:type="gramEnd"/>
+            <w:r>
+              <w:t>/task4}</w:t>
+            </w:r>
+          </w:p>
+          <w:p>
+            <w:pPr>
+              <w:keepNext/>
+              <w:keepLines/>
+              <w:ind w:left="180"/>
+            </w:pPr>
+            <w:r>
+              <w:t>{#task</w:t>
+            </w:r>
+            <w:proofErr w:type="gramStart"/>
+            <w:r>
+              <w:t>5}•</w:t>
+            </w:r>
+            <w:proofErr w:type="gramEnd"/>
+            <w:r>
+              <w:t xml:space="preserve"> {task</w:t>
+            </w:r>
+            <w:proofErr w:type="gramStart"/>
+            <w:r>
+              <w:t>5}{</w:t>
+            </w:r>
+            <w:proofErr w:type="gramEnd"/>
+            <w:r>
+              <w:t>/task5}</w:t>
+            </w:r>
+          </w:p>
+          <w:p>
+            <w:pPr>
+              <w:keepNext/>
+              <w:keepLines/>
+              <w:rPr>
+                <w:i/>
+                <w:iCs/>
+                <w:sz w:val="28"/>
+                <w:szCs w:val="28"/>
+              </w:rPr>
+            </w:pPr>
+            <w:r>
+              <w:rPr>
+                <w:i/>
+                <w:iCs/>
+                <w:sz w:val="28"/>
+                <w:szCs w:val="28"/>
+              </w:rPr>
+              <w:t>{/</w:t>
+            </w:r>
+            <w:proofErr w:type="spellStart"/>
+            <w:r>
+              <w:rPr>
+                <w:i/>
+                <w:iCs/>
+                <w:sz w:val="28"/>
+                <w:szCs w:val="28"/>
+              </w:rPr>
+              <w:t>workExperience</w:t>
+            </w:r>
+            <w:proofErr w:type="spellEnd"/>
+            <w:r>
+              <w:rPr>
+                <w:i/>
+                <w:iCs/>
+                <w:sz w:val="28"/>
+                <w:szCs w:val="28"/>
+              </w:rPr>
+              <w:t>}</w:t>
+            </w:r>
+          </w:p>
+          <w:p>
+            <w:pPr>
+              <w:keepNext/>
+              <w:keepLines/>
+              <w:rPr>
+                <w:rFonts w:ascii="Georgia Pro Black" w:hAnsi="Georgia Pro Black"/>
+                <w:b/>
+                <w:bCs/>
+                <w:sz w:val="56"/>
+                <w:szCs w:val="56"/>
+              </w:rPr>
+            </w:pPr>
+            <w:r>
+              <w:t>{/</w:t>
+            </w:r>
+            <w:proofErr w:type="spellStart"/>
+            <w:r>
+              <w:t>hasWorkExperience</w:t>
+            </w:r>
+            <w:proofErr w:type="spellEnd"/>
+            <w:r>
+              <w:t>}</w:t>
+            </w:r>
+          </w:p>
+        </w:tc>
+      </w:tr>
+    </w:tbl>
+    <w:p>
+      <w:pPr>
+        <w:keepNext/>
+        <w:keepLines/>
+        <w:rPr>
+          <w:sz w:val="8"/>
+          <w:szCs w:val="8"/>
+        </w:rPr>
       </w:pPr>
     </w:p>
     <w:tbl>
@@ -1044,7 +1148,14 @@
                 <w:sz w:val="48"/>
                 <w:szCs w:val="48"/>
               </w:rPr>
-              <w:t>EDUCATION</w:t>
+              <w:t>E</w:t>
+            </w:r>
+            <w:r>
+              <w:rPr>
+                <w:sz w:val="32"/>
+                <w:szCs w:val="32"/>
+              </w:rPr>
+              <w:t>DUCATION</w:t>
             </w:r>
           </w:p>
           <w:p>
@@ -1242,12 +1353,6 @@
             <w:r>
               <w:t>{/hasEducation}</w:t>
             </w:r>
-          </w:p>
-          <w:p>
-            <w:pPr>
-              <w:keepNext/>
-              <w:keepLines/>
-            </w:pPr>
           </w:p>
           <w:p>
             <w:pPr>
@@ -1296,14 +1401,42 @@
                 <w:sz w:val="48"/>
                 <w:szCs w:val="48"/>
               </w:rPr>
-              <w:t xml:space="preserve">CERTIFICATIONS </w:t>
+              <w:t>C</w:t>
+            </w:r>
+            <w:r>
+              <w:rPr>
+                <w:sz w:val="32"/>
+                <w:szCs w:val="32"/>
+              </w:rPr>
+              <w:t>ERTIFICATIONS</w:t>
             </w:r>
             <w:r>
               <w:rPr>
                 <w:sz w:val="48"/>
                 <w:szCs w:val="48"/>
               </w:rPr>
-              <w:t>AND SKILLS</w:t>
+              <w:t xml:space="preserve"> </w:t>
+            </w:r>
+            <w:r>
+              <w:rPr>
+                <w:sz w:val="32"/>
+                <w:szCs w:val="32"/>
+              </w:rPr>
+              <w:t>&amp;</w:t>
+            </w:r>
+            <w:r>
+              <w:rPr>
+                <w:sz w:val="48"/>
+                <w:szCs w:val="48"/>
+              </w:rPr>
+              <w:t xml:space="preserve"> S</w:t>
+            </w:r>
+            <w:r>
+              <w:rPr>
+                <w:sz w:val="32"/>
+                <w:szCs w:val="32"/>
+              </w:rPr>
+              <w:t>KILLS</w:t>
             </w:r>
           </w:p>
           <w:tbl>
@@ -1345,6 +1478,7 @@
                   <w:pPr>
                     <w:keepNext/>
                     <w:keepLines/>
+                    <w:spacing w:before="120" w:after="120"/>
                     <w:rPr>
                       <w:i/>
                       <w:iCs/>
@@ -1893,6 +2027,7 @@
                   <w:pPr>
                     <w:keepNext/>
                     <w:keepLines/>
+                    <w:spacing w:before="120" w:after="120"/>
                     <w:rPr>
                       <w:i/>
                       <w:iCs/>
@@ -2442,6 +2577,12 @@
     <w:sectPr>
       <w:pgSz w:w="12240" w:h="15840"/>
       <w:pgMar w:top="864" w:right="1152" w:bottom="576" w:left="1152" w:header="720" w:footer="720" w:gutter="0"/>
+      <w:pgBorders w:offsetFrom="page">
+        <w:top w:val="single" w:sz="4" w:space="24" w:color="auto"/>
+        <w:left w:val="single" w:sz="4" w:space="24" w:color="auto"/>
+        <w:bottom w:val="single" w:sz="4" w:space="24" w:color="auto"/>
+        <w:right w:val="single" w:sz="4" w:space="24" w:color="auto"/>
+      </w:pgBorders>
       <w:cols w:space="720"/>
       <w:docGrid w:linePitch="360"/>
     </w:sectPr>

--- a/public/templates/TemplateA.docx
+++ b/public/templates/TemplateA.docx
@@ -110,7 +110,27 @@
                                       <w:sz w:val="48"/>
                                       <w:szCs w:val="48"/>
                                     </w:rPr>
-                                    <w:t>{NAME}</w:t>
+                                    <w:t>{</w:t>
+                                  </w:r>
+                                  <w:r>
+                                    <w:rPr>
+                                      <w:rFonts w:ascii="Castellar" w:hAnsi="Castellar"/>
+                                      <w:b/>
+                                      <w:bCs/>
+                                      <w:sz w:val="48"/>
+                                      <w:szCs w:val="48"/>
+                                    </w:rPr>
+                                    <w:t>name</w:t>
+                                  </w:r>
+                                  <w:r>
+                                    <w:rPr>
+                                      <w:rFonts w:ascii="Castellar" w:hAnsi="Castellar"/>
+                                      <w:b/>
+                                      <w:bCs/>
+                                      <w:sz w:val="48"/>
+                                      <w:szCs w:val="48"/>
+                                    </w:rPr>
+                                    <w:t>}</w:t>
                                   </w:r>
                                 </w:p>
                                 <w:p>
@@ -220,7 +240,27 @@
                                 <w:sz w:val="48"/>
                                 <w:szCs w:val="48"/>
                               </w:rPr>
-                              <w:t>{NAME}</w:t>
+                              <w:t>{</w:t>
+                            </w:r>
+                            <w:r>
+                              <w:rPr>
+                                <w:rFonts w:ascii="Castellar" w:hAnsi="Castellar"/>
+                                <w:b/>
+                                <w:bCs/>
+                                <w:sz w:val="48"/>
+                                <w:szCs w:val="48"/>
+                              </w:rPr>
+                              <w:t>name</w:t>
+                            </w:r>
+                            <w:r>
+                              <w:rPr>
+                                <w:rFonts w:ascii="Castellar" w:hAnsi="Castellar"/>
+                                <w:b/>
+                                <w:bCs/>
+                                <w:sz w:val="48"/>
+                                <w:szCs w:val="48"/>
+                              </w:rPr>
+                              <w:t>}</w:t>
                             </w:r>
                           </w:p>
                           <w:p>
@@ -338,23 +378,7 @@
               <w:ind w:left="187"/>
             </w:pPr>
             <w:r>
-              <w:t>{#summary</w:t>
-            </w:r>
-            <w:proofErr w:type="gramStart"/>
-            <w:r>
-              <w:t>1}•</w:t>
-            </w:r>
-            <w:proofErr w:type="gramEnd"/>
-            <w:r>
-              <w:t xml:space="preserve"> {summary</w:t>
-            </w:r>
-            <w:proofErr w:type="gramStart"/>
-            <w:r>
-              <w:t>1}{</w:t>
-            </w:r>
-            <w:proofErr w:type="gramEnd"/>
-            <w:r>
-              <w:t>/summary1}</w:t>
+              <w:t>{#summary1}• {summary1}{/summary1}</w:t>
             </w:r>
           </w:p>
           <w:p>
@@ -365,23 +389,7 @@
               <w:ind w:left="180"/>
             </w:pPr>
             <w:r>
-              <w:t>{#summary</w:t>
-            </w:r>
-            <w:proofErr w:type="gramStart"/>
-            <w:r>
-              <w:t>2}•</w:t>
-            </w:r>
-            <w:proofErr w:type="gramEnd"/>
-            <w:r>
-              <w:t xml:space="preserve"> {summary</w:t>
-            </w:r>
-            <w:proofErr w:type="gramStart"/>
-            <w:r>
-              <w:t>2}{</w:t>
-            </w:r>
-            <w:proofErr w:type="gramEnd"/>
-            <w:r>
-              <w:t>/summary2}</w:t>
+              <w:t>{#summary2}• {summary2}{/summary2}</w:t>
             </w:r>
           </w:p>
           <w:p>
@@ -392,23 +400,7 @@
               <w:ind w:left="180"/>
             </w:pPr>
             <w:r>
-              <w:t>{#summary</w:t>
-            </w:r>
-            <w:proofErr w:type="gramStart"/>
-            <w:r>
-              <w:t>3}•</w:t>
-            </w:r>
-            <w:proofErr w:type="gramEnd"/>
-            <w:r>
-              <w:t xml:space="preserve"> {summary</w:t>
-            </w:r>
-            <w:proofErr w:type="gramStart"/>
-            <w:r>
-              <w:t>3}{</w:t>
-            </w:r>
-            <w:proofErr w:type="gramEnd"/>
-            <w:r>
-              <w:t>/summary3}</w:t>
+              <w:t>{#summary3}• {summary3}{/summary3}</w:t>
             </w:r>
           </w:p>
           <w:p>
@@ -419,23 +411,7 @@
               <w:ind w:left="180"/>
             </w:pPr>
             <w:r>
-              <w:t>{#summary</w:t>
-            </w:r>
-            <w:proofErr w:type="gramStart"/>
-            <w:r>
-              <w:t>4}•</w:t>
-            </w:r>
-            <w:proofErr w:type="gramEnd"/>
-            <w:r>
-              <w:t xml:space="preserve"> {summary</w:t>
-            </w:r>
-            <w:proofErr w:type="gramStart"/>
-            <w:r>
-              <w:t>4}{</w:t>
-            </w:r>
-            <w:proofErr w:type="gramEnd"/>
-            <w:r>
-              <w:t>/summary4}</w:t>
+              <w:t>{#summary4}• {summary4}{/summary4}</w:t>
             </w:r>
           </w:p>
           <w:p>
@@ -446,23 +422,7 @@
               <w:ind w:left="180"/>
             </w:pPr>
             <w:r>
-              <w:t>{#summary</w:t>
-            </w:r>
-            <w:proofErr w:type="gramStart"/>
-            <w:r>
-              <w:t>5}•</w:t>
-            </w:r>
-            <w:proofErr w:type="gramEnd"/>
-            <w:r>
-              <w:t xml:space="preserve"> {summary</w:t>
-            </w:r>
-            <w:proofErr w:type="gramStart"/>
-            <w:r>
-              <w:t>5}{</w:t>
-            </w:r>
-            <w:proofErr w:type="gramEnd"/>
-            <w:r>
-              <w:t>/summary5}</w:t>
+              <w:t>{#summary5}• {summary5}{/summary5}</w:t>
             </w:r>
           </w:p>
         </w:tc>
@@ -595,15 +555,7 @@
               <w:spacing w:before="120"/>
             </w:pPr>
             <w:r>
-              <w:t>{</w:t>
-            </w:r>
-            <w:proofErr w:type="spellStart"/>
-            <w:r>
-              <w:t>programDescription</w:t>
-            </w:r>
-            <w:proofErr w:type="spellEnd"/>
-            <w:r>
-              <w:t>}</w:t>
+              <w:t>{programDescription}</w:t>
             </w:r>
           </w:p>
           <w:p>
@@ -634,15 +586,7 @@
               <w:keepLines/>
             </w:pPr>
             <w:r>
-              <w:t>{</w:t>
-            </w:r>
-            <w:proofErr w:type="spellStart"/>
-            <w:r>
-              <w:t>programTools</w:t>
-            </w:r>
-            <w:proofErr w:type="spellEnd"/>
-            <w:r>
-              <w:t>}</w:t>
+              <w:t>{programTools}</w:t>
             </w:r>
           </w:p>
           <w:p>
@@ -789,21 +733,12 @@
                       <w:szCs w:val="24"/>
                     </w:rPr>
                   </w:pPr>
-                  <w:proofErr w:type="gramStart"/>
-                  <w:r>
-                    <w:rPr>
-                      <w:sz w:val="24"/>
-                      <w:szCs w:val="24"/>
-                    </w:rPr>
-                    <w:t>{title}, {</w:t>
-                  </w:r>
-                  <w:proofErr w:type="gramEnd"/>
-                  <w:r>
-                    <w:rPr>
-                      <w:sz w:val="24"/>
-                      <w:szCs w:val="24"/>
-                    </w:rPr>
-                    <w:t xml:space="preserve">employer} </w:t>
+                  <w:r>
+                    <w:rPr>
+                      <w:sz w:val="24"/>
+                      <w:szCs w:val="24"/>
+                    </w:rPr>
+                    <w:t xml:space="preserve">{title}, {employer} </w:t>
                   </w:r>
                 </w:p>
                 <w:p>
@@ -823,7 +758,6 @@
                     </w:rPr>
                     <w:t>({</w:t>
                   </w:r>
-                  <w:proofErr w:type="spellStart"/>
                   <w:r>
                     <w:rPr>
                       <w:i/>
@@ -831,37 +765,7 @@
                       <w:sz w:val="24"/>
                       <w:szCs w:val="24"/>
                     </w:rPr>
-                    <w:t>employerCity</w:t>
-                  </w:r>
-                  <w:proofErr w:type="spellEnd"/>
-                  <w:r>
-                    <w:rPr>
-                      <w:i/>
-                      <w:iCs/>
-                      <w:sz w:val="24"/>
-                      <w:szCs w:val="24"/>
-                    </w:rPr>
-                    <w:t>}, {</w:t>
-                  </w:r>
-                  <w:proofErr w:type="spellStart"/>
-                  <w:r>
-                    <w:rPr>
-                      <w:i/>
-                      <w:iCs/>
-                      <w:sz w:val="24"/>
-                      <w:szCs w:val="24"/>
-                    </w:rPr>
-                    <w:t>employerState</w:t>
-                  </w:r>
-                  <w:proofErr w:type="spellEnd"/>
-                  <w:r>
-                    <w:rPr>
-                      <w:i/>
-                      <w:iCs/>
-                      <w:sz w:val="24"/>
-                      <w:szCs w:val="24"/>
-                    </w:rPr>
-                    <w:t>})</w:t>
+                    <w:t>employerCity}, {employerState})</w:t>
                   </w:r>
                 </w:p>
               </w:tc>
@@ -898,23 +802,7 @@
               <w:ind w:left="180"/>
             </w:pPr>
             <w:r>
-              <w:t>{#task</w:t>
-            </w:r>
-            <w:proofErr w:type="gramStart"/>
-            <w:r>
-              <w:t>1}•</w:t>
-            </w:r>
-            <w:proofErr w:type="gramEnd"/>
-            <w:r>
-              <w:t xml:space="preserve"> {task</w:t>
-            </w:r>
-            <w:proofErr w:type="gramStart"/>
-            <w:r>
-              <w:t>1}{</w:t>
-            </w:r>
-            <w:proofErr w:type="gramEnd"/>
-            <w:r>
-              <w:t>/task1}</w:t>
+              <w:t>{#task1}• {task1}{/task1}</w:t>
             </w:r>
           </w:p>
           <w:p>
@@ -924,23 +812,7 @@
               <w:ind w:left="180"/>
             </w:pPr>
             <w:r>
-              <w:t>{#task</w:t>
-            </w:r>
-            <w:proofErr w:type="gramStart"/>
-            <w:r>
-              <w:t>2}•</w:t>
-            </w:r>
-            <w:proofErr w:type="gramEnd"/>
-            <w:r>
-              <w:t xml:space="preserve"> {task</w:t>
-            </w:r>
-            <w:proofErr w:type="gramStart"/>
-            <w:r>
-              <w:t>2}{</w:t>
-            </w:r>
-            <w:proofErr w:type="gramEnd"/>
-            <w:r>
-              <w:t>/task2}</w:t>
+              <w:t>{#task2}• {task2}{/task2}</w:t>
             </w:r>
           </w:p>
           <w:p>
@@ -950,23 +822,7 @@
               <w:ind w:left="180"/>
             </w:pPr>
             <w:r>
-              <w:t>{#task</w:t>
-            </w:r>
-            <w:proofErr w:type="gramStart"/>
-            <w:r>
-              <w:t>3}•</w:t>
-            </w:r>
-            <w:proofErr w:type="gramEnd"/>
-            <w:r>
-              <w:t xml:space="preserve"> {task</w:t>
-            </w:r>
-            <w:proofErr w:type="gramStart"/>
-            <w:r>
-              <w:t>3}{</w:t>
-            </w:r>
-            <w:proofErr w:type="gramEnd"/>
-            <w:r>
-              <w:t>/task3}</w:t>
+              <w:t>{#task3}• {task3}{/task3}</w:t>
             </w:r>
           </w:p>
           <w:p>
@@ -976,23 +832,7 @@
               <w:ind w:left="180"/>
             </w:pPr>
             <w:r>
-              <w:t>{#task</w:t>
-            </w:r>
-            <w:proofErr w:type="gramStart"/>
-            <w:r>
-              <w:t>4}•</w:t>
-            </w:r>
-            <w:proofErr w:type="gramEnd"/>
-            <w:r>
-              <w:t xml:space="preserve"> {task</w:t>
-            </w:r>
-            <w:proofErr w:type="gramStart"/>
-            <w:r>
-              <w:t>4}{</w:t>
-            </w:r>
-            <w:proofErr w:type="gramEnd"/>
-            <w:r>
-              <w:t>/task4}</w:t>
+              <w:t>{#task4}• {task4}{/task4}</w:t>
             </w:r>
           </w:p>
           <w:p>
@@ -1002,23 +842,7 @@
               <w:ind w:left="180"/>
             </w:pPr>
             <w:r>
-              <w:t>{#task</w:t>
-            </w:r>
-            <w:proofErr w:type="gramStart"/>
-            <w:r>
-              <w:t>5}•</w:t>
-            </w:r>
-            <w:proofErr w:type="gramEnd"/>
-            <w:r>
-              <w:t xml:space="preserve"> {task</w:t>
-            </w:r>
-            <w:proofErr w:type="gramStart"/>
-            <w:r>
-              <w:t>5}{</w:t>
-            </w:r>
-            <w:proofErr w:type="gramEnd"/>
-            <w:r>
-              <w:t>/task5}</w:t>
+              <w:t>{#task5}• {task5}{/task5}</w:t>
             </w:r>
           </w:p>
           <w:p>
@@ -1039,27 +863,7 @@
                 <w:sz w:val="28"/>
                 <w:szCs w:val="28"/>
               </w:rPr>
-              <w:t>{/</w:t>
-            </w:r>
-            <w:proofErr w:type="spellStart"/>
-            <w:r>
-              <w:rPr>
-                <w:i/>
-                <w:iCs/>
-                <w:sz w:val="28"/>
-                <w:szCs w:val="28"/>
-              </w:rPr>
-              <w:t>workExperience</w:t>
-            </w:r>
-            <w:proofErr w:type="spellEnd"/>
-            <w:r>
-              <w:rPr>
-                <w:i/>
-                <w:iCs/>
-                <w:sz w:val="28"/>
-                <w:szCs w:val="28"/>
-              </w:rPr>
-              <w:t>}</w:t>
+              <w:t>{/workExperience}</w:t>
             </w:r>
           </w:p>
           <w:p>
@@ -1075,15 +879,7 @@
               </w:rPr>
             </w:pPr>
             <w:r>
-              <w:t>{/</w:t>
-            </w:r>
-            <w:proofErr w:type="spellStart"/>
-            <w:r>
-              <w:t>hasWorkExperience</w:t>
-            </w:r>
-            <w:proofErr w:type="spellEnd"/>
-            <w:r>
-              <w:t>}</w:t>
+              <w:t>{/hasWorkExperience}</w:t>
             </w:r>
           </w:p>
         </w:tc>
@@ -1205,39 +1001,7 @@
                       <w:sz w:val="24"/>
                       <w:szCs w:val="24"/>
                     </w:rPr>
-                    <w:t>{school} | {</w:t>
-                  </w:r>
-                  <w:proofErr w:type="spellStart"/>
-                  <w:r>
-                    <w:rPr>
-                      <w:sz w:val="24"/>
-                      <w:szCs w:val="24"/>
-                    </w:rPr>
-                    <w:t>eduCity</w:t>
-                  </w:r>
-                  <w:proofErr w:type="spellEnd"/>
-                  <w:r>
-                    <w:rPr>
-                      <w:sz w:val="24"/>
-                      <w:szCs w:val="24"/>
-                    </w:rPr>
-                    <w:t>}, {</w:t>
-                  </w:r>
-                  <w:proofErr w:type="spellStart"/>
-                  <w:r>
-                    <w:rPr>
-                      <w:sz w:val="24"/>
-                      <w:szCs w:val="24"/>
-                    </w:rPr>
-                    <w:t>eduState</w:t>
-                  </w:r>
-                  <w:proofErr w:type="spellEnd"/>
-                  <w:r>
-                    <w:rPr>
-                      <w:sz w:val="24"/>
-                      <w:szCs w:val="24"/>
-                    </w:rPr>
-                    <w:t>}</w:t>
+                    <w:t>{school} | {eduCity}, {eduState}</w:t>
                   </w:r>
                 </w:p>
                 <w:p>
@@ -1288,39 +1052,7 @@
                       <w:sz w:val="24"/>
                       <w:szCs w:val="24"/>
                     </w:rPr>
-                    <w:t>{</w:t>
-                  </w:r>
-                  <w:proofErr w:type="spellStart"/>
-                  <w:r>
-                    <w:rPr>
-                      <w:sz w:val="24"/>
-                      <w:szCs w:val="24"/>
-                    </w:rPr>
-                    <w:t>startDate</w:t>
-                  </w:r>
-                  <w:proofErr w:type="spellEnd"/>
-                  <w:r>
-                    <w:rPr>
-                      <w:sz w:val="24"/>
-                      <w:szCs w:val="24"/>
-                    </w:rPr>
-                    <w:t>} – {</w:t>
-                  </w:r>
-                  <w:proofErr w:type="spellStart"/>
-                  <w:r>
-                    <w:rPr>
-                      <w:sz w:val="24"/>
-                      <w:szCs w:val="24"/>
-                    </w:rPr>
-                    <w:t>endDate</w:t>
-                  </w:r>
-                  <w:proofErr w:type="spellEnd"/>
-                  <w:r>
-                    <w:rPr>
-                      <w:sz w:val="24"/>
-                      <w:szCs w:val="24"/>
-                    </w:rPr>
-                    <w:t>}</w:t>
+                    <w:t>{startDate} – {endDate}</w:t>
                   </w:r>
                 </w:p>
                 <w:p>
@@ -1510,497 +1242,169 @@
                       <w:sz w:val="24"/>
                       <w:szCs w:val="24"/>
                     </w:rPr>
-                    <w:t>{#cert</w:t>
-                  </w:r>
-                  <w:proofErr w:type="gramStart"/>
-                  <w:r>
-                    <w:rPr>
-                      <w:sz w:val="24"/>
-                      <w:szCs w:val="24"/>
-                    </w:rPr>
-                    <w:t>1}•</w:t>
-                  </w:r>
-                  <w:proofErr w:type="gramEnd"/>
-                  <w:r>
-                    <w:rPr>
-                      <w:sz w:val="24"/>
-                      <w:szCs w:val="24"/>
-                    </w:rPr>
-                    <w:t xml:space="preserve"> {cert</w:t>
-                  </w:r>
-                  <w:proofErr w:type="gramStart"/>
-                  <w:r>
-                    <w:rPr>
-                      <w:sz w:val="24"/>
-                      <w:szCs w:val="24"/>
-                    </w:rPr>
-                    <w:t>1}{</w:t>
-                  </w:r>
-                  <w:proofErr w:type="gramEnd"/>
-                  <w:r>
-                    <w:rPr>
-                      <w:sz w:val="24"/>
-                      <w:szCs w:val="24"/>
-                    </w:rPr>
-                    <w:t>/cert1}</w:t>
-                  </w:r>
-                </w:p>
-                <w:p>
-                  <w:pPr>
-                    <w:keepNext/>
-                    <w:keepLines/>
-                    <w:rPr>
-                      <w:sz w:val="24"/>
-                      <w:szCs w:val="24"/>
-                    </w:rPr>
-                  </w:pPr>
-                  <w:r>
-                    <w:rPr>
-                      <w:sz w:val="24"/>
-                      <w:szCs w:val="24"/>
-                    </w:rPr>
-                    <w:t>{#cert</w:t>
-                  </w:r>
-                  <w:proofErr w:type="gramStart"/>
-                  <w:r>
-                    <w:rPr>
-                      <w:sz w:val="24"/>
-                      <w:szCs w:val="24"/>
-                    </w:rPr>
-                    <w:t>2}•</w:t>
-                  </w:r>
-                  <w:proofErr w:type="gramEnd"/>
-                  <w:r>
-                    <w:rPr>
-                      <w:sz w:val="24"/>
-                      <w:szCs w:val="24"/>
-                    </w:rPr>
-                    <w:t xml:space="preserve"> {cert</w:t>
-                  </w:r>
-                  <w:proofErr w:type="gramStart"/>
-                  <w:r>
-                    <w:rPr>
-                      <w:sz w:val="24"/>
-                      <w:szCs w:val="24"/>
-                    </w:rPr>
-                    <w:t>2}{</w:t>
-                  </w:r>
-                  <w:proofErr w:type="gramEnd"/>
-                  <w:r>
-                    <w:rPr>
-                      <w:sz w:val="24"/>
-                      <w:szCs w:val="24"/>
-                    </w:rPr>
-                    <w:t>/cert2}</w:t>
-                  </w:r>
-                </w:p>
-                <w:p>
-                  <w:pPr>
-                    <w:keepNext/>
-                    <w:keepLines/>
-                    <w:rPr>
-                      <w:sz w:val="24"/>
-                      <w:szCs w:val="24"/>
-                    </w:rPr>
-                  </w:pPr>
-                  <w:r>
-                    <w:rPr>
-                      <w:sz w:val="24"/>
-                      <w:szCs w:val="24"/>
-                    </w:rPr>
-                    <w:t>{#cert</w:t>
-                  </w:r>
-                  <w:proofErr w:type="gramStart"/>
-                  <w:r>
-                    <w:rPr>
-                      <w:sz w:val="24"/>
-                      <w:szCs w:val="24"/>
-                    </w:rPr>
-                    <w:t>3}•</w:t>
-                  </w:r>
-                  <w:proofErr w:type="gramEnd"/>
-                  <w:r>
-                    <w:rPr>
-                      <w:sz w:val="24"/>
-                      <w:szCs w:val="24"/>
-                    </w:rPr>
-                    <w:t xml:space="preserve"> {cert</w:t>
-                  </w:r>
-                  <w:proofErr w:type="gramStart"/>
-                  <w:r>
-                    <w:rPr>
-                      <w:sz w:val="24"/>
-                      <w:szCs w:val="24"/>
-                    </w:rPr>
-                    <w:t>3}{</w:t>
-                  </w:r>
-                  <w:proofErr w:type="gramEnd"/>
-                  <w:r>
-                    <w:rPr>
-                      <w:sz w:val="24"/>
-                      <w:szCs w:val="24"/>
-                    </w:rPr>
-                    <w:t>/cert3}</w:t>
-                  </w:r>
-                </w:p>
-                <w:p>
-                  <w:pPr>
-                    <w:keepNext/>
-                    <w:keepLines/>
-                    <w:rPr>
-                      <w:sz w:val="24"/>
-                      <w:szCs w:val="24"/>
-                    </w:rPr>
-                  </w:pPr>
-                  <w:r>
-                    <w:rPr>
-                      <w:sz w:val="24"/>
-                      <w:szCs w:val="24"/>
-                    </w:rPr>
-                    <w:t>{#cert</w:t>
-                  </w:r>
-                  <w:proofErr w:type="gramStart"/>
-                  <w:r>
-                    <w:rPr>
-                      <w:sz w:val="24"/>
-                      <w:szCs w:val="24"/>
-                    </w:rPr>
-                    <w:t>4}•</w:t>
-                  </w:r>
-                  <w:proofErr w:type="gramEnd"/>
-                  <w:r>
-                    <w:rPr>
-                      <w:sz w:val="24"/>
-                      <w:szCs w:val="24"/>
-                    </w:rPr>
-                    <w:t xml:space="preserve"> {cert</w:t>
-                  </w:r>
-                  <w:proofErr w:type="gramStart"/>
-                  <w:r>
-                    <w:rPr>
-                      <w:sz w:val="24"/>
-                      <w:szCs w:val="24"/>
-                    </w:rPr>
-                    <w:t>4}{</w:t>
-                  </w:r>
-                  <w:proofErr w:type="gramEnd"/>
-                  <w:r>
-                    <w:rPr>
-                      <w:sz w:val="24"/>
-                      <w:szCs w:val="24"/>
-                    </w:rPr>
-                    <w:t>/cert4}</w:t>
-                  </w:r>
-                </w:p>
-                <w:p>
-                  <w:pPr>
-                    <w:keepNext/>
-                    <w:keepLines/>
-                    <w:rPr>
-                      <w:sz w:val="24"/>
-                      <w:szCs w:val="24"/>
-                    </w:rPr>
-                  </w:pPr>
-                  <w:r>
-                    <w:rPr>
-                      <w:sz w:val="24"/>
-                      <w:szCs w:val="24"/>
-                    </w:rPr>
-                    <w:t>{#cert</w:t>
-                  </w:r>
-                  <w:proofErr w:type="gramStart"/>
-                  <w:r>
-                    <w:rPr>
-                      <w:sz w:val="24"/>
-                      <w:szCs w:val="24"/>
-                    </w:rPr>
-                    <w:t>5}•</w:t>
-                  </w:r>
-                  <w:proofErr w:type="gramEnd"/>
-                  <w:r>
-                    <w:rPr>
-                      <w:sz w:val="24"/>
-                      <w:szCs w:val="24"/>
-                    </w:rPr>
-                    <w:t xml:space="preserve"> {cert</w:t>
-                  </w:r>
-                  <w:proofErr w:type="gramStart"/>
-                  <w:r>
-                    <w:rPr>
-                      <w:sz w:val="24"/>
-                      <w:szCs w:val="24"/>
-                    </w:rPr>
-                    <w:t>5}{</w:t>
-                  </w:r>
-                  <w:proofErr w:type="gramEnd"/>
-                  <w:r>
-                    <w:rPr>
-                      <w:sz w:val="24"/>
-                      <w:szCs w:val="24"/>
-                    </w:rPr>
-                    <w:t>/cert5}</w:t>
-                  </w:r>
-                </w:p>
-                <w:p>
-                  <w:pPr>
-                    <w:keepNext/>
-                    <w:keepLines/>
-                    <w:rPr>
-                      <w:sz w:val="24"/>
-                      <w:szCs w:val="24"/>
-                    </w:rPr>
-                  </w:pPr>
-                  <w:r>
-                    <w:rPr>
-                      <w:sz w:val="24"/>
-                      <w:szCs w:val="24"/>
-                    </w:rPr>
-                    <w:t>{#cert</w:t>
-                  </w:r>
-                  <w:proofErr w:type="gramStart"/>
-                  <w:r>
-                    <w:rPr>
-                      <w:sz w:val="24"/>
-                      <w:szCs w:val="24"/>
-                    </w:rPr>
-                    <w:t>6}•</w:t>
-                  </w:r>
-                  <w:proofErr w:type="gramEnd"/>
-                  <w:r>
-                    <w:rPr>
-                      <w:sz w:val="24"/>
-                      <w:szCs w:val="24"/>
-                    </w:rPr>
-                    <w:t xml:space="preserve"> {cert</w:t>
-                  </w:r>
-                  <w:proofErr w:type="gramStart"/>
-                  <w:r>
-                    <w:rPr>
-                      <w:sz w:val="24"/>
-                      <w:szCs w:val="24"/>
-                    </w:rPr>
-                    <w:t>6}{</w:t>
-                  </w:r>
-                  <w:proofErr w:type="gramEnd"/>
-                  <w:r>
-                    <w:rPr>
-                      <w:sz w:val="24"/>
-                      <w:szCs w:val="24"/>
-                    </w:rPr>
-                    <w:t>/cert6}</w:t>
-                  </w:r>
-                </w:p>
-                <w:p>
-                  <w:pPr>
-                    <w:keepNext/>
-                    <w:keepLines/>
-                    <w:rPr>
-                      <w:sz w:val="24"/>
-                      <w:szCs w:val="24"/>
-                    </w:rPr>
-                  </w:pPr>
-                  <w:r>
-                    <w:rPr>
-                      <w:sz w:val="24"/>
-                      <w:szCs w:val="24"/>
-                    </w:rPr>
-                    <w:t>{#cert</w:t>
-                  </w:r>
-                  <w:proofErr w:type="gramStart"/>
-                  <w:r>
-                    <w:rPr>
-                      <w:sz w:val="24"/>
-                      <w:szCs w:val="24"/>
-                    </w:rPr>
-                    <w:t>7}•</w:t>
-                  </w:r>
-                  <w:proofErr w:type="gramEnd"/>
-                  <w:r>
-                    <w:rPr>
-                      <w:sz w:val="24"/>
-                      <w:szCs w:val="24"/>
-                    </w:rPr>
-                    <w:t xml:space="preserve"> {cert</w:t>
-                  </w:r>
-                  <w:proofErr w:type="gramStart"/>
-                  <w:r>
-                    <w:rPr>
-                      <w:sz w:val="24"/>
-                      <w:szCs w:val="24"/>
-                    </w:rPr>
-                    <w:t>7}{</w:t>
-                  </w:r>
-                  <w:proofErr w:type="gramEnd"/>
-                  <w:r>
-                    <w:rPr>
-                      <w:sz w:val="24"/>
-                      <w:szCs w:val="24"/>
-                    </w:rPr>
-                    <w:t>/cert7}</w:t>
-                  </w:r>
-                </w:p>
-                <w:p>
-                  <w:pPr>
-                    <w:keepNext/>
-                    <w:keepLines/>
-                    <w:rPr>
-                      <w:sz w:val="24"/>
-                      <w:szCs w:val="24"/>
-                    </w:rPr>
-                  </w:pPr>
-                  <w:r>
-                    <w:rPr>
-                      <w:sz w:val="24"/>
-                      <w:szCs w:val="24"/>
-                    </w:rPr>
-                    <w:t>{#cert</w:t>
-                  </w:r>
-                  <w:proofErr w:type="gramStart"/>
-                  <w:r>
-                    <w:rPr>
-                      <w:sz w:val="24"/>
-                      <w:szCs w:val="24"/>
-                    </w:rPr>
-                    <w:t>8}•</w:t>
-                  </w:r>
-                  <w:proofErr w:type="gramEnd"/>
-                  <w:r>
-                    <w:rPr>
-                      <w:sz w:val="24"/>
-                      <w:szCs w:val="24"/>
-                    </w:rPr>
-                    <w:t xml:space="preserve"> {cert</w:t>
-                  </w:r>
-                  <w:proofErr w:type="gramStart"/>
-                  <w:r>
-                    <w:rPr>
-                      <w:sz w:val="24"/>
-                      <w:szCs w:val="24"/>
-                    </w:rPr>
-                    <w:t>8}{</w:t>
-                  </w:r>
-                  <w:proofErr w:type="gramEnd"/>
-                  <w:r>
-                    <w:rPr>
-                      <w:sz w:val="24"/>
-                      <w:szCs w:val="24"/>
-                    </w:rPr>
-                    <w:t>/cert8}</w:t>
-                  </w:r>
-                </w:p>
-                <w:p>
-                  <w:pPr>
-                    <w:keepNext/>
-                    <w:keepLines/>
-                    <w:rPr>
-                      <w:sz w:val="24"/>
-                      <w:szCs w:val="24"/>
-                    </w:rPr>
-                  </w:pPr>
-                  <w:r>
-                    <w:rPr>
-                      <w:sz w:val="24"/>
-                      <w:szCs w:val="24"/>
-                    </w:rPr>
-                    <w:t>{#cert</w:t>
-                  </w:r>
-                  <w:proofErr w:type="gramStart"/>
-                  <w:r>
-                    <w:rPr>
-                      <w:sz w:val="24"/>
-                      <w:szCs w:val="24"/>
-                    </w:rPr>
-                    <w:t>9}•</w:t>
-                  </w:r>
-                  <w:proofErr w:type="gramEnd"/>
-                  <w:r>
-                    <w:rPr>
-                      <w:sz w:val="24"/>
-                      <w:szCs w:val="24"/>
-                    </w:rPr>
-                    <w:t xml:space="preserve"> {cert</w:t>
-                  </w:r>
-                  <w:proofErr w:type="gramStart"/>
-                  <w:r>
-                    <w:rPr>
-                      <w:sz w:val="24"/>
-                      <w:szCs w:val="24"/>
-                    </w:rPr>
-                    <w:t>9}{</w:t>
-                  </w:r>
-                  <w:proofErr w:type="gramEnd"/>
-                  <w:r>
-                    <w:rPr>
-                      <w:sz w:val="24"/>
-                      <w:szCs w:val="24"/>
-                    </w:rPr>
-                    <w:t>/cert9}</w:t>
-                  </w:r>
-                </w:p>
-                <w:p>
-                  <w:pPr>
-                    <w:keepNext/>
-                    <w:keepLines/>
-                    <w:rPr>
-                      <w:sz w:val="24"/>
-                      <w:szCs w:val="24"/>
-                    </w:rPr>
-                  </w:pPr>
-                  <w:r>
-                    <w:rPr>
-                      <w:sz w:val="24"/>
-                      <w:szCs w:val="24"/>
-                    </w:rPr>
-                    <w:t>{#cert</w:t>
-                  </w:r>
-                  <w:proofErr w:type="gramStart"/>
-                  <w:r>
-                    <w:rPr>
-                      <w:sz w:val="24"/>
-                      <w:szCs w:val="24"/>
-                    </w:rPr>
-                    <w:t>10}•</w:t>
-                  </w:r>
-                  <w:proofErr w:type="gramEnd"/>
-                  <w:r>
-                    <w:rPr>
-                      <w:sz w:val="24"/>
-                      <w:szCs w:val="24"/>
-                    </w:rPr>
-                    <w:t xml:space="preserve"> {cert</w:t>
-                  </w:r>
-                  <w:proofErr w:type="gramStart"/>
-                  <w:r>
-                    <w:rPr>
-                      <w:sz w:val="24"/>
-                      <w:szCs w:val="24"/>
-                    </w:rPr>
-                    <w:t>10}{</w:t>
-                  </w:r>
-                  <w:proofErr w:type="gramEnd"/>
-                  <w:r>
-                    <w:rPr>
-                      <w:sz w:val="24"/>
-                      <w:szCs w:val="24"/>
-                    </w:rPr>
-                    <w:t>/cert10}</w:t>
-                  </w:r>
-                </w:p>
-                <w:p>
-                  <w:pPr>
-                    <w:keepNext/>
-                    <w:keepLines/>
-                  </w:pPr>
-                  <w:r>
-                    <w:t>{/</w:t>
-                  </w:r>
-                  <w:proofErr w:type="spellStart"/>
-                  <w:r>
-                    <w:t>hasProgramCerts</w:t>
-                  </w:r>
-                  <w:proofErr w:type="spellEnd"/>
-                  <w:r>
-                    <w:t>}</w:t>
+                    <w:t>{#cert1}• {cert1}{/cert1}</w:t>
+                  </w:r>
+                </w:p>
+                <w:p>
+                  <w:pPr>
+                    <w:keepNext/>
+                    <w:keepLines/>
+                    <w:rPr>
+                      <w:sz w:val="24"/>
+                      <w:szCs w:val="24"/>
+                    </w:rPr>
+                  </w:pPr>
+                  <w:r>
+                    <w:rPr>
+                      <w:sz w:val="24"/>
+                      <w:szCs w:val="24"/>
+                    </w:rPr>
+                    <w:t>{#cert2}• {cert2}{/cert2}</w:t>
+                  </w:r>
+                </w:p>
+                <w:p>
+                  <w:pPr>
+                    <w:keepNext/>
+                    <w:keepLines/>
+                    <w:rPr>
+                      <w:sz w:val="24"/>
+                      <w:szCs w:val="24"/>
+                    </w:rPr>
+                  </w:pPr>
+                  <w:r>
+                    <w:rPr>
+                      <w:sz w:val="24"/>
+                      <w:szCs w:val="24"/>
+                    </w:rPr>
+                    <w:t>{#cert3}• {cert3}{/cert3}</w:t>
+                  </w:r>
+                </w:p>
+                <w:p>
+                  <w:pPr>
+                    <w:keepNext/>
+                    <w:keepLines/>
+                    <w:rPr>
+                      <w:sz w:val="24"/>
+                      <w:szCs w:val="24"/>
+                    </w:rPr>
+                  </w:pPr>
+                  <w:r>
+                    <w:rPr>
+                      <w:sz w:val="24"/>
+                      <w:szCs w:val="24"/>
+                    </w:rPr>
+                    <w:t>{#cert4}• {cert4}{/cert4}</w:t>
+                  </w:r>
+                </w:p>
+                <w:p>
+                  <w:pPr>
+                    <w:keepNext/>
+                    <w:keepLines/>
+                    <w:rPr>
+                      <w:sz w:val="24"/>
+                      <w:szCs w:val="24"/>
+                    </w:rPr>
+                  </w:pPr>
+                  <w:r>
+                    <w:rPr>
+                      <w:sz w:val="24"/>
+                      <w:szCs w:val="24"/>
+                    </w:rPr>
+                    <w:t>{#cert5}• {cert5}{/cert5}</w:t>
+                  </w:r>
+                </w:p>
+                <w:p>
+                  <w:pPr>
+                    <w:keepNext/>
+                    <w:keepLines/>
+                    <w:rPr>
+                      <w:sz w:val="24"/>
+                      <w:szCs w:val="24"/>
+                    </w:rPr>
+                  </w:pPr>
+                  <w:r>
+                    <w:rPr>
+                      <w:sz w:val="24"/>
+                      <w:szCs w:val="24"/>
+                    </w:rPr>
+                    <w:t>{#cert6}• {cert6}{/cert6}</w:t>
+                  </w:r>
+                </w:p>
+                <w:p>
+                  <w:pPr>
+                    <w:keepNext/>
+                    <w:keepLines/>
+                    <w:rPr>
+                      <w:sz w:val="24"/>
+                      <w:szCs w:val="24"/>
+                    </w:rPr>
+                  </w:pPr>
+                  <w:r>
+                    <w:rPr>
+                      <w:sz w:val="24"/>
+                      <w:szCs w:val="24"/>
+                    </w:rPr>
+                    <w:t>{#cert7}• {cert7}{/cert7}</w:t>
+                  </w:r>
+                </w:p>
+                <w:p>
+                  <w:pPr>
+                    <w:keepNext/>
+                    <w:keepLines/>
+                    <w:rPr>
+                      <w:sz w:val="24"/>
+                      <w:szCs w:val="24"/>
+                    </w:rPr>
+                  </w:pPr>
+                  <w:r>
+                    <w:rPr>
+                      <w:sz w:val="24"/>
+                      <w:szCs w:val="24"/>
+                    </w:rPr>
+                    <w:t>{#cert8}• {cert8}{/cert8}</w:t>
+                  </w:r>
+                </w:p>
+                <w:p>
+                  <w:pPr>
+                    <w:keepNext/>
+                    <w:keepLines/>
+                    <w:rPr>
+                      <w:sz w:val="24"/>
+                      <w:szCs w:val="24"/>
+                    </w:rPr>
+                  </w:pPr>
+                  <w:r>
+                    <w:rPr>
+                      <w:sz w:val="24"/>
+                      <w:szCs w:val="24"/>
+                    </w:rPr>
+                    <w:t>{#cert9}• {cert9}{/cert9}</w:t>
+                  </w:r>
+                </w:p>
+                <w:p>
+                  <w:pPr>
+                    <w:keepNext/>
+                    <w:keepLines/>
+                    <w:rPr>
+                      <w:sz w:val="24"/>
+                      <w:szCs w:val="24"/>
+                    </w:rPr>
+                  </w:pPr>
+                  <w:r>
+                    <w:rPr>
+                      <w:sz w:val="24"/>
+                      <w:szCs w:val="24"/>
+                    </w:rPr>
+                    <w:t>{#cert10}• {cert10}{/cert10}</w:t>
+                  </w:r>
+                </w:p>
+                <w:p>
+                  <w:pPr>
+                    <w:keepNext/>
+                    <w:keepLines/>
+                  </w:pPr>
+                  <w:r>
+                    <w:t>{/hasProgramCerts}</w:t>
                   </w:r>
                 </w:p>
                 <w:p>
@@ -2059,497 +1463,169 @@
                       <w:sz w:val="24"/>
                       <w:szCs w:val="24"/>
                     </w:rPr>
-                    <w:t>{#skill</w:t>
-                  </w:r>
-                  <w:proofErr w:type="gramStart"/>
-                  <w:r>
-                    <w:rPr>
-                      <w:sz w:val="24"/>
-                      <w:szCs w:val="24"/>
-                    </w:rPr>
-                    <w:t>1}•</w:t>
-                  </w:r>
-                  <w:proofErr w:type="gramEnd"/>
-                  <w:r>
-                    <w:rPr>
-                      <w:sz w:val="24"/>
-                      <w:szCs w:val="24"/>
-                    </w:rPr>
-                    <w:t xml:space="preserve"> {skill</w:t>
-                  </w:r>
-                  <w:proofErr w:type="gramStart"/>
-                  <w:r>
-                    <w:rPr>
-                      <w:sz w:val="24"/>
-                      <w:szCs w:val="24"/>
-                    </w:rPr>
-                    <w:t>1}{</w:t>
-                  </w:r>
-                  <w:proofErr w:type="gramEnd"/>
-                  <w:r>
-                    <w:rPr>
-                      <w:sz w:val="24"/>
-                      <w:szCs w:val="24"/>
-                    </w:rPr>
-                    <w:t>/skill1}</w:t>
-                  </w:r>
-                </w:p>
-                <w:p>
-                  <w:pPr>
-                    <w:keepNext/>
-                    <w:keepLines/>
-                    <w:rPr>
-                      <w:sz w:val="24"/>
-                      <w:szCs w:val="24"/>
-                    </w:rPr>
-                  </w:pPr>
-                  <w:r>
-                    <w:rPr>
-                      <w:sz w:val="24"/>
-                      <w:szCs w:val="24"/>
-                    </w:rPr>
-                    <w:t>{#skill</w:t>
-                  </w:r>
-                  <w:proofErr w:type="gramStart"/>
-                  <w:r>
-                    <w:rPr>
-                      <w:sz w:val="24"/>
-                      <w:szCs w:val="24"/>
-                    </w:rPr>
-                    <w:t>2}•</w:t>
-                  </w:r>
-                  <w:proofErr w:type="gramEnd"/>
-                  <w:r>
-                    <w:rPr>
-                      <w:sz w:val="24"/>
-                      <w:szCs w:val="24"/>
-                    </w:rPr>
-                    <w:t xml:space="preserve"> {skill</w:t>
-                  </w:r>
-                  <w:proofErr w:type="gramStart"/>
-                  <w:r>
-                    <w:rPr>
-                      <w:sz w:val="24"/>
-                      <w:szCs w:val="24"/>
-                    </w:rPr>
-                    <w:t>2}{</w:t>
-                  </w:r>
-                  <w:proofErr w:type="gramEnd"/>
-                  <w:r>
-                    <w:rPr>
-                      <w:sz w:val="24"/>
-                      <w:szCs w:val="24"/>
-                    </w:rPr>
-                    <w:t>/skill2}</w:t>
-                  </w:r>
-                </w:p>
-                <w:p>
-                  <w:pPr>
-                    <w:keepNext/>
-                    <w:keepLines/>
-                    <w:rPr>
-                      <w:sz w:val="24"/>
-                      <w:szCs w:val="24"/>
-                    </w:rPr>
-                  </w:pPr>
-                  <w:r>
-                    <w:rPr>
-                      <w:sz w:val="24"/>
-                      <w:szCs w:val="24"/>
-                    </w:rPr>
-                    <w:t>{#skill</w:t>
-                  </w:r>
-                  <w:proofErr w:type="gramStart"/>
-                  <w:r>
-                    <w:rPr>
-                      <w:sz w:val="24"/>
-                      <w:szCs w:val="24"/>
-                    </w:rPr>
-                    <w:t>3}•</w:t>
-                  </w:r>
-                  <w:proofErr w:type="gramEnd"/>
-                  <w:r>
-                    <w:rPr>
-                      <w:sz w:val="24"/>
-                      <w:szCs w:val="24"/>
-                    </w:rPr>
-                    <w:t xml:space="preserve"> {skill</w:t>
-                  </w:r>
-                  <w:proofErr w:type="gramStart"/>
-                  <w:r>
-                    <w:rPr>
-                      <w:sz w:val="24"/>
-                      <w:szCs w:val="24"/>
-                    </w:rPr>
-                    <w:t>3}{</w:t>
-                  </w:r>
-                  <w:proofErr w:type="gramEnd"/>
-                  <w:r>
-                    <w:rPr>
-                      <w:sz w:val="24"/>
-                      <w:szCs w:val="24"/>
-                    </w:rPr>
-                    <w:t>/skill3}</w:t>
-                  </w:r>
-                </w:p>
-                <w:p>
-                  <w:pPr>
-                    <w:keepNext/>
-                    <w:keepLines/>
-                    <w:rPr>
-                      <w:sz w:val="24"/>
-                      <w:szCs w:val="24"/>
-                    </w:rPr>
-                  </w:pPr>
-                  <w:r>
-                    <w:rPr>
-                      <w:sz w:val="24"/>
-                      <w:szCs w:val="24"/>
-                    </w:rPr>
-                    <w:t>{#skill</w:t>
-                  </w:r>
-                  <w:proofErr w:type="gramStart"/>
-                  <w:r>
-                    <w:rPr>
-                      <w:sz w:val="24"/>
-                      <w:szCs w:val="24"/>
-                    </w:rPr>
-                    <w:t>4}•</w:t>
-                  </w:r>
-                  <w:proofErr w:type="gramEnd"/>
-                  <w:r>
-                    <w:rPr>
-                      <w:sz w:val="24"/>
-                      <w:szCs w:val="24"/>
-                    </w:rPr>
-                    <w:t xml:space="preserve"> {skill</w:t>
-                  </w:r>
-                  <w:proofErr w:type="gramStart"/>
-                  <w:r>
-                    <w:rPr>
-                      <w:sz w:val="24"/>
-                      <w:szCs w:val="24"/>
-                    </w:rPr>
-                    <w:t>4}{</w:t>
-                  </w:r>
-                  <w:proofErr w:type="gramEnd"/>
-                  <w:r>
-                    <w:rPr>
-                      <w:sz w:val="24"/>
-                      <w:szCs w:val="24"/>
-                    </w:rPr>
-                    <w:t>/skill4}</w:t>
-                  </w:r>
-                </w:p>
-                <w:p>
-                  <w:pPr>
-                    <w:keepNext/>
-                    <w:keepLines/>
-                    <w:rPr>
-                      <w:sz w:val="24"/>
-                      <w:szCs w:val="24"/>
-                    </w:rPr>
-                  </w:pPr>
-                  <w:r>
-                    <w:rPr>
-                      <w:sz w:val="24"/>
-                      <w:szCs w:val="24"/>
-                    </w:rPr>
-                    <w:t>{#skill</w:t>
-                  </w:r>
-                  <w:proofErr w:type="gramStart"/>
-                  <w:r>
-                    <w:rPr>
-                      <w:sz w:val="24"/>
-                      <w:szCs w:val="24"/>
-                    </w:rPr>
-                    <w:t>5}•</w:t>
-                  </w:r>
-                  <w:proofErr w:type="gramEnd"/>
-                  <w:r>
-                    <w:rPr>
-                      <w:sz w:val="24"/>
-                      <w:szCs w:val="24"/>
-                    </w:rPr>
-                    <w:t xml:space="preserve"> {skill</w:t>
-                  </w:r>
-                  <w:proofErr w:type="gramStart"/>
-                  <w:r>
-                    <w:rPr>
-                      <w:sz w:val="24"/>
-                      <w:szCs w:val="24"/>
-                    </w:rPr>
-                    <w:t>5}{</w:t>
-                  </w:r>
-                  <w:proofErr w:type="gramEnd"/>
-                  <w:r>
-                    <w:rPr>
-                      <w:sz w:val="24"/>
-                      <w:szCs w:val="24"/>
-                    </w:rPr>
-                    <w:t>/skill5}</w:t>
-                  </w:r>
-                </w:p>
-                <w:p>
-                  <w:pPr>
-                    <w:keepNext/>
-                    <w:keepLines/>
-                    <w:rPr>
-                      <w:sz w:val="24"/>
-                      <w:szCs w:val="24"/>
-                    </w:rPr>
-                  </w:pPr>
-                  <w:r>
-                    <w:rPr>
-                      <w:sz w:val="24"/>
-                      <w:szCs w:val="24"/>
-                    </w:rPr>
-                    <w:t>{#skill</w:t>
-                  </w:r>
-                  <w:proofErr w:type="gramStart"/>
-                  <w:r>
-                    <w:rPr>
-                      <w:sz w:val="24"/>
-                      <w:szCs w:val="24"/>
-                    </w:rPr>
-                    <w:t>6}•</w:t>
-                  </w:r>
-                  <w:proofErr w:type="gramEnd"/>
-                  <w:r>
-                    <w:rPr>
-                      <w:sz w:val="24"/>
-                      <w:szCs w:val="24"/>
-                    </w:rPr>
-                    <w:t xml:space="preserve"> {skill</w:t>
-                  </w:r>
-                  <w:proofErr w:type="gramStart"/>
-                  <w:r>
-                    <w:rPr>
-                      <w:sz w:val="24"/>
-                      <w:szCs w:val="24"/>
-                    </w:rPr>
-                    <w:t>6}{</w:t>
-                  </w:r>
-                  <w:proofErr w:type="gramEnd"/>
-                  <w:r>
-                    <w:rPr>
-                      <w:sz w:val="24"/>
-                      <w:szCs w:val="24"/>
-                    </w:rPr>
-                    <w:t>/skill6}</w:t>
-                  </w:r>
-                </w:p>
-                <w:p>
-                  <w:pPr>
-                    <w:keepNext/>
-                    <w:keepLines/>
-                    <w:rPr>
-                      <w:sz w:val="24"/>
-                      <w:szCs w:val="24"/>
-                    </w:rPr>
-                  </w:pPr>
-                  <w:r>
-                    <w:rPr>
-                      <w:sz w:val="24"/>
-                      <w:szCs w:val="24"/>
-                    </w:rPr>
-                    <w:t>{#skill</w:t>
-                  </w:r>
-                  <w:proofErr w:type="gramStart"/>
-                  <w:r>
-                    <w:rPr>
-                      <w:sz w:val="24"/>
-                      <w:szCs w:val="24"/>
-                    </w:rPr>
-                    <w:t>7}•</w:t>
-                  </w:r>
-                  <w:proofErr w:type="gramEnd"/>
-                  <w:r>
-                    <w:rPr>
-                      <w:sz w:val="24"/>
-                      <w:szCs w:val="24"/>
-                    </w:rPr>
-                    <w:t xml:space="preserve"> {skill</w:t>
-                  </w:r>
-                  <w:proofErr w:type="gramStart"/>
-                  <w:r>
-                    <w:rPr>
-                      <w:sz w:val="24"/>
-                      <w:szCs w:val="24"/>
-                    </w:rPr>
-                    <w:t>7}{</w:t>
-                  </w:r>
-                  <w:proofErr w:type="gramEnd"/>
-                  <w:r>
-                    <w:rPr>
-                      <w:sz w:val="24"/>
-                      <w:szCs w:val="24"/>
-                    </w:rPr>
-                    <w:t>/skill7}</w:t>
-                  </w:r>
-                </w:p>
-                <w:p>
-                  <w:pPr>
-                    <w:keepNext/>
-                    <w:keepLines/>
-                    <w:rPr>
-                      <w:sz w:val="24"/>
-                      <w:szCs w:val="24"/>
-                    </w:rPr>
-                  </w:pPr>
-                  <w:r>
-                    <w:rPr>
-                      <w:sz w:val="24"/>
-                      <w:szCs w:val="24"/>
-                    </w:rPr>
-                    <w:t>{#skill</w:t>
-                  </w:r>
-                  <w:proofErr w:type="gramStart"/>
-                  <w:r>
-                    <w:rPr>
-                      <w:sz w:val="24"/>
-                      <w:szCs w:val="24"/>
-                    </w:rPr>
-                    <w:t>8}•</w:t>
-                  </w:r>
-                  <w:proofErr w:type="gramEnd"/>
-                  <w:r>
-                    <w:rPr>
-                      <w:sz w:val="24"/>
-                      <w:szCs w:val="24"/>
-                    </w:rPr>
-                    <w:t xml:space="preserve"> {skill</w:t>
-                  </w:r>
-                  <w:proofErr w:type="gramStart"/>
-                  <w:r>
-                    <w:rPr>
-                      <w:sz w:val="24"/>
-                      <w:szCs w:val="24"/>
-                    </w:rPr>
-                    <w:t>8}{</w:t>
-                  </w:r>
-                  <w:proofErr w:type="gramEnd"/>
-                  <w:r>
-                    <w:rPr>
-                      <w:sz w:val="24"/>
-                      <w:szCs w:val="24"/>
-                    </w:rPr>
-                    <w:t>/skill8}</w:t>
-                  </w:r>
-                </w:p>
-                <w:p>
-                  <w:pPr>
-                    <w:keepNext/>
-                    <w:keepLines/>
-                    <w:rPr>
-                      <w:sz w:val="24"/>
-                      <w:szCs w:val="24"/>
-                    </w:rPr>
-                  </w:pPr>
-                  <w:r>
-                    <w:rPr>
-                      <w:sz w:val="24"/>
-                      <w:szCs w:val="24"/>
-                    </w:rPr>
-                    <w:t>{#skill</w:t>
-                  </w:r>
-                  <w:proofErr w:type="gramStart"/>
-                  <w:r>
-                    <w:rPr>
-                      <w:sz w:val="24"/>
-                      <w:szCs w:val="24"/>
-                    </w:rPr>
-                    <w:t>9}•</w:t>
-                  </w:r>
-                  <w:proofErr w:type="gramEnd"/>
-                  <w:r>
-                    <w:rPr>
-                      <w:sz w:val="24"/>
-                      <w:szCs w:val="24"/>
-                    </w:rPr>
-                    <w:t xml:space="preserve"> {skill</w:t>
-                  </w:r>
-                  <w:proofErr w:type="gramStart"/>
-                  <w:r>
-                    <w:rPr>
-                      <w:sz w:val="24"/>
-                      <w:szCs w:val="24"/>
-                    </w:rPr>
-                    <w:t>9}{</w:t>
-                  </w:r>
-                  <w:proofErr w:type="gramEnd"/>
-                  <w:r>
-                    <w:rPr>
-                      <w:sz w:val="24"/>
-                      <w:szCs w:val="24"/>
-                    </w:rPr>
-                    <w:t>/skill9}</w:t>
-                  </w:r>
-                </w:p>
-                <w:p>
-                  <w:pPr>
-                    <w:keepNext/>
-                    <w:keepLines/>
-                    <w:rPr>
-                      <w:sz w:val="24"/>
-                      <w:szCs w:val="24"/>
-                    </w:rPr>
-                  </w:pPr>
-                  <w:r>
-                    <w:rPr>
-                      <w:sz w:val="24"/>
-                      <w:szCs w:val="24"/>
-                    </w:rPr>
-                    <w:t>{#skill</w:t>
-                  </w:r>
-                  <w:proofErr w:type="gramStart"/>
-                  <w:r>
-                    <w:rPr>
-                      <w:sz w:val="24"/>
-                      <w:szCs w:val="24"/>
-                    </w:rPr>
-                    <w:t>10}•</w:t>
-                  </w:r>
-                  <w:proofErr w:type="gramEnd"/>
-                  <w:r>
-                    <w:rPr>
-                      <w:sz w:val="24"/>
-                      <w:szCs w:val="24"/>
-                    </w:rPr>
-                    <w:t xml:space="preserve"> {skill</w:t>
-                  </w:r>
-                  <w:proofErr w:type="gramStart"/>
-                  <w:r>
-                    <w:rPr>
-                      <w:sz w:val="24"/>
-                      <w:szCs w:val="24"/>
-                    </w:rPr>
-                    <w:t>10}{</w:t>
-                  </w:r>
-                  <w:proofErr w:type="gramEnd"/>
-                  <w:r>
-                    <w:rPr>
-                      <w:sz w:val="24"/>
-                      <w:szCs w:val="24"/>
-                    </w:rPr>
-                    <w:t>/skill10}</w:t>
-                  </w:r>
-                </w:p>
-                <w:p>
-                  <w:pPr>
-                    <w:keepNext/>
-                    <w:keepLines/>
-                  </w:pPr>
-                  <w:r>
-                    <w:t>{/</w:t>
-                  </w:r>
-                  <w:proofErr w:type="spellStart"/>
-                  <w:r>
-                    <w:t>hasExtraSkills</w:t>
-                  </w:r>
-                  <w:proofErr w:type="spellEnd"/>
-                  <w:r>
-                    <w:t>}</w:t>
+                    <w:t>{#skill1}• {skill1}{/skill1}</w:t>
+                  </w:r>
+                </w:p>
+                <w:p>
+                  <w:pPr>
+                    <w:keepNext/>
+                    <w:keepLines/>
+                    <w:rPr>
+                      <w:sz w:val="24"/>
+                      <w:szCs w:val="24"/>
+                    </w:rPr>
+                  </w:pPr>
+                  <w:r>
+                    <w:rPr>
+                      <w:sz w:val="24"/>
+                      <w:szCs w:val="24"/>
+                    </w:rPr>
+                    <w:t>{#skill2}• {skill2}{/skill2}</w:t>
+                  </w:r>
+                </w:p>
+                <w:p>
+                  <w:pPr>
+                    <w:keepNext/>
+                    <w:keepLines/>
+                    <w:rPr>
+                      <w:sz w:val="24"/>
+                      <w:szCs w:val="24"/>
+                    </w:rPr>
+                  </w:pPr>
+                  <w:r>
+                    <w:rPr>
+                      <w:sz w:val="24"/>
+                      <w:szCs w:val="24"/>
+                    </w:rPr>
+                    <w:t>{#skill3}• {skill3}{/skill3}</w:t>
+                  </w:r>
+                </w:p>
+                <w:p>
+                  <w:pPr>
+                    <w:keepNext/>
+                    <w:keepLines/>
+                    <w:rPr>
+                      <w:sz w:val="24"/>
+                      <w:szCs w:val="24"/>
+                    </w:rPr>
+                  </w:pPr>
+                  <w:r>
+                    <w:rPr>
+                      <w:sz w:val="24"/>
+                      <w:szCs w:val="24"/>
+                    </w:rPr>
+                    <w:t>{#skill4}• {skill4}{/skill4}</w:t>
+                  </w:r>
+                </w:p>
+                <w:p>
+                  <w:pPr>
+                    <w:keepNext/>
+                    <w:keepLines/>
+                    <w:rPr>
+                      <w:sz w:val="24"/>
+                      <w:szCs w:val="24"/>
+                    </w:rPr>
+                  </w:pPr>
+                  <w:r>
+                    <w:rPr>
+                      <w:sz w:val="24"/>
+                      <w:szCs w:val="24"/>
+                    </w:rPr>
+                    <w:t>{#skill5}• {skill5}{/skill5}</w:t>
+                  </w:r>
+                </w:p>
+                <w:p>
+                  <w:pPr>
+                    <w:keepNext/>
+                    <w:keepLines/>
+                    <w:rPr>
+                      <w:sz w:val="24"/>
+                      <w:szCs w:val="24"/>
+                    </w:rPr>
+                  </w:pPr>
+                  <w:r>
+                    <w:rPr>
+                      <w:sz w:val="24"/>
+                      <w:szCs w:val="24"/>
+                    </w:rPr>
+                    <w:t>{#skill6}• {skill6}{/skill6}</w:t>
+                  </w:r>
+                </w:p>
+                <w:p>
+                  <w:pPr>
+                    <w:keepNext/>
+                    <w:keepLines/>
+                    <w:rPr>
+                      <w:sz w:val="24"/>
+                      <w:szCs w:val="24"/>
+                    </w:rPr>
+                  </w:pPr>
+                  <w:r>
+                    <w:rPr>
+                      <w:sz w:val="24"/>
+                      <w:szCs w:val="24"/>
+                    </w:rPr>
+                    <w:t>{#skill7}• {skill7}{/skill7}</w:t>
+                  </w:r>
+                </w:p>
+                <w:p>
+                  <w:pPr>
+                    <w:keepNext/>
+                    <w:keepLines/>
+                    <w:rPr>
+                      <w:sz w:val="24"/>
+                      <w:szCs w:val="24"/>
+                    </w:rPr>
+                  </w:pPr>
+                  <w:r>
+                    <w:rPr>
+                      <w:sz w:val="24"/>
+                      <w:szCs w:val="24"/>
+                    </w:rPr>
+                    <w:t>{#skill8}• {skill8}{/skill8}</w:t>
+                  </w:r>
+                </w:p>
+                <w:p>
+                  <w:pPr>
+                    <w:keepNext/>
+                    <w:keepLines/>
+                    <w:rPr>
+                      <w:sz w:val="24"/>
+                      <w:szCs w:val="24"/>
+                    </w:rPr>
+                  </w:pPr>
+                  <w:r>
+                    <w:rPr>
+                      <w:sz w:val="24"/>
+                      <w:szCs w:val="24"/>
+                    </w:rPr>
+                    <w:t>{#skill9}• {skill9}{/skill9}</w:t>
+                  </w:r>
+                </w:p>
+                <w:p>
+                  <w:pPr>
+                    <w:keepNext/>
+                    <w:keepLines/>
+                    <w:rPr>
+                      <w:sz w:val="24"/>
+                      <w:szCs w:val="24"/>
+                    </w:rPr>
+                  </w:pPr>
+                  <w:r>
+                    <w:rPr>
+                      <w:sz w:val="24"/>
+                      <w:szCs w:val="24"/>
+                    </w:rPr>
+                    <w:t>{#skill10}• {skill10}{/skill10}</w:t>
+                  </w:r>
+                </w:p>
+                <w:p>
+                  <w:pPr>
+                    <w:keepNext/>
+                    <w:keepLines/>
+                  </w:pPr>
+                  <w:r>
+                    <w:t>{/hasExtraSkills}</w:t>
                   </w:r>
                 </w:p>
                 <w:p>

--- a/public/templates/TemplateA.docx
+++ b/public/templates/TemplateA.docx
@@ -378,7 +378,23 @@
               <w:ind w:left="187"/>
             </w:pPr>
             <w:r>
-              <w:t>{#summary1}• {summary1}{/summary1}</w:t>
+              <w:t>{#summary</w:t>
+            </w:r>
+            <w:proofErr w:type="gramStart"/>
+            <w:r>
+              <w:t>1}•</w:t>
+            </w:r>
+            <w:proofErr w:type="gramEnd"/>
+            <w:r>
+              <w:t xml:space="preserve"> {summary</w:t>
+            </w:r>
+            <w:proofErr w:type="gramStart"/>
+            <w:r>
+              <w:t>1}{</w:t>
+            </w:r>
+            <w:proofErr w:type="gramEnd"/>
+            <w:r>
+              <w:t>/summary1}</w:t>
             </w:r>
           </w:p>
           <w:p>
@@ -389,7 +405,23 @@
               <w:ind w:left="180"/>
             </w:pPr>
             <w:r>
-              <w:t>{#summary2}• {summary2}{/summary2}</w:t>
+              <w:t>{#summary</w:t>
+            </w:r>
+            <w:proofErr w:type="gramStart"/>
+            <w:r>
+              <w:t>2}•</w:t>
+            </w:r>
+            <w:proofErr w:type="gramEnd"/>
+            <w:r>
+              <w:t xml:space="preserve"> {summary</w:t>
+            </w:r>
+            <w:proofErr w:type="gramStart"/>
+            <w:r>
+              <w:t>2}{</w:t>
+            </w:r>
+            <w:proofErr w:type="gramEnd"/>
+            <w:r>
+              <w:t>/summary2}</w:t>
             </w:r>
           </w:p>
           <w:p>
@@ -400,7 +432,23 @@
               <w:ind w:left="180"/>
             </w:pPr>
             <w:r>
-              <w:t>{#summary3}• {summary3}{/summary3}</w:t>
+              <w:t>{#summary</w:t>
+            </w:r>
+            <w:proofErr w:type="gramStart"/>
+            <w:r>
+              <w:t>3}•</w:t>
+            </w:r>
+            <w:proofErr w:type="gramEnd"/>
+            <w:r>
+              <w:t xml:space="preserve"> {summary</w:t>
+            </w:r>
+            <w:proofErr w:type="gramStart"/>
+            <w:r>
+              <w:t>3}{</w:t>
+            </w:r>
+            <w:proofErr w:type="gramEnd"/>
+            <w:r>
+              <w:t>/summary3}</w:t>
             </w:r>
           </w:p>
           <w:p>
@@ -411,7 +459,23 @@
               <w:ind w:left="180"/>
             </w:pPr>
             <w:r>
-              <w:t>{#summary4}• {summary4}{/summary4}</w:t>
+              <w:t>{#summary</w:t>
+            </w:r>
+            <w:proofErr w:type="gramStart"/>
+            <w:r>
+              <w:t>4}•</w:t>
+            </w:r>
+            <w:proofErr w:type="gramEnd"/>
+            <w:r>
+              <w:t xml:space="preserve"> {summary</w:t>
+            </w:r>
+            <w:proofErr w:type="gramStart"/>
+            <w:r>
+              <w:t>4}{</w:t>
+            </w:r>
+            <w:proofErr w:type="gramEnd"/>
+            <w:r>
+              <w:t>/summary4}</w:t>
             </w:r>
           </w:p>
           <w:p>
@@ -422,7 +486,23 @@
               <w:ind w:left="180"/>
             </w:pPr>
             <w:r>
-              <w:t>{#summary5}• {summary5}{/summary5}</w:t>
+              <w:t>{#summary</w:t>
+            </w:r>
+            <w:proofErr w:type="gramStart"/>
+            <w:r>
+              <w:t>5}•</w:t>
+            </w:r>
+            <w:proofErr w:type="gramEnd"/>
+            <w:r>
+              <w:t xml:space="preserve"> {summary</w:t>
+            </w:r>
+            <w:proofErr w:type="gramStart"/>
+            <w:r>
+              <w:t>5}{</w:t>
+            </w:r>
+            <w:proofErr w:type="gramEnd"/>
+            <w:r>
+              <w:t>/summary5}</w:t>
             </w:r>
           </w:p>
         </w:tc>
@@ -555,7 +635,15 @@
               <w:spacing w:before="120"/>
             </w:pPr>
             <w:r>
-              <w:t>{programDescription}</w:t>
+              <w:t>{</w:t>
+            </w:r>
+            <w:proofErr w:type="spellStart"/>
+            <w:r>
+              <w:t>programDescription</w:t>
+            </w:r>
+            <w:proofErr w:type="spellEnd"/>
+            <w:r>
+              <w:t>}</w:t>
             </w:r>
           </w:p>
           <w:p>
@@ -586,7 +674,15 @@
               <w:keepLines/>
             </w:pPr>
             <w:r>
-              <w:t>{programTools}</w:t>
+              <w:t>{</w:t>
+            </w:r>
+            <w:proofErr w:type="spellStart"/>
+            <w:r>
+              <w:t>programTools</w:t>
+            </w:r>
+            <w:proofErr w:type="spellEnd"/>
+            <w:r>
+              <w:t>}</w:t>
             </w:r>
           </w:p>
           <w:p>
@@ -618,7 +714,8 @@
         <w:tblLook w:val="04A0" w:firstRow="1" w:lastRow="0" w:firstColumn="1" w:lastColumn="0" w:noHBand="0" w:noVBand="1"/>
       </w:tblPr>
       <w:tblGrid>
-        <w:gridCol w:w="9936"/>
+        <w:gridCol w:w="9925"/>
+        <w:gridCol w:w="11"/>
       </w:tblGrid>
       <w:tr>
         <w:trPr>
@@ -627,6 +724,7 @@
         <w:tc>
           <w:tcPr>
             <w:tcW w:w="9936" w:type="dxa"/>
+            <w:gridSpan w:val="2"/>
             <w:tcBorders>
               <w:top w:val="nil"/>
               <w:left w:val="nil"/>
@@ -699,7 +797,7 @@
           <w:tbl>
             <w:tblPr>
               <w:tblStyle w:val="TableGrid"/>
-              <w:tblW w:w="9577" w:type="dxa"/>
+              <w:tblW w:w="9831" w:type="dxa"/>
               <w:tblInd w:w="3" w:type="dxa"/>
               <w:tblBorders>
                 <w:top w:val="none" w:sz="0" w:space="0" w:color="auto"/>
@@ -712,16 +810,16 @@
               <w:tblLook w:val="04A0" w:firstRow="1" w:lastRow="0" w:firstColumn="1" w:lastColumn="0" w:noHBand="0" w:noVBand="1"/>
             </w:tblPr>
             <w:tblGrid>
-              <w:gridCol w:w="6050"/>
-              <w:gridCol w:w="3527"/>
+              <w:gridCol w:w="6211"/>
+              <w:gridCol w:w="3620"/>
             </w:tblGrid>
             <w:tr>
               <w:trPr>
-                <w:trHeight w:val="424"/>
+                <w:trHeight w:val="478"/>
               </w:trPr>
               <w:tc>
                 <w:tcPr>
-                  <w:tcW w:w="6050" w:type="dxa"/>
+                  <w:tcW w:w="6211" w:type="dxa"/>
                 </w:tcPr>
                 <w:p>
                   <w:pPr>
@@ -733,12 +831,21 @@
                       <w:szCs w:val="24"/>
                     </w:rPr>
                   </w:pPr>
-                  <w:r>
-                    <w:rPr>
-                      <w:sz w:val="24"/>
-                      <w:szCs w:val="24"/>
-                    </w:rPr>
-                    <w:t xml:space="preserve">{title}, {employer} </w:t>
+                  <w:proofErr w:type="gramStart"/>
+                  <w:r>
+                    <w:rPr>
+                      <w:sz w:val="24"/>
+                      <w:szCs w:val="24"/>
+                    </w:rPr>
+                    <w:t>{title}, {</w:t>
+                  </w:r>
+                  <w:proofErr w:type="gramEnd"/>
+                  <w:r>
+                    <w:rPr>
+                      <w:sz w:val="24"/>
+                      <w:szCs w:val="24"/>
+                    </w:rPr>
+                    <w:t xml:space="preserve">employer} </w:t>
                   </w:r>
                 </w:p>
                 <w:p>
@@ -758,6 +865,7 @@
                     </w:rPr>
                     <w:t>({</w:t>
                   </w:r>
+                  <w:proofErr w:type="spellStart"/>
                   <w:r>
                     <w:rPr>
                       <w:i/>
@@ -765,13 +873,43 @@
                       <w:sz w:val="24"/>
                       <w:szCs w:val="24"/>
                     </w:rPr>
-                    <w:t>employerCity}, {employerState})</w:t>
+                    <w:t>employerCity</w:t>
+                  </w:r>
+                  <w:proofErr w:type="spellEnd"/>
+                  <w:r>
+                    <w:rPr>
+                      <w:i/>
+                      <w:iCs/>
+                      <w:sz w:val="24"/>
+                      <w:szCs w:val="24"/>
+                    </w:rPr>
+                    <w:t>}, {</w:t>
+                  </w:r>
+                  <w:proofErr w:type="spellStart"/>
+                  <w:r>
+                    <w:rPr>
+                      <w:i/>
+                      <w:iCs/>
+                      <w:sz w:val="24"/>
+                      <w:szCs w:val="24"/>
+                    </w:rPr>
+                    <w:t>employerState</w:t>
+                  </w:r>
+                  <w:proofErr w:type="spellEnd"/>
+                  <w:r>
+                    <w:rPr>
+                      <w:i/>
+                      <w:iCs/>
+                      <w:sz w:val="24"/>
+                      <w:szCs w:val="24"/>
+                    </w:rPr>
+                    <w:t>})</w:t>
                   </w:r>
                 </w:p>
               </w:tc>
               <w:tc>
                 <w:tcPr>
-                  <w:tcW w:w="3527" w:type="dxa"/>
+                  <w:tcW w:w="3620" w:type="dxa"/>
                 </w:tcPr>
                 <w:p>
                   <w:pPr>
@@ -802,7 +940,23 @@
               <w:ind w:left="180"/>
             </w:pPr>
             <w:r>
-              <w:t>{#task1}• {task1}{/task1}</w:t>
+              <w:t>{#task</w:t>
+            </w:r>
+            <w:proofErr w:type="gramStart"/>
+            <w:r>
+              <w:t>1}•</w:t>
+            </w:r>
+            <w:proofErr w:type="gramEnd"/>
+            <w:r>
+              <w:t xml:space="preserve"> {task</w:t>
+            </w:r>
+            <w:proofErr w:type="gramStart"/>
+            <w:r>
+              <w:t>1}{</w:t>
+            </w:r>
+            <w:proofErr w:type="gramEnd"/>
+            <w:r>
+              <w:t>/task1}</w:t>
             </w:r>
           </w:p>
           <w:p>
@@ -812,7 +966,23 @@
               <w:ind w:left="180"/>
             </w:pPr>
             <w:r>
-              <w:t>{#task2}• {task2}{/task2}</w:t>
+              <w:t>{#task</w:t>
+            </w:r>
+            <w:proofErr w:type="gramStart"/>
+            <w:r>
+              <w:t>2}•</w:t>
+            </w:r>
+            <w:proofErr w:type="gramEnd"/>
+            <w:r>
+              <w:t xml:space="preserve"> {task</w:t>
+            </w:r>
+            <w:proofErr w:type="gramStart"/>
+            <w:r>
+              <w:t>2}{</w:t>
+            </w:r>
+            <w:proofErr w:type="gramEnd"/>
+            <w:r>
+              <w:t>/task2}</w:t>
             </w:r>
           </w:p>
           <w:p>
@@ -822,7 +992,23 @@
               <w:ind w:left="180"/>
             </w:pPr>
             <w:r>
-              <w:t>{#task3}• {task3}{/task3}</w:t>
+              <w:t>{#task</w:t>
+            </w:r>
+            <w:proofErr w:type="gramStart"/>
+            <w:r>
+              <w:t>3}•</w:t>
+            </w:r>
+            <w:proofErr w:type="gramEnd"/>
+            <w:r>
+              <w:t xml:space="preserve"> {task</w:t>
+            </w:r>
+            <w:proofErr w:type="gramStart"/>
+            <w:r>
+              <w:t>3}{</w:t>
+            </w:r>
+            <w:proofErr w:type="gramEnd"/>
+            <w:r>
+              <w:t>/task3}</w:t>
             </w:r>
           </w:p>
           <w:p>
@@ -832,7 +1018,23 @@
               <w:ind w:left="180"/>
             </w:pPr>
             <w:r>
-              <w:t>{#task4}• {task4}{/task4}</w:t>
+              <w:t>{#task</w:t>
+            </w:r>
+            <w:proofErr w:type="gramStart"/>
+            <w:r>
+              <w:t>4}•</w:t>
+            </w:r>
+            <w:proofErr w:type="gramEnd"/>
+            <w:r>
+              <w:t xml:space="preserve"> {task</w:t>
+            </w:r>
+            <w:proofErr w:type="gramStart"/>
+            <w:r>
+              <w:t>4}{</w:t>
+            </w:r>
+            <w:proofErr w:type="gramEnd"/>
+            <w:r>
+              <w:t>/task4}</w:t>
             </w:r>
           </w:p>
           <w:p>
@@ -842,7 +1044,23 @@
               <w:ind w:left="180"/>
             </w:pPr>
             <w:r>
-              <w:t>{#task5}• {task5}{/task5}</w:t>
+              <w:t>{#task</w:t>
+            </w:r>
+            <w:proofErr w:type="gramStart"/>
+            <w:r>
+              <w:t>5}•</w:t>
+            </w:r>
+            <w:proofErr w:type="gramEnd"/>
+            <w:r>
+              <w:t xml:space="preserve"> {task</w:t>
+            </w:r>
+            <w:proofErr w:type="gramStart"/>
+            <w:r>
+              <w:t>5}{</w:t>
+            </w:r>
+            <w:proofErr w:type="gramEnd"/>
+            <w:r>
+              <w:t>/task5}</w:t>
             </w:r>
           </w:p>
           <w:p>
@@ -863,7 +1081,292 @@
                 <w:sz w:val="28"/>
                 <w:szCs w:val="28"/>
               </w:rPr>
-              <w:t>{/workExperience}</w:t>
+              <w:t>{/</w:t>
+            </w:r>
+            <w:proofErr w:type="spellStart"/>
+            <w:r>
+              <w:rPr>
+                <w:i/>
+                <w:iCs/>
+                <w:sz w:val="28"/>
+                <w:szCs w:val="28"/>
+              </w:rPr>
+              <w:t>workExperience</w:t>
+            </w:r>
+            <w:proofErr w:type="spellEnd"/>
+            <w:r>
+              <w:rPr>
+                <w:i/>
+                <w:iCs/>
+                <w:sz w:val="28"/>
+                <w:szCs w:val="28"/>
+              </w:rPr>
+              <w:t>}</w:t>
+            </w:r>
+          </w:p>
+          <w:p>
+            <w:pPr>
+              <w:keepNext/>
+              <w:keepLines/>
+            </w:pPr>
+            <w:r>
+              <w:t>{/</w:t>
+            </w:r>
+            <w:proofErr w:type="spellStart"/>
+            <w:r>
+              <w:t>hasWorkExperience</w:t>
+            </w:r>
+            <w:proofErr w:type="spellEnd"/>
+            <w:r>
+              <w:t>}</w:t>
+            </w:r>
+          </w:p>
+          <w:p>
+            <w:pPr>
+              <w:keepNext/>
+              <w:keepLines/>
+            </w:pPr>
+          </w:p>
+          <w:p>
+            <w:pPr>
+              <w:keepNext/>
+              <w:keepLines/>
+            </w:pPr>
+            <w:r>
+              <w:t>{#hasEducation}</w:t>
+            </w:r>
+          </w:p>
+          <w:p>
+            <w:pPr>
+              <w:keepNext/>
+              <w:keepLines/>
+              <w:pBdr>
+                <w:bottom w:val="single" w:sz="12" w:space="1" w:color="auto"/>
+              </w:pBdr>
+              <w:rPr>
+                <w:sz w:val="48"/>
+                <w:szCs w:val="48"/>
+              </w:rPr>
+            </w:pPr>
+            <w:r>
+              <w:rPr>
+                <w:sz w:val="48"/>
+                <w:szCs w:val="48"/>
+              </w:rPr>
+              <w:t>E</w:t>
+            </w:r>
+            <w:r>
+              <w:rPr>
+                <w:sz w:val="32"/>
+                <w:szCs w:val="32"/>
+              </w:rPr>
+              <w:t>DUCATION</w:t>
+            </w:r>
+          </w:p>
+          <w:p>
+            <w:pPr>
+              <w:keepNext/>
+              <w:keepLines/>
+            </w:pPr>
+            <w:r>
+              <w:t>{#education}</w:t>
+            </w:r>
+          </w:p>
+          <w:tbl>
+            <w:tblPr>
+              <w:tblStyle w:val="TableGrid"/>
+              <w:tblW w:w="9800" w:type="dxa"/>
+              <w:tblBorders>
+                <w:top w:val="none" w:sz="0" w:space="0" w:color="auto"/>
+                <w:left w:val="none" w:sz="0" w:space="0" w:color="auto"/>
+                <w:bottom w:val="none" w:sz="0" w:space="0" w:color="auto"/>
+                <w:right w:val="none" w:sz="0" w:space="0" w:color="auto"/>
+                <w:insideH w:val="none" w:sz="0" w:space="0" w:color="auto"/>
+                <w:insideV w:val="none" w:sz="0" w:space="0" w:color="auto"/>
+              </w:tblBorders>
+              <w:tblLook w:val="04A0" w:firstRow="1" w:lastRow="0" w:firstColumn="1" w:lastColumn="0" w:noHBand="0" w:noVBand="1"/>
+            </w:tblPr>
+            <w:tblGrid>
+              <w:gridCol w:w="5283"/>
+              <w:gridCol w:w="4517"/>
+            </w:tblGrid>
+            <w:tr>
+              <w:trPr>
+                <w:trHeight w:val="1321"/>
+              </w:trPr>
+              <w:tc>
+                <w:tcPr>
+                  <w:tcW w:w="5283" w:type="dxa"/>
+                </w:tcPr>
+                <w:p>
+                  <w:pPr>
+                    <w:keepNext/>
+                    <w:keepLines/>
+                    <w:spacing w:before="120"/>
+                    <w:rPr>
+                      <w:sz w:val="24"/>
+                      <w:szCs w:val="24"/>
+                    </w:rPr>
+                  </w:pPr>
+                  <w:r>
+                    <w:rPr>
+                      <w:sz w:val="24"/>
+                      <w:szCs w:val="24"/>
+                    </w:rPr>
+                    <w:t>{school} | {</w:t>
+                  </w:r>
+                  <w:proofErr w:type="spellStart"/>
+                  <w:r>
+                    <w:rPr>
+                      <w:sz w:val="24"/>
+                      <w:szCs w:val="24"/>
+                    </w:rPr>
+                    <w:t>eduCity</w:t>
+                  </w:r>
+                  <w:proofErr w:type="spellEnd"/>
+                  <w:r>
+                    <w:rPr>
+                      <w:sz w:val="24"/>
+                      <w:szCs w:val="24"/>
+                    </w:rPr>
+                    <w:t>}, {</w:t>
+                  </w:r>
+                  <w:proofErr w:type="spellStart"/>
+                  <w:r>
+                    <w:rPr>
+                      <w:sz w:val="24"/>
+                      <w:szCs w:val="24"/>
+                    </w:rPr>
+                    <w:t>eduState</w:t>
+                  </w:r>
+                  <w:proofErr w:type="spellEnd"/>
+                  <w:r>
+                    <w:rPr>
+                      <w:sz w:val="24"/>
+                      <w:szCs w:val="24"/>
+                    </w:rPr>
+                    <w:t>}</w:t>
+                  </w:r>
+                </w:p>
+                <w:p>
+                  <w:pPr>
+                    <w:keepNext/>
+                    <w:keepLines/>
+                    <w:spacing w:before="120" w:line="278" w:lineRule="auto"/>
+                    <w:rPr>
+                      <w:i/>
+                      <w:iCs/>
+                    </w:rPr>
+                  </w:pPr>
+                  <w:r>
+                    <w:rPr>
+                      <w:i/>
+                      <w:iCs/>
+                    </w:rPr>
+                    <w:t xml:space="preserve">{program} </w:t>
+                  </w:r>
+                </w:p>
+                <w:p>
+                  <w:pPr>
+                    <w:keepNext/>
+                    <w:keepLines/>
+                    <w:spacing w:before="120"/>
+                  </w:pPr>
+                  <w:r>
+                    <w:t>{notes}</w:t>
+                  </w:r>
+                </w:p>
+              </w:tc>
+              <w:tc>
+                <w:tcPr>
+                  <w:tcW w:w="4517" w:type="dxa"/>
+                </w:tcPr>
+                <w:p>
+                  <w:pPr>
+                    <w:keepNext/>
+                    <w:keepLines/>
+                    <w:jc w:val="right"/>
+                    <w:rPr>
+                      <w:sz w:val="24"/>
+                      <w:szCs w:val="24"/>
+                    </w:rPr>
+                  </w:pPr>
+                  <w:r>
+                    <w:rPr>
+                      <w:sz w:val="24"/>
+                      <w:szCs w:val="24"/>
+                    </w:rPr>
+                    <w:t xml:space="preserve"> </w:t>
+                  </w:r>
+                  <w:r>
+                    <w:rPr>
+                      <w:sz w:val="24"/>
+                      <w:szCs w:val="24"/>
+                    </w:rPr>
+                    <w:t>{</w:t>
+                  </w:r>
+                  <w:proofErr w:type="spellStart"/>
+                  <w:r>
+                    <w:rPr>
+                      <w:sz w:val="24"/>
+                      <w:szCs w:val="24"/>
+                    </w:rPr>
+                    <w:t>startDate</w:t>
+                  </w:r>
+                  <w:proofErr w:type="spellEnd"/>
+                  <w:r>
+                    <w:rPr>
+                      <w:sz w:val="24"/>
+                      <w:szCs w:val="24"/>
+                    </w:rPr>
+                    <w:t>} – {</w:t>
+                  </w:r>
+                  <w:proofErr w:type="spellStart"/>
+                  <w:r>
+                    <w:rPr>
+                      <w:sz w:val="24"/>
+                      <w:szCs w:val="24"/>
+                    </w:rPr>
+                    <w:t>endDate</w:t>
+                  </w:r>
+                  <w:proofErr w:type="spellEnd"/>
+                  <w:r>
+                    <w:rPr>
+                      <w:sz w:val="24"/>
+                      <w:szCs w:val="24"/>
+                    </w:rPr>
+                    <w:t>}</w:t>
+                  </w:r>
+                </w:p>
+                <w:p>
+                  <w:pPr>
+                    <w:keepNext/>
+                    <w:keepLines/>
+                    <w:rPr>
+                      <w:sz w:val="28"/>
+                      <w:szCs w:val="28"/>
+                    </w:rPr>
+                  </w:pPr>
+                </w:p>
+              </w:tc>
+            </w:tr>
+          </w:tbl>
+          <w:p>
+            <w:pPr>
+              <w:keepNext/>
+              <w:keepLines/>
+            </w:pPr>
+            <w:r>
+              <w:t>{/education}</w:t>
+            </w:r>
+          </w:p>
+          <w:p>
+            <w:pPr>
+              <w:keepNext/>
+              <w:keepLines/>
+            </w:pPr>
+            <w:r>
+              <w:t>{/hasEducation}</w:t>
             </w:r>
           </w:p>
           <w:p>
@@ -874,38 +1377,17 @@
                 <w:rFonts w:ascii="Georgia Pro Black" w:hAnsi="Georgia Pro Black"/>
                 <w:b/>
                 <w:bCs/>
-                <w:sz w:val="56"/>
-                <w:szCs w:val="56"/>
+                <w:sz w:val="12"/>
+                <w:szCs w:val="12"/>
               </w:rPr>
             </w:pPr>
-            <w:r>
-              <w:t>{/hasWorkExperience}</w:t>
-            </w:r>
           </w:p>
         </w:tc>
       </w:tr>
-    </w:tbl>
-    <w:p>
-      <w:pPr>
-        <w:keepNext/>
-        <w:keepLines/>
-        <w:rPr>
-          <w:sz w:val="8"/>
-          <w:szCs w:val="8"/>
-        </w:rPr>
-      </w:pPr>
-    </w:p>
-    <w:tbl>
-      <w:tblPr>
-        <w:tblStyle w:val="TableGrid"/>
-        <w:tblW w:w="0" w:type="auto"/>
-        <w:tblLook w:val="04A0" w:firstRow="1" w:lastRow="0" w:firstColumn="1" w:lastColumn="0" w:noHBand="0" w:noVBand="1"/>
-      </w:tblPr>
-      <w:tblGrid>
-        <w:gridCol w:w="9926"/>
-      </w:tblGrid>
       <w:tr>
         <w:trPr>
+          <w:gridAfter w:val="1"/>
+          <w:wAfter w:w="10" w:type="dxa"/>
           <w:cantSplit/>
         </w:trPr>
         <w:tc>
@@ -922,180 +1404,10 @@
             <w:pPr>
               <w:keepNext/>
               <w:keepLines/>
-            </w:pPr>
-            <w:r>
-              <w:t>{#hasEducation}</w:t>
-            </w:r>
-          </w:p>
-          <w:p>
-            <w:pPr>
-              <w:keepNext/>
-              <w:keepLines/>
-              <w:pBdr>
-                <w:bottom w:val="single" w:sz="12" w:space="1" w:color="auto"/>
-              </w:pBdr>
               <w:rPr>
-                <w:sz w:val="48"/>
-                <w:szCs w:val="48"/>
+                <w:sz w:val="12"/>
+                <w:szCs w:val="12"/>
               </w:rPr>
-            </w:pPr>
-            <w:r>
-              <w:rPr>
-                <w:sz w:val="48"/>
-                <w:szCs w:val="48"/>
-              </w:rPr>
-              <w:t>E</w:t>
-            </w:r>
-            <w:r>
-              <w:rPr>
-                <w:sz w:val="32"/>
-                <w:szCs w:val="32"/>
-              </w:rPr>
-              <w:t>DUCATION</w:t>
-            </w:r>
-          </w:p>
-          <w:p>
-            <w:pPr>
-              <w:keepNext/>
-              <w:keepLines/>
-            </w:pPr>
-            <w:r>
-              <w:t>{#education}</w:t>
-            </w:r>
-          </w:p>
-          <w:tbl>
-            <w:tblPr>
-              <w:tblStyle w:val="TableGrid"/>
-              <w:tblW w:w="0" w:type="auto"/>
-              <w:tblBorders>
-                <w:top w:val="none" w:sz="0" w:space="0" w:color="auto"/>
-                <w:left w:val="none" w:sz="0" w:space="0" w:color="auto"/>
-                <w:bottom w:val="none" w:sz="0" w:space="0" w:color="auto"/>
-                <w:right w:val="none" w:sz="0" w:space="0" w:color="auto"/>
-                <w:insideH w:val="none" w:sz="0" w:space="0" w:color="auto"/>
-                <w:insideV w:val="none" w:sz="0" w:space="0" w:color="auto"/>
-              </w:tblBorders>
-              <w:tblLook w:val="04A0" w:firstRow="1" w:lastRow="0" w:firstColumn="1" w:lastColumn="0" w:noHBand="0" w:noVBand="1"/>
-            </w:tblPr>
-            <w:tblGrid>
-              <w:gridCol w:w="5040"/>
-              <w:gridCol w:w="4310"/>
-            </w:tblGrid>
-            <w:tr>
-              <w:tc>
-                <w:tcPr>
-                  <w:tcW w:w="5040" w:type="dxa"/>
-                </w:tcPr>
-                <w:p>
-                  <w:pPr>
-                    <w:keepNext/>
-                    <w:keepLines/>
-                    <w:spacing w:before="120"/>
-                    <w:rPr>
-                      <w:sz w:val="24"/>
-                      <w:szCs w:val="24"/>
-                    </w:rPr>
-                  </w:pPr>
-                  <w:r>
-                    <w:rPr>
-                      <w:sz w:val="24"/>
-                      <w:szCs w:val="24"/>
-                    </w:rPr>
-                    <w:t>{school} | {eduCity}, {eduState}</w:t>
-                  </w:r>
-                </w:p>
-                <w:p>
-                  <w:pPr>
-                    <w:keepNext/>
-                    <w:keepLines/>
-                    <w:spacing w:before="120" w:line="278" w:lineRule="auto"/>
-                    <w:rPr>
-                      <w:i/>
-                      <w:iCs/>
-                    </w:rPr>
-                  </w:pPr>
-                  <w:r>
-                    <w:rPr>
-                      <w:i/>
-                      <w:iCs/>
-                    </w:rPr>
-                    <w:t xml:space="preserve">{program} </w:t>
-                  </w:r>
-                </w:p>
-                <w:p>
-                  <w:pPr>
-                    <w:keepNext/>
-                    <w:keepLines/>
-                    <w:spacing w:before="120"/>
-                  </w:pPr>
-                  <w:r>
-                    <w:t>{notes}</w:t>
-                  </w:r>
-                </w:p>
-              </w:tc>
-              <w:tc>
-                <w:tcPr>
-                  <w:tcW w:w="4310" w:type="dxa"/>
-                </w:tcPr>
-                <w:p>
-                  <w:pPr>
-                    <w:keepNext/>
-                    <w:keepLines/>
-                    <w:jc w:val="right"/>
-                    <w:rPr>
-                      <w:sz w:val="24"/>
-                      <w:szCs w:val="24"/>
-                    </w:rPr>
-                  </w:pPr>
-                  <w:r>
-                    <w:rPr>
-                      <w:sz w:val="24"/>
-                      <w:szCs w:val="24"/>
-                    </w:rPr>
-                    <w:t>{startDate} – {endDate}</w:t>
-                  </w:r>
-                </w:p>
-                <w:p>
-                  <w:pPr>
-                    <w:keepNext/>
-                    <w:keepLines/>
-                    <w:rPr>
-                      <w:sz w:val="28"/>
-                      <w:szCs w:val="28"/>
-                    </w:rPr>
-                  </w:pPr>
-                </w:p>
-              </w:tc>
-            </w:tr>
-          </w:tbl>
-          <w:p>
-            <w:pPr>
-              <w:keepNext/>
-              <w:keepLines/>
-            </w:pPr>
-            <w:r>
-              <w:t>{/education}</w:t>
-            </w:r>
-          </w:p>
-          <w:p>
-            <w:pPr>
-              <w:keepNext/>
-              <w:keepLines/>
-            </w:pPr>
-            <w:r>
-              <w:t>{/hasEducation}</w:t>
-            </w:r>
-          </w:p>
-          <w:p>
-            <w:pPr>
-              <w:keepNext/>
-              <w:keepLines/>
-            </w:pPr>
-          </w:p>
-          <w:p>
-            <w:pPr>
-              <w:keepNext/>
-              <w:keepLines/>
             </w:pPr>
           </w:p>
         </w:tc>
@@ -1111,6 +1423,10 @@
             <w:insideV w:val="none" w:sz="0" w:space="0" w:color="auto"/>
           </w:tblBorders>
         </w:tblPrEx>
+        <w:trPr>
+          <w:gridAfter w:val="1"/>
+          <w:wAfter w:w="10" w:type="dxa"/>
+        </w:trPr>
         <w:tc>
           <w:tcPr>
             <w:tcW w:w="9926" w:type="dxa"/>
@@ -1242,7 +1558,39 @@
                       <w:sz w:val="24"/>
                       <w:szCs w:val="24"/>
                     </w:rPr>
-                    <w:t>{#cert1}• {cert1}{/cert1}</w:t>
+                    <w:t>{#cert</w:t>
+                  </w:r>
+                  <w:proofErr w:type="gramStart"/>
+                  <w:r>
+                    <w:rPr>
+                      <w:sz w:val="24"/>
+                      <w:szCs w:val="24"/>
+                    </w:rPr>
+                    <w:t>1}•</w:t>
+                  </w:r>
+                  <w:proofErr w:type="gramEnd"/>
+                  <w:r>
+                    <w:rPr>
+                      <w:sz w:val="24"/>
+                      <w:szCs w:val="24"/>
+                    </w:rPr>
+                    <w:t xml:space="preserve"> {cert</w:t>
+                  </w:r>
+                  <w:proofErr w:type="gramStart"/>
+                  <w:r>
+                    <w:rPr>
+                      <w:sz w:val="24"/>
+                      <w:szCs w:val="24"/>
+                    </w:rPr>
+                    <w:t>1}{</w:t>
+                  </w:r>
+                  <w:proofErr w:type="gramEnd"/>
+                  <w:r>
+                    <w:rPr>
+                      <w:sz w:val="24"/>
+                      <w:szCs w:val="24"/>
+                    </w:rPr>
+                    <w:t>/cert1}</w:t>
                   </w:r>
                 </w:p>
                 <w:p>
@@ -1259,7 +1607,39 @@
                       <w:sz w:val="24"/>
                       <w:szCs w:val="24"/>
                     </w:rPr>
-                    <w:t>{#cert2}• {cert2}{/cert2}</w:t>
+                    <w:t>{#cert</w:t>
+                  </w:r>
+                  <w:proofErr w:type="gramStart"/>
+                  <w:r>
+                    <w:rPr>
+                      <w:sz w:val="24"/>
+                      <w:szCs w:val="24"/>
+                    </w:rPr>
+                    <w:t>2}•</w:t>
+                  </w:r>
+                  <w:proofErr w:type="gramEnd"/>
+                  <w:r>
+                    <w:rPr>
+                      <w:sz w:val="24"/>
+                      <w:szCs w:val="24"/>
+                    </w:rPr>
+                    <w:t xml:space="preserve"> {cert</w:t>
+                  </w:r>
+                  <w:proofErr w:type="gramStart"/>
+                  <w:r>
+                    <w:rPr>
+                      <w:sz w:val="24"/>
+                      <w:szCs w:val="24"/>
+                    </w:rPr>
+                    <w:t>2}{</w:t>
+                  </w:r>
+                  <w:proofErr w:type="gramEnd"/>
+                  <w:r>
+                    <w:rPr>
+                      <w:sz w:val="24"/>
+                      <w:szCs w:val="24"/>
+                    </w:rPr>
+                    <w:t>/cert2}</w:t>
                   </w:r>
                 </w:p>
                 <w:p>
@@ -1276,7 +1656,39 @@
                       <w:sz w:val="24"/>
                       <w:szCs w:val="24"/>
                     </w:rPr>
-                    <w:t>{#cert3}• {cert3}{/cert3}</w:t>
+                    <w:t>{#cert</w:t>
+                  </w:r>
+                  <w:proofErr w:type="gramStart"/>
+                  <w:r>
+                    <w:rPr>
+                      <w:sz w:val="24"/>
+                      <w:szCs w:val="24"/>
+                    </w:rPr>
+                    <w:t>3}•</w:t>
+                  </w:r>
+                  <w:proofErr w:type="gramEnd"/>
+                  <w:r>
+                    <w:rPr>
+                      <w:sz w:val="24"/>
+                      <w:szCs w:val="24"/>
+                    </w:rPr>
+                    <w:t xml:space="preserve"> {cert</w:t>
+                  </w:r>
+                  <w:proofErr w:type="gramStart"/>
+                  <w:r>
+                    <w:rPr>
+                      <w:sz w:val="24"/>
+                      <w:szCs w:val="24"/>
+                    </w:rPr>
+                    <w:t>3}{</w:t>
+                  </w:r>
+                  <w:proofErr w:type="gramEnd"/>
+                  <w:r>
+                    <w:rPr>
+                      <w:sz w:val="24"/>
+                      <w:szCs w:val="24"/>
+                    </w:rPr>
+                    <w:t>/cert3}</w:t>
                   </w:r>
                 </w:p>
                 <w:p>
@@ -1293,7 +1705,39 @@
                       <w:sz w:val="24"/>
                       <w:szCs w:val="24"/>
                     </w:rPr>
-                    <w:t>{#cert4}• {cert4}{/cert4}</w:t>
+                    <w:t>{#cert</w:t>
+                  </w:r>
+                  <w:proofErr w:type="gramStart"/>
+                  <w:r>
+                    <w:rPr>
+                      <w:sz w:val="24"/>
+                      <w:szCs w:val="24"/>
+                    </w:rPr>
+                    <w:t>4}•</w:t>
+                  </w:r>
+                  <w:proofErr w:type="gramEnd"/>
+                  <w:r>
+                    <w:rPr>
+                      <w:sz w:val="24"/>
+                      <w:szCs w:val="24"/>
+                    </w:rPr>
+                    <w:t xml:space="preserve"> {cert</w:t>
+                  </w:r>
+                  <w:proofErr w:type="gramStart"/>
+                  <w:r>
+                    <w:rPr>
+                      <w:sz w:val="24"/>
+                      <w:szCs w:val="24"/>
+                    </w:rPr>
+                    <w:t>4}{</w:t>
+                  </w:r>
+                  <w:proofErr w:type="gramEnd"/>
+                  <w:r>
+                    <w:rPr>
+                      <w:sz w:val="24"/>
+                      <w:szCs w:val="24"/>
+                    </w:rPr>
+                    <w:t>/cert4}</w:t>
                   </w:r>
                 </w:p>
                 <w:p>
@@ -1310,7 +1754,39 @@
                       <w:sz w:val="24"/>
                       <w:szCs w:val="24"/>
                     </w:rPr>
-                    <w:t>{#cert5}• {cert5}{/cert5}</w:t>
+                    <w:t>{#cert</w:t>
+                  </w:r>
+                  <w:proofErr w:type="gramStart"/>
+                  <w:r>
+                    <w:rPr>
+                      <w:sz w:val="24"/>
+                      <w:szCs w:val="24"/>
+                    </w:rPr>
+                    <w:t>5}•</w:t>
+                  </w:r>
+                  <w:proofErr w:type="gramEnd"/>
+                  <w:r>
+                    <w:rPr>
+                      <w:sz w:val="24"/>
+                      <w:szCs w:val="24"/>
+                    </w:rPr>
+                    <w:t xml:space="preserve"> {cert</w:t>
+                  </w:r>
+                  <w:proofErr w:type="gramStart"/>
+                  <w:r>
+                    <w:rPr>
+                      <w:sz w:val="24"/>
+                      <w:szCs w:val="24"/>
+                    </w:rPr>
+                    <w:t>5}{</w:t>
+                  </w:r>
+                  <w:proofErr w:type="gramEnd"/>
+                  <w:r>
+                    <w:rPr>
+                      <w:sz w:val="24"/>
+                      <w:szCs w:val="24"/>
+                    </w:rPr>
+                    <w:t>/cert5}</w:t>
                   </w:r>
                 </w:p>
                 <w:p>
@@ -1327,7 +1803,39 @@
                       <w:sz w:val="24"/>
                       <w:szCs w:val="24"/>
                     </w:rPr>
-                    <w:t>{#cert6}• {cert6}{/cert6}</w:t>
+                    <w:t>{#cert</w:t>
+                  </w:r>
+                  <w:proofErr w:type="gramStart"/>
+                  <w:r>
+                    <w:rPr>
+                      <w:sz w:val="24"/>
+                      <w:szCs w:val="24"/>
+                    </w:rPr>
+                    <w:t>6}•</w:t>
+                  </w:r>
+                  <w:proofErr w:type="gramEnd"/>
+                  <w:r>
+                    <w:rPr>
+                      <w:sz w:val="24"/>
+                      <w:szCs w:val="24"/>
+                    </w:rPr>
+                    <w:t xml:space="preserve"> {cert</w:t>
+                  </w:r>
+                  <w:proofErr w:type="gramStart"/>
+                  <w:r>
+                    <w:rPr>
+                      <w:sz w:val="24"/>
+                      <w:szCs w:val="24"/>
+                    </w:rPr>
+                    <w:t>6}{</w:t>
+                  </w:r>
+                  <w:proofErr w:type="gramEnd"/>
+                  <w:r>
+                    <w:rPr>
+                      <w:sz w:val="24"/>
+                      <w:szCs w:val="24"/>
+                    </w:rPr>
+                    <w:t>/cert6}</w:t>
                   </w:r>
                 </w:p>
                 <w:p>
@@ -1344,7 +1852,39 @@
                       <w:sz w:val="24"/>
                       <w:szCs w:val="24"/>
                     </w:rPr>
-                    <w:t>{#cert7}• {cert7}{/cert7}</w:t>
+                    <w:t>{#cert</w:t>
+                  </w:r>
+                  <w:proofErr w:type="gramStart"/>
+                  <w:r>
+                    <w:rPr>
+                      <w:sz w:val="24"/>
+                      <w:szCs w:val="24"/>
+                    </w:rPr>
+                    <w:t>7}•</w:t>
+                  </w:r>
+                  <w:proofErr w:type="gramEnd"/>
+                  <w:r>
+                    <w:rPr>
+                      <w:sz w:val="24"/>
+                      <w:szCs w:val="24"/>
+                    </w:rPr>
+                    <w:t xml:space="preserve"> {cert</w:t>
+                  </w:r>
+                  <w:proofErr w:type="gramStart"/>
+                  <w:r>
+                    <w:rPr>
+                      <w:sz w:val="24"/>
+                      <w:szCs w:val="24"/>
+                    </w:rPr>
+                    <w:t>7}{</w:t>
+                  </w:r>
+                  <w:proofErr w:type="gramEnd"/>
+                  <w:r>
+                    <w:rPr>
+                      <w:sz w:val="24"/>
+                      <w:szCs w:val="24"/>
+                    </w:rPr>
+                    <w:t>/cert7}</w:t>
                   </w:r>
                 </w:p>
                 <w:p>
@@ -1361,7 +1901,39 @@
                       <w:sz w:val="24"/>
                       <w:szCs w:val="24"/>
                     </w:rPr>
-                    <w:t>{#cert8}• {cert8}{/cert8}</w:t>
+                    <w:t>{#cert</w:t>
+                  </w:r>
+                  <w:proofErr w:type="gramStart"/>
+                  <w:r>
+                    <w:rPr>
+                      <w:sz w:val="24"/>
+                      <w:szCs w:val="24"/>
+                    </w:rPr>
+                    <w:t>8}•</w:t>
+                  </w:r>
+                  <w:proofErr w:type="gramEnd"/>
+                  <w:r>
+                    <w:rPr>
+                      <w:sz w:val="24"/>
+                      <w:szCs w:val="24"/>
+                    </w:rPr>
+                    <w:t xml:space="preserve"> {cert</w:t>
+                  </w:r>
+                  <w:proofErr w:type="gramStart"/>
+                  <w:r>
+                    <w:rPr>
+                      <w:sz w:val="24"/>
+                      <w:szCs w:val="24"/>
+                    </w:rPr>
+                    <w:t>8}{</w:t>
+                  </w:r>
+                  <w:proofErr w:type="gramEnd"/>
+                  <w:r>
+                    <w:rPr>
+                      <w:sz w:val="24"/>
+                      <w:szCs w:val="24"/>
+                    </w:rPr>
+                    <w:t>/cert8}</w:t>
                   </w:r>
                 </w:p>
                 <w:p>
@@ -1378,7 +1950,39 @@
                       <w:sz w:val="24"/>
                       <w:szCs w:val="24"/>
                     </w:rPr>
-                    <w:t>{#cert9}• {cert9}{/cert9}</w:t>
+                    <w:t>{#cert</w:t>
+                  </w:r>
+                  <w:proofErr w:type="gramStart"/>
+                  <w:r>
+                    <w:rPr>
+                      <w:sz w:val="24"/>
+                      <w:szCs w:val="24"/>
+                    </w:rPr>
+                    <w:t>9}•</w:t>
+                  </w:r>
+                  <w:proofErr w:type="gramEnd"/>
+                  <w:r>
+                    <w:rPr>
+                      <w:sz w:val="24"/>
+                      <w:szCs w:val="24"/>
+                    </w:rPr>
+                    <w:t xml:space="preserve"> {cert</w:t>
+                  </w:r>
+                  <w:proofErr w:type="gramStart"/>
+                  <w:r>
+                    <w:rPr>
+                      <w:sz w:val="24"/>
+                      <w:szCs w:val="24"/>
+                    </w:rPr>
+                    <w:t>9}{</w:t>
+                  </w:r>
+                  <w:proofErr w:type="gramEnd"/>
+                  <w:r>
+                    <w:rPr>
+                      <w:sz w:val="24"/>
+                      <w:szCs w:val="24"/>
+                    </w:rPr>
+                    <w:t>/cert9}</w:t>
                   </w:r>
                 </w:p>
                 <w:p>
@@ -1395,7 +1999,39 @@
                       <w:sz w:val="24"/>
                       <w:szCs w:val="24"/>
                     </w:rPr>
-                    <w:t>{#cert10}• {cert10}{/cert10}</w:t>
+                    <w:t>{#cert</w:t>
+                  </w:r>
+                  <w:proofErr w:type="gramStart"/>
+                  <w:r>
+                    <w:rPr>
+                      <w:sz w:val="24"/>
+                      <w:szCs w:val="24"/>
+                    </w:rPr>
+                    <w:t>10}•</w:t>
+                  </w:r>
+                  <w:proofErr w:type="gramEnd"/>
+                  <w:r>
+                    <w:rPr>
+                      <w:sz w:val="24"/>
+                      <w:szCs w:val="24"/>
+                    </w:rPr>
+                    <w:t xml:space="preserve"> {cert</w:t>
+                  </w:r>
+                  <w:proofErr w:type="gramStart"/>
+                  <w:r>
+                    <w:rPr>
+                      <w:sz w:val="24"/>
+                      <w:szCs w:val="24"/>
+                    </w:rPr>
+                    <w:t>10}{</w:t>
+                  </w:r>
+                  <w:proofErr w:type="gramEnd"/>
+                  <w:r>
+                    <w:rPr>
+                      <w:sz w:val="24"/>
+                      <w:szCs w:val="24"/>
+                    </w:rPr>
+                    <w:t>/cert10}</w:t>
                   </w:r>
                 </w:p>
                 <w:p>
@@ -1404,7 +2040,15 @@
                     <w:keepLines/>
                   </w:pPr>
                   <w:r>
-                    <w:t>{/hasProgramCerts}</w:t>
+                    <w:t>{/</w:t>
+                  </w:r>
+                  <w:proofErr w:type="spellStart"/>
+                  <w:r>
+                    <w:t>hasProgramCerts</w:t>
+                  </w:r>
+                  <w:proofErr w:type="spellEnd"/>
+                  <w:r>
+                    <w:t>}</w:t>
                   </w:r>
                 </w:p>
                 <w:p>
@@ -1463,7 +2107,39 @@
                       <w:sz w:val="24"/>
                       <w:szCs w:val="24"/>
                     </w:rPr>
-                    <w:t>{#skill1}• {skill1}{/skill1}</w:t>
+                    <w:t>{#skill</w:t>
+                  </w:r>
+                  <w:proofErr w:type="gramStart"/>
+                  <w:r>
+                    <w:rPr>
+                      <w:sz w:val="24"/>
+                      <w:szCs w:val="24"/>
+                    </w:rPr>
+                    <w:t>1}•</w:t>
+                  </w:r>
+                  <w:proofErr w:type="gramEnd"/>
+                  <w:r>
+                    <w:rPr>
+                      <w:sz w:val="24"/>
+                      <w:szCs w:val="24"/>
+                    </w:rPr>
+                    <w:t xml:space="preserve"> {skill</w:t>
+                  </w:r>
+                  <w:proofErr w:type="gramStart"/>
+                  <w:r>
+                    <w:rPr>
+                      <w:sz w:val="24"/>
+                      <w:szCs w:val="24"/>
+                    </w:rPr>
+                    <w:t>1}{</w:t>
+                  </w:r>
+                  <w:proofErr w:type="gramEnd"/>
+                  <w:r>
+                    <w:rPr>
+                      <w:sz w:val="24"/>
+                      <w:szCs w:val="24"/>
+                    </w:rPr>
+                    <w:t>/skill1}</w:t>
                   </w:r>
                 </w:p>
                 <w:p>
@@ -1480,7 +2156,39 @@
                       <w:sz w:val="24"/>
                       <w:szCs w:val="24"/>
                     </w:rPr>
-                    <w:t>{#skill2}• {skill2}{/skill2}</w:t>
+                    <w:t>{#skill</w:t>
+                  </w:r>
+                  <w:proofErr w:type="gramStart"/>
+                  <w:r>
+                    <w:rPr>
+                      <w:sz w:val="24"/>
+                      <w:szCs w:val="24"/>
+                    </w:rPr>
+                    <w:t>2}•</w:t>
+                  </w:r>
+                  <w:proofErr w:type="gramEnd"/>
+                  <w:r>
+                    <w:rPr>
+                      <w:sz w:val="24"/>
+                      <w:szCs w:val="24"/>
+                    </w:rPr>
+                    <w:t xml:space="preserve"> {skill</w:t>
+                  </w:r>
+                  <w:proofErr w:type="gramStart"/>
+                  <w:r>
+                    <w:rPr>
+                      <w:sz w:val="24"/>
+                      <w:szCs w:val="24"/>
+                    </w:rPr>
+                    <w:t>2}{</w:t>
+                  </w:r>
+                  <w:proofErr w:type="gramEnd"/>
+                  <w:r>
+                    <w:rPr>
+                      <w:sz w:val="24"/>
+                      <w:szCs w:val="24"/>
+                    </w:rPr>
+                    <w:t>/skill2}</w:t>
                   </w:r>
                 </w:p>
                 <w:p>
@@ -1497,7 +2205,39 @@
                       <w:sz w:val="24"/>
                       <w:szCs w:val="24"/>
                     </w:rPr>
-                    <w:t>{#skill3}• {skill3}{/skill3}</w:t>
+                    <w:t>{#skill</w:t>
+                  </w:r>
+                  <w:proofErr w:type="gramStart"/>
+                  <w:r>
+                    <w:rPr>
+                      <w:sz w:val="24"/>
+                      <w:szCs w:val="24"/>
+                    </w:rPr>
+                    <w:t>3}•</w:t>
+                  </w:r>
+                  <w:proofErr w:type="gramEnd"/>
+                  <w:r>
+                    <w:rPr>
+                      <w:sz w:val="24"/>
+                      <w:szCs w:val="24"/>
+                    </w:rPr>
+                    <w:t xml:space="preserve"> {skill</w:t>
+                  </w:r>
+                  <w:proofErr w:type="gramStart"/>
+                  <w:r>
+                    <w:rPr>
+                      <w:sz w:val="24"/>
+                      <w:szCs w:val="24"/>
+                    </w:rPr>
+                    <w:t>3}{</w:t>
+                  </w:r>
+                  <w:proofErr w:type="gramEnd"/>
+                  <w:r>
+                    <w:rPr>
+                      <w:sz w:val="24"/>
+                      <w:szCs w:val="24"/>
+                    </w:rPr>
+                    <w:t>/skill3}</w:t>
                   </w:r>
                 </w:p>
                 <w:p>
@@ -1514,7 +2254,39 @@
                       <w:sz w:val="24"/>
                       <w:szCs w:val="24"/>
                     </w:rPr>
-                    <w:t>{#skill4}• {skill4}{/skill4}</w:t>
+                    <w:t>{#skill</w:t>
+                  </w:r>
+                  <w:proofErr w:type="gramStart"/>
+                  <w:r>
+                    <w:rPr>
+                      <w:sz w:val="24"/>
+                      <w:szCs w:val="24"/>
+                    </w:rPr>
+                    <w:t>4}•</w:t>
+                  </w:r>
+                  <w:proofErr w:type="gramEnd"/>
+                  <w:r>
+                    <w:rPr>
+                      <w:sz w:val="24"/>
+                      <w:szCs w:val="24"/>
+                    </w:rPr>
+                    <w:t xml:space="preserve"> {skill</w:t>
+                  </w:r>
+                  <w:proofErr w:type="gramStart"/>
+                  <w:r>
+                    <w:rPr>
+                      <w:sz w:val="24"/>
+                      <w:szCs w:val="24"/>
+                    </w:rPr>
+                    <w:t>4}{</w:t>
+                  </w:r>
+                  <w:proofErr w:type="gramEnd"/>
+                  <w:r>
+                    <w:rPr>
+                      <w:sz w:val="24"/>
+                      <w:szCs w:val="24"/>
+                    </w:rPr>
+                    <w:t>/skill4}</w:t>
                   </w:r>
                 </w:p>
                 <w:p>
@@ -1531,7 +2303,39 @@
                       <w:sz w:val="24"/>
                       <w:szCs w:val="24"/>
                     </w:rPr>
-                    <w:t>{#skill5}• {skill5}{/skill5}</w:t>
+                    <w:t>{#skill</w:t>
+                  </w:r>
+                  <w:proofErr w:type="gramStart"/>
+                  <w:r>
+                    <w:rPr>
+                      <w:sz w:val="24"/>
+                      <w:szCs w:val="24"/>
+                    </w:rPr>
+                    <w:t>5}•</w:t>
+                  </w:r>
+                  <w:proofErr w:type="gramEnd"/>
+                  <w:r>
+                    <w:rPr>
+                      <w:sz w:val="24"/>
+                      <w:szCs w:val="24"/>
+                    </w:rPr>
+                    <w:t xml:space="preserve"> {skill</w:t>
+                  </w:r>
+                  <w:proofErr w:type="gramStart"/>
+                  <w:r>
+                    <w:rPr>
+                      <w:sz w:val="24"/>
+                      <w:szCs w:val="24"/>
+                    </w:rPr>
+                    <w:t>5}{</w:t>
+                  </w:r>
+                  <w:proofErr w:type="gramEnd"/>
+                  <w:r>
+                    <w:rPr>
+                      <w:sz w:val="24"/>
+                      <w:szCs w:val="24"/>
+                    </w:rPr>
+                    <w:t>/skill5}</w:t>
                   </w:r>
                 </w:p>
                 <w:p>
@@ -1548,7 +2352,39 @@
                       <w:sz w:val="24"/>
                       <w:szCs w:val="24"/>
                     </w:rPr>
-                    <w:t>{#skill6}• {skill6}{/skill6}</w:t>
+                    <w:t>{#skill</w:t>
+                  </w:r>
+                  <w:proofErr w:type="gramStart"/>
+                  <w:r>
+                    <w:rPr>
+                      <w:sz w:val="24"/>
+                      <w:szCs w:val="24"/>
+                    </w:rPr>
+                    <w:t>6}•</w:t>
+                  </w:r>
+                  <w:proofErr w:type="gramEnd"/>
+                  <w:r>
+                    <w:rPr>
+                      <w:sz w:val="24"/>
+                      <w:szCs w:val="24"/>
+                    </w:rPr>
+                    <w:t xml:space="preserve"> {skill</w:t>
+                  </w:r>
+                  <w:proofErr w:type="gramStart"/>
+                  <w:r>
+                    <w:rPr>
+                      <w:sz w:val="24"/>
+                      <w:szCs w:val="24"/>
+                    </w:rPr>
+                    <w:t>6}{</w:t>
+                  </w:r>
+                  <w:proofErr w:type="gramEnd"/>
+                  <w:r>
+                    <w:rPr>
+                      <w:sz w:val="24"/>
+                      <w:szCs w:val="24"/>
+                    </w:rPr>
+                    <w:t>/skill6}</w:t>
                   </w:r>
                 </w:p>
                 <w:p>
@@ -1565,7 +2401,39 @@
                       <w:sz w:val="24"/>
                       <w:szCs w:val="24"/>
                     </w:rPr>
-                    <w:t>{#skill7}• {skill7}{/skill7}</w:t>
+                    <w:t>{#skill</w:t>
+                  </w:r>
+                  <w:proofErr w:type="gramStart"/>
+                  <w:r>
+                    <w:rPr>
+                      <w:sz w:val="24"/>
+                      <w:szCs w:val="24"/>
+                    </w:rPr>
+                    <w:t>7}•</w:t>
+                  </w:r>
+                  <w:proofErr w:type="gramEnd"/>
+                  <w:r>
+                    <w:rPr>
+                      <w:sz w:val="24"/>
+                      <w:szCs w:val="24"/>
+                    </w:rPr>
+                    <w:t xml:space="preserve"> {skill</w:t>
+                  </w:r>
+                  <w:proofErr w:type="gramStart"/>
+                  <w:r>
+                    <w:rPr>
+                      <w:sz w:val="24"/>
+                      <w:szCs w:val="24"/>
+                    </w:rPr>
+                    <w:t>7}{</w:t>
+                  </w:r>
+                  <w:proofErr w:type="gramEnd"/>
+                  <w:r>
+                    <w:rPr>
+                      <w:sz w:val="24"/>
+                      <w:szCs w:val="24"/>
+                    </w:rPr>
+                    <w:t>/skill7}</w:t>
                   </w:r>
                 </w:p>
                 <w:p>
@@ -1582,7 +2450,39 @@
                       <w:sz w:val="24"/>
                       <w:szCs w:val="24"/>
                     </w:rPr>
-                    <w:t>{#skill8}• {skill8}{/skill8}</w:t>
+                    <w:t>{#skill</w:t>
+                  </w:r>
+                  <w:proofErr w:type="gramStart"/>
+                  <w:r>
+                    <w:rPr>
+                      <w:sz w:val="24"/>
+                      <w:szCs w:val="24"/>
+                    </w:rPr>
+                    <w:t>8}•</w:t>
+                  </w:r>
+                  <w:proofErr w:type="gramEnd"/>
+                  <w:r>
+                    <w:rPr>
+                      <w:sz w:val="24"/>
+                      <w:szCs w:val="24"/>
+                    </w:rPr>
+                    <w:t xml:space="preserve"> {skill</w:t>
+                  </w:r>
+                  <w:proofErr w:type="gramStart"/>
+                  <w:r>
+                    <w:rPr>
+                      <w:sz w:val="24"/>
+                      <w:szCs w:val="24"/>
+                    </w:rPr>
+                    <w:t>8}{</w:t>
+                  </w:r>
+                  <w:proofErr w:type="gramEnd"/>
+                  <w:r>
+                    <w:rPr>
+                      <w:sz w:val="24"/>
+                      <w:szCs w:val="24"/>
+                    </w:rPr>
+                    <w:t>/skill8}</w:t>
                   </w:r>
                 </w:p>
                 <w:p>
@@ -1599,7 +2499,39 @@
                       <w:sz w:val="24"/>
                       <w:szCs w:val="24"/>
                     </w:rPr>
-                    <w:t>{#skill9}• {skill9}{/skill9}</w:t>
+                    <w:t>{#skill</w:t>
+                  </w:r>
+                  <w:proofErr w:type="gramStart"/>
+                  <w:r>
+                    <w:rPr>
+                      <w:sz w:val="24"/>
+                      <w:szCs w:val="24"/>
+                    </w:rPr>
+                    <w:t>9}•</w:t>
+                  </w:r>
+                  <w:proofErr w:type="gramEnd"/>
+                  <w:r>
+                    <w:rPr>
+                      <w:sz w:val="24"/>
+                      <w:szCs w:val="24"/>
+                    </w:rPr>
+                    <w:t xml:space="preserve"> {skill</w:t>
+                  </w:r>
+                  <w:proofErr w:type="gramStart"/>
+                  <w:r>
+                    <w:rPr>
+                      <w:sz w:val="24"/>
+                      <w:szCs w:val="24"/>
+                    </w:rPr>
+                    <w:t>9}{</w:t>
+                  </w:r>
+                  <w:proofErr w:type="gramEnd"/>
+                  <w:r>
+                    <w:rPr>
+                      <w:sz w:val="24"/>
+                      <w:szCs w:val="24"/>
+                    </w:rPr>
+                    <w:t>/skill9}</w:t>
                   </w:r>
                 </w:p>
                 <w:p>
@@ -1616,7 +2548,39 @@
                       <w:sz w:val="24"/>
                       <w:szCs w:val="24"/>
                     </w:rPr>
-                    <w:t>{#skill10}• {skill10}{/skill10}</w:t>
+                    <w:t>{#skill</w:t>
+                  </w:r>
+                  <w:proofErr w:type="gramStart"/>
+                  <w:r>
+                    <w:rPr>
+                      <w:sz w:val="24"/>
+                      <w:szCs w:val="24"/>
+                    </w:rPr>
+                    <w:t>10}•</w:t>
+                  </w:r>
+                  <w:proofErr w:type="gramEnd"/>
+                  <w:r>
+                    <w:rPr>
+                      <w:sz w:val="24"/>
+                      <w:szCs w:val="24"/>
+                    </w:rPr>
+                    <w:t xml:space="preserve"> {skill</w:t>
+                  </w:r>
+                  <w:proofErr w:type="gramStart"/>
+                  <w:r>
+                    <w:rPr>
+                      <w:sz w:val="24"/>
+                      <w:szCs w:val="24"/>
+                    </w:rPr>
+                    <w:t>10}{</w:t>
+                  </w:r>
+                  <w:proofErr w:type="gramEnd"/>
+                  <w:r>
+                    <w:rPr>
+                      <w:sz w:val="24"/>
+                      <w:szCs w:val="24"/>
+                    </w:rPr>
+                    <w:t>/skill10}</w:t>
                   </w:r>
                 </w:p>
                 <w:p>
@@ -1625,7 +2589,15 @@
                     <w:keepLines/>
                   </w:pPr>
                   <w:r>
-                    <w:t>{/hasExtraSkills}</w:t>
+                    <w:t>{/</w:t>
+                  </w:r>
+                  <w:proofErr w:type="spellStart"/>
+                  <w:r>
+                    <w:t>hasExtraSkills</w:t>
+                  </w:r>
+                  <w:proofErr w:type="spellEnd"/>
+                  <w:r>
+                    <w:t>}</w:t>
                   </w:r>
                 </w:p>
                 <w:p>

--- a/public/templates/TemplateA.docx
+++ b/public/templates/TemplateA.docx
@@ -1431,6 +1431,20 @@
           <w:tcPr>
             <w:tcW w:w="9926" w:type="dxa"/>
           </w:tcPr>
+          <w:p>
+            <w:pPr>
+              <w:keepNext/>
+              <w:keepLines/>
+              <w:pBdr>
+                <w:bottom w:val="single" w:sz="12" w:space="1" w:color="auto"/>
+              </w:pBdr>
+              <w:spacing w:after="120"/>
+              <w:rPr>
+                <w:sz w:val="48"/>
+                <w:szCs w:val="48"/>
+              </w:rPr>
+            </w:pPr>
+          </w:p>
           <w:p>
             <w:pPr>
               <w:keepNext/>

--- a/public/templates/TemplateA.docx
+++ b/public/templates/TemplateA.docx
@@ -1,7 +1,7 @@
 
 <file path=word/document.xml><?xml version="1.0" encoding="utf-8"?>
 <w:document xmlns:wpc="http://schemas.microsoft.com/office/word/2010/wordprocessingCanvas" xmlns:cx="http://schemas.microsoft.com/office/drawing/2014/chartex" xmlns:cx1="http://schemas.microsoft.com/office/drawing/2015/9/8/chartex" xmlns:cx2="http://schemas.microsoft.com/office/drawing/2015/10/21/chartex" xmlns:cx3="http://schemas.microsoft.com/office/drawing/2016/5/9/chartex" xmlns:cx4="http://schemas.microsoft.com/office/drawing/2016/5/10/chartex" xmlns:cx5="http://schemas.microsoft.com/office/drawing/2016/5/11/chartex" xmlns:cx6="http://schemas.microsoft.com/office/drawing/2016/5/12/chartex" xmlns:cx7="http://schemas.microsoft.com/office/drawing/2016/5/13/chartex" xmlns:cx8="http://schemas.microsoft.com/office/drawing/2016/5/14/chartex" xmlns:mc="http://schemas.openxmlformats.org/markup-compatibility/2006" xmlns:aink="http://schemas.microsoft.com/office/drawing/2016/ink" xmlns:am3d="http://schemas.microsoft.com/office/drawing/2017/model3d" xmlns:o="urn:schemas-microsoft-com:office:office" xmlns:oel="http://schemas.microsoft.com/office/2019/extlst" xmlns:r="http://schemas.openxmlformats.org/officeDocument/2006/relationships" xmlns:m="http://schemas.openxmlformats.org/officeDocument/2006/math" xmlns:v="urn:schemas-microsoft-com:vml" xmlns:wp14="http://schemas.microsoft.com/office/word/2010/wordprocessingDrawing" xmlns:wp="http://schemas.openxmlformats.org/drawingml/2006/wordprocessingDrawing" xmlns:w10="urn:schemas-microsoft-com:office:word" xmlns:w="http://schemas.openxmlformats.org/wordprocessingml/2006/main" xmlns:w14="http://schemas.microsoft.com/office/word/2010/wordml" xmlns:w15="http://schemas.microsoft.com/office/word/2012/wordml" xmlns:w16cex="http://schemas.microsoft.com/office/word/2018/wordml/cex" xmlns:w16cid="http://schemas.microsoft.com/office/word/2016/wordml/cid" xmlns:w16="http://schemas.microsoft.com/office/word/2018/wordml" xmlns:w16du="http://schemas.microsoft.com/office/word/2023/wordml/word16du" xmlns:w16sdtdh="http://schemas.microsoft.com/office/word/2020/wordml/sdtdatahash" xmlns:w16sdtfl="http://schemas.microsoft.com/office/word/2024/wordml/sdtformatlock" xmlns:w16se="http://schemas.microsoft.com/office/word/2015/wordml/symex" xmlns:wpg="http://schemas.microsoft.com/office/word/2010/wordprocessingGroup" xmlns:wpi="http://schemas.microsoft.com/office/word/2010/wordprocessingInk" xmlns:wne="http://schemas.microsoft.com/office/word/2006/wordml" xmlns:wps="http://schemas.microsoft.com/office/word/2010/wordprocessingShape" mc:Ignorable="w14 w15 w16se w16cid w16 w16cex w16sdtdh w16sdtfl w16du wp14">
-  <w:background w:color="F2F2F2" w:themeColor="background1" w:themeShade="F2"/>
+  <w:background w:color="FFFFFF" w:themeColor="background1"/>
   <w:body>
     <w:tbl>
       <w:tblPr>
@@ -1369,19 +1369,6 @@
               <w:t>{/hasEducation}</w:t>
             </w:r>
           </w:p>
-          <w:p>
-            <w:pPr>
-              <w:keepNext/>
-              <w:keepLines/>
-              <w:rPr>
-                <w:rFonts w:ascii="Georgia Pro Black" w:hAnsi="Georgia Pro Black"/>
-                <w:b/>
-                <w:bCs/>
-                <w:sz w:val="12"/>
-                <w:szCs w:val="12"/>
-              </w:rPr>
-            </w:pPr>
-          </w:p>
         </w:tc>
       </w:tr>
       <w:tr>
@@ -1440,8 +1427,8 @@
               </w:pBdr>
               <w:spacing w:after="120"/>
               <w:rPr>
-                <w:sz w:val="48"/>
-                <w:szCs w:val="48"/>
+                <w:sz w:val="4"/>
+                <w:szCs w:val="4"/>
               </w:rPr>
             </w:pPr>
           </w:p>

--- a/public/templates/TemplateA.docx
+++ b/public/templates/TemplateA.docx
@@ -54,7 +54,6 @@
           <w:szCs w:val="24"/>
         </w:rPr>
       </w:pPr>
-      <w:proofErr w:type="gramStart"/>
       <w:r>
         <w:rPr>
           <w:rFonts w:ascii="Maiandra GD" w:eastAsia="Georgia" w:hAnsi="Maiandra GD" w:cs="Georgia"/>
@@ -77,25 +76,23 @@
           <w:sz w:val="24"/>
           <w:szCs w:val="24"/>
         </w:rPr>
-        <w:t>{</w:t>
-      </w:r>
-      <w:proofErr w:type="gramEnd"/>
+        <w:t>{state} {zip}</w:t>
+      </w:r>
       <w:r>
         <w:rPr>
           <w:rFonts w:ascii="Maiandra GD" w:eastAsia="Georgia" w:hAnsi="Maiandra GD" w:cs="Georgia"/>
           <w:sz w:val="24"/>
           <w:szCs w:val="24"/>
         </w:rPr>
-        <w:t>state} {</w:t>
-      </w:r>
-      <w:proofErr w:type="gramStart"/>
+        <w:t xml:space="preserve">  </w:t>
+      </w:r>
       <w:r>
         <w:rPr>
           <w:rFonts w:ascii="Maiandra GD" w:eastAsia="Georgia" w:hAnsi="Maiandra GD" w:cs="Georgia"/>
           <w:sz w:val="24"/>
           <w:szCs w:val="24"/>
         </w:rPr>
-        <w:t>zip}</w:t>
+        <w:t xml:space="preserve">    </w:t>
       </w:r>
       <w:r>
         <w:rPr>
@@ -103,7 +100,7 @@
           <w:sz w:val="24"/>
           <w:szCs w:val="24"/>
         </w:rPr>
-        <w:t xml:space="preserve">  </w:t>
+        <w:t>Phone</w:t>
       </w:r>
       <w:r>
         <w:rPr>
@@ -111,16 +108,15 @@
           <w:sz w:val="24"/>
           <w:szCs w:val="24"/>
         </w:rPr>
-        <w:t xml:space="preserve"> </w:t>
-      </w:r>
-      <w:proofErr w:type="gramEnd"/>
+        <w:t xml:space="preserve">: </w:t>
+      </w:r>
       <w:r>
         <w:rPr>
           <w:rFonts w:ascii="Maiandra GD" w:eastAsia="Georgia" w:hAnsi="Maiandra GD" w:cs="Georgia"/>
           <w:sz w:val="24"/>
           <w:szCs w:val="24"/>
         </w:rPr>
-        <w:t xml:space="preserve">   </w:t>
+        <w:t>{phone}</w:t>
       </w:r>
       <w:r>
         <w:rPr>
@@ -128,49 +124,7 @@
           <w:sz w:val="24"/>
           <w:szCs w:val="24"/>
         </w:rPr>
-        <w:t>Phone</w:t>
-      </w:r>
-      <w:r>
-        <w:rPr>
-          <w:rFonts w:ascii="Maiandra GD" w:eastAsia="Georgia" w:hAnsi="Maiandra GD" w:cs="Georgia"/>
-          <w:sz w:val="24"/>
-          <w:szCs w:val="24"/>
-        </w:rPr>
-        <w:t xml:space="preserve">: </w:t>
-      </w:r>
-      <w:r>
-        <w:rPr>
-          <w:rFonts w:ascii="Maiandra GD" w:eastAsia="Georgia" w:hAnsi="Maiandra GD" w:cs="Georgia"/>
-          <w:sz w:val="24"/>
-          <w:szCs w:val="24"/>
-        </w:rPr>
-        <w:t>{</w:t>
-      </w:r>
-      <w:proofErr w:type="gramStart"/>
-      <w:r>
-        <w:rPr>
-          <w:rFonts w:ascii="Maiandra GD" w:eastAsia="Georgia" w:hAnsi="Maiandra GD" w:cs="Georgia"/>
-          <w:sz w:val="24"/>
-          <w:szCs w:val="24"/>
-        </w:rPr>
-        <w:t>phone}</w:t>
-      </w:r>
-      <w:r>
-        <w:rPr>
-          <w:rFonts w:ascii="Maiandra GD" w:eastAsia="Georgia" w:hAnsi="Maiandra GD" w:cs="Georgia"/>
-          <w:sz w:val="24"/>
-          <w:szCs w:val="24"/>
-        </w:rPr>
-        <w:t xml:space="preserve">   </w:t>
-      </w:r>
-      <w:proofErr w:type="gramEnd"/>
-      <w:r>
-        <w:rPr>
-          <w:rFonts w:ascii="Maiandra GD" w:eastAsia="Georgia" w:hAnsi="Maiandra GD" w:cs="Georgia"/>
-          <w:sz w:val="24"/>
-          <w:szCs w:val="24"/>
-        </w:rPr>
-        <w:t xml:space="preserve"> </w:t>
+        <w:t xml:space="preserve">    </w:t>
       </w:r>
       <w:r>
         <w:rPr>
@@ -298,39 +252,7 @@
           <w:sz w:val="24"/>
           <w:szCs w:val="24"/>
         </w:rPr>
-        <w:t>{#summary</w:t>
-      </w:r>
-      <w:proofErr w:type="gramStart"/>
-      <w:r>
-        <w:rPr>
-          <w:sz w:val="24"/>
-          <w:szCs w:val="24"/>
-        </w:rPr>
-        <w:t>1}•</w:t>
-      </w:r>
-      <w:proofErr w:type="gramEnd"/>
-      <w:r>
-        <w:rPr>
-          <w:sz w:val="24"/>
-          <w:szCs w:val="24"/>
-        </w:rPr>
-        <w:t xml:space="preserve"> {summary</w:t>
-      </w:r>
-      <w:proofErr w:type="gramStart"/>
-      <w:r>
-        <w:rPr>
-          <w:sz w:val="24"/>
-          <w:szCs w:val="24"/>
-        </w:rPr>
-        <w:t>1}{</w:t>
-      </w:r>
-      <w:proofErr w:type="gramEnd"/>
-      <w:r>
-        <w:rPr>
-          <w:sz w:val="24"/>
-          <w:szCs w:val="24"/>
-        </w:rPr>
-        <w:t>/summary1}</w:t>
+        <w:t>{#summary1}• {summary1}{/summary1}</w:t>
       </w:r>
     </w:p>
     <w:p>
@@ -348,39 +270,7 @@
           <w:sz w:val="24"/>
           <w:szCs w:val="24"/>
         </w:rPr>
-        <w:t>{#summary</w:t>
-      </w:r>
-      <w:proofErr w:type="gramStart"/>
-      <w:r>
-        <w:rPr>
-          <w:sz w:val="24"/>
-          <w:szCs w:val="24"/>
-        </w:rPr>
-        <w:t>2}•</w:t>
-      </w:r>
-      <w:proofErr w:type="gramEnd"/>
-      <w:r>
-        <w:rPr>
-          <w:sz w:val="24"/>
-          <w:szCs w:val="24"/>
-        </w:rPr>
-        <w:t xml:space="preserve"> {summary</w:t>
-      </w:r>
-      <w:proofErr w:type="gramStart"/>
-      <w:r>
-        <w:rPr>
-          <w:sz w:val="24"/>
-          <w:szCs w:val="24"/>
-        </w:rPr>
-        <w:t>2}{</w:t>
-      </w:r>
-      <w:proofErr w:type="gramEnd"/>
-      <w:r>
-        <w:rPr>
-          <w:sz w:val="24"/>
-          <w:szCs w:val="24"/>
-        </w:rPr>
-        <w:t>/summary2}</w:t>
+        <w:t>{#summary2}• {summary2}{/summary2}</w:t>
       </w:r>
     </w:p>
     <w:p>
@@ -398,39 +288,7 @@
           <w:sz w:val="24"/>
           <w:szCs w:val="24"/>
         </w:rPr>
-        <w:t>{#summary</w:t>
-      </w:r>
-      <w:proofErr w:type="gramStart"/>
-      <w:r>
-        <w:rPr>
-          <w:sz w:val="24"/>
-          <w:szCs w:val="24"/>
-        </w:rPr>
-        <w:t>3}•</w:t>
-      </w:r>
-      <w:proofErr w:type="gramEnd"/>
-      <w:r>
-        <w:rPr>
-          <w:sz w:val="24"/>
-          <w:szCs w:val="24"/>
-        </w:rPr>
-        <w:t xml:space="preserve"> {summary</w:t>
-      </w:r>
-      <w:proofErr w:type="gramStart"/>
-      <w:r>
-        <w:rPr>
-          <w:sz w:val="24"/>
-          <w:szCs w:val="24"/>
-        </w:rPr>
-        <w:t>3}{</w:t>
-      </w:r>
-      <w:proofErr w:type="gramEnd"/>
-      <w:r>
-        <w:rPr>
-          <w:sz w:val="24"/>
-          <w:szCs w:val="24"/>
-        </w:rPr>
-        <w:t>/summary3}</w:t>
+        <w:t>{#summary3}• {summary3}{/summary3}</w:t>
       </w:r>
     </w:p>
     <w:p>
@@ -448,39 +306,7 @@
           <w:sz w:val="24"/>
           <w:szCs w:val="24"/>
         </w:rPr>
-        <w:t>{#summary</w:t>
-      </w:r>
-      <w:proofErr w:type="gramStart"/>
-      <w:r>
-        <w:rPr>
-          <w:sz w:val="24"/>
-          <w:szCs w:val="24"/>
-        </w:rPr>
-        <w:t>4}•</w:t>
-      </w:r>
-      <w:proofErr w:type="gramEnd"/>
-      <w:r>
-        <w:rPr>
-          <w:sz w:val="24"/>
-          <w:szCs w:val="24"/>
-        </w:rPr>
-        <w:t xml:space="preserve"> {summary</w:t>
-      </w:r>
-      <w:proofErr w:type="gramStart"/>
-      <w:r>
-        <w:rPr>
-          <w:sz w:val="24"/>
-          <w:szCs w:val="24"/>
-        </w:rPr>
-        <w:t>4}{</w:t>
-      </w:r>
-      <w:proofErr w:type="gramEnd"/>
-      <w:r>
-        <w:rPr>
-          <w:sz w:val="24"/>
-          <w:szCs w:val="24"/>
-        </w:rPr>
-        <w:t>/summary4}</w:t>
+        <w:t>{#summary4}• {summary4}{/summary4}</w:t>
       </w:r>
     </w:p>
     <w:p>
@@ -503,39 +329,7 @@
           <w:sz w:val="24"/>
           <w:szCs w:val="24"/>
         </w:rPr>
-        <w:t xml:space="preserve">   {#summary</w:t>
-      </w:r>
-      <w:proofErr w:type="gramStart"/>
-      <w:r>
-        <w:rPr>
-          <w:sz w:val="24"/>
-          <w:szCs w:val="24"/>
-        </w:rPr>
-        <w:t>5}•</w:t>
-      </w:r>
-      <w:proofErr w:type="gramEnd"/>
-      <w:r>
-        <w:rPr>
-          <w:sz w:val="24"/>
-          <w:szCs w:val="24"/>
-        </w:rPr>
-        <w:t xml:space="preserve"> {summary</w:t>
-      </w:r>
-      <w:proofErr w:type="gramStart"/>
-      <w:r>
-        <w:rPr>
-          <w:sz w:val="24"/>
-          <w:szCs w:val="24"/>
-        </w:rPr>
-        <w:t>5}{</w:t>
-      </w:r>
-      <w:proofErr w:type="gramEnd"/>
-      <w:r>
-        <w:rPr>
-          <w:sz w:val="24"/>
-          <w:szCs w:val="24"/>
-        </w:rPr>
-        <w:t>/summary5}</w:t>
+        <w:t xml:space="preserve">   {#summary5}• {summary5}{/summary5}</w:t>
       </w:r>
     </w:p>
     <w:p>
@@ -873,21 +667,12 @@
                 <w:szCs w:val="24"/>
               </w:rPr>
             </w:pPr>
-            <w:proofErr w:type="gramStart"/>
-            <w:r>
-              <w:rPr>
-                <w:sz w:val="24"/>
-                <w:szCs w:val="24"/>
-              </w:rPr>
-              <w:t>{title}, {</w:t>
-            </w:r>
-            <w:proofErr w:type="gramEnd"/>
-            <w:r>
-              <w:rPr>
-                <w:sz w:val="24"/>
-                <w:szCs w:val="24"/>
-              </w:rPr>
-              <w:t xml:space="preserve">employer} </w:t>
+            <w:r>
+              <w:rPr>
+                <w:sz w:val="24"/>
+                <w:szCs w:val="24"/>
+              </w:rPr>
+              <w:t xml:space="preserve">{title}, {employer} </w:t>
             </w:r>
           </w:p>
           <w:p>
@@ -992,39 +777,7 @@
           <w:sz w:val="24"/>
           <w:szCs w:val="24"/>
         </w:rPr>
-        <w:t>{#task</w:t>
-      </w:r>
-      <w:proofErr w:type="gramStart"/>
-      <w:r>
-        <w:rPr>
-          <w:sz w:val="24"/>
-          <w:szCs w:val="24"/>
-        </w:rPr>
-        <w:t>1}•</w:t>
-      </w:r>
-      <w:proofErr w:type="gramEnd"/>
-      <w:r>
-        <w:rPr>
-          <w:sz w:val="24"/>
-          <w:szCs w:val="24"/>
-        </w:rPr>
-        <w:t xml:space="preserve"> {task</w:t>
-      </w:r>
-      <w:proofErr w:type="gramStart"/>
-      <w:r>
-        <w:rPr>
-          <w:sz w:val="24"/>
-          <w:szCs w:val="24"/>
-        </w:rPr>
-        <w:t>1}{</w:t>
-      </w:r>
-      <w:proofErr w:type="gramEnd"/>
-      <w:r>
-        <w:rPr>
-          <w:sz w:val="24"/>
-          <w:szCs w:val="24"/>
-        </w:rPr>
-        <w:t>/task1}</w:t>
+        <w:t>{#task1}• {task1}{/task1}</w:t>
       </w:r>
     </w:p>
     <w:p>
@@ -1042,39 +795,7 @@
           <w:sz w:val="24"/>
           <w:szCs w:val="24"/>
         </w:rPr>
-        <w:t>{#task</w:t>
-      </w:r>
-      <w:proofErr w:type="gramStart"/>
-      <w:r>
-        <w:rPr>
-          <w:sz w:val="24"/>
-          <w:szCs w:val="24"/>
-        </w:rPr>
-        <w:t>2}•</w:t>
-      </w:r>
-      <w:proofErr w:type="gramEnd"/>
-      <w:r>
-        <w:rPr>
-          <w:sz w:val="24"/>
-          <w:szCs w:val="24"/>
-        </w:rPr>
-        <w:t xml:space="preserve"> {task</w:t>
-      </w:r>
-      <w:proofErr w:type="gramStart"/>
-      <w:r>
-        <w:rPr>
-          <w:sz w:val="24"/>
-          <w:szCs w:val="24"/>
-        </w:rPr>
-        <w:t>2}{</w:t>
-      </w:r>
-      <w:proofErr w:type="gramEnd"/>
-      <w:r>
-        <w:rPr>
-          <w:sz w:val="24"/>
-          <w:szCs w:val="24"/>
-        </w:rPr>
-        <w:t>/task2}</w:t>
+        <w:t>{#task2}• {task2}{/task2}</w:t>
       </w:r>
     </w:p>
     <w:p>
@@ -1092,39 +813,7 @@
           <w:sz w:val="24"/>
           <w:szCs w:val="24"/>
         </w:rPr>
-        <w:t>{#task</w:t>
-      </w:r>
-      <w:proofErr w:type="gramStart"/>
-      <w:r>
-        <w:rPr>
-          <w:sz w:val="24"/>
-          <w:szCs w:val="24"/>
-        </w:rPr>
-        <w:t>3}•</w:t>
-      </w:r>
-      <w:proofErr w:type="gramEnd"/>
-      <w:r>
-        <w:rPr>
-          <w:sz w:val="24"/>
-          <w:szCs w:val="24"/>
-        </w:rPr>
-        <w:t xml:space="preserve"> {task</w:t>
-      </w:r>
-      <w:proofErr w:type="gramStart"/>
-      <w:r>
-        <w:rPr>
-          <w:sz w:val="24"/>
-          <w:szCs w:val="24"/>
-        </w:rPr>
-        <w:t>3}{</w:t>
-      </w:r>
-      <w:proofErr w:type="gramEnd"/>
-      <w:r>
-        <w:rPr>
-          <w:sz w:val="24"/>
-          <w:szCs w:val="24"/>
-        </w:rPr>
-        <w:t>/task3}</w:t>
+        <w:t>{#task3}• {task3}{/task3}</w:t>
       </w:r>
     </w:p>
     <w:p>
@@ -1142,39 +831,7 @@
           <w:sz w:val="24"/>
           <w:szCs w:val="24"/>
         </w:rPr>
-        <w:t>{#task</w:t>
-      </w:r>
-      <w:proofErr w:type="gramStart"/>
-      <w:r>
-        <w:rPr>
-          <w:sz w:val="24"/>
-          <w:szCs w:val="24"/>
-        </w:rPr>
-        <w:t>4}•</w:t>
-      </w:r>
-      <w:proofErr w:type="gramEnd"/>
-      <w:r>
-        <w:rPr>
-          <w:sz w:val="24"/>
-          <w:szCs w:val="24"/>
-        </w:rPr>
-        <w:t xml:space="preserve"> {task</w:t>
-      </w:r>
-      <w:proofErr w:type="gramStart"/>
-      <w:r>
-        <w:rPr>
-          <w:sz w:val="24"/>
-          <w:szCs w:val="24"/>
-        </w:rPr>
-        <w:t>4}{</w:t>
-      </w:r>
-      <w:proofErr w:type="gramEnd"/>
-      <w:r>
-        <w:rPr>
-          <w:sz w:val="24"/>
-          <w:szCs w:val="24"/>
-        </w:rPr>
-        <w:t>/task4}</w:t>
+        <w:t>{#task4}• {task4}{/task4}</w:t>
       </w:r>
     </w:p>
     <w:p>
@@ -1192,39 +849,7 @@
           <w:sz w:val="24"/>
           <w:szCs w:val="24"/>
         </w:rPr>
-        <w:t>{#task</w:t>
-      </w:r>
-      <w:proofErr w:type="gramStart"/>
-      <w:r>
-        <w:rPr>
-          <w:sz w:val="24"/>
-          <w:szCs w:val="24"/>
-        </w:rPr>
-        <w:t>5}•</w:t>
-      </w:r>
-      <w:proofErr w:type="gramEnd"/>
-      <w:r>
-        <w:rPr>
-          <w:sz w:val="24"/>
-          <w:szCs w:val="24"/>
-        </w:rPr>
-        <w:t xml:space="preserve"> {task</w:t>
-      </w:r>
-      <w:proofErr w:type="gramStart"/>
-      <w:r>
-        <w:rPr>
-          <w:sz w:val="24"/>
-          <w:szCs w:val="24"/>
-        </w:rPr>
-        <w:t>5}{</w:t>
-      </w:r>
-      <w:proofErr w:type="gramEnd"/>
-      <w:r>
-        <w:rPr>
-          <w:sz w:val="24"/>
-          <w:szCs w:val="24"/>
-        </w:rPr>
-        <w:t>/task5}</w:t>
+        <w:t>{#task5}• {task5}{/task5}</w:t>
       </w:r>
     </w:p>
     <w:p>
@@ -1407,7 +1032,6 @@
           <w:szCs w:val="24"/>
         </w:rPr>
       </w:pPr>
-      <w:proofErr w:type="gramStart"/>
       <w:r>
         <w:rPr>
           <w:sz w:val="24"/>
@@ -1432,7 +1056,6 @@
         <w:t>}, {</w:t>
       </w:r>
       <w:proofErr w:type="spellStart"/>
-      <w:proofErr w:type="gramEnd"/>
       <w:r>
         <w:rPr>
           <w:sz w:val="24"/>
@@ -1465,41 +1088,29 @@
           <w:sz w:val="24"/>
           <w:szCs w:val="24"/>
         </w:rPr>
-        <w:t>{program}</w:t>
-      </w:r>
-    </w:p>
-    <w:p>
-      <w:pPr>
-        <w:keepNext/>
-        <w:keepLines/>
-        <w:jc w:val="center"/>
-        <w:rPr>
-          <w:sz w:val="24"/>
-          <w:szCs w:val="24"/>
-        </w:rPr>
-      </w:pPr>
+        <w:t>{program</w:t>
+      </w:r>
+      <w:r>
+        <w:rPr>
+          <w:sz w:val="24"/>
+          <w:szCs w:val="24"/>
+        </w:rPr>
+        <w:t>}</w:t>
+      </w:r>
+      <w:r>
+        <w:rPr>
+          <w:sz w:val="24"/>
+          <w:szCs w:val="24"/>
+        </w:rPr>
+        <w:br/>
+        <w:t xml:space="preserve">Graduated: </w:t>
+      </w:r>
       <w:r>
         <w:rPr>
           <w:sz w:val="24"/>
           <w:szCs w:val="24"/>
         </w:rPr>
         <w:t>{</w:t>
-      </w:r>
-      <w:proofErr w:type="spellStart"/>
-      <w:r>
-        <w:rPr>
-          <w:sz w:val="24"/>
-          <w:szCs w:val="24"/>
-        </w:rPr>
-        <w:t>startDate</w:t>
-      </w:r>
-      <w:proofErr w:type="spellEnd"/>
-      <w:r>
-        <w:rPr>
-          <w:sz w:val="24"/>
-          <w:szCs w:val="24"/>
-        </w:rPr>
-        <w:t>} – {</w:t>
       </w:r>
       <w:proofErr w:type="spellStart"/>
       <w:r>
@@ -1650,39 +1261,7 @@
                 <w:sz w:val="24"/>
                 <w:szCs w:val="24"/>
               </w:rPr>
-              <w:t>{#cert</w:t>
-            </w:r>
-            <w:proofErr w:type="gramStart"/>
-            <w:r>
-              <w:rPr>
-                <w:sz w:val="24"/>
-                <w:szCs w:val="24"/>
-              </w:rPr>
-              <w:t>1}•</w:t>
-            </w:r>
-            <w:proofErr w:type="gramEnd"/>
-            <w:r>
-              <w:rPr>
-                <w:sz w:val="24"/>
-                <w:szCs w:val="24"/>
-              </w:rPr>
-              <w:t xml:space="preserve"> {cert</w:t>
-            </w:r>
-            <w:proofErr w:type="gramStart"/>
-            <w:r>
-              <w:rPr>
-                <w:sz w:val="24"/>
-                <w:szCs w:val="24"/>
-              </w:rPr>
-              <w:t>1}{</w:t>
-            </w:r>
-            <w:proofErr w:type="gramEnd"/>
-            <w:r>
-              <w:rPr>
-                <w:sz w:val="24"/>
-                <w:szCs w:val="24"/>
-              </w:rPr>
-              <w:t>/cert1}</w:t>
+              <w:t>{#cert1}• {cert1}{/cert1}</w:t>
             </w:r>
           </w:p>
           <w:p>
@@ -1700,39 +1279,7 @@
                 <w:sz w:val="24"/>
                 <w:szCs w:val="24"/>
               </w:rPr>
-              <w:t>{#cert</w:t>
-            </w:r>
-            <w:proofErr w:type="gramStart"/>
-            <w:r>
-              <w:rPr>
-                <w:sz w:val="24"/>
-                <w:szCs w:val="24"/>
-              </w:rPr>
-              <w:t>2}•</w:t>
-            </w:r>
-            <w:proofErr w:type="gramEnd"/>
-            <w:r>
-              <w:rPr>
-                <w:sz w:val="24"/>
-                <w:szCs w:val="24"/>
-              </w:rPr>
-              <w:t xml:space="preserve"> {cert</w:t>
-            </w:r>
-            <w:proofErr w:type="gramStart"/>
-            <w:r>
-              <w:rPr>
-                <w:sz w:val="24"/>
-                <w:szCs w:val="24"/>
-              </w:rPr>
-              <w:t>2}{</w:t>
-            </w:r>
-            <w:proofErr w:type="gramEnd"/>
-            <w:r>
-              <w:rPr>
-                <w:sz w:val="24"/>
-                <w:szCs w:val="24"/>
-              </w:rPr>
-              <w:t>/cert2}</w:t>
+              <w:t>{#cert2}• {cert2}{/cert2}</w:t>
             </w:r>
           </w:p>
           <w:p>
@@ -1750,39 +1297,7 @@
                 <w:sz w:val="24"/>
                 <w:szCs w:val="24"/>
               </w:rPr>
-              <w:t>{#cert</w:t>
-            </w:r>
-            <w:proofErr w:type="gramStart"/>
-            <w:r>
-              <w:rPr>
-                <w:sz w:val="24"/>
-                <w:szCs w:val="24"/>
-              </w:rPr>
-              <w:t>3}•</w:t>
-            </w:r>
-            <w:proofErr w:type="gramEnd"/>
-            <w:r>
-              <w:rPr>
-                <w:sz w:val="24"/>
-                <w:szCs w:val="24"/>
-              </w:rPr>
-              <w:t xml:space="preserve"> {cert</w:t>
-            </w:r>
-            <w:proofErr w:type="gramStart"/>
-            <w:r>
-              <w:rPr>
-                <w:sz w:val="24"/>
-                <w:szCs w:val="24"/>
-              </w:rPr>
-              <w:t>3}{</w:t>
-            </w:r>
-            <w:proofErr w:type="gramEnd"/>
-            <w:r>
-              <w:rPr>
-                <w:sz w:val="24"/>
-                <w:szCs w:val="24"/>
-              </w:rPr>
-              <w:t>/cert3}</w:t>
+              <w:t>{#cert3}• {cert3}{/cert3}</w:t>
             </w:r>
           </w:p>
           <w:p>
@@ -1800,39 +1315,7 @@
                 <w:sz w:val="24"/>
                 <w:szCs w:val="24"/>
               </w:rPr>
-              <w:t>{#cert</w:t>
-            </w:r>
-            <w:proofErr w:type="gramStart"/>
-            <w:r>
-              <w:rPr>
-                <w:sz w:val="24"/>
-                <w:szCs w:val="24"/>
-              </w:rPr>
-              <w:t>4}•</w:t>
-            </w:r>
-            <w:proofErr w:type="gramEnd"/>
-            <w:r>
-              <w:rPr>
-                <w:sz w:val="24"/>
-                <w:szCs w:val="24"/>
-              </w:rPr>
-              <w:t xml:space="preserve"> {cert</w:t>
-            </w:r>
-            <w:proofErr w:type="gramStart"/>
-            <w:r>
-              <w:rPr>
-                <w:sz w:val="24"/>
-                <w:szCs w:val="24"/>
-              </w:rPr>
-              <w:t>4}{</w:t>
-            </w:r>
-            <w:proofErr w:type="gramEnd"/>
-            <w:r>
-              <w:rPr>
-                <w:sz w:val="24"/>
-                <w:szCs w:val="24"/>
-              </w:rPr>
-              <w:t>/cert4}</w:t>
+              <w:t>{#cert4}• {cert4}{/cert4}</w:t>
             </w:r>
           </w:p>
           <w:p>
@@ -1850,39 +1333,7 @@
                 <w:sz w:val="24"/>
                 <w:szCs w:val="24"/>
               </w:rPr>
-              <w:t>{#cert</w:t>
-            </w:r>
-            <w:proofErr w:type="gramStart"/>
-            <w:r>
-              <w:rPr>
-                <w:sz w:val="24"/>
-                <w:szCs w:val="24"/>
-              </w:rPr>
-              <w:t>5}•</w:t>
-            </w:r>
-            <w:proofErr w:type="gramEnd"/>
-            <w:r>
-              <w:rPr>
-                <w:sz w:val="24"/>
-                <w:szCs w:val="24"/>
-              </w:rPr>
-              <w:t xml:space="preserve"> {cert</w:t>
-            </w:r>
-            <w:proofErr w:type="gramStart"/>
-            <w:r>
-              <w:rPr>
-                <w:sz w:val="24"/>
-                <w:szCs w:val="24"/>
-              </w:rPr>
-              <w:t>5}{</w:t>
-            </w:r>
-            <w:proofErr w:type="gramEnd"/>
-            <w:r>
-              <w:rPr>
-                <w:sz w:val="24"/>
-                <w:szCs w:val="24"/>
-              </w:rPr>
-              <w:t>/cert5}</w:t>
+              <w:t>{#cert5}• {cert5}{/cert5}</w:t>
             </w:r>
           </w:p>
           <w:p>
@@ -1900,39 +1351,7 @@
                 <w:sz w:val="24"/>
                 <w:szCs w:val="24"/>
               </w:rPr>
-              <w:t>{#cert</w:t>
-            </w:r>
-            <w:proofErr w:type="gramStart"/>
-            <w:r>
-              <w:rPr>
-                <w:sz w:val="24"/>
-                <w:szCs w:val="24"/>
-              </w:rPr>
-              <w:t>6}•</w:t>
-            </w:r>
-            <w:proofErr w:type="gramEnd"/>
-            <w:r>
-              <w:rPr>
-                <w:sz w:val="24"/>
-                <w:szCs w:val="24"/>
-              </w:rPr>
-              <w:t xml:space="preserve"> {cert</w:t>
-            </w:r>
-            <w:proofErr w:type="gramStart"/>
-            <w:r>
-              <w:rPr>
-                <w:sz w:val="24"/>
-                <w:szCs w:val="24"/>
-              </w:rPr>
-              <w:t>6}{</w:t>
-            </w:r>
-            <w:proofErr w:type="gramEnd"/>
-            <w:r>
-              <w:rPr>
-                <w:sz w:val="24"/>
-                <w:szCs w:val="24"/>
-              </w:rPr>
-              <w:t>/cert6}</w:t>
+              <w:t>{#cert6}• {cert6}{/cert6}</w:t>
             </w:r>
           </w:p>
           <w:p>
@@ -1950,39 +1369,7 @@
                 <w:sz w:val="24"/>
                 <w:szCs w:val="24"/>
               </w:rPr>
-              <w:t>{#cert</w:t>
-            </w:r>
-            <w:proofErr w:type="gramStart"/>
-            <w:r>
-              <w:rPr>
-                <w:sz w:val="24"/>
-                <w:szCs w:val="24"/>
-              </w:rPr>
-              <w:t>7}•</w:t>
-            </w:r>
-            <w:proofErr w:type="gramEnd"/>
-            <w:r>
-              <w:rPr>
-                <w:sz w:val="24"/>
-                <w:szCs w:val="24"/>
-              </w:rPr>
-              <w:t xml:space="preserve"> {cert</w:t>
-            </w:r>
-            <w:proofErr w:type="gramStart"/>
-            <w:r>
-              <w:rPr>
-                <w:sz w:val="24"/>
-                <w:szCs w:val="24"/>
-              </w:rPr>
-              <w:t>7}{</w:t>
-            </w:r>
-            <w:proofErr w:type="gramEnd"/>
-            <w:r>
-              <w:rPr>
-                <w:sz w:val="24"/>
-                <w:szCs w:val="24"/>
-              </w:rPr>
-              <w:t>/cert7}</w:t>
+              <w:t>{#cert7}• {cert7}{/cert7}</w:t>
             </w:r>
           </w:p>
           <w:p>
@@ -2000,39 +1387,7 @@
                 <w:sz w:val="24"/>
                 <w:szCs w:val="24"/>
               </w:rPr>
-              <w:t>{#cert</w:t>
-            </w:r>
-            <w:proofErr w:type="gramStart"/>
-            <w:r>
-              <w:rPr>
-                <w:sz w:val="24"/>
-                <w:szCs w:val="24"/>
-              </w:rPr>
-              <w:t>8}•</w:t>
-            </w:r>
-            <w:proofErr w:type="gramEnd"/>
-            <w:r>
-              <w:rPr>
-                <w:sz w:val="24"/>
-                <w:szCs w:val="24"/>
-              </w:rPr>
-              <w:t xml:space="preserve"> {cert</w:t>
-            </w:r>
-            <w:proofErr w:type="gramStart"/>
-            <w:r>
-              <w:rPr>
-                <w:sz w:val="24"/>
-                <w:szCs w:val="24"/>
-              </w:rPr>
-              <w:t>8}{</w:t>
-            </w:r>
-            <w:proofErr w:type="gramEnd"/>
-            <w:r>
-              <w:rPr>
-                <w:sz w:val="24"/>
-                <w:szCs w:val="24"/>
-              </w:rPr>
-              <w:t>/cert8}</w:t>
+              <w:t>{#cert8}• {cert8}{/cert8}</w:t>
             </w:r>
           </w:p>
           <w:p>
@@ -2050,39 +1405,7 @@
                 <w:sz w:val="24"/>
                 <w:szCs w:val="24"/>
               </w:rPr>
-              <w:t>{#cert</w:t>
-            </w:r>
-            <w:proofErr w:type="gramStart"/>
-            <w:r>
-              <w:rPr>
-                <w:sz w:val="24"/>
-                <w:szCs w:val="24"/>
-              </w:rPr>
-              <w:t>9}•</w:t>
-            </w:r>
-            <w:proofErr w:type="gramEnd"/>
-            <w:r>
-              <w:rPr>
-                <w:sz w:val="24"/>
-                <w:szCs w:val="24"/>
-              </w:rPr>
-              <w:t xml:space="preserve"> {cert</w:t>
-            </w:r>
-            <w:proofErr w:type="gramStart"/>
-            <w:r>
-              <w:rPr>
-                <w:sz w:val="24"/>
-                <w:szCs w:val="24"/>
-              </w:rPr>
-              <w:t>9}{</w:t>
-            </w:r>
-            <w:proofErr w:type="gramEnd"/>
-            <w:r>
-              <w:rPr>
-                <w:sz w:val="24"/>
-                <w:szCs w:val="24"/>
-              </w:rPr>
-              <w:t>/cert9}</w:t>
+              <w:t>{#cert9}• {cert9}{/cert9}</w:t>
             </w:r>
           </w:p>
           <w:p>
@@ -2100,39 +1423,7 @@
                 <w:sz w:val="24"/>
                 <w:szCs w:val="24"/>
               </w:rPr>
-              <w:t>{#cert</w:t>
-            </w:r>
-            <w:proofErr w:type="gramStart"/>
-            <w:r>
-              <w:rPr>
-                <w:sz w:val="24"/>
-                <w:szCs w:val="24"/>
-              </w:rPr>
-              <w:t>10}•</w:t>
-            </w:r>
-            <w:proofErr w:type="gramEnd"/>
-            <w:r>
-              <w:rPr>
-                <w:sz w:val="24"/>
-                <w:szCs w:val="24"/>
-              </w:rPr>
-              <w:t xml:space="preserve"> {cert</w:t>
-            </w:r>
-            <w:proofErr w:type="gramStart"/>
-            <w:r>
-              <w:rPr>
-                <w:sz w:val="24"/>
-                <w:szCs w:val="24"/>
-              </w:rPr>
-              <w:t>10}{</w:t>
-            </w:r>
-            <w:proofErr w:type="gramEnd"/>
-            <w:r>
-              <w:rPr>
-                <w:sz w:val="24"/>
-                <w:szCs w:val="24"/>
-              </w:rPr>
-              <w:t>/cert10}</w:t>
+              <w:t>{#cert10}• {cert10}{/cert10}</w:t>
             </w:r>
           </w:p>
           <w:p>
@@ -2241,39 +1532,7 @@
                 <w:sz w:val="24"/>
                 <w:szCs w:val="24"/>
               </w:rPr>
-              <w:t>{#skill</w:t>
-            </w:r>
-            <w:proofErr w:type="gramStart"/>
-            <w:r>
-              <w:rPr>
-                <w:sz w:val="24"/>
-                <w:szCs w:val="24"/>
-              </w:rPr>
-              <w:t>1}•</w:t>
-            </w:r>
-            <w:proofErr w:type="gramEnd"/>
-            <w:r>
-              <w:rPr>
-                <w:sz w:val="24"/>
-                <w:szCs w:val="24"/>
-              </w:rPr>
-              <w:t xml:space="preserve"> {skill</w:t>
-            </w:r>
-            <w:proofErr w:type="gramStart"/>
-            <w:r>
-              <w:rPr>
-                <w:sz w:val="24"/>
-                <w:szCs w:val="24"/>
-              </w:rPr>
-              <w:t>1}{</w:t>
-            </w:r>
-            <w:proofErr w:type="gramEnd"/>
-            <w:r>
-              <w:rPr>
-                <w:sz w:val="24"/>
-                <w:szCs w:val="24"/>
-              </w:rPr>
-              <w:t>/skill1}</w:t>
+              <w:t>{#skill1}• {skill1}{/skill1}</w:t>
             </w:r>
           </w:p>
           <w:p>
@@ -2291,39 +1550,7 @@
                 <w:sz w:val="24"/>
                 <w:szCs w:val="24"/>
               </w:rPr>
-              <w:t>{#skill</w:t>
-            </w:r>
-            <w:proofErr w:type="gramStart"/>
-            <w:r>
-              <w:rPr>
-                <w:sz w:val="24"/>
-                <w:szCs w:val="24"/>
-              </w:rPr>
-              <w:t>2}•</w:t>
-            </w:r>
-            <w:proofErr w:type="gramEnd"/>
-            <w:r>
-              <w:rPr>
-                <w:sz w:val="24"/>
-                <w:szCs w:val="24"/>
-              </w:rPr>
-              <w:t xml:space="preserve"> {skill</w:t>
-            </w:r>
-            <w:proofErr w:type="gramStart"/>
-            <w:r>
-              <w:rPr>
-                <w:sz w:val="24"/>
-                <w:szCs w:val="24"/>
-              </w:rPr>
-              <w:t>2}{</w:t>
-            </w:r>
-            <w:proofErr w:type="gramEnd"/>
-            <w:r>
-              <w:rPr>
-                <w:sz w:val="24"/>
-                <w:szCs w:val="24"/>
-              </w:rPr>
-              <w:t>/skill2}</w:t>
+              <w:t>{#skill2}• {skill2}{/skill2}</w:t>
             </w:r>
           </w:p>
           <w:p>
@@ -2341,39 +1568,7 @@
                 <w:sz w:val="24"/>
                 <w:szCs w:val="24"/>
               </w:rPr>
-              <w:t>{#skill</w:t>
-            </w:r>
-            <w:proofErr w:type="gramStart"/>
-            <w:r>
-              <w:rPr>
-                <w:sz w:val="24"/>
-                <w:szCs w:val="24"/>
-              </w:rPr>
-              <w:t>3}•</w:t>
-            </w:r>
-            <w:proofErr w:type="gramEnd"/>
-            <w:r>
-              <w:rPr>
-                <w:sz w:val="24"/>
-                <w:szCs w:val="24"/>
-              </w:rPr>
-              <w:t xml:space="preserve"> {skill</w:t>
-            </w:r>
-            <w:proofErr w:type="gramStart"/>
-            <w:r>
-              <w:rPr>
-                <w:sz w:val="24"/>
-                <w:szCs w:val="24"/>
-              </w:rPr>
-              <w:t>3}{</w:t>
-            </w:r>
-            <w:proofErr w:type="gramEnd"/>
-            <w:r>
-              <w:rPr>
-                <w:sz w:val="24"/>
-                <w:szCs w:val="24"/>
-              </w:rPr>
-              <w:t>/skill3}</w:t>
+              <w:t>{#skill3}• {skill3}{/skill3}</w:t>
             </w:r>
           </w:p>
           <w:p>
@@ -2391,39 +1586,7 @@
                 <w:sz w:val="24"/>
                 <w:szCs w:val="24"/>
               </w:rPr>
-              <w:t>{#skill</w:t>
-            </w:r>
-            <w:proofErr w:type="gramStart"/>
-            <w:r>
-              <w:rPr>
-                <w:sz w:val="24"/>
-                <w:szCs w:val="24"/>
-              </w:rPr>
-              <w:t>4}•</w:t>
-            </w:r>
-            <w:proofErr w:type="gramEnd"/>
-            <w:r>
-              <w:rPr>
-                <w:sz w:val="24"/>
-                <w:szCs w:val="24"/>
-              </w:rPr>
-              <w:t xml:space="preserve"> {skill</w:t>
-            </w:r>
-            <w:proofErr w:type="gramStart"/>
-            <w:r>
-              <w:rPr>
-                <w:sz w:val="24"/>
-                <w:szCs w:val="24"/>
-              </w:rPr>
-              <w:t>4}{</w:t>
-            </w:r>
-            <w:proofErr w:type="gramEnd"/>
-            <w:r>
-              <w:rPr>
-                <w:sz w:val="24"/>
-                <w:szCs w:val="24"/>
-              </w:rPr>
-              <w:t>/skill4}</w:t>
+              <w:t>{#skill4}• {skill4}{/skill4}</w:t>
             </w:r>
           </w:p>
           <w:p>
@@ -2441,39 +1604,7 @@
                 <w:sz w:val="24"/>
                 <w:szCs w:val="24"/>
               </w:rPr>
-              <w:t>{#skill</w:t>
-            </w:r>
-            <w:proofErr w:type="gramStart"/>
-            <w:r>
-              <w:rPr>
-                <w:sz w:val="24"/>
-                <w:szCs w:val="24"/>
-              </w:rPr>
-              <w:t>5}•</w:t>
-            </w:r>
-            <w:proofErr w:type="gramEnd"/>
-            <w:r>
-              <w:rPr>
-                <w:sz w:val="24"/>
-                <w:szCs w:val="24"/>
-              </w:rPr>
-              <w:t xml:space="preserve"> {skill</w:t>
-            </w:r>
-            <w:proofErr w:type="gramStart"/>
-            <w:r>
-              <w:rPr>
-                <w:sz w:val="24"/>
-                <w:szCs w:val="24"/>
-              </w:rPr>
-              <w:t>5}{</w:t>
-            </w:r>
-            <w:proofErr w:type="gramEnd"/>
-            <w:r>
-              <w:rPr>
-                <w:sz w:val="24"/>
-                <w:szCs w:val="24"/>
-              </w:rPr>
-              <w:t>/skill5}</w:t>
+              <w:t>{#skill5}• {skill5}{/skill5}</w:t>
             </w:r>
           </w:p>
           <w:p>
@@ -2491,39 +1622,7 @@
                 <w:sz w:val="24"/>
                 <w:szCs w:val="24"/>
               </w:rPr>
-              <w:t>{#skill</w:t>
-            </w:r>
-            <w:proofErr w:type="gramStart"/>
-            <w:r>
-              <w:rPr>
-                <w:sz w:val="24"/>
-                <w:szCs w:val="24"/>
-              </w:rPr>
-              <w:t>6}•</w:t>
-            </w:r>
-            <w:proofErr w:type="gramEnd"/>
-            <w:r>
-              <w:rPr>
-                <w:sz w:val="24"/>
-                <w:szCs w:val="24"/>
-              </w:rPr>
-              <w:t xml:space="preserve"> {skill</w:t>
-            </w:r>
-            <w:proofErr w:type="gramStart"/>
-            <w:r>
-              <w:rPr>
-                <w:sz w:val="24"/>
-                <w:szCs w:val="24"/>
-              </w:rPr>
-              <w:t>6}{</w:t>
-            </w:r>
-            <w:proofErr w:type="gramEnd"/>
-            <w:r>
-              <w:rPr>
-                <w:sz w:val="24"/>
-                <w:szCs w:val="24"/>
-              </w:rPr>
-              <w:t>/skill6}</w:t>
+              <w:t>{#skill6}• {skill6}{/skill6}</w:t>
             </w:r>
           </w:p>
           <w:p>
@@ -2541,39 +1640,7 @@
                 <w:sz w:val="24"/>
                 <w:szCs w:val="24"/>
               </w:rPr>
-              <w:t>{#skill</w:t>
-            </w:r>
-            <w:proofErr w:type="gramStart"/>
-            <w:r>
-              <w:rPr>
-                <w:sz w:val="24"/>
-                <w:szCs w:val="24"/>
-              </w:rPr>
-              <w:t>7}•</w:t>
-            </w:r>
-            <w:proofErr w:type="gramEnd"/>
-            <w:r>
-              <w:rPr>
-                <w:sz w:val="24"/>
-                <w:szCs w:val="24"/>
-              </w:rPr>
-              <w:t xml:space="preserve"> {skill</w:t>
-            </w:r>
-            <w:proofErr w:type="gramStart"/>
-            <w:r>
-              <w:rPr>
-                <w:sz w:val="24"/>
-                <w:szCs w:val="24"/>
-              </w:rPr>
-              <w:t>7}{</w:t>
-            </w:r>
-            <w:proofErr w:type="gramEnd"/>
-            <w:r>
-              <w:rPr>
-                <w:sz w:val="24"/>
-                <w:szCs w:val="24"/>
-              </w:rPr>
-              <w:t>/skill7}</w:t>
+              <w:t>{#skill7}• {skill7}{/skill7}</w:t>
             </w:r>
           </w:p>
           <w:p>
@@ -2591,39 +1658,7 @@
                 <w:sz w:val="24"/>
                 <w:szCs w:val="24"/>
               </w:rPr>
-              <w:t>{#skill</w:t>
-            </w:r>
-            <w:proofErr w:type="gramStart"/>
-            <w:r>
-              <w:rPr>
-                <w:sz w:val="24"/>
-                <w:szCs w:val="24"/>
-              </w:rPr>
-              <w:t>8}•</w:t>
-            </w:r>
-            <w:proofErr w:type="gramEnd"/>
-            <w:r>
-              <w:rPr>
-                <w:sz w:val="24"/>
-                <w:szCs w:val="24"/>
-              </w:rPr>
-              <w:t xml:space="preserve"> {skill</w:t>
-            </w:r>
-            <w:proofErr w:type="gramStart"/>
-            <w:r>
-              <w:rPr>
-                <w:sz w:val="24"/>
-                <w:szCs w:val="24"/>
-              </w:rPr>
-              <w:t>8}{</w:t>
-            </w:r>
-            <w:proofErr w:type="gramEnd"/>
-            <w:r>
-              <w:rPr>
-                <w:sz w:val="24"/>
-                <w:szCs w:val="24"/>
-              </w:rPr>
-              <w:t>/skill8}</w:t>
+              <w:t>{#skill8}• {skill8}{/skill8}</w:t>
             </w:r>
           </w:p>
           <w:p>
@@ -2641,39 +1676,7 @@
                 <w:sz w:val="24"/>
                 <w:szCs w:val="24"/>
               </w:rPr>
-              <w:t>{#skill</w:t>
-            </w:r>
-            <w:proofErr w:type="gramStart"/>
-            <w:r>
-              <w:rPr>
-                <w:sz w:val="24"/>
-                <w:szCs w:val="24"/>
-              </w:rPr>
-              <w:t>9}•</w:t>
-            </w:r>
-            <w:proofErr w:type="gramEnd"/>
-            <w:r>
-              <w:rPr>
-                <w:sz w:val="24"/>
-                <w:szCs w:val="24"/>
-              </w:rPr>
-              <w:t xml:space="preserve"> {skill</w:t>
-            </w:r>
-            <w:proofErr w:type="gramStart"/>
-            <w:r>
-              <w:rPr>
-                <w:sz w:val="24"/>
-                <w:szCs w:val="24"/>
-              </w:rPr>
-              <w:t>9}{</w:t>
-            </w:r>
-            <w:proofErr w:type="gramEnd"/>
-            <w:r>
-              <w:rPr>
-                <w:sz w:val="24"/>
-                <w:szCs w:val="24"/>
-              </w:rPr>
-              <w:t>/skill9}</w:t>
+              <w:t>{#skill9}• {skill9}{/skill9}</w:t>
             </w:r>
           </w:p>
           <w:p>
@@ -2691,39 +1694,7 @@
                 <w:sz w:val="24"/>
                 <w:szCs w:val="24"/>
               </w:rPr>
-              <w:t>{#skill</w:t>
-            </w:r>
-            <w:proofErr w:type="gramStart"/>
-            <w:r>
-              <w:rPr>
-                <w:sz w:val="24"/>
-                <w:szCs w:val="24"/>
-              </w:rPr>
-              <w:t>10}•</w:t>
-            </w:r>
-            <w:proofErr w:type="gramEnd"/>
-            <w:r>
-              <w:rPr>
-                <w:sz w:val="24"/>
-                <w:szCs w:val="24"/>
-              </w:rPr>
-              <w:t xml:space="preserve"> {skill</w:t>
-            </w:r>
-            <w:proofErr w:type="gramStart"/>
-            <w:r>
-              <w:rPr>
-                <w:sz w:val="24"/>
-                <w:szCs w:val="24"/>
-              </w:rPr>
-              <w:t>10}{</w:t>
-            </w:r>
-            <w:proofErr w:type="gramEnd"/>
-            <w:r>
-              <w:rPr>
-                <w:sz w:val="24"/>
-                <w:szCs w:val="24"/>
-              </w:rPr>
-              <w:t>/skill10}</w:t>
+              <w:t>{#skill10}• {skill10}{/skill10}</w:t>
             </w:r>
           </w:p>
           <w:p>

--- a/public/templates/TemplateA.docx
+++ b/public/templates/TemplateA.docx
@@ -241,7 +241,7 @@
         <w:keepNext/>
         <w:keepLines/>
         <w:spacing w:before="120"/>
-        <w:ind w:left="187"/>
+        <w:ind w:left="367" w:hanging="180"/>
         <w:rPr>
           <w:sz w:val="24"/>
           <w:szCs w:val="24"/>
@@ -259,7 +259,7 @@
       <w:pPr>
         <w:keepNext/>
         <w:keepLines/>
-        <w:ind w:left="180"/>
+        <w:ind w:left="360" w:hanging="180"/>
         <w:rPr>
           <w:sz w:val="24"/>
           <w:szCs w:val="24"/>
@@ -277,7 +277,7 @@
       <w:pPr>
         <w:keepNext/>
         <w:keepLines/>
-        <w:ind w:left="180"/>
+        <w:ind w:left="360" w:hanging="180"/>
         <w:rPr>
           <w:sz w:val="24"/>
           <w:szCs w:val="24"/>
@@ -295,7 +295,7 @@
       <w:pPr>
         <w:keepNext/>
         <w:keepLines/>
-        <w:ind w:left="180"/>
+        <w:ind w:left="360" w:hanging="180"/>
         <w:rPr>
           <w:sz w:val="24"/>
           <w:szCs w:val="24"/>
@@ -329,7 +329,7 @@
           <w:sz w:val="24"/>
           <w:szCs w:val="24"/>
         </w:rPr>
-        <w:t xml:space="preserve">   {#summary5}• {summary5}{/summary5}</w:t>
+        <w:t xml:space="preserve">{#summary5}• {summary5}{/summary5}</w:t>
       </w:r>
     </w:p>
     <w:p>
@@ -766,7 +766,7 @@
       <w:pPr>
         <w:keepNext/>
         <w:keepLines/>
-        <w:ind w:left="180"/>
+        <w:ind w:left="360" w:hanging="180"/>
         <w:rPr>
           <w:sz w:val="24"/>
           <w:szCs w:val="24"/>
@@ -784,7 +784,7 @@
       <w:pPr>
         <w:keepNext/>
         <w:keepLines/>
-        <w:ind w:left="180"/>
+        <w:ind w:left="360" w:hanging="180"/>
         <w:rPr>
           <w:sz w:val="24"/>
           <w:szCs w:val="24"/>
@@ -802,7 +802,7 @@
       <w:pPr>
         <w:keepNext/>
         <w:keepLines/>
-        <w:ind w:left="180"/>
+        <w:ind w:left="360" w:hanging="180"/>
         <w:rPr>
           <w:sz w:val="24"/>
           <w:szCs w:val="24"/>
@@ -820,7 +820,7 @@
       <w:pPr>
         <w:keepNext/>
         <w:keepLines/>
-        <w:ind w:left="180"/>
+        <w:ind w:left="360" w:hanging="180"/>
         <w:rPr>
           <w:sz w:val="24"/>
           <w:szCs w:val="24"/>
@@ -838,7 +838,7 @@
       <w:pPr>
         <w:keepNext/>
         <w:keepLines/>
-        <w:ind w:left="180"/>
+        <w:ind w:left="360" w:hanging="180"/>
         <w:rPr>
           <w:sz w:val="24"/>
           <w:szCs w:val="24"/>

--- a/public/templates/TemplateA.docx
+++ b/public/templates/TemplateA.docx
@@ -1868,34 +1868,139 @@
 </file>
 
 <file path=word/header1.xml><?xml version="1.0" encoding="utf-8"?>
-<w:hdr xmlns:wpc="http://schemas.microsoft.com/office/word/2010/wordprocessingCanvas" xmlns:cx="http://schemas.microsoft.com/office/drawing/2014/chartex" xmlns:cx1="http://schemas.microsoft.com/office/drawing/2015/9/8/chartex" xmlns:cx2="http://schemas.microsoft.com/office/drawing/2015/10/21/chartex" xmlns:cx3="http://schemas.microsoft.com/office/drawing/2016/5/9/chartex" xmlns:cx4="http://schemas.microsoft.com/office/drawing/2016/5/10/chartex" xmlns:cx5="http://schemas.microsoft.com/office/drawing/2016/5/11/chartex" xmlns:cx6="http://schemas.microsoft.com/office/drawing/2016/5/12/chartex" xmlns:cx7="http://schemas.microsoft.com/office/drawing/2016/5/13/chartex" xmlns:cx8="http://schemas.microsoft.com/office/drawing/2016/5/14/chartex" xmlns:mc="http://schemas.openxmlformats.org/markup-compatibility/2006" xmlns:aink="http://schemas.microsoft.com/office/drawing/2016/ink" xmlns:am3d="http://schemas.microsoft.com/office/drawing/2017/model3d" xmlns:o="urn:schemas-microsoft-com:office:office" xmlns:oel="http://schemas.microsoft.com/office/2019/extlst" xmlns:r="http://schemas.openxmlformats.org/officeDocument/2006/relationships" xmlns:m="http://schemas.openxmlformats.org/officeDocument/2006/math" xmlns:v="urn:schemas-microsoft-com:vml" xmlns:wp14="http://schemas.microsoft.com/office/word/2010/wordprocessingDrawing" xmlns:wp="http://schemas.openxmlformats.org/drawingml/2006/wordprocessingDrawing" xmlns:w10="urn:schemas-microsoft-com:office:word" xmlns:w="http://schemas.openxmlformats.org/wordprocessingml/2006/main" xmlns:w14="http://schemas.microsoft.com/office/word/2010/wordml" xmlns:w15="http://schemas.microsoft.com/office/word/2012/wordml" xmlns:w16cex="http://schemas.microsoft.com/office/word/2018/wordml/cex" xmlns:w16cid="http://schemas.microsoft.com/office/word/2016/wordml/cid" xmlns:w16="http://schemas.microsoft.com/office/word/2018/wordml" xmlns:w16du="http://schemas.microsoft.com/office/word/2023/wordml/word16du" xmlns:w16sdtdh="http://schemas.microsoft.com/office/word/2020/wordml/sdtdatahash" xmlns:w16sdtfl="http://schemas.microsoft.com/office/word/2024/wordml/sdtformatlock" xmlns:w16se="http://schemas.microsoft.com/office/word/2015/wordml/symex" xmlns:wpg="http://schemas.microsoft.com/office/word/2010/wordprocessingGroup" xmlns:wpi="http://schemas.microsoft.com/office/word/2010/wordprocessingInk" xmlns:wne="http://schemas.microsoft.com/office/word/2006/wordml" xmlns:wps="http://schemas.microsoft.com/office/word/2010/wordprocessingShape" mc:Ignorable="w14 w15 w16se w16cid w16 w16cex w16sdtdh w16sdtfl w16du wp14">
+<w:hdr xmlns:w="http://schemas.openxmlformats.org/wordprocessingml/2006/main" xmlns:r="http://schemas.openxmlformats.org/officeDocument/2006/relationships" xmlns:mc="http://schemas.openxmlformats.org/markup-compatibility/2006" mc:Ignorable="w14 w15 w16se w16cid w16 w16cex w16sdtdh w16sdtfl w16du wp14">
   <w:p>
     <w:pPr>
       <w:pStyle w:val="Header"/>
+      <w:tabStops>
+        <w:tab w:val="right" w:pos="10560"/>
+      </w:tabStops>
+      <w:pBdr>
+        <w:bottom w:val="single" w:sz="4" w:space="1" w:color="CCCCCC"/>
+      </w:pBdr>
     </w:pPr>
+    <w:r>
+      <w:rPr>
+        <w:b/>
+        <w:sz w:val="16"/>
+        <w:color w:val="333333"/>
+      </w:rPr>
+      <w:t>{name}</w:t>
+    </w:r>
+    <w:r>
+      <w:tab/>
+    </w:r>
+    <w:r>
+      <w:fldChar w:fldCharType="begin"/>
+    </w:r>
+    <w:r>
+      <w:instrText xml:space="preserve"> PAGE </w:instrText>
+    </w:r>
+    <w:r>
+      <w:fldChar w:fldCharType="separate"/>
+    </w:r>
+    <w:r>
+      <w:rPr>
+        <w:sz w:val="16"/>
+        <w:color w:val="666666"/>
+      </w:rPr>
+      <w:t>1</w:t>
+    </w:r>
+    <w:r>
+      <w:fldChar w:fldCharType="end"/>
+    </w:r>
   </w:p>
 </w:hdr>
 </file>
 
 <file path=word/header2.xml><?xml version="1.0" encoding="utf-8"?>
-<w:hdr xmlns:wpc="http://schemas.microsoft.com/office/word/2010/wordprocessingCanvas" xmlns:cx="http://schemas.microsoft.com/office/drawing/2014/chartex" xmlns:cx1="http://schemas.microsoft.com/office/drawing/2015/9/8/chartex" xmlns:cx2="http://schemas.microsoft.com/office/drawing/2015/10/21/chartex" xmlns:cx3="http://schemas.microsoft.com/office/drawing/2016/5/9/chartex" xmlns:cx4="http://schemas.microsoft.com/office/drawing/2016/5/10/chartex" xmlns:cx5="http://schemas.microsoft.com/office/drawing/2016/5/11/chartex" xmlns:cx6="http://schemas.microsoft.com/office/drawing/2016/5/12/chartex" xmlns:cx7="http://schemas.microsoft.com/office/drawing/2016/5/13/chartex" xmlns:cx8="http://schemas.microsoft.com/office/drawing/2016/5/14/chartex" xmlns:mc="http://schemas.openxmlformats.org/markup-compatibility/2006" xmlns:aink="http://schemas.microsoft.com/office/drawing/2016/ink" xmlns:am3d="http://schemas.microsoft.com/office/drawing/2017/model3d" xmlns:o="urn:schemas-microsoft-com:office:office" xmlns:oel="http://schemas.microsoft.com/office/2019/extlst" xmlns:r="http://schemas.openxmlformats.org/officeDocument/2006/relationships" xmlns:m="http://schemas.openxmlformats.org/officeDocument/2006/math" xmlns:v="urn:schemas-microsoft-com:vml" xmlns:wp14="http://schemas.microsoft.com/office/word/2010/wordprocessingDrawing" xmlns:wp="http://schemas.openxmlformats.org/drawingml/2006/wordprocessingDrawing" xmlns:w10="urn:schemas-microsoft-com:office:word" xmlns:w="http://schemas.openxmlformats.org/wordprocessingml/2006/main" xmlns:w14="http://schemas.microsoft.com/office/word/2010/wordml" xmlns:w15="http://schemas.microsoft.com/office/word/2012/wordml" xmlns:w16cex="http://schemas.microsoft.com/office/word/2018/wordml/cex" xmlns:w16cid="http://schemas.microsoft.com/office/word/2016/wordml/cid" xmlns:w16="http://schemas.microsoft.com/office/word/2018/wordml" xmlns:w16du="http://schemas.microsoft.com/office/word/2023/wordml/word16du" xmlns:w16sdtdh="http://schemas.microsoft.com/office/word/2020/wordml/sdtdatahash" xmlns:w16sdtfl="http://schemas.microsoft.com/office/word/2024/wordml/sdtformatlock" xmlns:w16se="http://schemas.microsoft.com/office/word/2015/wordml/symex" xmlns:wpg="http://schemas.microsoft.com/office/word/2010/wordprocessingGroup" xmlns:wpi="http://schemas.microsoft.com/office/word/2010/wordprocessingInk" xmlns:wne="http://schemas.microsoft.com/office/word/2006/wordml" xmlns:wps="http://schemas.microsoft.com/office/word/2010/wordprocessingShape" mc:Ignorable="w14 w15 w16se w16cid w16 w16cex w16sdtdh w16sdtfl w16du wp14">
+<w:hdr xmlns:w="http://schemas.openxmlformats.org/wordprocessingml/2006/main" xmlns:r="http://schemas.openxmlformats.org/officeDocument/2006/relationships" xmlns:mc="http://schemas.openxmlformats.org/markup-compatibility/2006" mc:Ignorable="w14 w15 w16se w16cid w16 w16cex w16sdtdh w16sdtfl w16du wp14">
   <w:p>
     <w:pPr>
       <w:pStyle w:val="Header"/>
-      <w:rPr>
-        <w:color w:val="FF0000"/>
-      </w:rPr>
+      <w:tabStops>
+        <w:tab w:val="right" w:pos="10560"/>
+      </w:tabStops>
+      <w:pBdr>
+        <w:bottom w:val="single" w:sz="4" w:space="1" w:color="CCCCCC"/>
+      </w:pBdr>
     </w:pPr>
+    <w:r>
+      <w:rPr>
+        <w:b/>
+        <w:sz w:val="16"/>
+        <w:color w:val="333333"/>
+      </w:rPr>
+      <w:t>{name}</w:t>
+    </w:r>
+    <w:r>
+      <w:tab/>
+    </w:r>
+    <w:r>
+      <w:fldChar w:fldCharType="begin"/>
+    </w:r>
+    <w:r>
+      <w:instrText xml:space="preserve"> PAGE </w:instrText>
+    </w:r>
+    <w:r>
+      <w:fldChar w:fldCharType="separate"/>
+    </w:r>
+    <w:r>
+      <w:rPr>
+        <w:sz w:val="16"/>
+        <w:color w:val="666666"/>
+      </w:rPr>
+      <w:t>1</w:t>
+    </w:r>
+    <w:r>
+      <w:fldChar w:fldCharType="end"/>
+    </w:r>
   </w:p>
 </w:hdr>
 </file>
 
 <file path=word/header3.xml><?xml version="1.0" encoding="utf-8"?>
-<w:hdr xmlns:wpc="http://schemas.microsoft.com/office/word/2010/wordprocessingCanvas" xmlns:cx="http://schemas.microsoft.com/office/drawing/2014/chartex" xmlns:cx1="http://schemas.microsoft.com/office/drawing/2015/9/8/chartex" xmlns:cx2="http://schemas.microsoft.com/office/drawing/2015/10/21/chartex" xmlns:cx3="http://schemas.microsoft.com/office/drawing/2016/5/9/chartex" xmlns:cx4="http://schemas.microsoft.com/office/drawing/2016/5/10/chartex" xmlns:cx5="http://schemas.microsoft.com/office/drawing/2016/5/11/chartex" xmlns:cx6="http://schemas.microsoft.com/office/drawing/2016/5/12/chartex" xmlns:cx7="http://schemas.microsoft.com/office/drawing/2016/5/13/chartex" xmlns:cx8="http://schemas.microsoft.com/office/drawing/2016/5/14/chartex" xmlns:mc="http://schemas.openxmlformats.org/markup-compatibility/2006" xmlns:aink="http://schemas.microsoft.com/office/drawing/2016/ink" xmlns:am3d="http://schemas.microsoft.com/office/drawing/2017/model3d" xmlns:o="urn:schemas-microsoft-com:office:office" xmlns:oel="http://schemas.microsoft.com/office/2019/extlst" xmlns:r="http://schemas.openxmlformats.org/officeDocument/2006/relationships" xmlns:m="http://schemas.openxmlformats.org/officeDocument/2006/math" xmlns:v="urn:schemas-microsoft-com:vml" xmlns:wp14="http://schemas.microsoft.com/office/word/2010/wordprocessingDrawing" xmlns:wp="http://schemas.openxmlformats.org/drawingml/2006/wordprocessingDrawing" xmlns:w10="urn:schemas-microsoft-com:office:word" xmlns:w="http://schemas.openxmlformats.org/wordprocessingml/2006/main" xmlns:w14="http://schemas.microsoft.com/office/word/2010/wordml" xmlns:w15="http://schemas.microsoft.com/office/word/2012/wordml" xmlns:w16cex="http://schemas.microsoft.com/office/word/2018/wordml/cex" xmlns:w16cid="http://schemas.microsoft.com/office/word/2016/wordml/cid" xmlns:w16="http://schemas.microsoft.com/office/word/2018/wordml" xmlns:w16du="http://schemas.microsoft.com/office/word/2023/wordml/word16du" xmlns:w16sdtdh="http://schemas.microsoft.com/office/word/2020/wordml/sdtdatahash" xmlns:w16sdtfl="http://schemas.microsoft.com/office/word/2024/wordml/sdtformatlock" xmlns:w16se="http://schemas.microsoft.com/office/word/2015/wordml/symex" xmlns:wpg="http://schemas.microsoft.com/office/word/2010/wordprocessingGroup" xmlns:wpi="http://schemas.microsoft.com/office/word/2010/wordprocessingInk" xmlns:wne="http://schemas.microsoft.com/office/word/2006/wordml" xmlns:wps="http://schemas.microsoft.com/office/word/2010/wordprocessingShape" mc:Ignorable="w14 w15 w16se w16cid w16 w16cex w16sdtdh w16sdtfl w16du wp14">
+<w:hdr xmlns:w="http://schemas.openxmlformats.org/wordprocessingml/2006/main" xmlns:r="http://schemas.openxmlformats.org/officeDocument/2006/relationships" xmlns:mc="http://schemas.openxmlformats.org/markup-compatibility/2006" mc:Ignorable="w14 w15 w16se w16cid w16 w16cex w16sdtdh w16sdtfl w16du wp14">
   <w:p>
     <w:pPr>
       <w:pStyle w:val="Header"/>
+      <w:tabStops>
+        <w:tab w:val="right" w:pos="10560"/>
+      </w:tabStops>
+      <w:pBdr>
+        <w:bottom w:val="single" w:sz="4" w:space="1" w:color="CCCCCC"/>
+      </w:pBdr>
     </w:pPr>
+    <w:r>
+      <w:rPr>
+        <w:b/>
+        <w:sz w:val="16"/>
+        <w:color w:val="333333"/>
+      </w:rPr>
+      <w:t>{name}</w:t>
+    </w:r>
+    <w:r>
+      <w:tab/>
+    </w:r>
+    <w:r>
+      <w:fldChar w:fldCharType="begin"/>
+    </w:r>
+    <w:r>
+      <w:instrText xml:space="preserve"> PAGE </w:instrText>
+    </w:r>
+    <w:r>
+      <w:fldChar w:fldCharType="separate"/>
+    </w:r>
+    <w:r>
+      <w:rPr>
+        <w:sz w:val="16"/>
+        <w:color w:val="666666"/>
+      </w:rPr>
+      <w:t>1</w:t>
+    </w:r>
+    <w:r>
+      <w:fldChar w:fldCharType="end"/>
+    </w:r>
   </w:p>
 </w:hdr>
 </file>

--- a/public/templates/TemplateA.docx
+++ b/public/templates/TemplateA.docx
@@ -1776,14 +1776,12 @@
       </w:pPr>
     </w:p>
     <w:sectPr>
-      <w:headerReference w:type="even" r:id="rId7"/>
-      <w:headerReference w:type="default" r:id="rId8"/>
-      <w:footerReference w:type="even" r:id="rId9"/>
-      <w:footerReference w:type="default" r:id="rId10"/>
-      <w:headerReference w:type="first" r:id="rId11"/>
-      <w:footerReference w:type="first" r:id="rId12"/>
+      <w:headerReference w:type="first" r:id="rId16"/>
+      <w:headerReference w:type="default" r:id="rId15"/>
+      <w:footerReference w:type="first" r:id="rId18"/>
+      <w:footerReference w:type="default" r:id="rId17"/>
       <w:pgSz w:w="12240" w:h="15840"/>
-      <w:pgMar w:top="720" w:right="720" w:bottom="720" w:left="720" w:header="720" w:footer="720" w:gutter="0"/>
+      <w:pgMar w:top="960" w:right="720" w:bottom="720" w:left="720" w:header="0" w:footer="0" w:gutter="0"/>
       <w:pgBorders w:offsetFrom="page">
         <w:top w:val="thinThickLargeGap" w:sz="24" w:space="24" w:color="943634" w:themeColor="accent2" w:themeShade="BF"/>
         <w:left w:val="thinThickLargeGap" w:sz="24" w:space="24" w:color="943634" w:themeColor="accent2" w:themeShade="BF"/>
@@ -1819,23 +1817,67 @@
 </file>
 
 <file path=word/footer1.xml><?xml version="1.0" encoding="utf-8"?>
-<w:ftr xmlns:wpc="http://schemas.microsoft.com/office/word/2010/wordprocessingCanvas" xmlns:cx="http://schemas.microsoft.com/office/drawing/2014/chartex" xmlns:cx1="http://schemas.microsoft.com/office/drawing/2015/9/8/chartex" xmlns:cx2="http://schemas.microsoft.com/office/drawing/2015/10/21/chartex" xmlns:cx3="http://schemas.microsoft.com/office/drawing/2016/5/9/chartex" xmlns:cx4="http://schemas.microsoft.com/office/drawing/2016/5/10/chartex" xmlns:cx5="http://schemas.microsoft.com/office/drawing/2016/5/11/chartex" xmlns:cx6="http://schemas.microsoft.com/office/drawing/2016/5/12/chartex" xmlns:cx7="http://schemas.microsoft.com/office/drawing/2016/5/13/chartex" xmlns:cx8="http://schemas.microsoft.com/office/drawing/2016/5/14/chartex" xmlns:mc="http://schemas.openxmlformats.org/markup-compatibility/2006" xmlns:aink="http://schemas.microsoft.com/office/drawing/2016/ink" xmlns:am3d="http://schemas.microsoft.com/office/drawing/2017/model3d" xmlns:o="urn:schemas-microsoft-com:office:office" xmlns:oel="http://schemas.microsoft.com/office/2019/extlst" xmlns:r="http://schemas.openxmlformats.org/officeDocument/2006/relationships" xmlns:m="http://schemas.openxmlformats.org/officeDocument/2006/math" xmlns:v="urn:schemas-microsoft-com:vml" xmlns:wp14="http://schemas.microsoft.com/office/word/2010/wordprocessingDrawing" xmlns:wp="http://schemas.openxmlformats.org/drawingml/2006/wordprocessingDrawing" xmlns:w10="urn:schemas-microsoft-com:office:word" xmlns:w="http://schemas.openxmlformats.org/wordprocessingml/2006/main" xmlns:w14="http://schemas.microsoft.com/office/word/2010/wordml" xmlns:w15="http://schemas.microsoft.com/office/word/2012/wordml" xmlns:w16cex="http://schemas.microsoft.com/office/word/2018/wordml/cex" xmlns:w16cid="http://schemas.microsoft.com/office/word/2016/wordml/cid" xmlns:w16="http://schemas.microsoft.com/office/word/2018/wordml" xmlns:w16du="http://schemas.microsoft.com/office/word/2023/wordml/word16du" xmlns:w16sdtdh="http://schemas.microsoft.com/office/word/2020/wordml/sdtdatahash" xmlns:w16sdtfl="http://schemas.microsoft.com/office/word/2024/wordml/sdtformatlock" xmlns:w16se="http://schemas.microsoft.com/office/word/2015/wordml/symex" xmlns:wpg="http://schemas.microsoft.com/office/word/2010/wordprocessingGroup" xmlns:wpi="http://schemas.microsoft.com/office/word/2010/wordprocessingInk" xmlns:wne="http://schemas.microsoft.com/office/word/2006/wordml" xmlns:wps="http://schemas.microsoft.com/office/word/2010/wordprocessingShape" mc:Ignorable="w14 w15 w16se w16cid w16 w16cex w16sdtdh w16sdtfl w16du wp14">
+<w:ftr xmlns:w="http://schemas.openxmlformats.org/wordprocessingml/2006/main" xmlns:r="http://schemas.openxmlformats.org/officeDocument/2006/relationships" xmlns:v="urn:schemas-microsoft-com:vml" xmlns:o="urn:schemas-microsoft-com:office:office" xmlns:mc="http://schemas.openxmlformats.org/markup-compatibility/2006" mc:Ignorable="w14 w15 w16se w16cid w16 w16cex w16sdtdh w16sdtfl w16du wp14">
   <w:p>
     <w:pPr>
-      <w:pStyle w:val="Footer"/>
+      <w:spacing w:before="0" w:after="0"/>
     </w:pPr>
+    <w:pict>
+      <v:shape id="cornerMarkerOverlay" o:spid="_x0000_s1026" type="#_x0000_t202" filled="f" stroked="f" style="width:2.75in;height:0.55in;position:absolute;mso-position-horizontal-relative:page;mso-position-horizontal:right;margin-right:0.35in;mso-position-vertical-relative:page;top:0.18in;mso-wrap-style:none">
+        <v:textbox style="mso-fit-shape-to-text:t;" insetmode="auto">
+          <w:txbxContent>
+            <w:p>
+              <w:pPr>
+                <w:spacing w:before="0" w:after="0"/>
+                <w:jc w:val="right"/>
+              </w:pPr>
+              <w:r>
+                <w:rPr>
+                  <w:sz w:val="14"/>
+                  <w:color w:val="666666"/>
+                </w:rPr>
+                <w:t>{name}</w:t>
+              </w:r>
+              <w:r>
+                <w:br/>
+              </w:r>
+              <w:r>
+                <w:rPr>
+                  <w:sz w:val="14"/>
+                  <w:color w:val="999999"/>
+                </w:rPr>
+                <w:t>Page </w:t>
+              </w:r>
+              <w:r>
+                <w:fldChar w:fldCharType="begin"/>
+              </w:r>
+              <w:r>
+                <w:instrText xml:space="preserve"> PAGE </w:instrText>
+              </w:r>
+              <w:r>
+                <w:fldChar w:fldCharType="separate"/>
+              </w:r>
+              <w:r>
+                <w:rPr>
+                  <w:sz w:val="14"/>
+                  <w:color w:val="999999"/>
+                </w:rPr>
+                <w:t>1</w:t>
+              </w:r>
+              <w:r>
+                <w:fldChar w:fldCharType="end"/>
+              </w:r>
+            </w:p>
+          </w:txbxContent>
+        </v:textbox>
+      </v:shape>
+    </w:pict>
   </w:p>
 </w:ftr>
 </file>
 
 <file path=word/footer2.xml><?xml version="1.0" encoding="utf-8"?>
-<w:ftr xmlns:wpc="http://schemas.microsoft.com/office/word/2010/wordprocessingCanvas" xmlns:cx="http://schemas.microsoft.com/office/drawing/2014/chartex" xmlns:cx1="http://schemas.microsoft.com/office/drawing/2015/9/8/chartex" xmlns:cx2="http://schemas.microsoft.com/office/drawing/2015/10/21/chartex" xmlns:cx3="http://schemas.microsoft.com/office/drawing/2016/5/9/chartex" xmlns:cx4="http://schemas.microsoft.com/office/drawing/2016/5/10/chartex" xmlns:cx5="http://schemas.microsoft.com/office/drawing/2016/5/11/chartex" xmlns:cx6="http://schemas.microsoft.com/office/drawing/2016/5/12/chartex" xmlns:cx7="http://schemas.microsoft.com/office/drawing/2016/5/13/chartex" xmlns:cx8="http://schemas.microsoft.com/office/drawing/2016/5/14/chartex" xmlns:mc="http://schemas.openxmlformats.org/markup-compatibility/2006" xmlns:aink="http://schemas.microsoft.com/office/drawing/2016/ink" xmlns:am3d="http://schemas.microsoft.com/office/drawing/2017/model3d" xmlns:o="urn:schemas-microsoft-com:office:office" xmlns:oel="http://schemas.microsoft.com/office/2019/extlst" xmlns:r="http://schemas.openxmlformats.org/officeDocument/2006/relationships" xmlns:m="http://schemas.openxmlformats.org/officeDocument/2006/math" xmlns:v="urn:schemas-microsoft-com:vml" xmlns:wp14="http://schemas.microsoft.com/office/word/2010/wordprocessingDrawing" xmlns:wp="http://schemas.openxmlformats.org/drawingml/2006/wordprocessingDrawing" xmlns:w10="urn:schemas-microsoft-com:office:word" xmlns:w="http://schemas.openxmlformats.org/wordprocessingml/2006/main" xmlns:w14="http://schemas.microsoft.com/office/word/2010/wordml" xmlns:w15="http://schemas.microsoft.com/office/word/2012/wordml" xmlns:w16cex="http://schemas.microsoft.com/office/word/2018/wordml/cex" xmlns:w16cid="http://schemas.microsoft.com/office/word/2016/wordml/cid" xmlns:w16="http://schemas.microsoft.com/office/word/2018/wordml" xmlns:w16du="http://schemas.microsoft.com/office/word/2023/wordml/word16du" xmlns:w16sdtdh="http://schemas.microsoft.com/office/word/2020/wordml/sdtdatahash" xmlns:w16sdtfl="http://schemas.microsoft.com/office/word/2024/wordml/sdtformatlock" xmlns:w16se="http://schemas.microsoft.com/office/word/2015/wordml/symex" xmlns:wpg="http://schemas.microsoft.com/office/word/2010/wordprocessingGroup" xmlns:wpi="http://schemas.microsoft.com/office/word/2010/wordprocessingInk" xmlns:wne="http://schemas.microsoft.com/office/word/2006/wordml" xmlns:wps="http://schemas.microsoft.com/office/word/2010/wordprocessingShape" mc:Ignorable="w14 w15 w16se w16cid w16 w16cex w16sdtdh w16sdtfl w16du wp14">
-  <w:p>
-    <w:pPr>
-      <w:pStyle w:val="Footer"/>
-    </w:pPr>
-  </w:p>
-</w:ftr>
+<w:ftr xmlns:w="http://schemas.openxmlformats.org/wordprocessingml/2006/main"/>
 </file>
 
 <file path=word/footer3.xml><?xml version="1.0" encoding="utf-8"?>
@@ -1868,141 +1910,23 @@
 </file>
 
 <file path=word/header1.xml><?xml version="1.0" encoding="utf-8"?>
-<w:hdr xmlns:w="http://schemas.openxmlformats.org/wordprocessingml/2006/main" xmlns:r="http://schemas.openxmlformats.org/officeDocument/2006/relationships" xmlns:mc="http://schemas.openxmlformats.org/markup-compatibility/2006" mc:Ignorable="w14 w15 w16se w16cid w16 w16cex w16sdtdh w16sdtfl w16du wp14">
+<w:hdr xmlns:w="http://schemas.openxmlformats.org/wordprocessingml/2006/main">
   <w:p>
     <w:pPr>
-      <w:pStyle w:val="Header"/>
-      <w:tabStops>
-        <w:tab w:val="right" w:pos="10560"/>
-      </w:tabStops>
-      <w:pBdr>
-        <w:bottom w:val="single" w:sz="4" w:space="1" w:color="CCCCCC"/>
-      </w:pBdr>
+      <w:spacing w:before="0" w:after="240"/>
     </w:pPr>
     <w:r>
       <w:rPr>
-        <w:b/>
-        <w:sz w:val="16"/>
-        <w:color w:val="333333"/>
-      </w:rPr>
-      <w:t>{name}</w:t>
-    </w:r>
-    <w:r>
-      <w:tab/>
-    </w:r>
-    <w:r>
-      <w:fldChar w:fldCharType="begin"/>
-    </w:r>
-    <w:r>
-      <w:instrText xml:space="preserve"> PAGE </w:instrText>
-    </w:r>
-    <w:r>
-      <w:fldChar w:fldCharType="separate"/>
-    </w:r>
-    <w:r>
-      <w:rPr>
-        <w:sz w:val="16"/>
-        <w:color w:val="666666"/>
-      </w:rPr>
-      <w:t>1</w:t>
-    </w:r>
-    <w:r>
-      <w:fldChar w:fldCharType="end"/>
+        <w:sz w:val="2"/>
+      </w:rPr>
+      <w:t/>
     </w:r>
   </w:p>
 </w:hdr>
 </file>
 
 <file path=word/header2.xml><?xml version="1.0" encoding="utf-8"?>
-<w:hdr xmlns:w="http://schemas.openxmlformats.org/wordprocessingml/2006/main" xmlns:r="http://schemas.openxmlformats.org/officeDocument/2006/relationships" xmlns:mc="http://schemas.openxmlformats.org/markup-compatibility/2006" mc:Ignorable="w14 w15 w16se w16cid w16 w16cex w16sdtdh w16sdtfl w16du wp14">
-  <w:p>
-    <w:pPr>
-      <w:pStyle w:val="Header"/>
-      <w:tabStops>
-        <w:tab w:val="right" w:pos="10560"/>
-      </w:tabStops>
-      <w:pBdr>
-        <w:bottom w:val="single" w:sz="4" w:space="1" w:color="CCCCCC"/>
-      </w:pBdr>
-    </w:pPr>
-    <w:r>
-      <w:rPr>
-        <w:b/>
-        <w:sz w:val="16"/>
-        <w:color w:val="333333"/>
-      </w:rPr>
-      <w:t>{name}</w:t>
-    </w:r>
-    <w:r>
-      <w:tab/>
-    </w:r>
-    <w:r>
-      <w:fldChar w:fldCharType="begin"/>
-    </w:r>
-    <w:r>
-      <w:instrText xml:space="preserve"> PAGE </w:instrText>
-    </w:r>
-    <w:r>
-      <w:fldChar w:fldCharType="separate"/>
-    </w:r>
-    <w:r>
-      <w:rPr>
-        <w:sz w:val="16"/>
-        <w:color w:val="666666"/>
-      </w:rPr>
-      <w:t>1</w:t>
-    </w:r>
-    <w:r>
-      <w:fldChar w:fldCharType="end"/>
-    </w:r>
-  </w:p>
-</w:hdr>
-</file>
-
-<file path=word/header3.xml><?xml version="1.0" encoding="utf-8"?>
-<w:hdr xmlns:w="http://schemas.openxmlformats.org/wordprocessingml/2006/main" xmlns:r="http://schemas.openxmlformats.org/officeDocument/2006/relationships" xmlns:mc="http://schemas.openxmlformats.org/markup-compatibility/2006" mc:Ignorable="w14 w15 w16se w16cid w16 w16cex w16sdtdh w16sdtfl w16du wp14">
-  <w:p>
-    <w:pPr>
-      <w:pStyle w:val="Header"/>
-      <w:tabStops>
-        <w:tab w:val="right" w:pos="10560"/>
-      </w:tabStops>
-      <w:pBdr>
-        <w:bottom w:val="single" w:sz="4" w:space="1" w:color="CCCCCC"/>
-      </w:pBdr>
-    </w:pPr>
-    <w:r>
-      <w:rPr>
-        <w:b/>
-        <w:sz w:val="16"/>
-        <w:color w:val="333333"/>
-      </w:rPr>
-      <w:t>{name}</w:t>
-    </w:r>
-    <w:r>
-      <w:tab/>
-    </w:r>
-    <w:r>
-      <w:fldChar w:fldCharType="begin"/>
-    </w:r>
-    <w:r>
-      <w:instrText xml:space="preserve"> PAGE </w:instrText>
-    </w:r>
-    <w:r>
-      <w:fldChar w:fldCharType="separate"/>
-    </w:r>
-    <w:r>
-      <w:rPr>
-        <w:sz w:val="16"/>
-        <w:color w:val="666666"/>
-      </w:rPr>
-      <w:t>1</w:t>
-    </w:r>
-    <w:r>
-      <w:fldChar w:fldCharType="end"/>
-    </w:r>
-  </w:p>
-</w:hdr>
+<w:hdr xmlns:w="http://schemas.openxmlformats.org/wordprocessingml/2006/main"/>
 </file>
 
 <file path=word/numbering.xml><?xml version="1.0" encoding="utf-8"?>

--- a/public/templates/TemplateA.docx
+++ b/public/templates/TemplateA.docx
@@ -1781,7 +1781,7 @@
       <w:footerReference w:type="first" r:id="rId18"/>
       <w:footerReference w:type="default" r:id="rId17"/>
       <w:pgSz w:w="12240" w:h="15840"/>
-      <w:pgMar w:top="960" w:right="720" w:bottom="720" w:left="720" w:header="0" w:footer="0" w:gutter="0"/>
+      <w:pgMar w:top="1200" w:right="720" w:bottom="720" w:left="720" w:header="0" w:footer="0" w:gutter="0"/>
       <w:pgBorders w:offsetFrom="page">
         <w:top w:val="thinThickLargeGap" w:sz="24" w:space="24" w:color="943634" w:themeColor="accent2" w:themeShade="BF"/>
         <w:left w:val="thinThickLargeGap" w:sz="24" w:space="24" w:color="943634" w:themeColor="accent2" w:themeShade="BF"/>
@@ -1823,7 +1823,7 @@
       <w:spacing w:before="0" w:after="0"/>
     </w:pPr>
     <w:pict>
-      <v:shape id="cornerMarkerOverlay" o:spid="_x0000_s1026" type="#_x0000_t202" filled="f" stroked="f" style="width:2.75in;height:0.55in;position:absolute;mso-position-horizontal-relative:page;mso-position-horizontal:right;margin-right:0.35in;mso-position-vertical-relative:page;top:0.18in;mso-wrap-style:none">
+      <v:shape id="cornerMarkerOverlay" o:spid="_x0000_s1026" type="#_x0000_t202" filled="t" fillcolor="#FFFFFF" stroked="f" style="width:2.75in;height:0.55in;position:absolute;mso-position-horizontal-relative:page;mso-position-horizontal:right;margin-right:0.35in;mso-position-vertical-relative:page;top:0.18in;mso-wrap-style:none">
         <v:textbox style="mso-fit-shape-to-text:t;" insetmode="auto">
           <w:txbxContent>
             <w:p>
@@ -1833,8 +1833,9 @@
               </w:pPr>
               <w:r>
                 <w:rPr>
+                  <w:b/>
                   <w:sz w:val="14"/>
-                  <w:color w:val="666666"/>
+                  <w:color w:val="222222"/>
                 </w:rPr>
                 <w:t>{name}</w:t>
               </w:r>
@@ -1843,8 +1844,9 @@
               </w:r>
               <w:r>
                 <w:rPr>
+                  <w:b/>
                   <w:sz w:val="14"/>
-                  <w:color w:val="999999"/>
+                  <w:color w:val="444444"/>
                 </w:rPr>
                 <w:t>Page </w:t>
               </w:r>

--- a/public/templates/TemplateA.docx
+++ b/public/templates/TemplateA.docx
@@ -1776,8 +1776,6 @@
       </w:pPr>
     </w:p>
     <w:sectPr>
-      <w:headerReference w:type="first" r:id="rId16"/>
-      <w:headerReference w:type="default" r:id="rId15"/>
       <w:footerReference w:type="first" r:id="rId18"/>
       <w:footerReference w:type="default" r:id="rId17"/>
       <w:pgSz w:w="12240" w:h="15840"/>
@@ -1823,7 +1821,7 @@
       <w:spacing w:before="0" w:after="0"/>
     </w:pPr>
     <w:pict>
-      <v:shape id="cornerMarkerOverlay" o:spid="_x0000_s1026" type="#_x0000_t202" filled="t" fillcolor="#FFFFFF" stroked="f" style="width:2.75in;height:0.55in;position:absolute;mso-position-horizontal-relative:page;mso-position-horizontal:right;margin-right:0.35in;mso-position-vertical-relative:page;top:0.18in;mso-wrap-style:none">
+      <v:shape id="cornerMarkerOverlay" o:spid="_x0000_s1026" type="#_x0000_t202" filled="f" stroked="f" style="width:2.75in;height:0.55in;position:absolute;mso-position-horizontal-relative:page;mso-position-horizontal:right;margin-right:0.35in;mso-position-vertical-relative:page;top:0.12in;mso-wrap-style:none">
         <v:textbox style="mso-fit-shape-to-text:t;" insetmode="auto">
           <w:txbxContent>
             <w:p>
@@ -1833,9 +1831,8 @@
               </w:pPr>
               <w:r>
                 <w:rPr>
-                  <w:b/>
                   <w:sz w:val="14"/>
-                  <w:color w:val="222222"/>
+                  <w:color w:val="666666"/>
                 </w:rPr>
                 <w:t>{name}</w:t>
               </w:r>
@@ -1844,9 +1841,8 @@
               </w:r>
               <w:r>
                 <w:rPr>
-                  <w:b/>
                   <w:sz w:val="14"/>
-                  <w:color w:val="444444"/>
+                  <w:color w:val="999999"/>
                 </w:rPr>
                 <w:t>Page </w:t>
               </w:r>
@@ -1909,26 +1905,6 @@
     </w:p>
   </w:footnote>
 </w:footnotes>
-</file>
-
-<file path=word/header1.xml><?xml version="1.0" encoding="utf-8"?>
-<w:hdr xmlns:w="http://schemas.openxmlformats.org/wordprocessingml/2006/main">
-  <w:p>
-    <w:pPr>
-      <w:spacing w:before="0" w:after="240"/>
-    </w:pPr>
-    <w:r>
-      <w:rPr>
-        <w:sz w:val="2"/>
-      </w:rPr>
-      <w:t/>
-    </w:r>
-  </w:p>
-</w:hdr>
-</file>
-
-<file path=word/header2.xml><?xml version="1.0" encoding="utf-8"?>
-<w:hdr xmlns:w="http://schemas.openxmlformats.org/wordprocessingml/2006/main"/>
 </file>
 
 <file path=word/numbering.xml><?xml version="1.0" encoding="utf-8"?>

--- a/public/templates/TemplateA.docx
+++ b/public/templates/TemplateA.docx
@@ -1821,7 +1821,7 @@
       <w:spacing w:before="0" w:after="0"/>
     </w:pPr>
     <w:pict>
-      <v:shape id="cornerMarkerOverlay" o:spid="_x0000_s1026" type="#_x0000_t202" filled="f" stroked="f" style="width:2.75in;height:0.55in;position:absolute;mso-position-horizontal-relative:page;mso-position-horizontal:right;margin-right:0.35in;mso-position-vertical-relative:page;top:0.12in;mso-wrap-style:none">
+      <v:shape id="cornerMarkerOverlay" o:spid="_x0000_s1026" type="#_x0000_t202" filled="f" stroked="f" style="width:2.75in;height:0.55in;position:absolute;mso-position-horizontal-relative:page;mso-position-horizontal:right;margin-right:0.55in;mso-position-vertical-relative:page;top:0.12in;mso-wrap-style:none">
         <v:textbox style="mso-fit-shape-to-text:t;" insetmode="auto">
           <w:txbxContent>
             <w:p>

--- a/public/templates/TemplateA.docx
+++ b/public/templates/TemplateA.docx
@@ -1821,7 +1821,7 @@
       <w:spacing w:before="0" w:after="0"/>
     </w:pPr>
     <w:pict>
-      <v:shape id="cornerMarkerOverlay" o:spid="_x0000_s1026" type="#_x0000_t202" filled="f" stroked="f" style="width:2.75in;height:0.55in;position:absolute;mso-position-horizontal-relative:page;mso-position-horizontal:right;margin-right:0.55in;mso-position-vertical-relative:page;top:0.12in;mso-wrap-style:none">
+      <v:shape id="cornerMarkerOverlay" o:spid="_x0000_s1026" type="#_x0000_t202" filled="f" stroked="f" style="width:2.75in;height:0.55in;position:absolute;mso-position-horizontal-relative:page;mso-position-horizontal:right;margin-right:0.65in;mso-position-vertical-relative:page;top:0.12in;mso-wrap-style:none">
         <v:textbox style="mso-fit-shape-to-text:t;" insetmode="auto">
           <w:txbxContent>
             <w:p>

--- a/public/templates/TemplateA.docx
+++ b/public/templates/TemplateA.docx
@@ -1776,8 +1776,8 @@
       </w:pPr>
     </w:p>
     <w:sectPr>
-      <w:footerReference w:type="first" r:id="rId18"/>
-      <w:footerReference w:type="default" r:id="rId17"/>
+      <w:headerReference w:type="first" r:id="rId16"/>
+      <w:headerReference w:type="default" r:id="rId15"/>
       <w:pgSz w:w="12240" w:h="15840"/>
       <w:pgMar w:top="1200" w:right="720" w:bottom="720" w:left="720" w:header="0" w:footer="0" w:gutter="0"/>
       <w:pgBorders w:offsetFrom="page">
@@ -1814,8 +1814,27 @@
 </w:endnotes>
 </file>
 
-<file path=word/footer1.xml><?xml version="1.0" encoding="utf-8"?>
-<w:ftr xmlns:w="http://schemas.openxmlformats.org/wordprocessingml/2006/main" xmlns:r="http://schemas.openxmlformats.org/officeDocument/2006/relationships" xmlns:v="urn:schemas-microsoft-com:vml" xmlns:o="urn:schemas-microsoft-com:office:office" xmlns:mc="http://schemas.openxmlformats.org/markup-compatibility/2006" mc:Ignorable="w14 w15 w16se w16cid w16 w16cex w16sdtdh w16sdtfl w16du wp14">
+<file path=word/footnotes.xml><?xml version="1.0" encoding="utf-8"?>
+<w:footnotes xmlns:wpc="http://schemas.microsoft.com/office/word/2010/wordprocessingCanvas" xmlns:cx="http://schemas.microsoft.com/office/drawing/2014/chartex" xmlns:cx1="http://schemas.microsoft.com/office/drawing/2015/9/8/chartex" xmlns:cx2="http://schemas.microsoft.com/office/drawing/2015/10/21/chartex" xmlns:cx3="http://schemas.microsoft.com/office/drawing/2016/5/9/chartex" xmlns:cx4="http://schemas.microsoft.com/office/drawing/2016/5/10/chartex" xmlns:cx5="http://schemas.microsoft.com/office/drawing/2016/5/11/chartex" xmlns:cx6="http://schemas.microsoft.com/office/drawing/2016/5/12/chartex" xmlns:cx7="http://schemas.microsoft.com/office/drawing/2016/5/13/chartex" xmlns:cx8="http://schemas.microsoft.com/office/drawing/2016/5/14/chartex" xmlns:mc="http://schemas.openxmlformats.org/markup-compatibility/2006" xmlns:aink="http://schemas.microsoft.com/office/drawing/2016/ink" xmlns:am3d="http://schemas.microsoft.com/office/drawing/2017/model3d" xmlns:o="urn:schemas-microsoft-com:office:office" xmlns:oel="http://schemas.microsoft.com/office/2019/extlst" xmlns:r="http://schemas.openxmlformats.org/officeDocument/2006/relationships" xmlns:m="http://schemas.openxmlformats.org/officeDocument/2006/math" xmlns:v="urn:schemas-microsoft-com:vml" xmlns:wp14="http://schemas.microsoft.com/office/word/2010/wordprocessingDrawing" xmlns:wp="http://schemas.openxmlformats.org/drawingml/2006/wordprocessingDrawing" xmlns:w10="urn:schemas-microsoft-com:office:word" xmlns:w="http://schemas.openxmlformats.org/wordprocessingml/2006/main" xmlns:w14="http://schemas.microsoft.com/office/word/2010/wordml" xmlns:w15="http://schemas.microsoft.com/office/word/2012/wordml" xmlns:w16cex="http://schemas.microsoft.com/office/word/2018/wordml/cex" xmlns:w16cid="http://schemas.microsoft.com/office/word/2016/wordml/cid" xmlns:w16="http://schemas.microsoft.com/office/word/2018/wordml" xmlns:w16du="http://schemas.microsoft.com/office/word/2023/wordml/word16du" xmlns:w16sdtdh="http://schemas.microsoft.com/office/word/2020/wordml/sdtdatahash" xmlns:w16sdtfl="http://schemas.microsoft.com/office/word/2024/wordml/sdtformatlock" xmlns:w16se="http://schemas.microsoft.com/office/word/2015/wordml/symex" xmlns:wpg="http://schemas.microsoft.com/office/word/2010/wordprocessingGroup" xmlns:wpi="http://schemas.microsoft.com/office/word/2010/wordprocessingInk" xmlns:wne="http://schemas.microsoft.com/office/word/2006/wordml" xmlns:wps="http://schemas.microsoft.com/office/word/2010/wordprocessingShape" mc:Ignorable="w14 w15 w16se w16cid w16 w16cex w16sdtdh w16sdtfl w16du wp14">
+  <w:footnote w:type="separator" w:id="-1">
+    <w:p>
+      <w:r>
+        <w:separator/>
+      </w:r>
+    </w:p>
+  </w:footnote>
+  <w:footnote w:type="continuationSeparator" w:id="0">
+    <w:p>
+      <w:r>
+        <w:continuationSeparator/>
+      </w:r>
+    </w:p>
+  </w:footnote>
+</w:footnotes>
+</file>
+
+<file path=word/header1.xml><?xml version="1.0" encoding="utf-8"?>
+<w:hdr xmlns:w="http://schemas.openxmlformats.org/wordprocessingml/2006/main" xmlns:r="http://schemas.openxmlformats.org/officeDocument/2006/relationships" xmlns:v="urn:schemas-microsoft-com:vml" xmlns:o="urn:schemas-microsoft-com:office:office" xmlns:mc="http://schemas.openxmlformats.org/markup-compatibility/2006" mc:Ignorable="w14 w15 w16se w16cid w16 w16cex w16sdtdh w16sdtfl w16du wp14">
   <w:p>
     <w:pPr>
       <w:spacing w:before="0" w:after="0"/>
@@ -1831,6 +1850,7 @@
               </w:pPr>
               <w:r>
                 <w:rPr>
+                  <w:b/>
                   <w:sz w:val="14"/>
                   <w:color w:val="666666"/>
                 </w:rPr>
@@ -1841,6 +1861,7 @@
               </w:r>
               <w:r>
                 <w:rPr>
+                  <w:b/>
                   <w:sz w:val="14"/>
                   <w:color w:val="999999"/>
                 </w:rPr>
@@ -1857,6 +1878,7 @@
               </w:r>
               <w:r>
                 <w:rPr>
+                  <w:b/>
                   <w:sz w:val="14"/>
                   <w:color w:val="999999"/>
                 </w:rPr>
@@ -1871,40 +1893,11 @@
       </v:shape>
     </w:pict>
   </w:p>
-</w:ftr>
+</w:hdr>
 </file>
 
-<file path=word/footer2.xml><?xml version="1.0" encoding="utf-8"?>
-<w:ftr xmlns:w="http://schemas.openxmlformats.org/wordprocessingml/2006/main"/>
-</file>
-
-<file path=word/footer3.xml><?xml version="1.0" encoding="utf-8"?>
-<w:ftr xmlns:wpc="http://schemas.microsoft.com/office/word/2010/wordprocessingCanvas" xmlns:cx="http://schemas.microsoft.com/office/drawing/2014/chartex" xmlns:cx1="http://schemas.microsoft.com/office/drawing/2015/9/8/chartex" xmlns:cx2="http://schemas.microsoft.com/office/drawing/2015/10/21/chartex" xmlns:cx3="http://schemas.microsoft.com/office/drawing/2016/5/9/chartex" xmlns:cx4="http://schemas.microsoft.com/office/drawing/2016/5/10/chartex" xmlns:cx5="http://schemas.microsoft.com/office/drawing/2016/5/11/chartex" xmlns:cx6="http://schemas.microsoft.com/office/drawing/2016/5/12/chartex" xmlns:cx7="http://schemas.microsoft.com/office/drawing/2016/5/13/chartex" xmlns:cx8="http://schemas.microsoft.com/office/drawing/2016/5/14/chartex" xmlns:mc="http://schemas.openxmlformats.org/markup-compatibility/2006" xmlns:aink="http://schemas.microsoft.com/office/drawing/2016/ink" xmlns:am3d="http://schemas.microsoft.com/office/drawing/2017/model3d" xmlns:o="urn:schemas-microsoft-com:office:office" xmlns:oel="http://schemas.microsoft.com/office/2019/extlst" xmlns:r="http://schemas.openxmlformats.org/officeDocument/2006/relationships" xmlns:m="http://schemas.openxmlformats.org/officeDocument/2006/math" xmlns:v="urn:schemas-microsoft-com:vml" xmlns:wp14="http://schemas.microsoft.com/office/word/2010/wordprocessingDrawing" xmlns:wp="http://schemas.openxmlformats.org/drawingml/2006/wordprocessingDrawing" xmlns:w10="urn:schemas-microsoft-com:office:word" xmlns:w="http://schemas.openxmlformats.org/wordprocessingml/2006/main" xmlns:w14="http://schemas.microsoft.com/office/word/2010/wordml" xmlns:w15="http://schemas.microsoft.com/office/word/2012/wordml" xmlns:w16cex="http://schemas.microsoft.com/office/word/2018/wordml/cex" xmlns:w16cid="http://schemas.microsoft.com/office/word/2016/wordml/cid" xmlns:w16="http://schemas.microsoft.com/office/word/2018/wordml" xmlns:w16du="http://schemas.microsoft.com/office/word/2023/wordml/word16du" xmlns:w16sdtdh="http://schemas.microsoft.com/office/word/2020/wordml/sdtdatahash" xmlns:w16sdtfl="http://schemas.microsoft.com/office/word/2024/wordml/sdtformatlock" xmlns:w16se="http://schemas.microsoft.com/office/word/2015/wordml/symex" xmlns:wpg="http://schemas.microsoft.com/office/word/2010/wordprocessingGroup" xmlns:wpi="http://schemas.microsoft.com/office/word/2010/wordprocessingInk" xmlns:wne="http://schemas.microsoft.com/office/word/2006/wordml" xmlns:wps="http://schemas.microsoft.com/office/word/2010/wordprocessingShape" mc:Ignorable="w14 w15 w16se w16cid w16 w16cex w16sdtdh w16sdtfl w16du wp14">
-  <w:p>
-    <w:pPr>
-      <w:pStyle w:val="Footer"/>
-    </w:pPr>
-  </w:p>
-</w:ftr>
-</file>
-
-<file path=word/footnotes.xml><?xml version="1.0" encoding="utf-8"?>
-<w:footnotes xmlns:wpc="http://schemas.microsoft.com/office/word/2010/wordprocessingCanvas" xmlns:cx="http://schemas.microsoft.com/office/drawing/2014/chartex" xmlns:cx1="http://schemas.microsoft.com/office/drawing/2015/9/8/chartex" xmlns:cx2="http://schemas.microsoft.com/office/drawing/2015/10/21/chartex" xmlns:cx3="http://schemas.microsoft.com/office/drawing/2016/5/9/chartex" xmlns:cx4="http://schemas.microsoft.com/office/drawing/2016/5/10/chartex" xmlns:cx5="http://schemas.microsoft.com/office/drawing/2016/5/11/chartex" xmlns:cx6="http://schemas.microsoft.com/office/drawing/2016/5/12/chartex" xmlns:cx7="http://schemas.microsoft.com/office/drawing/2016/5/13/chartex" xmlns:cx8="http://schemas.microsoft.com/office/drawing/2016/5/14/chartex" xmlns:mc="http://schemas.openxmlformats.org/markup-compatibility/2006" xmlns:aink="http://schemas.microsoft.com/office/drawing/2016/ink" xmlns:am3d="http://schemas.microsoft.com/office/drawing/2017/model3d" xmlns:o="urn:schemas-microsoft-com:office:office" xmlns:oel="http://schemas.microsoft.com/office/2019/extlst" xmlns:r="http://schemas.openxmlformats.org/officeDocument/2006/relationships" xmlns:m="http://schemas.openxmlformats.org/officeDocument/2006/math" xmlns:v="urn:schemas-microsoft-com:vml" xmlns:wp14="http://schemas.microsoft.com/office/word/2010/wordprocessingDrawing" xmlns:wp="http://schemas.openxmlformats.org/drawingml/2006/wordprocessingDrawing" xmlns:w10="urn:schemas-microsoft-com:office:word" xmlns:w="http://schemas.openxmlformats.org/wordprocessingml/2006/main" xmlns:w14="http://schemas.microsoft.com/office/word/2010/wordml" xmlns:w15="http://schemas.microsoft.com/office/word/2012/wordml" xmlns:w16cex="http://schemas.microsoft.com/office/word/2018/wordml/cex" xmlns:w16cid="http://schemas.microsoft.com/office/word/2016/wordml/cid" xmlns:w16="http://schemas.microsoft.com/office/word/2018/wordml" xmlns:w16du="http://schemas.microsoft.com/office/word/2023/wordml/word16du" xmlns:w16sdtdh="http://schemas.microsoft.com/office/word/2020/wordml/sdtdatahash" xmlns:w16sdtfl="http://schemas.microsoft.com/office/word/2024/wordml/sdtformatlock" xmlns:w16se="http://schemas.microsoft.com/office/word/2015/wordml/symex" xmlns:wpg="http://schemas.microsoft.com/office/word/2010/wordprocessingGroup" xmlns:wpi="http://schemas.microsoft.com/office/word/2010/wordprocessingInk" xmlns:wne="http://schemas.microsoft.com/office/word/2006/wordml" xmlns:wps="http://schemas.microsoft.com/office/word/2010/wordprocessingShape" mc:Ignorable="w14 w15 w16se w16cid w16 w16cex w16sdtdh w16sdtfl w16du wp14">
-  <w:footnote w:type="separator" w:id="-1">
-    <w:p>
-      <w:r>
-        <w:separator/>
-      </w:r>
-    </w:p>
-  </w:footnote>
-  <w:footnote w:type="continuationSeparator" w:id="0">
-    <w:p>
-      <w:r>
-        <w:continuationSeparator/>
-      </w:r>
-    </w:p>
-  </w:footnote>
-</w:footnotes>
+<file path=word/header2.xml><?xml version="1.0" encoding="utf-8"?>
+<w:hdr xmlns:w="http://schemas.openxmlformats.org/wordprocessingml/2006/main"/>
 </file>
 
 <file path=word/numbering.xml><?xml version="1.0" encoding="utf-8"?>

--- a/public/templates/TemplateA.docx
+++ b/public/templates/TemplateA.docx
@@ -1776,10 +1776,10 @@
       </w:pPr>
     </w:p>
     <w:sectPr>
-      <w:footerReference w:type="first" r:id="rId18"/>
-      <w:footerReference w:type="default" r:id="rId17"/>
+      <w:headerReference w:type="first" r:id="rId16"/>
+      <w:headerReference w:type="default" r:id="rId15"/>
       <w:pgSz w:w="12240" w:h="15840"/>
-      <w:pgMar w:top="1200" w:right="720" w:bottom="720" w:left="720" w:header="0" w:footer="0" w:gutter="0"/>
+      <w:pgMar w:top="1200" w:right="720" w:bottom="720" w:left="720" w:header="180" w:footer="0" w:gutter="0"/>
       <w:pgBorders w:offsetFrom="page">
         <w:top w:val="thinThickLargeGap" w:sz="24" w:space="24" w:color="943634" w:themeColor="accent2" w:themeShade="BF"/>
         <w:left w:val="thinThickLargeGap" w:sz="24" w:space="24" w:color="943634" w:themeColor="accent2" w:themeShade="BF"/>
@@ -1814,97 +1814,72 @@
 </w:endnotes>
 </file>
 
-<file path=word/footer1.xml><?xml version="1.0" encoding="utf-8"?>
-<w:ftr xmlns:w="http://schemas.openxmlformats.org/wordprocessingml/2006/main" xmlns:r="http://schemas.openxmlformats.org/officeDocument/2006/relationships" xmlns:v="urn:schemas-microsoft-com:vml" xmlns:o="urn:schemas-microsoft-com:office:office" xmlns:mc="http://schemas.openxmlformats.org/markup-compatibility/2006" mc:Ignorable="w14 w15 w16se w16cid w16 w16cex w16sdtdh w16sdtfl w16du wp14">
+<file path=word/footnotes.xml><?xml version="1.0" encoding="utf-8"?>
+<w:footnotes xmlns:wpc="http://schemas.microsoft.com/office/word/2010/wordprocessingCanvas" xmlns:cx="http://schemas.microsoft.com/office/drawing/2014/chartex" xmlns:cx1="http://schemas.microsoft.com/office/drawing/2015/9/8/chartex" xmlns:cx2="http://schemas.microsoft.com/office/drawing/2015/10/21/chartex" xmlns:cx3="http://schemas.microsoft.com/office/drawing/2016/5/9/chartex" xmlns:cx4="http://schemas.microsoft.com/office/drawing/2016/5/10/chartex" xmlns:cx5="http://schemas.microsoft.com/office/drawing/2016/5/11/chartex" xmlns:cx6="http://schemas.microsoft.com/office/drawing/2016/5/12/chartex" xmlns:cx7="http://schemas.microsoft.com/office/drawing/2016/5/13/chartex" xmlns:cx8="http://schemas.microsoft.com/office/drawing/2016/5/14/chartex" xmlns:mc="http://schemas.openxmlformats.org/markup-compatibility/2006" xmlns:aink="http://schemas.microsoft.com/office/drawing/2016/ink" xmlns:am3d="http://schemas.microsoft.com/office/drawing/2017/model3d" xmlns:o="urn:schemas-microsoft-com:office:office" xmlns:oel="http://schemas.microsoft.com/office/2019/extlst" xmlns:r="http://schemas.openxmlformats.org/officeDocument/2006/relationships" xmlns:m="http://schemas.openxmlformats.org/officeDocument/2006/math" xmlns:v="urn:schemas-microsoft-com:vml" xmlns:wp14="http://schemas.microsoft.com/office/word/2010/wordprocessingDrawing" xmlns:wp="http://schemas.openxmlformats.org/drawingml/2006/wordprocessingDrawing" xmlns:w10="urn:schemas-microsoft-com:office:word" xmlns:w="http://schemas.openxmlformats.org/wordprocessingml/2006/main" xmlns:w14="http://schemas.microsoft.com/office/word/2010/wordml" xmlns:w15="http://schemas.microsoft.com/office/word/2012/wordml" xmlns:w16cex="http://schemas.microsoft.com/office/word/2018/wordml/cex" xmlns:w16cid="http://schemas.microsoft.com/office/word/2016/wordml/cid" xmlns:w16="http://schemas.microsoft.com/office/word/2018/wordml" xmlns:w16du="http://schemas.microsoft.com/office/word/2023/wordml/word16du" xmlns:w16sdtdh="http://schemas.microsoft.com/office/word/2020/wordml/sdtdatahash" xmlns:w16sdtfl="http://schemas.microsoft.com/office/word/2024/wordml/sdtformatlock" xmlns:w16se="http://schemas.microsoft.com/office/word/2015/wordml/symex" xmlns:wpg="http://schemas.microsoft.com/office/word/2010/wordprocessingGroup" xmlns:wpi="http://schemas.microsoft.com/office/word/2010/wordprocessingInk" xmlns:wne="http://schemas.microsoft.com/office/word/2006/wordml" xmlns:wps="http://schemas.microsoft.com/office/word/2010/wordprocessingShape" mc:Ignorable="w14 w15 w16se w16cid w16 w16cex w16sdtdh w16sdtfl w16du wp14">
+  <w:footnote w:type="separator" w:id="-1">
+    <w:p>
+      <w:r>
+        <w:separator/>
+      </w:r>
+    </w:p>
+  </w:footnote>
+  <w:footnote w:type="continuationSeparator" w:id="0">
+    <w:p>
+      <w:r>
+        <w:continuationSeparator/>
+      </w:r>
+    </w:p>
+  </w:footnote>
+</w:footnotes>
+</file>
+
+<file path=word/header1.xml><?xml version="1.0" encoding="utf-8"?>
+<w:hdr xmlns:w="http://schemas.openxmlformats.org/wordprocessingml/2006/main">
   <w:p>
     <w:pPr>
       <w:spacing w:before="0" w:after="0"/>
+      <w:jc w:val="right"/>
     </w:pPr>
-    <w:pict>
-      <v:shape id="cornerMarkerOverlay" o:spid="_x0000_s1026" type="#_x0000_t202" filled="f" stroked="f" style="width:2.75in;height:0.55in;position:absolute;mso-position-horizontal-relative:page;mso-position-horizontal:right;margin-right:0.65in;mso-position-vertical-relative:page;top:0.12in;mso-wrap-style:none">
-        <v:textbox style="mso-fit-shape-to-text:t;" insetmode="auto">
-          <w:txbxContent>
-            <w:p>
-              <w:pPr>
-                <w:spacing w:before="0" w:after="0"/>
-                <w:jc w:val="right"/>
-              </w:pPr>
-              <w:r>
-                <w:rPr>
-                  <w:sz w:val="14"/>
-                  <w:color w:val="666666"/>
-                </w:rPr>
-                <w:t>{name}</w:t>
-              </w:r>
-              <w:r>
-                <w:br/>
-              </w:r>
-              <w:r>
-                <w:rPr>
-                  <w:sz w:val="14"/>
-                  <w:color w:val="999999"/>
-                </w:rPr>
-                <w:t>Page </w:t>
-              </w:r>
-              <w:r>
-                <w:fldChar w:fldCharType="begin"/>
-              </w:r>
-              <w:r>
-                <w:instrText xml:space="preserve"> PAGE </w:instrText>
-              </w:r>
-              <w:r>
-                <w:fldChar w:fldCharType="separate"/>
-              </w:r>
-              <w:r>
-                <w:rPr>
-                  <w:sz w:val="14"/>
-                  <w:color w:val="999999"/>
-                </w:rPr>
-                <w:t>1</w:t>
-              </w:r>
-              <w:r>
-                <w:fldChar w:fldCharType="end"/>
-              </w:r>
-            </w:p>
-          </w:txbxContent>
-        </v:textbox>
-      </v:shape>
-    </w:pict>
+    <w:r>
+      <w:rPr>
+        <w:b/>
+        <w:sz w:val="16"/>
+        <w:color w:val="333333"/>
+      </w:rPr>
+      <w:t>{name}</w:t>
+    </w:r>
+    <w:r>
+      <w:rPr>
+        <w:sz w:val="16"/>
+        <w:color w:val="666666"/>
+      </w:rPr>
+      <w:t xml:space="preserve">  |  Page </w:t>
+    </w:r>
+    <w:r>
+      <w:fldChar w:fldCharType="begin"/>
+    </w:r>
+    <w:r>
+      <w:instrText xml:space="preserve"> PAGE </w:instrText>
+    </w:r>
+    <w:r>
+      <w:fldChar w:fldCharType="separate"/>
+    </w:r>
+    <w:r>
+      <w:rPr>
+        <w:sz w:val="16"/>
+        <w:color w:val="666666"/>
+      </w:rPr>
+      <w:t>2</w:t>
+    </w:r>
+    <w:r>
+      <w:fldChar w:fldCharType="end"/>
+    </w:r>
   </w:p>
-</w:ftr>
+</w:hdr>
 </file>
 
-<file path=word/footer2.xml><?xml version="1.0" encoding="utf-8"?>
-<w:ftr xmlns:w="http://schemas.openxmlformats.org/wordprocessingml/2006/main"/>
-</file>
-
-<file path=word/footer3.xml><?xml version="1.0" encoding="utf-8"?>
-<w:ftr xmlns:wpc="http://schemas.microsoft.com/office/word/2010/wordprocessingCanvas" xmlns:cx="http://schemas.microsoft.com/office/drawing/2014/chartex" xmlns:cx1="http://schemas.microsoft.com/office/drawing/2015/9/8/chartex" xmlns:cx2="http://schemas.microsoft.com/office/drawing/2015/10/21/chartex" xmlns:cx3="http://schemas.microsoft.com/office/drawing/2016/5/9/chartex" xmlns:cx4="http://schemas.microsoft.com/office/drawing/2016/5/10/chartex" xmlns:cx5="http://schemas.microsoft.com/office/drawing/2016/5/11/chartex" xmlns:cx6="http://schemas.microsoft.com/office/drawing/2016/5/12/chartex" xmlns:cx7="http://schemas.microsoft.com/office/drawing/2016/5/13/chartex" xmlns:cx8="http://schemas.microsoft.com/office/drawing/2016/5/14/chartex" xmlns:mc="http://schemas.openxmlformats.org/markup-compatibility/2006" xmlns:aink="http://schemas.microsoft.com/office/drawing/2016/ink" xmlns:am3d="http://schemas.microsoft.com/office/drawing/2017/model3d" xmlns:o="urn:schemas-microsoft-com:office:office" xmlns:oel="http://schemas.microsoft.com/office/2019/extlst" xmlns:r="http://schemas.openxmlformats.org/officeDocument/2006/relationships" xmlns:m="http://schemas.openxmlformats.org/officeDocument/2006/math" xmlns:v="urn:schemas-microsoft-com:vml" xmlns:wp14="http://schemas.microsoft.com/office/word/2010/wordprocessingDrawing" xmlns:wp="http://schemas.openxmlformats.org/drawingml/2006/wordprocessingDrawing" xmlns:w10="urn:schemas-microsoft-com:office:word" xmlns:w="http://schemas.openxmlformats.org/wordprocessingml/2006/main" xmlns:w14="http://schemas.microsoft.com/office/word/2010/wordml" xmlns:w15="http://schemas.microsoft.com/office/word/2012/wordml" xmlns:w16cex="http://schemas.microsoft.com/office/word/2018/wordml/cex" xmlns:w16cid="http://schemas.microsoft.com/office/word/2016/wordml/cid" xmlns:w16="http://schemas.microsoft.com/office/word/2018/wordml" xmlns:w16du="http://schemas.microsoft.com/office/word/2023/wordml/word16du" xmlns:w16sdtdh="http://schemas.microsoft.com/office/word/2020/wordml/sdtdatahash" xmlns:w16sdtfl="http://schemas.microsoft.com/office/word/2024/wordml/sdtformatlock" xmlns:w16se="http://schemas.microsoft.com/office/word/2015/wordml/symex" xmlns:wpg="http://schemas.microsoft.com/office/word/2010/wordprocessingGroup" xmlns:wpi="http://schemas.microsoft.com/office/word/2010/wordprocessingInk" xmlns:wne="http://schemas.microsoft.com/office/word/2006/wordml" xmlns:wps="http://schemas.microsoft.com/office/word/2010/wordprocessingShape" mc:Ignorable="w14 w15 w16se w16cid w16 w16cex w16sdtdh w16sdtfl w16du wp14">
-  <w:p>
-    <w:pPr>
-      <w:pStyle w:val="Footer"/>
-    </w:pPr>
-  </w:p>
-</w:ftr>
-</file>
-
-<file path=word/footnotes.xml><?xml version="1.0" encoding="utf-8"?>
-<w:footnotes xmlns:wpc="http://schemas.microsoft.com/office/word/2010/wordprocessingCanvas" xmlns:cx="http://schemas.microsoft.com/office/drawing/2014/chartex" xmlns:cx1="http://schemas.microsoft.com/office/drawing/2015/9/8/chartex" xmlns:cx2="http://schemas.microsoft.com/office/drawing/2015/10/21/chartex" xmlns:cx3="http://schemas.microsoft.com/office/drawing/2016/5/9/chartex" xmlns:cx4="http://schemas.microsoft.com/office/drawing/2016/5/10/chartex" xmlns:cx5="http://schemas.microsoft.com/office/drawing/2016/5/11/chartex" xmlns:cx6="http://schemas.microsoft.com/office/drawing/2016/5/12/chartex" xmlns:cx7="http://schemas.microsoft.com/office/drawing/2016/5/13/chartex" xmlns:cx8="http://schemas.microsoft.com/office/drawing/2016/5/14/chartex" xmlns:mc="http://schemas.openxmlformats.org/markup-compatibility/2006" xmlns:aink="http://schemas.microsoft.com/office/drawing/2016/ink" xmlns:am3d="http://schemas.microsoft.com/office/drawing/2017/model3d" xmlns:o="urn:schemas-microsoft-com:office:office" xmlns:oel="http://schemas.microsoft.com/office/2019/extlst" xmlns:r="http://schemas.openxmlformats.org/officeDocument/2006/relationships" xmlns:m="http://schemas.openxmlformats.org/officeDocument/2006/math" xmlns:v="urn:schemas-microsoft-com:vml" xmlns:wp14="http://schemas.microsoft.com/office/word/2010/wordprocessingDrawing" xmlns:wp="http://schemas.openxmlformats.org/drawingml/2006/wordprocessingDrawing" xmlns:w10="urn:schemas-microsoft-com:office:word" xmlns:w="http://schemas.openxmlformats.org/wordprocessingml/2006/main" xmlns:w14="http://schemas.microsoft.com/office/word/2010/wordml" xmlns:w15="http://schemas.microsoft.com/office/word/2012/wordml" xmlns:w16cex="http://schemas.microsoft.com/office/word/2018/wordml/cex" xmlns:w16cid="http://schemas.microsoft.com/office/word/2016/wordml/cid" xmlns:w16="http://schemas.microsoft.com/office/word/2018/wordml" xmlns:w16du="http://schemas.microsoft.com/office/word/2023/wordml/word16du" xmlns:w16sdtdh="http://schemas.microsoft.com/office/word/2020/wordml/sdtdatahash" xmlns:w16sdtfl="http://schemas.microsoft.com/office/word/2024/wordml/sdtformatlock" xmlns:w16se="http://schemas.microsoft.com/office/word/2015/wordml/symex" xmlns:wpg="http://schemas.microsoft.com/office/word/2010/wordprocessingGroup" xmlns:wpi="http://schemas.microsoft.com/office/word/2010/wordprocessingInk" xmlns:wne="http://schemas.microsoft.com/office/word/2006/wordml" xmlns:wps="http://schemas.microsoft.com/office/word/2010/wordprocessingShape" mc:Ignorable="w14 w15 w16se w16cid w16 w16cex w16sdtdh w16sdtfl w16du wp14">
-  <w:footnote w:type="separator" w:id="-1">
-    <w:p>
-      <w:r>
-        <w:separator/>
-      </w:r>
-    </w:p>
-  </w:footnote>
-  <w:footnote w:type="continuationSeparator" w:id="0">
-    <w:p>
-      <w:r>
-        <w:continuationSeparator/>
-      </w:r>
-    </w:p>
-  </w:footnote>
-</w:footnotes>
+<file path=word/header2.xml><?xml version="1.0" encoding="utf-8"?>
+<w:hdr xmlns:w="http://schemas.openxmlformats.org/wordprocessingml/2006/main"/>
 </file>
 
 <file path=word/numbering.xml><?xml version="1.0" encoding="utf-8"?>

--- a/public/templates/TemplateA.docx
+++ b/public/templates/TemplateA.docx
@@ -1838,6 +1838,7 @@
   <w:p>
     <w:pPr>
       <w:spacing w:before="0" w:after="0"/>
+      <w:ind w:right="720"/>
       <w:jc w:val="right"/>
     </w:pPr>
     <w:r>
